--- a/doc/Linux_notes.docx
+++ b/doc/Linux_notes.docx
@@ -2,6 +2,7 @@
 <file path=word/document.xml><?xml version="1.0" encoding="utf-8"?>
 <w:document xmlns:wpc="http://schemas.microsoft.com/office/word/2010/wordprocessingCanvas" xmlns:mc="http://schemas.openxmlformats.org/markup-compatibility/2006" xmlns:o="urn:schemas-microsoft-com:office:office" xmlns:r="http://schemas.openxmlformats.org/officeDocument/2006/relationships" xmlns:m="http://schemas.openxmlformats.org/officeDocument/2006/math" xmlns:v="urn:schemas-microsoft-com:vml" xmlns:wp14="http://schemas.microsoft.com/office/word/2010/wordprocessingDrawing" xmlns:wp="http://schemas.openxmlformats.org/drawingml/2006/wordprocessingDrawing" xmlns:w10="urn:schemas-microsoft-com:office:word" xmlns:w="http://schemas.openxmlformats.org/wordprocessingml/2006/main" xmlns:w14="http://schemas.microsoft.com/office/word/2010/wordml" xmlns:wpg="http://schemas.microsoft.com/office/word/2010/wordprocessingGroup" xmlns:wpi="http://schemas.microsoft.com/office/word/2010/wordprocessingInk" xmlns:wne="http://schemas.microsoft.com/office/word/2006/wordml" xmlns:wps="http://schemas.microsoft.com/office/word/2010/wordprocessingShape" mc:Ignorable="w14 wp14">
   <w:body>
+    <w:bookmarkStart w:id="0" w:name="_GoBack" w:displacedByCustomXml="next"/>
     <w:sdt>
       <w:sdtPr>
         <w:rPr>
@@ -53,7 +54,7 @@
           <w:r>
             <w:fldChar w:fldCharType="separate"/>
           </w:r>
-          <w:hyperlink w:anchor="_Toc398673162" w:history="1">
+          <w:hyperlink w:anchor="_Toc399441556" w:history="1">
             <w:r>
               <w:rPr>
                 <w:rStyle w:val="Hyperlink"/>
@@ -80,7 +81,7 @@
                 <w:noProof/>
                 <w:webHidden/>
               </w:rPr>
-              <w:instrText xml:space="preserve"> PAGEREF _Toc398673162 \h </w:instrText>
+              <w:instrText xml:space="preserve"> PAGEREF _Toc399441556 \h </w:instrText>
             </w:r>
             <w:r>
               <w:rPr>
@@ -122,7 +123,7 @@
               <w:noProof/>
             </w:rPr>
           </w:pPr>
-          <w:hyperlink w:anchor="_Toc398673163" w:history="1">
+          <w:hyperlink w:anchor="_Toc399441557" w:history="1">
             <w:r>
               <w:rPr>
                 <w:rStyle w:val="Hyperlink"/>
@@ -149,7 +150,7 @@
                 <w:noProof/>
                 <w:webHidden/>
               </w:rPr>
-              <w:instrText xml:space="preserve"> PAGEREF _Toc398673163 \h </w:instrText>
+              <w:instrText xml:space="preserve"> PAGEREF _Toc399441557 \h </w:instrText>
             </w:r>
             <w:r>
               <w:rPr>
@@ -191,7 +192,7 @@
               <w:noProof/>
             </w:rPr>
           </w:pPr>
-          <w:hyperlink w:anchor="_Toc398673164" w:history="1">
+          <w:hyperlink w:anchor="_Toc399441558" w:history="1">
             <w:r>
               <w:rPr>
                 <w:rStyle w:val="Hyperlink"/>
@@ -218,7 +219,7 @@
                 <w:noProof/>
                 <w:webHidden/>
               </w:rPr>
-              <w:instrText xml:space="preserve"> PAGEREF _Toc398673164 \h </w:instrText>
+              <w:instrText xml:space="preserve"> PAGEREF _Toc399441558 \h </w:instrText>
             </w:r>
             <w:r>
               <w:rPr>
@@ -260,7 +261,7 @@
               <w:noProof/>
             </w:rPr>
           </w:pPr>
-          <w:hyperlink w:anchor="_Toc398673165" w:history="1">
+          <w:hyperlink w:anchor="_Toc399441559" w:history="1">
             <w:r>
               <w:rPr>
                 <w:rStyle w:val="Hyperlink"/>
@@ -287,7 +288,7 @@
                 <w:noProof/>
                 <w:webHidden/>
               </w:rPr>
-              <w:instrText xml:space="preserve"> PAGEREF _Toc398673165 \h </w:instrText>
+              <w:instrText xml:space="preserve"> PAGEREF _Toc399441559 \h </w:instrText>
             </w:r>
             <w:r>
               <w:rPr>
@@ -329,7 +330,7 @@
               <w:noProof/>
             </w:rPr>
           </w:pPr>
-          <w:hyperlink w:anchor="_Toc398673166" w:history="1">
+          <w:hyperlink w:anchor="_Toc399441560" w:history="1">
             <w:r>
               <w:rPr>
                 <w:rStyle w:val="Hyperlink"/>
@@ -356,7 +357,7 @@
                 <w:noProof/>
                 <w:webHidden/>
               </w:rPr>
-              <w:instrText xml:space="preserve"> PAGEREF _Toc398673166 \h </w:instrText>
+              <w:instrText xml:space="preserve"> PAGEREF _Toc399441560 \h </w:instrText>
             </w:r>
             <w:r>
               <w:rPr>
@@ -398,7 +399,7 @@
               <w:noProof/>
             </w:rPr>
           </w:pPr>
-          <w:hyperlink w:anchor="_Toc398673167" w:history="1">
+          <w:hyperlink w:anchor="_Toc399441561" w:history="1">
             <w:r>
               <w:rPr>
                 <w:rStyle w:val="Hyperlink"/>
@@ -425,7 +426,7 @@
                 <w:noProof/>
                 <w:webHidden/>
               </w:rPr>
-              <w:instrText xml:space="preserve"> PAGEREF _Toc398673167 \h </w:instrText>
+              <w:instrText xml:space="preserve"> PAGEREF _Toc399441561 \h </w:instrText>
             </w:r>
             <w:r>
               <w:rPr>
@@ -467,7 +468,7 @@
               <w:noProof/>
             </w:rPr>
           </w:pPr>
-          <w:hyperlink w:anchor="_Toc398673168" w:history="1">
+          <w:hyperlink w:anchor="_Toc399441562" w:history="1">
             <w:r>
               <w:rPr>
                 <w:rStyle w:val="Hyperlink"/>
@@ -494,7 +495,7 @@
                 <w:noProof/>
                 <w:webHidden/>
               </w:rPr>
-              <w:instrText xml:space="preserve"> PAGEREF _Toc398673168 \h </w:instrText>
+              <w:instrText xml:space="preserve"> PAGEREF _Toc399441562 \h </w:instrText>
             </w:r>
             <w:r>
               <w:rPr>
@@ -536,7 +537,7 @@
               <w:noProof/>
             </w:rPr>
           </w:pPr>
-          <w:hyperlink w:anchor="_Toc398673169" w:history="1">
+          <w:hyperlink w:anchor="_Toc399441563" w:history="1">
             <w:r>
               <w:rPr>
                 <w:rStyle w:val="Hyperlink"/>
@@ -563,7 +564,7 @@
                 <w:noProof/>
                 <w:webHidden/>
               </w:rPr>
-              <w:instrText xml:space="preserve"> PAGEREF _Toc398673169 \h </w:instrText>
+              <w:instrText xml:space="preserve"> PAGEREF _Toc399441563 \h </w:instrText>
             </w:r>
             <w:r>
               <w:rPr>
@@ -605,7 +606,7 @@
               <w:noProof/>
             </w:rPr>
           </w:pPr>
-          <w:hyperlink w:anchor="_Toc398673170" w:history="1">
+          <w:hyperlink w:anchor="_Toc399441564" w:history="1">
             <w:r>
               <w:rPr>
                 <w:rStyle w:val="Hyperlink"/>
@@ -632,7 +633,7 @@
                 <w:noProof/>
                 <w:webHidden/>
               </w:rPr>
-              <w:instrText xml:space="preserve"> PAGEREF _Toc398673170 \h </w:instrText>
+              <w:instrText xml:space="preserve"> PAGEREF _Toc399441564 \h </w:instrText>
             </w:r>
             <w:r>
               <w:rPr>
@@ -674,7 +675,7 @@
               <w:noProof/>
             </w:rPr>
           </w:pPr>
-          <w:hyperlink w:anchor="_Toc398673171" w:history="1">
+          <w:hyperlink w:anchor="_Toc399441565" w:history="1">
             <w:r>
               <w:rPr>
                 <w:rStyle w:val="Hyperlink"/>
@@ -701,7 +702,7 @@
                 <w:noProof/>
                 <w:webHidden/>
               </w:rPr>
-              <w:instrText xml:space="preserve"> PAGEREF _Toc398673171 \h </w:instrText>
+              <w:instrText xml:space="preserve"> PAGEREF _Toc399441565 \h </w:instrText>
             </w:r>
             <w:r>
               <w:rPr>
@@ -743,7 +744,7 @@
               <w:noProof/>
             </w:rPr>
           </w:pPr>
-          <w:hyperlink w:anchor="_Toc398673172" w:history="1">
+          <w:hyperlink w:anchor="_Toc399441566" w:history="1">
             <w:r>
               <w:rPr>
                 <w:rStyle w:val="Hyperlink"/>
@@ -770,7 +771,7 @@
                 <w:noProof/>
                 <w:webHidden/>
               </w:rPr>
-              <w:instrText xml:space="preserve"> PAGEREF _Toc398673172 \h </w:instrText>
+              <w:instrText xml:space="preserve"> PAGEREF _Toc399441566 \h </w:instrText>
             </w:r>
             <w:r>
               <w:rPr>
@@ -812,7 +813,7 @@
               <w:noProof/>
             </w:rPr>
           </w:pPr>
-          <w:hyperlink w:anchor="_Toc398673173" w:history="1">
+          <w:hyperlink w:anchor="_Toc399441567" w:history="1">
             <w:r>
               <w:rPr>
                 <w:rStyle w:val="Hyperlink"/>
@@ -839,7 +840,7 @@
                 <w:noProof/>
                 <w:webHidden/>
               </w:rPr>
-              <w:instrText xml:space="preserve"> PAGEREF _Toc398673173 \h </w:instrText>
+              <w:instrText xml:space="preserve"> PAGEREF _Toc399441567 \h </w:instrText>
             </w:r>
             <w:r>
               <w:rPr>
@@ -881,7 +882,7 @@
               <w:noProof/>
             </w:rPr>
           </w:pPr>
-          <w:hyperlink w:anchor="_Toc398673174" w:history="1">
+          <w:hyperlink w:anchor="_Toc399441568" w:history="1">
             <w:r>
               <w:rPr>
                 <w:rStyle w:val="Hyperlink"/>
@@ -908,7 +909,7 @@
                 <w:noProof/>
                 <w:webHidden/>
               </w:rPr>
-              <w:instrText xml:space="preserve"> PAGEREF _Toc398673174 \h </w:instrText>
+              <w:instrText xml:space="preserve"> PAGEREF _Toc399441568 \h </w:instrText>
             </w:r>
             <w:r>
               <w:rPr>
@@ -950,7 +951,7 @@
               <w:noProof/>
             </w:rPr>
           </w:pPr>
-          <w:hyperlink w:anchor="_Toc398673175" w:history="1">
+          <w:hyperlink w:anchor="_Toc399441569" w:history="1">
             <w:r>
               <w:rPr>
                 <w:rStyle w:val="Hyperlink"/>
@@ -977,7 +978,7 @@
                 <w:noProof/>
                 <w:webHidden/>
               </w:rPr>
-              <w:instrText xml:space="preserve"> PAGEREF _Toc398673175 \h </w:instrText>
+              <w:instrText xml:space="preserve"> PAGEREF _Toc399441569 \h </w:instrText>
             </w:r>
             <w:r>
               <w:rPr>
@@ -1019,7 +1020,7 @@
               <w:noProof/>
             </w:rPr>
           </w:pPr>
-          <w:hyperlink w:anchor="_Toc398673176" w:history="1">
+          <w:hyperlink w:anchor="_Toc399441570" w:history="1">
             <w:r>
               <w:rPr>
                 <w:rStyle w:val="Hyperlink"/>
@@ -1046,7 +1047,7 @@
                 <w:noProof/>
                 <w:webHidden/>
               </w:rPr>
-              <w:instrText xml:space="preserve"> PAGEREF _Toc398673176 \h </w:instrText>
+              <w:instrText xml:space="preserve"> PAGEREF _Toc399441570 \h </w:instrText>
             </w:r>
             <w:r>
               <w:rPr>
@@ -1088,7 +1089,7 @@
               <w:noProof/>
             </w:rPr>
           </w:pPr>
-          <w:hyperlink w:anchor="_Toc398673177" w:history="1">
+          <w:hyperlink w:anchor="_Toc399441571" w:history="1">
             <w:r>
               <w:rPr>
                 <w:rStyle w:val="Hyperlink"/>
@@ -1115,7 +1116,7 @@
                 <w:noProof/>
                 <w:webHidden/>
               </w:rPr>
-              <w:instrText xml:space="preserve"> PAGEREF _Toc398673177 \h </w:instrText>
+              <w:instrText xml:space="preserve"> PAGEREF _Toc399441571 \h </w:instrText>
             </w:r>
             <w:r>
               <w:rPr>
@@ -1157,7 +1158,7 @@
               <w:noProof/>
             </w:rPr>
           </w:pPr>
-          <w:hyperlink w:anchor="_Toc398673178" w:history="1">
+          <w:hyperlink w:anchor="_Toc399441572" w:history="1">
             <w:r>
               <w:rPr>
                 <w:rStyle w:val="Hyperlink"/>
@@ -1184,7 +1185,7 @@
                 <w:noProof/>
                 <w:webHidden/>
               </w:rPr>
-              <w:instrText xml:space="preserve"> PAGEREF _Toc398673178 \h </w:instrText>
+              <w:instrText xml:space="preserve"> PAGEREF _Toc399441572 \h </w:instrText>
             </w:r>
             <w:r>
               <w:rPr>
@@ -1226,7 +1227,7 @@
               <w:noProof/>
             </w:rPr>
           </w:pPr>
-          <w:hyperlink w:anchor="_Toc398673179" w:history="1">
+          <w:hyperlink w:anchor="_Toc399441573" w:history="1">
             <w:r>
               <w:rPr>
                 <w:rStyle w:val="Hyperlink"/>
@@ -1253,7 +1254,76 @@
                 <w:noProof/>
                 <w:webHidden/>
               </w:rPr>
-              <w:instrText xml:space="preserve"> PAGEREF _Toc398673179 \h </w:instrText>
+              <w:instrText xml:space="preserve"> PAGEREF _Toc399441573 \h </w:instrText>
+            </w:r>
+            <w:r>
+              <w:rPr>
+                <w:noProof/>
+                <w:webHidden/>
+              </w:rPr>
+            </w:r>
+            <w:r>
+              <w:rPr>
+                <w:noProof/>
+                <w:webHidden/>
+              </w:rPr>
+              <w:fldChar w:fldCharType="separate"/>
+            </w:r>
+            <w:r>
+              <w:rPr>
+                <w:noProof/>
+                <w:webHidden/>
+              </w:rPr>
+              <w:t>4</w:t>
+            </w:r>
+            <w:r>
+              <w:rPr>
+                <w:noProof/>
+                <w:webHidden/>
+              </w:rPr>
+              <w:fldChar w:fldCharType="end"/>
+            </w:r>
+          </w:hyperlink>
+        </w:p>
+        <w:p>
+          <w:pPr>
+            <w:pStyle w:val="TOC3"/>
+            <w:tabs>
+              <w:tab w:val="right" w:leader="dot" w:pos="9679"/>
+            </w:tabs>
+            <w:rPr>
+              <w:rFonts w:eastAsiaTheme="minorEastAsia"/>
+              <w:noProof/>
+            </w:rPr>
+          </w:pPr>
+          <w:hyperlink w:anchor="_Toc399441574" w:history="1">
+            <w:r>
+              <w:rPr>
+                <w:rStyle w:val="Hyperlink"/>
+                <w:noProof/>
+              </w:rPr>
+              <w:t>Eclipse Launcher</w:t>
+            </w:r>
+            <w:r>
+              <w:rPr>
+                <w:noProof/>
+                <w:webHidden/>
+              </w:rPr>
+              <w:tab/>
+            </w:r>
+            <w:r>
+              <w:rPr>
+                <w:noProof/>
+                <w:webHidden/>
+              </w:rPr>
+              <w:fldChar w:fldCharType="begin"/>
+            </w:r>
+            <w:r>
+              <w:rPr>
+                <w:noProof/>
+                <w:webHidden/>
+              </w:rPr>
+              <w:instrText xml:space="preserve"> PAGEREF _Toc399441574 \h </w:instrText>
             </w:r>
             <w:r>
               <w:rPr>
@@ -1295,13 +1365,13 @@
               <w:noProof/>
             </w:rPr>
           </w:pPr>
-          <w:hyperlink w:anchor="_Toc398673180" w:history="1">
+          <w:hyperlink w:anchor="_Toc399441575" w:history="1">
             <w:r>
               <w:rPr>
                 <w:rStyle w:val="Hyperlink"/>
                 <w:noProof/>
               </w:rPr>
-              <w:t>Download Files from Interner (WGET)</w:t>
+              <w:t>Download Files from Internet (WGET)</w:t>
             </w:r>
             <w:r>
               <w:rPr>
@@ -1322,7 +1392,7 @@
                 <w:noProof/>
                 <w:webHidden/>
               </w:rPr>
-              <w:instrText xml:space="preserve"> PAGEREF _Toc398673180 \h </w:instrText>
+              <w:instrText xml:space="preserve"> PAGEREF _Toc399441575 \h </w:instrText>
             </w:r>
             <w:r>
               <w:rPr>
@@ -1385,12 +1455,12 @@
       <w:pPr>
         <w:pStyle w:val="Heading1"/>
       </w:pPr>
-      <w:bookmarkStart w:id="0" w:name="_Toc398673162"/>
+      <w:bookmarkStart w:id="1" w:name="_Toc399441556"/>
       <w:r>
         <w:lastRenderedPageBreak/>
         <w:t>Configuration</w:t>
       </w:r>
-      <w:bookmarkEnd w:id="0"/>
+      <w:bookmarkEnd w:id="1"/>
     </w:p>
     <w:tbl>
       <w:tblPr>
@@ -1861,11 +1931,11 @@
       <w:pPr>
         <w:pStyle w:val="Heading2"/>
       </w:pPr>
-      <w:bookmarkStart w:id="1" w:name="_Toc398673163"/>
+      <w:bookmarkStart w:id="2" w:name="_Toc399441557"/>
       <w:r>
         <w:t>Updates</w:t>
       </w:r>
-      <w:bookmarkEnd w:id="1"/>
+      <w:bookmarkEnd w:id="2"/>
     </w:p>
     <w:p>
       <w:proofErr w:type="gramStart"/>
@@ -1897,7 +1967,7 @@
       <w:pPr>
         <w:pStyle w:val="Heading3"/>
       </w:pPr>
-      <w:bookmarkStart w:id="2" w:name="_Toc398673164"/>
+      <w:bookmarkStart w:id="3" w:name="_Toc399441558"/>
       <w:proofErr w:type="gramStart"/>
       <w:r>
         <w:t>sample</w:t>
@@ -1914,7 +1984,7 @@
       <w:r>
         <w:t xml:space="preserve"> tree package</w:t>
       </w:r>
-      <w:bookmarkEnd w:id="2"/>
+      <w:bookmarkEnd w:id="3"/>
     </w:p>
     <w:p>
       <w:proofErr w:type="gramStart"/>
@@ -1973,24 +2043,24 @@
       <w:pPr>
         <w:pStyle w:val="Heading1"/>
       </w:pPr>
-      <w:bookmarkStart w:id="3" w:name="_Toc398673165"/>
+      <w:bookmarkStart w:id="4" w:name="_Toc399441559"/>
       <w:r>
         <w:t>QEMU</w:t>
       </w:r>
-      <w:bookmarkEnd w:id="3"/>
+      <w:bookmarkEnd w:id="4"/>
     </w:p>
     <w:p>
       <w:pPr>
         <w:pStyle w:val="Heading2"/>
       </w:pPr>
-      <w:bookmarkStart w:id="4" w:name="_Toc398673166"/>
+      <w:bookmarkStart w:id="5" w:name="_Toc399441560"/>
       <w:r>
         <w:t xml:space="preserve">Extend </w:t>
       </w:r>
       <w:r>
         <w:t>image size</w:t>
       </w:r>
-      <w:bookmarkEnd w:id="4"/>
+      <w:bookmarkEnd w:id="5"/>
     </w:p>
     <w:p>
       <w:proofErr w:type="spellStart"/>
@@ -2083,17 +2153,17 @@
       <w:pPr>
         <w:pStyle w:val="Heading2"/>
       </w:pPr>
-      <w:bookmarkStart w:id="5" w:name="_Toc398673167"/>
+      <w:bookmarkStart w:id="6" w:name="_Toc399441561"/>
       <w:r>
         <w:t>Remote access</w:t>
       </w:r>
-      <w:bookmarkEnd w:id="5"/>
+      <w:bookmarkEnd w:id="6"/>
     </w:p>
     <w:p>
       <w:pPr>
         <w:pStyle w:val="Heading3"/>
       </w:pPr>
-      <w:bookmarkStart w:id="6" w:name="_Toc398673168"/>
+      <w:bookmarkStart w:id="7" w:name="_Toc399441562"/>
       <w:r>
         <w:t xml:space="preserve">QEMU </w:t>
       </w:r>
@@ -2103,7 +2173,7 @@
       <w:r>
         <w:t>Redirecting:</w:t>
       </w:r>
-      <w:bookmarkEnd w:id="6"/>
+      <w:bookmarkEnd w:id="7"/>
     </w:p>
     <w:p>
       <w:r>
@@ -2155,13 +2225,7 @@
         <w:t>230=Remote Desktop</w:t>
       </w:r>
       <w:r>
-        <w:t xml:space="preserve">, </w:t>
-      </w:r>
-      <w:r>
-        <w:t>8999</w:t>
-      </w:r>
-      <w:r>
-        <w:t>=Java Remote Run</w:t>
+        <w:t>, 8999=Java Remote Run</w:t>
       </w:r>
     </w:p>
     <w:p>
@@ -2175,12 +2239,12 @@
       <w:pPr>
         <w:pStyle w:val="Heading2"/>
       </w:pPr>
-      <w:bookmarkStart w:id="7" w:name="_Toc398673169"/>
-      <w:commentRangeStart w:id="8"/>
+      <w:bookmarkStart w:id="8" w:name="_Toc399441563"/>
+      <w:commentRangeStart w:id="9"/>
       <w:r>
         <w:t>Bridge Network</w:t>
       </w:r>
-      <w:commentRangeEnd w:id="8"/>
+      <w:commentRangeEnd w:id="9"/>
       <w:r>
         <w:rPr>
           <w:rStyle w:val="CommentReference"/>
@@ -2189,9 +2253,9 @@
           <w:bCs w:val="0"/>
           <w:color w:val="auto"/>
         </w:rPr>
-        <w:commentReference w:id="8"/>
-      </w:r>
-      <w:bookmarkEnd w:id="7"/>
+        <w:commentReference w:id="9"/>
+      </w:r>
+      <w:bookmarkEnd w:id="8"/>
     </w:p>
     <w:p>
       <w:pPr>
@@ -2262,11 +2326,11 @@
       <w:pPr>
         <w:pStyle w:val="Heading2"/>
       </w:pPr>
-      <w:bookmarkStart w:id="9" w:name="_Toc398673170"/>
+      <w:bookmarkStart w:id="10" w:name="_Toc399441564"/>
       <w:r>
         <w:t>Allow SSH</w:t>
       </w:r>
-      <w:bookmarkEnd w:id="9"/>
+      <w:bookmarkEnd w:id="10"/>
       <w:r>
         <w:t xml:space="preserve"> </w:t>
       </w:r>
@@ -2436,11 +2500,11 @@
       <w:pPr>
         <w:pStyle w:val="Heading2"/>
       </w:pPr>
-      <w:bookmarkStart w:id="10" w:name="_Toc398673171"/>
+      <w:bookmarkStart w:id="11" w:name="_Toc399441565"/>
       <w:r>
         <w:t>Remote desktop</w:t>
       </w:r>
-      <w:bookmarkEnd w:id="10"/>
+      <w:bookmarkEnd w:id="11"/>
       <w:r>
         <w:t xml:space="preserve"> </w:t>
       </w:r>
@@ -2476,11 +2540,11 @@
       <w:pPr>
         <w:pStyle w:val="Heading2"/>
       </w:pPr>
-      <w:bookmarkStart w:id="11" w:name="_Toc398673172"/>
+      <w:bookmarkStart w:id="12" w:name="_Toc399441566"/>
       <w:r>
         <w:t>Putty</w:t>
       </w:r>
-      <w:bookmarkEnd w:id="11"/>
+      <w:bookmarkEnd w:id="12"/>
     </w:p>
     <w:p>
       <w:hyperlink r:id="rId9" w:history="1">
@@ -2497,21 +2561,21 @@
       <w:pPr>
         <w:pStyle w:val="Heading1"/>
       </w:pPr>
-      <w:bookmarkStart w:id="12" w:name="_Toc398673173"/>
+      <w:bookmarkStart w:id="13" w:name="_Toc399441567"/>
       <w:r>
         <w:t>Development</w:t>
       </w:r>
-      <w:bookmarkEnd w:id="12"/>
+      <w:bookmarkEnd w:id="13"/>
     </w:p>
     <w:p>
       <w:pPr>
         <w:pStyle w:val="Heading2"/>
       </w:pPr>
-      <w:bookmarkStart w:id="13" w:name="_Toc398673174"/>
+      <w:bookmarkStart w:id="14" w:name="_Toc399441568"/>
       <w:r>
         <w:t>Install Java</w:t>
       </w:r>
-      <w:bookmarkEnd w:id="13"/>
+      <w:bookmarkEnd w:id="14"/>
     </w:p>
     <w:p>
       <w:proofErr w:type="gramStart"/>
@@ -2537,14 +2601,14 @@
       <w:pPr>
         <w:pStyle w:val="Heading2"/>
       </w:pPr>
-      <w:bookmarkStart w:id="14" w:name="_Toc398673175"/>
+      <w:bookmarkStart w:id="15" w:name="_Toc399441569"/>
       <w:r>
         <w:t xml:space="preserve">Install </w:t>
       </w:r>
       <w:r>
         <w:t>Wiring Pi</w:t>
       </w:r>
-      <w:bookmarkEnd w:id="14"/>
+      <w:bookmarkEnd w:id="15"/>
     </w:p>
     <w:p>
       <w:hyperlink r:id="rId10" w:history="1">
@@ -2578,11 +2642,11 @@
       <w:pPr>
         <w:pStyle w:val="Heading2"/>
       </w:pPr>
-      <w:bookmarkStart w:id="15" w:name="_Toc398673176"/>
+      <w:bookmarkStart w:id="16" w:name="_Toc399441570"/>
       <w:r>
         <w:t>Install P4J</w:t>
       </w:r>
-      <w:bookmarkEnd w:id="15"/>
+      <w:bookmarkEnd w:id="16"/>
     </w:p>
     <w:p>
       <w:proofErr w:type="gramStart"/>
@@ -2606,11 +2670,11 @@
       <w:pPr>
         <w:pStyle w:val="Heading2"/>
       </w:pPr>
-      <w:bookmarkStart w:id="16" w:name="_Toc398673177"/>
+      <w:bookmarkStart w:id="17" w:name="_Toc399441571"/>
       <w:r>
         <w:t>Java Remote Debug</w:t>
       </w:r>
-      <w:bookmarkEnd w:id="16"/>
+      <w:bookmarkEnd w:id="17"/>
     </w:p>
     <w:p>
       <w:hyperlink r:id="rId11" w:history="1">
@@ -2639,14 +2703,11 @@
       <w:pPr>
         <w:pStyle w:val="Heading3"/>
       </w:pPr>
-      <w:bookmarkStart w:id="17" w:name="_Toc398673178"/>
-      <w:r>
-        <w:t xml:space="preserve">On </w:t>
-      </w:r>
-      <w:r>
-        <w:t>Client:</w:t>
-      </w:r>
-      <w:bookmarkEnd w:id="17"/>
+      <w:bookmarkStart w:id="18" w:name="_Toc399441572"/>
+      <w:r>
+        <w:t>On Client:</w:t>
+      </w:r>
+      <w:bookmarkEnd w:id="18"/>
     </w:p>
     <w:p>
       <w:pPr>
@@ -2697,12 +2758,12 @@
       <w:pPr>
         <w:pStyle w:val="Heading3"/>
       </w:pPr>
-      <w:bookmarkStart w:id="18" w:name="_Toc398673179"/>
+      <w:bookmarkStart w:id="19" w:name="_Toc399441573"/>
       <w:r>
         <w:lastRenderedPageBreak/>
         <w:t>On Server:</w:t>
       </w:r>
-      <w:bookmarkEnd w:id="18"/>
+      <w:bookmarkEnd w:id="19"/>
     </w:p>
     <w:p>
       <w:pPr>
@@ -2755,8 +2816,6 @@
       <w:r>
         <w:t>Grant access:</w:t>
       </w:r>
-      <w:bookmarkStart w:id="19" w:name="_GoBack"/>
-      <w:bookmarkEnd w:id="19"/>
     </w:p>
     <w:p>
       <w:proofErr w:type="spellStart"/>
@@ -2801,11 +2860,58 @@
       <w:proofErr w:type="spellEnd"/>
     </w:p>
     <w:p/>
+    <w:p>
+      <w:pPr>
+        <w:pStyle w:val="Heading3"/>
+      </w:pPr>
+      <w:bookmarkStart w:id="20" w:name="_Toc399441574"/>
+      <w:r>
+        <w:t>Eclipse Launcher</w:t>
+      </w:r>
+      <w:bookmarkEnd w:id="20"/>
+    </w:p>
+    <w:p>
+      <w:r>
+        <w:t xml:space="preserve">Class = </w:t>
+      </w:r>
+      <w:proofErr w:type="spellStart"/>
+      <w:r>
+        <w:t>org.ah.java.remotevmlauncher.client.LaunchRemote</w:t>
+      </w:r>
+      <w:proofErr w:type="spellEnd"/>
+    </w:p>
+    <w:p>
+      <w:r>
+        <w:t>Arguments:</w:t>
+      </w:r>
+    </w:p>
+    <w:p>
+      <w:proofErr w:type="gramStart"/>
+      <w:r>
+        <w:t>pi:</w:t>
+      </w:r>
+      <w:proofErr w:type="gramEnd"/>
+      <w:r>
+        <w:t>8998</w:t>
+      </w:r>
+    </w:p>
+    <w:p>
+      <w:proofErr w:type="spellStart"/>
+      <w:r>
+        <w:t>org.ah.remotevm.tutorial.GpioExample</w:t>
+      </w:r>
+      <w:proofErr w:type="spellEnd"/>
+    </w:p>
+    <w:p>
+      <w:r>
+        <w:t>--</w:t>
+      </w:r>
+    </w:p>
     <w:p>
       <w:pPr>
         <w:pStyle w:val="Heading2"/>
       </w:pPr>
-      <w:bookmarkStart w:id="20" w:name="_Toc398673180"/>
+      <w:bookmarkStart w:id="21" w:name="_Toc399441575"/>
       <w:r>
         <w:t>Download Files from Interne</w:t>
       </w:r>
@@ -2815,7 +2921,7 @@
       <w:r>
         <w:t xml:space="preserve"> (WGET)</w:t>
       </w:r>
-      <w:bookmarkEnd w:id="20"/>
+      <w:bookmarkEnd w:id="21"/>
     </w:p>
     <w:p>
       <w:hyperlink r:id="rId14" w:history="1">
@@ -2928,6 +3034,7 @@
         </w:drawing>
       </w:r>
     </w:p>
+    <w:bookmarkEnd w:id="0"/>
     <w:p/>
     <w:sectPr>
       <w:pgSz w:w="12240" w:h="15840"/>
@@ -2941,7 +3048,7 @@
 
 <file path=word/comments.xml><?xml version="1.0" encoding="utf-8"?>
 <w:comments xmlns:wpc="http://schemas.microsoft.com/office/word/2010/wordprocessingCanvas" xmlns:mc="http://schemas.openxmlformats.org/markup-compatibility/2006" xmlns:o="urn:schemas-microsoft-com:office:office" xmlns:r="http://schemas.openxmlformats.org/officeDocument/2006/relationships" xmlns:m="http://schemas.openxmlformats.org/officeDocument/2006/math" xmlns:v="urn:schemas-microsoft-com:vml" xmlns:wp14="http://schemas.microsoft.com/office/word/2010/wordprocessingDrawing" xmlns:wp="http://schemas.openxmlformats.org/drawingml/2006/wordprocessingDrawing" xmlns:w10="urn:schemas-microsoft-com:office:word" xmlns:w="http://schemas.openxmlformats.org/wordprocessingml/2006/main" xmlns:w14="http://schemas.microsoft.com/office/word/2010/wordml" xmlns:wpg="http://schemas.microsoft.com/office/word/2010/wordprocessingGroup" xmlns:wpi="http://schemas.microsoft.com/office/word/2010/wordprocessingInk" xmlns:wne="http://schemas.microsoft.com/office/word/2006/wordml" xmlns:wps="http://schemas.microsoft.com/office/word/2010/wordprocessingShape" mc:Ignorable="w14 wp14">
-  <w:comment w:id="8" w:author="dm" w:date="2014-09-16T00:45:00Z" w:initials="d">
+  <w:comment w:id="9" w:author="dm" w:date="2014-09-16T00:45:00Z" w:initials="d">
     <w:p>
       <w:pPr>
         <w:pStyle w:val="CommentText"/>
@@ -3196,6 +3303,7 @@
   <w:style w:type="character" w:default="1" w:styleId="DefaultParagraphFont">
     <w:name w:val="Default Paragraph Font"/>
     <w:uiPriority w:val="1"/>
+    <w:semiHidden/>
     <w:unhideWhenUsed/>
   </w:style>
   <w:style w:type="table" w:default="1" w:styleId="TableNormal">
@@ -3693,6 +3801,7 @@
   <w:style w:type="character" w:default="1" w:styleId="DefaultParagraphFont">
     <w:name w:val="Default Paragraph Font"/>
     <w:uiPriority w:val="1"/>
+    <w:semiHidden/>
     <w:unhideWhenUsed/>
   </w:style>
   <w:style w:type="table" w:default="1" w:styleId="TableNormal">
@@ -4244,7 +4353,7 @@
 </file>
 
 <file path=customXml/itemProps1.xml><?xml version="1.0" encoding="utf-8"?>
-<ds:datastoreItem xmlns:ds="http://schemas.openxmlformats.org/officeDocument/2006/customXml" ds:itemID="{85315DD1-AD2E-4D5D-8B21-D32F2A86ECBD}">
+<ds:datastoreItem xmlns:ds="http://schemas.openxmlformats.org/officeDocument/2006/customXml" ds:itemID="{8BA110C6-F684-4C7F-9605-0D5D2B69E3FE}">
   <ds:schemaRefs>
     <ds:schemaRef ds:uri="http://schemas.openxmlformats.org/officeDocument/2006/bibliography"/>
   </ds:schemaRefs>

--- a/doc/Linux_notes.docx
+++ b/doc/Linux_notes.docx
@@ -2,7 +2,6 @@
 <file path=word/document.xml><?xml version="1.0" encoding="utf-8"?>
 <w:document xmlns:wpc="http://schemas.microsoft.com/office/word/2010/wordprocessingCanvas" xmlns:mc="http://schemas.openxmlformats.org/markup-compatibility/2006" xmlns:o="urn:schemas-microsoft-com:office:office" xmlns:r="http://schemas.openxmlformats.org/officeDocument/2006/relationships" xmlns:m="http://schemas.openxmlformats.org/officeDocument/2006/math" xmlns:v="urn:schemas-microsoft-com:vml" xmlns:wp14="http://schemas.microsoft.com/office/word/2010/wordprocessingDrawing" xmlns:wp="http://schemas.openxmlformats.org/drawingml/2006/wordprocessingDrawing" xmlns:w10="urn:schemas-microsoft-com:office:word" xmlns:w="http://schemas.openxmlformats.org/wordprocessingml/2006/main" xmlns:w14="http://schemas.microsoft.com/office/word/2010/wordml" xmlns:wpg="http://schemas.microsoft.com/office/word/2010/wordprocessingGroup" xmlns:wpi="http://schemas.microsoft.com/office/word/2010/wordprocessingInk" xmlns:wne="http://schemas.microsoft.com/office/word/2006/wordml" xmlns:wps="http://schemas.microsoft.com/office/word/2010/wordprocessingShape" mc:Ignorable="w14 wp14">
   <w:body>
-    <w:bookmarkStart w:id="0" w:name="_GoBack" w:displacedByCustomXml="next"/>
     <w:sdt>
       <w:sdtPr>
         <w:rPr>
@@ -1455,12 +1454,12 @@
       <w:pPr>
         <w:pStyle w:val="Heading1"/>
       </w:pPr>
-      <w:bookmarkStart w:id="1" w:name="_Toc399441556"/>
+      <w:bookmarkStart w:id="0" w:name="_Toc399441556"/>
       <w:r>
         <w:lastRenderedPageBreak/>
         <w:t>Configuration</w:t>
       </w:r>
-      <w:bookmarkEnd w:id="1"/>
+      <w:bookmarkEnd w:id="0"/>
     </w:p>
     <w:tbl>
       <w:tblPr>
@@ -1506,13 +1505,8 @@
             <w:r>
               <w:t xml:space="preserve">Go to </w:t>
             </w:r>
-            <w:proofErr w:type="spellStart"/>
-            <w:r>
-              <w:t>sysadmin</w:t>
-            </w:r>
-            <w:proofErr w:type="spellEnd"/>
-            <w:r>
-              <w:t>/root</w:t>
+            <w:r>
+              <w:t>sysadmin/root</w:t>
             </w:r>
             <w:r>
               <w:t xml:space="preserve"> mode</w:t>
@@ -1524,22 +1518,12 @@
             <w:tcW w:w="4953" w:type="dxa"/>
           </w:tcPr>
           <w:p>
-            <w:proofErr w:type="spellStart"/>
             <w:r>
               <w:t>s</w:t>
             </w:r>
             <w:r>
-              <w:t>udo</w:t>
-            </w:r>
-            <w:proofErr w:type="spellEnd"/>
-            <w:r>
-              <w:t xml:space="preserve"> </w:t>
-            </w:r>
-            <w:proofErr w:type="spellStart"/>
-            <w:r>
-              <w:t>su</w:t>
-            </w:r>
-            <w:proofErr w:type="spellEnd"/>
+              <w:t>udo su</w:t>
+            </w:r>
           </w:p>
         </w:tc>
       </w:tr>
@@ -1559,14 +1543,12 @@
             <w:tcW w:w="4953" w:type="dxa"/>
           </w:tcPr>
           <w:p>
-            <w:proofErr w:type="spellStart"/>
             <w:r>
               <w:t>p</w:t>
             </w:r>
             <w:r>
               <w:t>asswd</w:t>
             </w:r>
-            <w:proofErr w:type="spellEnd"/>
           </w:p>
         </w:tc>
       </w:tr>
@@ -1586,11 +1568,9 @@
             <w:tcW w:w="4953" w:type="dxa"/>
           </w:tcPr>
           <w:p>
-            <w:proofErr w:type="spellStart"/>
             <w:r>
               <w:t>raspi-config</w:t>
             </w:r>
-            <w:proofErr w:type="spellEnd"/>
           </w:p>
         </w:tc>
       </w:tr>
@@ -1601,13 +1581,8 @@
           </w:tcPr>
           <w:p>
             <w:r>
-              <w:t xml:space="preserve">Get IP </w:t>
-            </w:r>
-            <w:proofErr w:type="spellStart"/>
-            <w:r>
-              <w:t>adderess</w:t>
-            </w:r>
-            <w:proofErr w:type="spellEnd"/>
+              <w:t>Get IP adderess</w:t>
+            </w:r>
           </w:p>
         </w:tc>
         <w:tc>
@@ -1615,14 +1590,12 @@
             <w:tcW w:w="4953" w:type="dxa"/>
           </w:tcPr>
           <w:p>
-            <w:proofErr w:type="spellStart"/>
             <w:r>
               <w:t>I</w:t>
             </w:r>
             <w:r>
               <w:t>fconfig</w:t>
             </w:r>
-            <w:proofErr w:type="spellEnd"/>
           </w:p>
         </w:tc>
       </w:tr>
@@ -1668,15 +1641,7 @@
               <w:t>shutdown -r now</w:t>
             </w:r>
             <w:r>
-              <w:t xml:space="preserve">  (or </w:t>
-            </w:r>
-            <w:proofErr w:type="spellStart"/>
-            <w:r>
-              <w:t>sudo</w:t>
-            </w:r>
-            <w:proofErr w:type="spellEnd"/>
-            <w:r>
-              <w:t xml:space="preserve"> reboot)</w:t>
+              <w:t xml:space="preserve">  (or sudo reboot)</w:t>
             </w:r>
           </w:p>
         </w:tc>
@@ -1698,23 +1663,7 @@
           </w:tcPr>
           <w:p>
             <w:r>
-              <w:t>/</w:t>
-            </w:r>
-            <w:proofErr w:type="spellStart"/>
-            <w:r>
-              <w:t>etc</w:t>
-            </w:r>
-            <w:proofErr w:type="spellEnd"/>
-            <w:r>
-              <w:t>/</w:t>
-            </w:r>
-            <w:proofErr w:type="spellStart"/>
-            <w:r>
-              <w:t>init.d</w:t>
-            </w:r>
-            <w:proofErr w:type="spellEnd"/>
-            <w:r>
-              <w:t>/networking restart</w:t>
+              <w:t>/etc/init.d/networking restart</w:t>
             </w:r>
           </w:p>
         </w:tc>
@@ -1829,16 +1778,11 @@
             <w:tcW w:w="4953" w:type="dxa"/>
           </w:tcPr>
           <w:p>
-            <w:proofErr w:type="spellStart"/>
             <w:r>
               <w:t>n</w:t>
             </w:r>
             <w:r>
-              <w:t>ano</w:t>
-            </w:r>
-            <w:proofErr w:type="spellEnd"/>
-            <w:r>
-              <w:t xml:space="preserve"> </w:t>
+              <w:t xml:space="preserve">ano </w:t>
             </w:r>
             <w:r>
               <w:t>abc.txt</w:t>
@@ -1869,6 +1813,9 @@
             <w:r>
               <w:t>Delete file</w:t>
             </w:r>
+            <w:r>
+              <w:t xml:space="preserve"> </w:t>
+            </w:r>
           </w:p>
         </w:tc>
         <w:tc>
@@ -1876,13 +1823,8 @@
             <w:tcW w:w="4953" w:type="dxa"/>
           </w:tcPr>
           <w:p>
-            <w:proofErr w:type="spellStart"/>
-            <w:r>
-              <w:t>rm</w:t>
-            </w:r>
-            <w:proofErr w:type="spellEnd"/>
-            <w:r>
-              <w:t xml:space="preserve"> abc.txt</w:t>
+            <w:r>
+              <w:t>rm abc.txt</w:t>
             </w:r>
           </w:p>
         </w:tc>
@@ -1894,7 +1836,7 @@
           </w:tcPr>
           <w:p>
             <w:r>
-              <w:t>Find file by mask</w:t>
+              <w:t>Delete folder and content</w:t>
             </w:r>
           </w:p>
         </w:tc>
@@ -1903,13 +1845,38 @@
             <w:tcW w:w="4953" w:type="dxa"/>
           </w:tcPr>
           <w:p>
-            <w:proofErr w:type="gramStart"/>
-            <w:r>
-              <w:t>find .</w:t>
-            </w:r>
-            <w:proofErr w:type="gramEnd"/>
-            <w:r>
-              <w:t xml:space="preserve"> -name "</w:t>
+            <w:r>
+              <w:t xml:space="preserve">rm -r </w:t>
+            </w:r>
+            <w:r>
+              <w:t>folder1</w:t>
+            </w:r>
+            <w:bookmarkStart w:id="1" w:name="_GoBack"/>
+            <w:bookmarkEnd w:id="1"/>
+            <w:r>
+              <w:t>/</w:t>
+            </w:r>
+          </w:p>
+        </w:tc>
+      </w:tr>
+      <w:tr>
+        <w:tc>
+          <w:tcPr>
+            <w:tcW w:w="4952" w:type="dxa"/>
+          </w:tcPr>
+          <w:p>
+            <w:r>
+              <w:t>Find file by mask</w:t>
+            </w:r>
+          </w:p>
+        </w:tc>
+        <w:tc>
+          <w:tcPr>
+            <w:tcW w:w="4953" w:type="dxa"/>
+          </w:tcPr>
+          <w:p>
+            <w:r>
+              <w:t>find . -name "</w:t>
             </w:r>
             <w:r>
               <w:rPr>
@@ -1938,26 +1905,16 @@
       <w:bookmarkEnd w:id="2"/>
     </w:p>
     <w:p>
-      <w:proofErr w:type="gramStart"/>
-      <w:r>
-        <w:t>apt-get</w:t>
-      </w:r>
-      <w:proofErr w:type="gramEnd"/>
-      <w:r>
-        <w:t xml:space="preserve"> update</w:t>
+      <w:r>
+        <w:t>apt-get update</w:t>
       </w:r>
       <w:r>
         <w:t xml:space="preserve"> (update all packages)</w:t>
       </w:r>
     </w:p>
     <w:p>
-      <w:proofErr w:type="gramStart"/>
-      <w:r>
-        <w:t>apt-get</w:t>
-      </w:r>
-      <w:proofErr w:type="gramEnd"/>
-      <w:r>
-        <w:t xml:space="preserve"> upgrade</w:t>
+      <w:r>
+        <w:t>apt-get upgrade</w:t>
       </w:r>
       <w:r>
         <w:t xml:space="preserve">   (upgrade all packages)</w:t>
@@ -1968,32 +1925,14 @@
         <w:pStyle w:val="Heading3"/>
       </w:pPr>
       <w:bookmarkStart w:id="3" w:name="_Toc399441558"/>
-      <w:proofErr w:type="gramStart"/>
-      <w:r>
-        <w:t>sample</w:t>
-      </w:r>
-      <w:proofErr w:type="gramEnd"/>
-      <w:r>
-        <w:t xml:space="preserve"> install-</w:t>
-      </w:r>
-      <w:proofErr w:type="spellStart"/>
-      <w:r>
-        <w:t>deinstall</w:t>
-      </w:r>
-      <w:proofErr w:type="spellEnd"/>
-      <w:r>
-        <w:t xml:space="preserve"> tree package</w:t>
+      <w:r>
+        <w:t>sample install-deinstall tree package</w:t>
       </w:r>
       <w:bookmarkEnd w:id="3"/>
     </w:p>
     <w:p>
-      <w:proofErr w:type="gramStart"/>
-      <w:r>
-        <w:t>apt-get</w:t>
-      </w:r>
-      <w:proofErr w:type="gramEnd"/>
-      <w:r>
-        <w:t xml:space="preserve"> install tree </w:t>
+      <w:r>
+        <w:t xml:space="preserve">apt-get install tree </w:t>
       </w:r>
       <w:r>
         <w:t>–</w:t>
@@ -2003,37 +1942,22 @@
       </w:r>
     </w:p>
     <w:p>
-      <w:proofErr w:type="gramStart"/>
-      <w:r>
-        <w:t>man</w:t>
-      </w:r>
-      <w:proofErr w:type="gramEnd"/>
-      <w:r>
-        <w:t xml:space="preserve"> tree</w:t>
+      <w:r>
+        <w:t>man tree</w:t>
       </w:r>
       <w:r>
         <w:t xml:space="preserve">   (manual documentation for tree package)</w:t>
       </w:r>
     </w:p>
     <w:p>
-      <w:proofErr w:type="gramStart"/>
-      <w:r>
-        <w:t>apt-get</w:t>
-      </w:r>
-      <w:proofErr w:type="gramEnd"/>
-      <w:r>
-        <w:t xml:space="preserve"> remove tree</w:t>
+      <w:r>
+        <w:t>apt-get remove tree</w:t>
       </w:r>
       <w:r>
         <w:t xml:space="preserve"> (or </w:t>
       </w:r>
-      <w:proofErr w:type="spellStart"/>
-      <w:r>
-        <w:t>sudo</w:t>
-      </w:r>
-      <w:proofErr w:type="spellEnd"/>
-      <w:r>
-        <w:t xml:space="preserve"> apt-get purge tree</w:t>
+      <w:r>
+        <w:t>sudo apt-get purge tree</w:t>
       </w:r>
       <w:r>
         <w:t>)</w:t>
@@ -2063,52 +1987,17 @@
       <w:bookmarkEnd w:id="5"/>
     </w:p>
     <w:p>
-      <w:proofErr w:type="spellStart"/>
-      <w:proofErr w:type="gramStart"/>
       <w:r>
         <w:t>q</w:t>
       </w:r>
       <w:r>
-        <w:t>emu-img</w:t>
-      </w:r>
-      <w:proofErr w:type="spellEnd"/>
-      <w:proofErr w:type="gramEnd"/>
-      <w:r>
-        <w:t xml:space="preserve"> resize &lt;</w:t>
-      </w:r>
-      <w:proofErr w:type="spellStart"/>
-      <w:r>
-        <w:t>imagename</w:t>
-      </w:r>
-      <w:proofErr w:type="spellEnd"/>
-      <w:r>
-        <w:t>&gt; +2G</w:t>
-      </w:r>
-    </w:p>
-    <w:p>
-      <w:proofErr w:type="spellStart"/>
-      <w:proofErr w:type="gramStart"/>
-      <w:r>
-        <w:t>fdisk</w:t>
-      </w:r>
-      <w:proofErr w:type="spellEnd"/>
-      <w:proofErr w:type="gramEnd"/>
-      <w:r>
-        <w:t xml:space="preserve"> /</w:t>
-      </w:r>
-      <w:proofErr w:type="spellStart"/>
-      <w:r>
-        <w:t>dev</w:t>
-      </w:r>
-      <w:proofErr w:type="spellEnd"/>
-      <w:r>
-        <w:t>/</w:t>
-      </w:r>
-      <w:proofErr w:type="spellStart"/>
-      <w:r>
-        <w:t>sda</w:t>
-      </w:r>
-      <w:proofErr w:type="spellEnd"/>
+        <w:t>emu-img resize &lt;imagename&gt; +2G</w:t>
+      </w:r>
+    </w:p>
+    <w:p>
+      <w:r>
+        <w:t>fdisk /dev/sda</w:t>
+      </w:r>
       <w:r>
         <w:t xml:space="preserve">  (</w:t>
       </w:r>
@@ -2129,23 +2018,13 @@
       </w:r>
     </w:p>
     <w:p>
-      <w:proofErr w:type="gramStart"/>
       <w:r>
         <w:t>reboot</w:t>
       </w:r>
-      <w:proofErr w:type="gramEnd"/>
-    </w:p>
-    <w:p>
-      <w:r>
-        <w:t>resize2fs /</w:t>
-      </w:r>
-      <w:proofErr w:type="spellStart"/>
-      <w:r>
-        <w:t>dev</w:t>
-      </w:r>
-      <w:proofErr w:type="spellEnd"/>
-      <w:r>
-        <w:t>/sda2</w:t>
+    </w:p>
+    <w:p>
+      <w:r>
+        <w:t>resize2fs /dev/sda2</w:t>
       </w:r>
     </w:p>
     <w:p/>
@@ -2182,39 +2061,7 @@
     </w:p>
     <w:p>
       <w:r>
-        <w:t>-</w:t>
-      </w:r>
-      <w:proofErr w:type="spellStart"/>
-      <w:r>
-        <w:t>redir</w:t>
-      </w:r>
-      <w:proofErr w:type="spellEnd"/>
-      <w:r>
-        <w:t xml:space="preserve"> tcp</w:t>
-      </w:r>
-      <w:proofErr w:type="gramStart"/>
-      <w:r>
-        <w:t>:230</w:t>
-      </w:r>
-      <w:proofErr w:type="gramEnd"/>
-      <w:r>
-        <w:t>::3389 -</w:t>
-      </w:r>
-      <w:proofErr w:type="spellStart"/>
-      <w:r>
-        <w:t>redir</w:t>
-      </w:r>
-      <w:proofErr w:type="spellEnd"/>
-      <w:r>
-        <w:t xml:space="preserve"> tcp:22::22 -</w:t>
-      </w:r>
-      <w:proofErr w:type="spellStart"/>
-      <w:r>
-        <w:t>redir</w:t>
-      </w:r>
-      <w:proofErr w:type="spellEnd"/>
-      <w:r>
-        <w:t xml:space="preserve"> tcp:8999::8999</w:t>
+        <w:t>-redir tcp:230::3389 -redir tcp:22::22 -redir tcp:8999::8999</w:t>
       </w:r>
     </w:p>
     <w:p>
@@ -2274,15 +2121,7 @@
         </w:tabs>
       </w:pPr>
       <w:r>
-        <w:t xml:space="preserve">1) Install </w:t>
-      </w:r>
-      <w:proofErr w:type="spellStart"/>
-      <w:r>
-        <w:t>openvpn</w:t>
-      </w:r>
-      <w:proofErr w:type="spellEnd"/>
-      <w:r>
-        <w:t xml:space="preserve"> on your Windows system. This will install one or more "TAP" network devices on your system. I have no idea what the letters "TAP" stand for.</w:t>
+        <w:t>1) Install openvpn on your Windows system. This will install one or more "TAP" network devices on your system. I have no idea what the letters "TAP" stand for.</w:t>
       </w:r>
     </w:p>
     <w:p>
@@ -2293,15 +2132,7 @@
       </w:pPr>
       <w:r>
         <w:lastRenderedPageBreak/>
-        <w:t xml:space="preserve">2) Use the "network control panel" to setup a "bridge" between your real connection (usually </w:t>
-      </w:r>
-      <w:proofErr w:type="spellStart"/>
-      <w:r>
-        <w:t>ethernet</w:t>
-      </w:r>
-      <w:proofErr w:type="spellEnd"/>
-      <w:r>
-        <w:t>) and the "TAP" device.</w:t>
+        <w:t>2) Use the "network control panel" to setup a "bridge" between your real connection (usually ethernet) and the "TAP" device.</w:t>
       </w:r>
     </w:p>
     <w:p>
@@ -2311,15 +2142,7 @@
         </w:tabs>
       </w:pPr>
       <w:r>
-        <w:t xml:space="preserve">3) Change your QEMU.BAT file to say -net </w:t>
-      </w:r>
-      <w:proofErr w:type="spellStart"/>
-      <w:r>
-        <w:t>nic</w:t>
-      </w:r>
-      <w:proofErr w:type="spellEnd"/>
-      <w:r>
-        <w:t xml:space="preserve"> -net if=tap</w:t>
+        <w:t>3) Change your QEMU.BAT file to say -net nic -net if=tap</w:t>
       </w:r>
     </w:p>
     <w:p>
@@ -2349,31 +2172,8 @@
       <w:pPr>
         <w:pStyle w:val="NoSpacing"/>
       </w:pPr>
-      <w:proofErr w:type="spellStart"/>
-      <w:proofErr w:type="gramStart"/>
-      <w:r>
-        <w:t>sudo</w:t>
-      </w:r>
-      <w:proofErr w:type="spellEnd"/>
-      <w:proofErr w:type="gramEnd"/>
-      <w:r>
-        <w:t xml:space="preserve"> </w:t>
-      </w:r>
-      <w:proofErr w:type="spellStart"/>
-      <w:r>
-        <w:t>nano</w:t>
-      </w:r>
-      <w:proofErr w:type="spellEnd"/>
-      <w:r>
-        <w:t xml:space="preserve"> /</w:t>
-      </w:r>
-      <w:proofErr w:type="spellStart"/>
-      <w:r>
-        <w:t>etc</w:t>
-      </w:r>
-      <w:proofErr w:type="spellEnd"/>
-      <w:r>
-        <w:t>/network/interfaces</w:t>
+      <w:r>
+        <w:t>sudo nano /etc/network/interfaces</w:t>
       </w:r>
     </w:p>
     <w:p>
@@ -2381,23 +2181,8 @@
         <w:pStyle w:val="NoSpacing"/>
         <w:ind w:left="720"/>
       </w:pPr>
-      <w:proofErr w:type="spellStart"/>
-      <w:proofErr w:type="gramStart"/>
-      <w:r>
-        <w:t>iface</w:t>
-      </w:r>
-      <w:proofErr w:type="spellEnd"/>
-      <w:proofErr w:type="gramEnd"/>
-      <w:r>
-        <w:t xml:space="preserve"> eth0 </w:t>
-      </w:r>
-      <w:proofErr w:type="spellStart"/>
-      <w:r>
-        <w:t>inet</w:t>
-      </w:r>
-      <w:proofErr w:type="spellEnd"/>
-      <w:r>
-        <w:t xml:space="preserve"> static</w:t>
+      <w:r>
+        <w:t>iface eth0 inet static</w:t>
       </w:r>
     </w:p>
     <w:p>
@@ -2405,13 +2190,8 @@
         <w:pStyle w:val="NoSpacing"/>
         <w:ind w:left="720"/>
       </w:pPr>
-      <w:proofErr w:type="gramStart"/>
-      <w:r>
-        <w:t>address</w:t>
-      </w:r>
-      <w:proofErr w:type="gramEnd"/>
-      <w:r>
-        <w:t xml:space="preserve"> 192.168.1.20</w:t>
+      <w:r>
+        <w:t>address 192.168.1.20</w:t>
       </w:r>
     </w:p>
     <w:p>
@@ -2419,15 +2199,8 @@
         <w:pStyle w:val="NoSpacing"/>
         <w:ind w:left="720"/>
       </w:pPr>
-      <w:proofErr w:type="spellStart"/>
-      <w:proofErr w:type="gramStart"/>
-      <w:r>
-        <w:t>netmask</w:t>
-      </w:r>
-      <w:proofErr w:type="spellEnd"/>
-      <w:proofErr w:type="gramEnd"/>
-      <w:r>
-        <w:t xml:space="preserve"> 255.255.255.0</w:t>
+      <w:r>
+        <w:t>netmask 255.255.255.0</w:t>
       </w:r>
     </w:p>
     <w:p>
@@ -2438,13 +2211,8 @@
         </w:tabs>
         <w:ind w:left="720"/>
       </w:pPr>
-      <w:proofErr w:type="gramStart"/>
-      <w:r>
-        <w:t>gateway</w:t>
-      </w:r>
-      <w:proofErr w:type="gramEnd"/>
-      <w:r>
-        <w:t xml:space="preserve"> 192.168.1.1</w:t>
+      <w:r>
+        <w:t>gateway 192.168.1.1</w:t>
       </w:r>
       <w:r>
         <w:tab/>
@@ -2463,36 +2231,19 @@
       <w:pPr>
         <w:pStyle w:val="NoSpacing"/>
       </w:pPr>
-      <w:proofErr w:type="spellStart"/>
-      <w:proofErr w:type="gramStart"/>
-      <w:r>
-        <w:t>sudo</w:t>
-      </w:r>
-      <w:proofErr w:type="spellEnd"/>
-      <w:proofErr w:type="gramEnd"/>
+      <w:r>
+        <w:t>sudo raspi-config</w:t>
+      </w:r>
       <w:r>
         <w:t xml:space="preserve"> </w:t>
       </w:r>
-      <w:proofErr w:type="spellStart"/>
-      <w:r>
-        <w:t>raspi-config</w:t>
-      </w:r>
-      <w:proofErr w:type="spellEnd"/>
-      <w:r>
-        <w:t xml:space="preserve"> </w:t>
-      </w:r>
     </w:p>
     <w:p>
       <w:pPr>
         <w:pStyle w:val="NoSpacing"/>
       </w:pPr>
-      <w:proofErr w:type="gramStart"/>
-      <w:r>
-        <w:t>then</w:t>
-      </w:r>
-      <w:proofErr w:type="gramEnd"/>
-      <w:r>
-        <w:t xml:space="preserve"> enable SSH server</w:t>
+      <w:r>
+        <w:t>then enable SSH server</w:t>
       </w:r>
     </w:p>
     <w:p/>
@@ -2520,21 +2271,9 @@
       </w:hyperlink>
     </w:p>
     <w:p>
-      <w:proofErr w:type="spellStart"/>
-      <w:proofErr w:type="gramStart"/>
-      <w:r>
-        <w:t>sudo</w:t>
-      </w:r>
-      <w:proofErr w:type="spellEnd"/>
-      <w:proofErr w:type="gramEnd"/>
-      <w:r>
-        <w:t xml:space="preserve"> apt-get install </w:t>
-      </w:r>
-      <w:proofErr w:type="spellStart"/>
-      <w:r>
-        <w:t>xrdp</w:t>
-      </w:r>
-      <w:proofErr w:type="spellEnd"/>
+      <w:r>
+        <w:t>sudo apt-get install xrdp</w:t>
+      </w:r>
     </w:p>
     <w:p>
       <w:pPr>
@@ -2578,23 +2317,13 @@
       <w:bookmarkEnd w:id="14"/>
     </w:p>
     <w:p>
-      <w:proofErr w:type="gramStart"/>
-      <w:r>
-        <w:t>apt-get</w:t>
-      </w:r>
-      <w:proofErr w:type="gramEnd"/>
-      <w:r>
-        <w:t xml:space="preserve"> update</w:t>
-      </w:r>
-    </w:p>
-    <w:p>
-      <w:proofErr w:type="gramStart"/>
-      <w:r>
-        <w:t>apt-get</w:t>
-      </w:r>
-      <w:proofErr w:type="gramEnd"/>
-      <w:r>
-        <w:t xml:space="preserve"> install oracle-java7-jdk</w:t>
+      <w:r>
+        <w:t>apt-get update</w:t>
+      </w:r>
+    </w:p>
+    <w:p>
+      <w:r>
+        <w:t>apt-get install oracle-java7-jdk</w:t>
       </w:r>
     </w:p>
     <w:p>
@@ -2621,21 +2350,8 @@
       </w:hyperlink>
     </w:p>
     <w:p>
-      <w:proofErr w:type="gramStart"/>
-      <w:r>
-        <w:t>apt-get</w:t>
-      </w:r>
-      <w:proofErr w:type="gramEnd"/>
-      <w:r>
-        <w:t xml:space="preserve"> install </w:t>
-      </w:r>
-      <w:proofErr w:type="spellStart"/>
-      <w:r>
-        <w:t>git</w:t>
-      </w:r>
-      <w:proofErr w:type="spellEnd"/>
-      <w:r>
-        <w:t>-core</w:t>
+      <w:r>
+        <w:t>apt-get install git-core</w:t>
       </w:r>
     </w:p>
     <w:p>
@@ -2649,21 +2365,8 @@
       <w:bookmarkEnd w:id="16"/>
     </w:p>
     <w:p>
-      <w:proofErr w:type="gramStart"/>
-      <w:r>
-        <w:t>curl</w:t>
-      </w:r>
-      <w:proofErr w:type="gramEnd"/>
-      <w:r>
-        <w:t xml:space="preserve"> -s get.pi4j.com | </w:t>
-      </w:r>
-      <w:proofErr w:type="spellStart"/>
-      <w:r>
-        <w:t>sudo</w:t>
-      </w:r>
-      <w:proofErr w:type="spellEnd"/>
-      <w:r>
-        <w:t xml:space="preserve"> bash</w:t>
+      <w:r>
+        <w:t>curl -s get.pi4j.com | sudo bash</w:t>
       </w:r>
     </w:p>
     <w:p>
@@ -2677,20 +2380,10 @@
       <w:bookmarkEnd w:id="17"/>
     </w:p>
     <w:p>
+      <w:r>
+        <w:t xml:space="preserve">Simple: </w:t>
+      </w:r>
       <w:hyperlink r:id="rId11" w:history="1">
-        <w:r>
-          <w:rPr>
-            <w:rStyle w:val="Hyperlink"/>
-          </w:rPr>
-          <w:t>http://www.ibm.com/developerworks/library/os-eclipse-javadebug/</w:t>
-        </w:r>
-      </w:hyperlink>
-    </w:p>
-    <w:p>
-      <w:r>
-        <w:t xml:space="preserve">Simple: </w:t>
-      </w:r>
-      <w:hyperlink r:id="rId12" w:history="1">
         <w:r>
           <w:rPr>
             <w:rStyle w:val="Hyperlink"/>
@@ -2736,15 +2429,7 @@
         </w:tabs>
       </w:pPr>
       <w:r>
-        <w:t xml:space="preserve">Create lunch </w:t>
-      </w:r>
-      <w:proofErr w:type="spellStart"/>
-      <w:r>
-        <w:t>config</w:t>
-      </w:r>
-      <w:proofErr w:type="spellEnd"/>
-      <w:r>
-        <w:t>:</w:t>
+        <w:t>Create lunch config:</w:t>
       </w:r>
     </w:p>
     <w:p>
@@ -2760,7 +2445,6 @@
       </w:pPr>
       <w:bookmarkStart w:id="19" w:name="_Toc399441573"/>
       <w:r>
-        <w:lastRenderedPageBreak/>
         <w:t>On Server:</w:t>
       </w:r>
       <w:bookmarkEnd w:id="19"/>
@@ -2771,17 +2455,10 @@
           <w:tab w:val="left" w:pos="1215"/>
         </w:tabs>
       </w:pPr>
-      <w:proofErr w:type="spellStart"/>
-      <w:proofErr w:type="gramStart"/>
-      <w:r>
-        <w:t>wget</w:t>
-      </w:r>
-      <w:proofErr w:type="spellEnd"/>
-      <w:proofErr w:type="gramEnd"/>
-      <w:r>
-        <w:t xml:space="preserve"> </w:t>
-      </w:r>
-      <w:hyperlink r:id="rId13" w:history="1">
+      <w:r>
+        <w:t xml:space="preserve">wget </w:t>
+      </w:r>
+      <w:hyperlink r:id="rId12" w:history="1">
         <w:r>
           <w:rPr>
             <w:rStyle w:val="Hyperlink"/>
@@ -2796,13 +2473,9 @@
           <w:tab w:val="left" w:pos="1215"/>
         </w:tabs>
       </w:pPr>
-      <w:proofErr w:type="gramStart"/>
-      <w:r>
-        <w:t>java</w:t>
-      </w:r>
-      <w:proofErr w:type="gramEnd"/>
-      <w:r>
-        <w:t xml:space="preserve"> -jar remotevmlauncher-agent-1.0-20140103.103618-5.jar</w:t>
+      <w:r>
+        <w:lastRenderedPageBreak/>
+        <w:t>java -jar remotevmlauncher-agent-1.0-20140103.103618-5.jar</w:t>
       </w:r>
       <w:r>
         <w:t xml:space="preserve"> </w:t>
@@ -2818,53 +2491,40 @@
       </w:r>
     </w:p>
     <w:p>
-      <w:proofErr w:type="spellStart"/>
-      <w:proofErr w:type="gramStart"/>
-      <w:r>
-        <w:t>sudo</w:t>
-      </w:r>
-      <w:proofErr w:type="spellEnd"/>
-      <w:proofErr w:type="gramEnd"/>
-      <w:r>
-        <w:t xml:space="preserve"> </w:t>
-      </w:r>
-      <w:proofErr w:type="spellStart"/>
-      <w:r>
-        <w:t>su</w:t>
-      </w:r>
-      <w:proofErr w:type="spellEnd"/>
-    </w:p>
-    <w:p>
-      <w:proofErr w:type="spellStart"/>
-      <w:proofErr w:type="gramStart"/>
-      <w:r>
-        <w:t>chmod</w:t>
-      </w:r>
-      <w:proofErr w:type="spellEnd"/>
-      <w:proofErr w:type="gramEnd"/>
-      <w:r>
-        <w:t xml:space="preserve"> -R </w:t>
-      </w:r>
-      <w:proofErr w:type="spellStart"/>
-      <w:r>
-        <w:t>ugo+rw</w:t>
-      </w:r>
-      <w:proofErr w:type="spellEnd"/>
-      <w:r>
-        <w:t xml:space="preserve"> .</w:t>
-      </w:r>
-      <w:proofErr w:type="spellStart"/>
-      <w:r>
-        <w:t>remotevm</w:t>
-      </w:r>
-      <w:proofErr w:type="spellEnd"/>
+      <w:r>
+        <w:t>sudo su</w:t>
+      </w:r>
+    </w:p>
+    <w:p>
+      <w:r>
+        <w:t>chmod -R ugo+rw .remotevm</w:t>
+      </w:r>
     </w:p>
     <w:p/>
     <w:p>
+      <w:r>
+        <w:t xml:space="preserve">chmod -R ugo+rw </w:t>
+      </w:r>
+      <w:bookmarkStart w:id="20" w:name="_Toc399441574"/>
+      <w:r>
+        <w:t>/opt/pi4j/lib/</w:t>
+      </w:r>
+    </w:p>
+    <w:p>
       <w:pPr>
         <w:pStyle w:val="Heading3"/>
-      </w:pPr>
-      <w:bookmarkStart w:id="20" w:name="_Toc399441574"/>
+        <w:rPr>
+          <w:rFonts w:asciiTheme="minorHAnsi" w:eastAsiaTheme="minorHAnsi" w:hAnsiTheme="minorHAnsi" w:cstheme="minorBidi"/>
+          <w:b w:val="0"/>
+          <w:bCs w:val="0"/>
+          <w:color w:val="auto"/>
+        </w:rPr>
+      </w:pPr>
+    </w:p>
+    <w:p>
+      <w:pPr>
+        <w:pStyle w:val="Heading3"/>
+      </w:pPr>
       <w:r>
         <w:t>Eclipse Launcher</w:t>
       </w:r>
@@ -2874,35 +2534,43 @@
       <w:r>
         <w:t xml:space="preserve">Class = </w:t>
       </w:r>
-      <w:proofErr w:type="spellStart"/>
       <w:r>
         <w:t>org.ah.java.remotevmlauncher.client.LaunchRemote</w:t>
       </w:r>
-      <w:proofErr w:type="spellEnd"/>
-    </w:p>
-    <w:p>
+    </w:p>
+    <w:p>
+      <w:pPr>
+        <w:pStyle w:val="NoSpacing"/>
+      </w:pPr>
       <w:r>
         <w:t>Arguments:</w:t>
       </w:r>
     </w:p>
     <w:p>
-      <w:proofErr w:type="gramStart"/>
-      <w:r>
-        <w:t>pi:</w:t>
-      </w:r>
-      <w:proofErr w:type="gramEnd"/>
-      <w:r>
-        <w:t>8998</w:t>
-      </w:r>
-    </w:p>
-    <w:p>
-      <w:proofErr w:type="spellStart"/>
-      <w:r>
-        <w:t>org.ah.remotevm.tutorial.GpioExample</w:t>
-      </w:r>
-      <w:proofErr w:type="spellEnd"/>
-    </w:p>
-    <w:p>
+      <w:pPr>
+        <w:pStyle w:val="NoSpacing"/>
+      </w:pPr>
+      <w:bookmarkStart w:id="21" w:name="_Toc399441575"/>
+      <w:r>
+        <w:t>192.168.0.103:8999</w:t>
+      </w:r>
+    </w:p>
+    <w:p>
+      <w:pPr>
+        <w:pStyle w:val="NoSpacing"/>
+      </w:pPr>
+      <w:r>
+        <w:t>sandbox.remotedebug.GpioRemote</w:t>
+      </w:r>
+    </w:p>
+    <w:p>
+      <w:pPr>
+        <w:pStyle w:val="NoSpacing"/>
+        <w:rPr>
+          <w:b/>
+          <w:bCs/>
+        </w:rPr>
+      </w:pPr>
       <w:r>
         <w:t>--</w:t>
       </w:r>
@@ -2911,7 +2579,6 @@
       <w:pPr>
         <w:pStyle w:val="Heading2"/>
       </w:pPr>
-      <w:bookmarkStart w:id="21" w:name="_Toc399441575"/>
       <w:r>
         <w:t>Download Files from Interne</w:t>
       </w:r>
@@ -2924,7 +2591,7 @@
       <w:bookmarkEnd w:id="21"/>
     </w:p>
     <w:p>
-      <w:hyperlink r:id="rId14" w:history="1">
+      <w:hyperlink r:id="rId13" w:history="1">
         <w:r>
           <w:rPr>
             <w:rStyle w:val="Hyperlink"/>
@@ -2934,28 +2601,14 @@
       </w:hyperlink>
     </w:p>
     <w:p>
-      <w:proofErr w:type="gramStart"/>
-      <w:r>
-        <w:t>apt-get</w:t>
-      </w:r>
-      <w:proofErr w:type="gramEnd"/>
-      <w:r>
-        <w:t xml:space="preserve"> install </w:t>
-      </w:r>
-      <w:proofErr w:type="spellStart"/>
+      <w:r>
+        <w:t>apt-get install wget</w:t>
+      </w:r>
+    </w:p>
+    <w:p>
       <w:r>
         <w:t>wget</w:t>
       </w:r>
-      <w:proofErr w:type="spellEnd"/>
-    </w:p>
-    <w:p>
-      <w:proofErr w:type="spellStart"/>
-      <w:proofErr w:type="gramStart"/>
-      <w:r>
-        <w:t>wget</w:t>
-      </w:r>
-      <w:proofErr w:type="spellEnd"/>
-      <w:proofErr w:type="gramEnd"/>
       <w:r>
         <w:t xml:space="preserve"> </w:t>
       </w:r>
@@ -2981,15 +2634,7 @@
     <w:p>
       <w:r>
         <w:lastRenderedPageBreak/>
-        <w:t xml:space="preserve">Old </w:t>
-      </w:r>
-      <w:proofErr w:type="spellStart"/>
-      <w:r>
-        <w:t>config</w:t>
-      </w:r>
-      <w:proofErr w:type="spellEnd"/>
-      <w:r>
-        <w:t>:</w:t>
+        <w:t>Old config:</w:t>
       </w:r>
     </w:p>
     <w:p>
@@ -3013,7 +2658,7 @@
                     <pic:cNvPicPr/>
                   </pic:nvPicPr>
                   <pic:blipFill>
-                    <a:blip r:embed="rId15"/>
+                    <a:blip r:embed="rId14"/>
                     <a:stretch>
                       <a:fillRect/>
                     </a:stretch>
@@ -3034,7 +2679,6 @@
         </w:drawing>
       </w:r>
     </w:p>
-    <w:bookmarkEnd w:id="0"/>
     <w:p/>
     <w:sectPr>
       <w:pgSz w:w="12240" w:h="15840"/>
@@ -4353,7 +3997,7 @@
 </file>
 
 <file path=customXml/itemProps1.xml><?xml version="1.0" encoding="utf-8"?>
-<ds:datastoreItem xmlns:ds="http://schemas.openxmlformats.org/officeDocument/2006/customXml" ds:itemID="{8BA110C6-F684-4C7F-9605-0D5D2B69E3FE}">
+<ds:datastoreItem xmlns:ds="http://schemas.openxmlformats.org/officeDocument/2006/customXml" ds:itemID="{644996EB-8D87-4461-AD3F-B4C8C975249E}">
   <ds:schemaRefs>
     <ds:schemaRef ds:uri="http://schemas.openxmlformats.org/officeDocument/2006/bibliography"/>
   </ds:schemaRefs>

--- a/doc/Linux_notes.docx
+++ b/doc/Linux_notes.docx
@@ -53,7 +53,7 @@
           <w:r>
             <w:fldChar w:fldCharType="separate"/>
           </w:r>
-          <w:hyperlink w:anchor="_Toc399441556" w:history="1">
+          <w:hyperlink w:anchor="_Toc401003230" w:history="1">
             <w:r>
               <w:rPr>
                 <w:rStyle w:val="Hyperlink"/>
@@ -80,7 +80,7 @@
                 <w:noProof/>
                 <w:webHidden/>
               </w:rPr>
-              <w:instrText xml:space="preserve"> PAGEREF _Toc399441556 \h </w:instrText>
+              <w:instrText xml:space="preserve"> PAGEREF _Toc401003230 \h </w:instrText>
             </w:r>
             <w:r>
               <w:rPr>
@@ -122,7 +122,7 @@
               <w:noProof/>
             </w:rPr>
           </w:pPr>
-          <w:hyperlink w:anchor="_Toc399441557" w:history="1">
+          <w:hyperlink w:anchor="_Toc401003231" w:history="1">
             <w:r>
               <w:rPr>
                 <w:rStyle w:val="Hyperlink"/>
@@ -149,7 +149,7 @@
                 <w:noProof/>
                 <w:webHidden/>
               </w:rPr>
-              <w:instrText xml:space="preserve"> PAGEREF _Toc399441557 \h </w:instrText>
+              <w:instrText xml:space="preserve"> PAGEREF _Toc401003231 \h </w:instrText>
             </w:r>
             <w:r>
               <w:rPr>
@@ -191,7 +191,7 @@
               <w:noProof/>
             </w:rPr>
           </w:pPr>
-          <w:hyperlink w:anchor="_Toc399441558" w:history="1">
+          <w:hyperlink w:anchor="_Toc401003232" w:history="1">
             <w:r>
               <w:rPr>
                 <w:rStyle w:val="Hyperlink"/>
@@ -218,7 +218,7 @@
                 <w:noProof/>
                 <w:webHidden/>
               </w:rPr>
-              <w:instrText xml:space="preserve"> PAGEREF _Toc399441558 \h </w:instrText>
+              <w:instrText xml:space="preserve"> PAGEREF _Toc401003232 \h </w:instrText>
             </w:r>
             <w:r>
               <w:rPr>
@@ -260,7 +260,7 @@
               <w:noProof/>
             </w:rPr>
           </w:pPr>
-          <w:hyperlink w:anchor="_Toc399441559" w:history="1">
+          <w:hyperlink w:anchor="_Toc401003233" w:history="1">
             <w:r>
               <w:rPr>
                 <w:rStyle w:val="Hyperlink"/>
@@ -287,7 +287,7 @@
                 <w:noProof/>
                 <w:webHidden/>
               </w:rPr>
-              <w:instrText xml:space="preserve"> PAGEREF _Toc399441559 \h </w:instrText>
+              <w:instrText xml:space="preserve"> PAGEREF _Toc401003233 \h </w:instrText>
             </w:r>
             <w:r>
               <w:rPr>
@@ -329,7 +329,7 @@
               <w:noProof/>
             </w:rPr>
           </w:pPr>
-          <w:hyperlink w:anchor="_Toc399441560" w:history="1">
+          <w:hyperlink w:anchor="_Toc401003234" w:history="1">
             <w:r>
               <w:rPr>
                 <w:rStyle w:val="Hyperlink"/>
@@ -356,7 +356,7 @@
                 <w:noProof/>
                 <w:webHidden/>
               </w:rPr>
-              <w:instrText xml:space="preserve"> PAGEREF _Toc399441560 \h </w:instrText>
+              <w:instrText xml:space="preserve"> PAGEREF _Toc401003234 \h </w:instrText>
             </w:r>
             <w:r>
               <w:rPr>
@@ -398,7 +398,7 @@
               <w:noProof/>
             </w:rPr>
           </w:pPr>
-          <w:hyperlink w:anchor="_Toc399441561" w:history="1">
+          <w:hyperlink w:anchor="_Toc401003235" w:history="1">
             <w:r>
               <w:rPr>
                 <w:rStyle w:val="Hyperlink"/>
@@ -425,7 +425,7 @@
                 <w:noProof/>
                 <w:webHidden/>
               </w:rPr>
-              <w:instrText xml:space="preserve"> PAGEREF _Toc399441561 \h </w:instrText>
+              <w:instrText xml:space="preserve"> PAGEREF _Toc401003235 \h </w:instrText>
             </w:r>
             <w:r>
               <w:rPr>
@@ -467,7 +467,7 @@
               <w:noProof/>
             </w:rPr>
           </w:pPr>
-          <w:hyperlink w:anchor="_Toc399441562" w:history="1">
+          <w:hyperlink w:anchor="_Toc401003236" w:history="1">
             <w:r>
               <w:rPr>
                 <w:rStyle w:val="Hyperlink"/>
@@ -494,7 +494,7 @@
                 <w:noProof/>
                 <w:webHidden/>
               </w:rPr>
-              <w:instrText xml:space="preserve"> PAGEREF _Toc399441562 \h </w:instrText>
+              <w:instrText xml:space="preserve"> PAGEREF _Toc401003236 \h </w:instrText>
             </w:r>
             <w:r>
               <w:rPr>
@@ -536,7 +536,7 @@
               <w:noProof/>
             </w:rPr>
           </w:pPr>
-          <w:hyperlink w:anchor="_Toc399441563" w:history="1">
+          <w:hyperlink w:anchor="_Toc401003237" w:history="1">
             <w:r>
               <w:rPr>
                 <w:rStyle w:val="Hyperlink"/>
@@ -563,7 +563,7 @@
                 <w:noProof/>
                 <w:webHidden/>
               </w:rPr>
-              <w:instrText xml:space="preserve"> PAGEREF _Toc399441563 \h </w:instrText>
+              <w:instrText xml:space="preserve"> PAGEREF _Toc401003237 \h </w:instrText>
             </w:r>
             <w:r>
               <w:rPr>
@@ -583,7 +583,7 @@
                 <w:noProof/>
                 <w:webHidden/>
               </w:rPr>
-              <w:t>2</w:t>
+              <w:t>3</w:t>
             </w:r>
             <w:r>
               <w:rPr>
@@ -605,7 +605,7 @@
               <w:noProof/>
             </w:rPr>
           </w:pPr>
-          <w:hyperlink w:anchor="_Toc399441564" w:history="1">
+          <w:hyperlink w:anchor="_Toc401003238" w:history="1">
             <w:r>
               <w:rPr>
                 <w:rStyle w:val="Hyperlink"/>
@@ -632,7 +632,7 @@
                 <w:noProof/>
                 <w:webHidden/>
               </w:rPr>
-              <w:instrText xml:space="preserve"> PAGEREF _Toc399441564 \h </w:instrText>
+              <w:instrText xml:space="preserve"> PAGEREF _Toc401003238 \h </w:instrText>
             </w:r>
             <w:r>
               <w:rPr>
@@ -674,7 +674,7 @@
               <w:noProof/>
             </w:rPr>
           </w:pPr>
-          <w:hyperlink w:anchor="_Toc399441565" w:history="1">
+          <w:hyperlink w:anchor="_Toc401003239" w:history="1">
             <w:r>
               <w:rPr>
                 <w:rStyle w:val="Hyperlink"/>
@@ -701,7 +701,7 @@
                 <w:noProof/>
                 <w:webHidden/>
               </w:rPr>
-              <w:instrText xml:space="preserve"> PAGEREF _Toc399441565 \h </w:instrText>
+              <w:instrText xml:space="preserve"> PAGEREF _Toc401003239 \h </w:instrText>
             </w:r>
             <w:r>
               <w:rPr>
@@ -743,7 +743,7 @@
               <w:noProof/>
             </w:rPr>
           </w:pPr>
-          <w:hyperlink w:anchor="_Toc399441566" w:history="1">
+          <w:hyperlink w:anchor="_Toc401003240" w:history="1">
             <w:r>
               <w:rPr>
                 <w:rStyle w:val="Hyperlink"/>
@@ -770,7 +770,7 @@
                 <w:noProof/>
                 <w:webHidden/>
               </w:rPr>
-              <w:instrText xml:space="preserve"> PAGEREF _Toc399441566 \h </w:instrText>
+              <w:instrText xml:space="preserve"> PAGEREF _Toc401003240 \h </w:instrText>
             </w:r>
             <w:r>
               <w:rPr>
@@ -812,7 +812,7 @@
               <w:noProof/>
             </w:rPr>
           </w:pPr>
-          <w:hyperlink w:anchor="_Toc399441567" w:history="1">
+          <w:hyperlink w:anchor="_Toc401003241" w:history="1">
             <w:r>
               <w:rPr>
                 <w:rStyle w:val="Hyperlink"/>
@@ -839,7 +839,7 @@
                 <w:noProof/>
                 <w:webHidden/>
               </w:rPr>
-              <w:instrText xml:space="preserve"> PAGEREF _Toc399441567 \h </w:instrText>
+              <w:instrText xml:space="preserve"> PAGEREF _Toc401003241 \h </w:instrText>
             </w:r>
             <w:r>
               <w:rPr>
@@ -881,7 +881,7 @@
               <w:noProof/>
             </w:rPr>
           </w:pPr>
-          <w:hyperlink w:anchor="_Toc399441568" w:history="1">
+          <w:hyperlink w:anchor="_Toc401003242" w:history="1">
             <w:r>
               <w:rPr>
                 <w:rStyle w:val="Hyperlink"/>
@@ -908,7 +908,7 @@
                 <w:noProof/>
                 <w:webHidden/>
               </w:rPr>
-              <w:instrText xml:space="preserve"> PAGEREF _Toc399441568 \h </w:instrText>
+              <w:instrText xml:space="preserve"> PAGEREF _Toc401003242 \h </w:instrText>
             </w:r>
             <w:r>
               <w:rPr>
@@ -950,7 +950,7 @@
               <w:noProof/>
             </w:rPr>
           </w:pPr>
-          <w:hyperlink w:anchor="_Toc399441569" w:history="1">
+          <w:hyperlink w:anchor="_Toc401003243" w:history="1">
             <w:r>
               <w:rPr>
                 <w:rStyle w:val="Hyperlink"/>
@@ -977,7 +977,7 @@
                 <w:noProof/>
                 <w:webHidden/>
               </w:rPr>
-              <w:instrText xml:space="preserve"> PAGEREF _Toc399441569 \h </w:instrText>
+              <w:instrText xml:space="preserve"> PAGEREF _Toc401003243 \h </w:instrText>
             </w:r>
             <w:r>
               <w:rPr>
@@ -1019,7 +1019,7 @@
               <w:noProof/>
             </w:rPr>
           </w:pPr>
-          <w:hyperlink w:anchor="_Toc399441570" w:history="1">
+          <w:hyperlink w:anchor="_Toc401003244" w:history="1">
             <w:r>
               <w:rPr>
                 <w:rStyle w:val="Hyperlink"/>
@@ -1046,7 +1046,7 @@
                 <w:noProof/>
                 <w:webHidden/>
               </w:rPr>
-              <w:instrText xml:space="preserve"> PAGEREF _Toc399441570 \h </w:instrText>
+              <w:instrText xml:space="preserve"> PAGEREF _Toc401003244 \h </w:instrText>
             </w:r>
             <w:r>
               <w:rPr>
@@ -1088,7 +1088,7 @@
               <w:noProof/>
             </w:rPr>
           </w:pPr>
-          <w:hyperlink w:anchor="_Toc399441571" w:history="1">
+          <w:hyperlink w:anchor="_Toc401003245" w:history="1">
             <w:r>
               <w:rPr>
                 <w:rStyle w:val="Hyperlink"/>
@@ -1115,7 +1115,7 @@
                 <w:noProof/>
                 <w:webHidden/>
               </w:rPr>
-              <w:instrText xml:space="preserve"> PAGEREF _Toc399441571 \h </w:instrText>
+              <w:instrText xml:space="preserve"> PAGEREF _Toc401003245 \h </w:instrText>
             </w:r>
             <w:r>
               <w:rPr>
@@ -1157,7 +1157,7 @@
               <w:noProof/>
             </w:rPr>
           </w:pPr>
-          <w:hyperlink w:anchor="_Toc399441572" w:history="1">
+          <w:hyperlink w:anchor="_Toc401003246" w:history="1">
             <w:r>
               <w:rPr>
                 <w:rStyle w:val="Hyperlink"/>
@@ -1184,7 +1184,7 @@
                 <w:noProof/>
                 <w:webHidden/>
               </w:rPr>
-              <w:instrText xml:space="preserve"> PAGEREF _Toc399441572 \h </w:instrText>
+              <w:instrText xml:space="preserve"> PAGEREF _Toc401003246 \h </w:instrText>
             </w:r>
             <w:r>
               <w:rPr>
@@ -1226,7 +1226,7 @@
               <w:noProof/>
             </w:rPr>
           </w:pPr>
-          <w:hyperlink w:anchor="_Toc399441573" w:history="1">
+          <w:hyperlink w:anchor="_Toc401003247" w:history="1">
             <w:r>
               <w:rPr>
                 <w:rStyle w:val="Hyperlink"/>
@@ -1253,7 +1253,7 @@
                 <w:noProof/>
                 <w:webHidden/>
               </w:rPr>
-              <w:instrText xml:space="preserve"> PAGEREF _Toc399441573 \h </w:instrText>
+              <w:instrText xml:space="preserve"> PAGEREF _Toc401003247 \h </w:instrText>
             </w:r>
             <w:r>
               <w:rPr>
@@ -1295,7 +1295,7 @@
               <w:noProof/>
             </w:rPr>
           </w:pPr>
-          <w:hyperlink w:anchor="_Toc399441574" w:history="1">
+          <w:hyperlink w:anchor="_Toc401003248" w:history="1">
             <w:r>
               <w:rPr>
                 <w:rStyle w:val="Hyperlink"/>
@@ -1322,7 +1322,7 @@
                 <w:noProof/>
                 <w:webHidden/>
               </w:rPr>
-              <w:instrText xml:space="preserve"> PAGEREF _Toc399441574 \h </w:instrText>
+              <w:instrText xml:space="preserve"> PAGEREF _Toc401003248 \h </w:instrText>
             </w:r>
             <w:r>
               <w:rPr>
@@ -1364,7 +1364,7 @@
               <w:noProof/>
             </w:rPr>
           </w:pPr>
-          <w:hyperlink w:anchor="_Toc399441575" w:history="1">
+          <w:hyperlink w:anchor="_Toc401003249" w:history="1">
             <w:r>
               <w:rPr>
                 <w:rStyle w:val="Hyperlink"/>
@@ -1391,7 +1391,7 @@
                 <w:noProof/>
                 <w:webHidden/>
               </w:rPr>
-              <w:instrText xml:space="preserve"> PAGEREF _Toc399441575 \h </w:instrText>
+              <w:instrText xml:space="preserve"> PAGEREF _Toc401003249 \h </w:instrText>
             </w:r>
             <w:r>
               <w:rPr>
@@ -1454,7 +1454,7 @@
       <w:pPr>
         <w:pStyle w:val="Heading1"/>
       </w:pPr>
-      <w:bookmarkStart w:id="0" w:name="_Toc399441556"/>
+      <w:bookmarkStart w:id="0" w:name="_Toc401003230"/>
       <w:r>
         <w:lastRenderedPageBreak/>
         <w:t>Configuration</w:t>
@@ -1851,12 +1851,24 @@
             <w:r>
               <w:t>folder1</w:t>
             </w:r>
-            <w:bookmarkStart w:id="1" w:name="_GoBack"/>
-            <w:bookmarkEnd w:id="1"/>
             <w:r>
               <w:t>/</w:t>
             </w:r>
           </w:p>
+        </w:tc>
+      </w:tr>
+      <w:tr>
+        <w:tc>
+          <w:tcPr>
+            <w:tcW w:w="4952" w:type="dxa"/>
+          </w:tcPr>
+          <w:p/>
+        </w:tc>
+        <w:tc>
+          <w:tcPr>
+            <w:tcW w:w="4953" w:type="dxa"/>
+          </w:tcPr>
+          <w:p/>
         </w:tc>
       </w:tr>
       <w:tr>
@@ -1893,166 +1905,257 @@
           </w:p>
         </w:tc>
       </w:tr>
+      <w:tr>
+        <w:tc>
+          <w:tcPr>
+            <w:tcW w:w="4952" w:type="dxa"/>
+          </w:tcPr>
+          <w:p/>
+        </w:tc>
+        <w:tc>
+          <w:tcPr>
+            <w:tcW w:w="4953" w:type="dxa"/>
+          </w:tcPr>
+          <w:p/>
+        </w:tc>
+      </w:tr>
+      <w:tr>
+        <w:tc>
+          <w:tcPr>
+            <w:tcW w:w="4952" w:type="dxa"/>
+          </w:tcPr>
+          <w:p>
+            <w:r>
+              <w:t>Linux version</w:t>
+            </w:r>
+          </w:p>
+        </w:tc>
+        <w:tc>
+          <w:tcPr>
+            <w:tcW w:w="4953" w:type="dxa"/>
+          </w:tcPr>
+          <w:p>
+            <w:r>
+              <w:t>uname -a</w:t>
+            </w:r>
+          </w:p>
+        </w:tc>
+      </w:tr>
+      <w:tr>
+        <w:tc>
+          <w:tcPr>
+            <w:tcW w:w="4952" w:type="dxa"/>
+          </w:tcPr>
+          <w:p/>
+        </w:tc>
+        <w:tc>
+          <w:tcPr>
+            <w:tcW w:w="4953" w:type="dxa"/>
+          </w:tcPr>
+          <w:p/>
+        </w:tc>
+      </w:tr>
+      <w:tr>
+        <w:tc>
+          <w:tcPr>
+            <w:tcW w:w="4952" w:type="dxa"/>
+          </w:tcPr>
+          <w:p>
+            <w:r>
+              <w:t>Services and status</w:t>
+            </w:r>
+          </w:p>
+        </w:tc>
+        <w:tc>
+          <w:tcPr>
+            <w:tcW w:w="4953" w:type="dxa"/>
+          </w:tcPr>
+          <w:p>
+            <w:r>
+              <w:t>service --status-all</w:t>
+            </w:r>
+          </w:p>
+        </w:tc>
+      </w:tr>
     </w:tbl>
     <w:p>
       <w:pPr>
         <w:pStyle w:val="Heading2"/>
       </w:pPr>
-      <w:bookmarkStart w:id="2" w:name="_Toc399441557"/>
-      <w:r>
+      <w:bookmarkStart w:id="1" w:name="_Toc401003231"/>
+    </w:p>
+    <w:p>
+      <w:pPr>
+        <w:rPr>
+          <w:rFonts w:asciiTheme="majorHAnsi" w:eastAsiaTheme="majorEastAsia" w:hAnsiTheme="majorHAnsi" w:cstheme="majorBidi"/>
+          <w:color w:val="4F81BD" w:themeColor="accent1"/>
+          <w:sz w:val="26"/>
+          <w:szCs w:val="26"/>
+        </w:rPr>
+      </w:pPr>
+      <w:r>
+        <w:br w:type="page"/>
+      </w:r>
+    </w:p>
+    <w:p>
+      <w:pPr>
+        <w:pStyle w:val="Heading2"/>
+      </w:pPr>
+      <w:r>
+        <w:lastRenderedPageBreak/>
         <w:t>Updates</w:t>
       </w:r>
+      <w:bookmarkEnd w:id="1"/>
+    </w:p>
+    <w:p>
+      <w:r>
+        <w:t>apt-get update</w:t>
+      </w:r>
+      <w:r>
+        <w:t xml:space="preserve"> (update all packages)</w:t>
+      </w:r>
+    </w:p>
+    <w:p>
+      <w:r>
+        <w:t>apt-get upgrade</w:t>
+      </w:r>
+      <w:r>
+        <w:t xml:space="preserve">   (upgrade all packages)</w:t>
+      </w:r>
+    </w:p>
+    <w:p>
+      <w:pPr>
+        <w:pStyle w:val="Heading3"/>
+      </w:pPr>
+      <w:bookmarkStart w:id="2" w:name="_Toc401003232"/>
+      <w:r>
+        <w:t>sample install-deinstall tree package</w:t>
+      </w:r>
       <w:bookmarkEnd w:id="2"/>
     </w:p>
     <w:p>
       <w:r>
-        <w:t>apt-get update</w:t>
-      </w:r>
-      <w:r>
-        <w:t xml:space="preserve"> (update all packages)</w:t>
-      </w:r>
-    </w:p>
-    <w:p>
-      <w:r>
-        <w:t>apt-get upgrade</w:t>
-      </w:r>
-      <w:r>
-        <w:t xml:space="preserve">   (upgrade all packages)</w:t>
-      </w:r>
+        <w:t xml:space="preserve">apt-get install tree </w:t>
+      </w:r>
+      <w:r>
+        <w:t>–</w:t>
+      </w:r>
+      <w:r>
+        <w:t>y</w:t>
+      </w:r>
+    </w:p>
+    <w:p>
+      <w:r>
+        <w:t>man tree</w:t>
+      </w:r>
+      <w:r>
+        <w:t xml:space="preserve">   (manual documentation for tree package)</w:t>
+      </w:r>
+    </w:p>
+    <w:p>
+      <w:r>
+        <w:t>apt-get remove tree</w:t>
+      </w:r>
+      <w:r>
+        <w:t xml:space="preserve"> (or </w:t>
+      </w:r>
+      <w:r>
+        <w:t>sudo apt-get purge tree</w:t>
+      </w:r>
+      <w:r>
+        <w:t>)</w:t>
+      </w:r>
+    </w:p>
+    <w:p>
+      <w:pPr>
+        <w:pStyle w:val="Heading1"/>
+      </w:pPr>
+      <w:bookmarkStart w:id="3" w:name="_Toc401003233"/>
+      <w:r>
+        <w:t>QEMU</w:t>
+      </w:r>
+      <w:bookmarkEnd w:id="3"/>
+    </w:p>
+    <w:p>
+      <w:pPr>
+        <w:pStyle w:val="Heading2"/>
+      </w:pPr>
+      <w:bookmarkStart w:id="4" w:name="_Toc401003234"/>
+      <w:r>
+        <w:t xml:space="preserve">Extend </w:t>
+      </w:r>
+      <w:r>
+        <w:t>image size</w:t>
+      </w:r>
+      <w:bookmarkEnd w:id="4"/>
+    </w:p>
+    <w:p>
+      <w:r>
+        <w:t>q</w:t>
+      </w:r>
+      <w:r>
+        <w:t>emu-img resize &lt;imagename&gt; +2G</w:t>
+      </w:r>
+    </w:p>
+    <w:p>
+      <w:r>
+        <w:t>fdisk /dev/sda</w:t>
+      </w:r>
+      <w:r>
+        <w:t xml:space="preserve">  (</w:t>
+      </w:r>
+      <w:r>
+        <w:t xml:space="preserve">remember start block, </w:t>
+      </w:r>
+      <w:r>
+        <w:t>delete partition 2</w:t>
+      </w:r>
+      <w:r>
+        <w:t xml:space="preserve">, add partition </w:t>
+      </w:r>
+      <w:r>
+        <w:t>with start block</w:t>
+      </w:r>
+      <w:r>
+        <w:t>)</w:t>
+      </w:r>
+    </w:p>
+    <w:p>
+      <w:r>
+        <w:t>reboot</w:t>
+      </w:r>
+    </w:p>
+    <w:p>
+      <w:r>
+        <w:t>resize2fs /dev/sda2</w:t>
+      </w:r>
+    </w:p>
+    <w:p/>
+    <w:p>
+      <w:pPr>
+        <w:pStyle w:val="Heading2"/>
+      </w:pPr>
+      <w:bookmarkStart w:id="5" w:name="_Toc401003235"/>
+      <w:r>
+        <w:t>Remote access</w:t>
+      </w:r>
+      <w:bookmarkEnd w:id="5"/>
     </w:p>
     <w:p>
       <w:pPr>
         <w:pStyle w:val="Heading3"/>
       </w:pPr>
-      <w:bookmarkStart w:id="3" w:name="_Toc399441558"/>
-      <w:r>
-        <w:t>sample install-deinstall tree package</w:t>
-      </w:r>
-      <w:bookmarkEnd w:id="3"/>
-    </w:p>
-    <w:p>
-      <w:r>
-        <w:t xml:space="preserve">apt-get install tree </w:t>
-      </w:r>
-      <w:r>
-        <w:t>–</w:t>
-      </w:r>
-      <w:r>
-        <w:t>y</w:t>
-      </w:r>
-    </w:p>
-    <w:p>
-      <w:r>
-        <w:t>man tree</w:t>
-      </w:r>
-      <w:r>
-        <w:t xml:space="preserve">   (manual documentation for tree package)</w:t>
-      </w:r>
-    </w:p>
-    <w:p>
-      <w:r>
-        <w:t>apt-get remove tree</w:t>
-      </w:r>
-      <w:r>
-        <w:t xml:space="preserve"> (or </w:t>
-      </w:r>
-      <w:r>
-        <w:t>sudo apt-get purge tree</w:t>
-      </w:r>
-      <w:r>
-        <w:t>)</w:t>
-      </w:r>
-    </w:p>
-    <w:p>
-      <w:pPr>
-        <w:pStyle w:val="Heading1"/>
-      </w:pPr>
-      <w:bookmarkStart w:id="4" w:name="_Toc399441559"/>
-      <w:r>
-        <w:t>QEMU</w:t>
-      </w:r>
-      <w:bookmarkEnd w:id="4"/>
-    </w:p>
-    <w:p>
-      <w:pPr>
-        <w:pStyle w:val="Heading2"/>
-      </w:pPr>
-      <w:bookmarkStart w:id="5" w:name="_Toc399441560"/>
-      <w:r>
-        <w:t xml:space="preserve">Extend </w:t>
-      </w:r>
-      <w:r>
-        <w:t>image size</w:t>
-      </w:r>
-      <w:bookmarkEnd w:id="5"/>
-    </w:p>
-    <w:p>
-      <w:r>
-        <w:t>q</w:t>
-      </w:r>
-      <w:r>
-        <w:t>emu-img resize &lt;imagename&gt; +2G</w:t>
-      </w:r>
-    </w:p>
-    <w:p>
-      <w:r>
-        <w:t>fdisk /dev/sda</w:t>
-      </w:r>
-      <w:r>
-        <w:t xml:space="preserve">  (</w:t>
-      </w:r>
-      <w:r>
-        <w:t xml:space="preserve">remember start block, </w:t>
-      </w:r>
-      <w:r>
-        <w:t>delete partition 2</w:t>
-      </w:r>
-      <w:r>
-        <w:t xml:space="preserve">, add partition </w:t>
-      </w:r>
-      <w:r>
-        <w:t>with start block</w:t>
-      </w:r>
-      <w:r>
-        <w:t>)</w:t>
-      </w:r>
-    </w:p>
-    <w:p>
-      <w:r>
-        <w:t>reboot</w:t>
-      </w:r>
-    </w:p>
-    <w:p>
-      <w:r>
-        <w:t>resize2fs /dev/sda2</w:t>
-      </w:r>
-    </w:p>
-    <w:p/>
-    <w:p>
-      <w:pPr>
-        <w:pStyle w:val="Heading2"/>
-      </w:pPr>
-      <w:bookmarkStart w:id="6" w:name="_Toc399441561"/>
-      <w:r>
-        <w:t>Remote access</w:t>
+      <w:bookmarkStart w:id="6" w:name="_Toc401003236"/>
+      <w:r>
+        <w:t xml:space="preserve">QEMU </w:t>
+      </w:r>
+      <w:r>
+        <w:t xml:space="preserve">SSH </w:t>
+      </w:r>
+      <w:r>
+        <w:t>Redirecting:</w:t>
       </w:r>
       <w:bookmarkEnd w:id="6"/>
-    </w:p>
-    <w:p>
-      <w:pPr>
-        <w:pStyle w:val="Heading3"/>
-      </w:pPr>
-      <w:bookmarkStart w:id="7" w:name="_Toc399441562"/>
-      <w:r>
-        <w:t xml:space="preserve">QEMU </w:t>
-      </w:r>
-      <w:r>
-        <w:t xml:space="preserve">SSH </w:t>
-      </w:r>
-      <w:r>
-        <w:t>Redirecting:</w:t>
-      </w:r>
-      <w:bookmarkEnd w:id="7"/>
     </w:p>
     <w:p>
       <w:r>
@@ -2086,12 +2189,12 @@
       <w:pPr>
         <w:pStyle w:val="Heading2"/>
       </w:pPr>
-      <w:bookmarkStart w:id="8" w:name="_Toc399441563"/>
-      <w:commentRangeStart w:id="9"/>
+      <w:bookmarkStart w:id="7" w:name="_Toc401003237"/>
+      <w:commentRangeStart w:id="8"/>
       <w:r>
         <w:t>Bridge Network</w:t>
       </w:r>
-      <w:commentRangeEnd w:id="9"/>
+      <w:commentRangeEnd w:id="8"/>
       <w:r>
         <w:rPr>
           <w:rStyle w:val="CommentReference"/>
@@ -2100,9 +2203,9 @@
           <w:bCs w:val="0"/>
           <w:color w:val="auto"/>
         </w:rPr>
-        <w:commentReference w:id="9"/>
-      </w:r>
-      <w:bookmarkEnd w:id="8"/>
+        <w:commentReference w:id="8"/>
+      </w:r>
+      <w:bookmarkEnd w:id="7"/>
     </w:p>
     <w:p>
       <w:pPr>
@@ -2131,7 +2234,6 @@
         </w:tabs>
       </w:pPr>
       <w:r>
-        <w:lastRenderedPageBreak/>
         <w:t>2) Use the "network control panel" to setup a "bridge" between your real connection (usually ethernet) and the "TAP" device.</w:t>
       </w:r>
     </w:p>
@@ -2149,11 +2251,11 @@
       <w:pPr>
         <w:pStyle w:val="Heading2"/>
       </w:pPr>
-      <w:bookmarkStart w:id="10" w:name="_Toc399441564"/>
+      <w:bookmarkStart w:id="9" w:name="_Toc401003238"/>
       <w:r>
         <w:t>Allow SSH</w:t>
       </w:r>
-      <w:bookmarkEnd w:id="10"/>
+      <w:bookmarkEnd w:id="9"/>
       <w:r>
         <w:t xml:space="preserve"> </w:t>
       </w:r>
@@ -2251,11 +2353,11 @@
       <w:pPr>
         <w:pStyle w:val="Heading2"/>
       </w:pPr>
-      <w:bookmarkStart w:id="11" w:name="_Toc399441565"/>
+      <w:bookmarkStart w:id="10" w:name="_Toc401003239"/>
       <w:r>
         <w:t>Remote desktop</w:t>
       </w:r>
-      <w:bookmarkEnd w:id="11"/>
+      <w:bookmarkEnd w:id="10"/>
       <w:r>
         <w:t xml:space="preserve"> </w:t>
       </w:r>
@@ -2279,11 +2381,12 @@
       <w:pPr>
         <w:pStyle w:val="Heading2"/>
       </w:pPr>
-      <w:bookmarkStart w:id="12" w:name="_Toc399441566"/>
-      <w:r>
+      <w:bookmarkStart w:id="11" w:name="_Toc401003240"/>
+      <w:r>
+        <w:lastRenderedPageBreak/>
         <w:t>Putty</w:t>
       </w:r>
-      <w:bookmarkEnd w:id="12"/>
+      <w:bookmarkEnd w:id="11"/>
     </w:p>
     <w:p>
       <w:hyperlink r:id="rId9" w:history="1">
@@ -2300,44 +2403,44 @@
       <w:pPr>
         <w:pStyle w:val="Heading1"/>
       </w:pPr>
-      <w:bookmarkStart w:id="13" w:name="_Toc399441567"/>
+      <w:bookmarkStart w:id="12" w:name="_Toc401003241"/>
       <w:r>
         <w:t>Development</w:t>
       </w:r>
+      <w:bookmarkEnd w:id="12"/>
+    </w:p>
+    <w:p>
+      <w:pPr>
+        <w:pStyle w:val="Heading2"/>
+      </w:pPr>
+      <w:bookmarkStart w:id="13" w:name="_Toc401003242"/>
+      <w:r>
+        <w:t>Install Java</w:t>
+      </w:r>
       <w:bookmarkEnd w:id="13"/>
     </w:p>
     <w:p>
+      <w:r>
+        <w:t>apt-get update</w:t>
+      </w:r>
+    </w:p>
+    <w:p>
+      <w:r>
+        <w:t>apt-get install oracle-java7-jdk</w:t>
+      </w:r>
+    </w:p>
+    <w:p>
       <w:pPr>
         <w:pStyle w:val="Heading2"/>
       </w:pPr>
-      <w:bookmarkStart w:id="14" w:name="_Toc399441568"/>
-      <w:r>
-        <w:t>Install Java</w:t>
+      <w:bookmarkStart w:id="14" w:name="_Toc401003243"/>
+      <w:r>
+        <w:t xml:space="preserve">Install </w:t>
+      </w:r>
+      <w:r>
+        <w:t>Wiring Pi</w:t>
       </w:r>
       <w:bookmarkEnd w:id="14"/>
-    </w:p>
-    <w:p>
-      <w:r>
-        <w:t>apt-get update</w:t>
-      </w:r>
-    </w:p>
-    <w:p>
-      <w:r>
-        <w:t>apt-get install oracle-java7-jdk</w:t>
-      </w:r>
-    </w:p>
-    <w:p>
-      <w:pPr>
-        <w:pStyle w:val="Heading2"/>
-      </w:pPr>
-      <w:bookmarkStart w:id="15" w:name="_Toc399441569"/>
-      <w:r>
-        <w:t xml:space="preserve">Install </w:t>
-      </w:r>
-      <w:r>
-        <w:t>Wiring Pi</w:t>
-      </w:r>
-      <w:bookmarkEnd w:id="15"/>
     </w:p>
     <w:p>
       <w:hyperlink r:id="rId10" w:history="1">
@@ -2358,26 +2461,26 @@
       <w:pPr>
         <w:pStyle w:val="Heading2"/>
       </w:pPr>
-      <w:bookmarkStart w:id="16" w:name="_Toc399441570"/>
+      <w:bookmarkStart w:id="15" w:name="_Toc401003244"/>
       <w:r>
         <w:t>Install P4J</w:t>
       </w:r>
+      <w:bookmarkEnd w:id="15"/>
+    </w:p>
+    <w:p>
+      <w:r>
+        <w:t>curl -s get.pi4j.com | sudo bash</w:t>
+      </w:r>
+    </w:p>
+    <w:p>
+      <w:pPr>
+        <w:pStyle w:val="Heading2"/>
+      </w:pPr>
+      <w:bookmarkStart w:id="16" w:name="_Toc401003245"/>
+      <w:r>
+        <w:t>Java Remote Debug</w:t>
+      </w:r>
       <w:bookmarkEnd w:id="16"/>
-    </w:p>
-    <w:p>
-      <w:r>
-        <w:t>curl -s get.pi4j.com | sudo bash</w:t>
-      </w:r>
-    </w:p>
-    <w:p>
-      <w:pPr>
-        <w:pStyle w:val="Heading2"/>
-      </w:pPr>
-      <w:bookmarkStart w:id="17" w:name="_Toc399441571"/>
-      <w:r>
-        <w:t>Java Remote Debug</w:t>
-      </w:r>
-      <w:bookmarkEnd w:id="17"/>
     </w:p>
     <w:p>
       <w:r>
@@ -2396,11 +2499,11 @@
       <w:pPr>
         <w:pStyle w:val="Heading3"/>
       </w:pPr>
-      <w:bookmarkStart w:id="18" w:name="_Toc399441572"/>
+      <w:bookmarkStart w:id="17" w:name="_Toc401003246"/>
       <w:r>
         <w:t>On Client:</w:t>
       </w:r>
-      <w:bookmarkEnd w:id="18"/>
+      <w:bookmarkEnd w:id="17"/>
     </w:p>
     <w:p>
       <w:pPr>
@@ -2443,11 +2546,11 @@
       <w:pPr>
         <w:pStyle w:val="Heading3"/>
       </w:pPr>
-      <w:bookmarkStart w:id="19" w:name="_Toc399441573"/>
+      <w:bookmarkStart w:id="18" w:name="_Toc401003247"/>
       <w:r>
         <w:t>On Server:</w:t>
       </w:r>
-      <w:bookmarkEnd w:id="19"/>
+      <w:bookmarkEnd w:id="18"/>
     </w:p>
     <w:p>
       <w:pPr>
@@ -2474,7 +2577,6 @@
         </w:tabs>
       </w:pPr>
       <w:r>
-        <w:lastRenderedPageBreak/>
         <w:t>java -jar remotevmlauncher-agent-1.0-20140103.103618-5.jar</w:t>
       </w:r>
       <w:r>
@@ -2484,28 +2586,35 @@
         <w:t>-d 1</w:t>
       </w:r>
     </w:p>
+    <w:p>
+      <w:r>
+        <w:t>java -jar remotevmlauncher-agent-1.0-SNAPSHOT.jar -d 3</w:t>
+      </w:r>
+    </w:p>
+    <w:p>
+      <w:bookmarkStart w:id="19" w:name="_GoBack"/>
+      <w:bookmarkEnd w:id="19"/>
+    </w:p>
+    <w:p>
+      <w:r>
+        <w:t>Grant access:</w:t>
+      </w:r>
+    </w:p>
+    <w:p>
+      <w:r>
+        <w:t>sudo su</w:t>
+      </w:r>
+    </w:p>
+    <w:p>
+      <w:r>
+        <w:t>chmod -R ugo+rw .remotevm</w:t>
+      </w:r>
+    </w:p>
     <w:p/>
     <w:p>
       <w:r>
-        <w:t>Grant access:</w:t>
-      </w:r>
-    </w:p>
-    <w:p>
-      <w:r>
-        <w:t>sudo su</w:t>
-      </w:r>
-    </w:p>
-    <w:p>
-      <w:r>
-        <w:t>chmod -R ugo+rw .remotevm</w:t>
-      </w:r>
-    </w:p>
-    <w:p/>
-    <w:p>
-      <w:r>
         <w:t xml:space="preserve">chmod -R ugo+rw </w:t>
       </w:r>
-      <w:bookmarkStart w:id="20" w:name="_Toc399441574"/>
       <w:r>
         <w:t>/opt/pi4j/lib/</w:t>
       </w:r>
@@ -2525,6 +2634,7 @@
       <w:pPr>
         <w:pStyle w:val="Heading3"/>
       </w:pPr>
+      <w:bookmarkStart w:id="20" w:name="_Toc401003248"/>
       <w:r>
         <w:t>Eclipse Launcher</w:t>
       </w:r>
@@ -2550,7 +2660,6 @@
       <w:pPr>
         <w:pStyle w:val="NoSpacing"/>
       </w:pPr>
-      <w:bookmarkStart w:id="21" w:name="_Toc399441575"/>
       <w:r>
         <w:t>192.168.0.103:8999</w:t>
       </w:r>
@@ -2579,6 +2688,7 @@
       <w:pPr>
         <w:pStyle w:val="Heading2"/>
       </w:pPr>
+      <w:bookmarkStart w:id="21" w:name="_Toc401003249"/>
       <w:r>
         <w:t>Download Files from Interne</w:t>
       </w:r>
@@ -2607,6 +2717,7 @@
     </w:p>
     <w:p>
       <w:r>
+        <w:lastRenderedPageBreak/>
         <w:t>wget</w:t>
       </w:r>
       <w:r>
@@ -2618,65 +2729,163 @@
       <w:r>
         <w:t>server.lv/filename.zip</w:t>
       </w:r>
+    </w:p>
+    <w:p>
+      <w:pPr>
+        <w:pStyle w:val="Heading2"/>
+      </w:pPr>
+      <w:r>
+        <w:t>Autostart Java Application</w:t>
+      </w:r>
+    </w:p>
+    <w:p>
+      <w:hyperlink r:id="rId14" w:history="1">
+        <w:r>
+          <w:rPr>
+            <w:rStyle w:val="Hyperlink"/>
+          </w:rPr>
+          <w:t>http://stackoverflow.com/questions/11809191/linux-launch-java-program-on-startup-ec2-instance</w:t>
+        </w:r>
+      </w:hyperlink>
+    </w:p>
+    <w:p/>
+    <w:p/>
+    <w:p>
+      <w:pPr>
+        <w:pStyle w:val="Heading1"/>
+      </w:pPr>
+      <w:r>
+        <w:t>Maven</w:t>
+      </w:r>
+    </w:p>
+    <w:p>
+      <w:hyperlink r:id="rId15" w:history="1">
+        <w:r>
+          <w:rPr>
+            <w:rStyle w:val="Hyperlink"/>
+          </w:rPr>
+          <w:t>http://maven.apache.org/download.cgi#Installation</w:t>
+        </w:r>
+      </w:hyperlink>
     </w:p>
     <w:p/>
     <w:p/>
     <w:p/>
+    <w:p>
+      <w:pPr>
+        <w:pStyle w:val="Heading1"/>
+      </w:pPr>
+      <w:r>
+        <w:t>Share folder on Linux</w:t>
+      </w:r>
+    </w:p>
+    <w:p>
+      <w:r>
+        <w:t>http://www.howtogeek.com/176471/how-to-share-files-between-windows-and-linux/</w:t>
+      </w:r>
+    </w:p>
     <w:p/>
+    <w:p>
+      <w:r>
+        <w:t>sudo apt-get install samba</w:t>
+      </w:r>
+    </w:p>
+    <w:p>
+      <w:r>
+        <w:t>apt-get install samba-common-bin</w:t>
+      </w:r>
+    </w:p>
+    <w:p>
+      <w:r>
+        <w:t xml:space="preserve">sudo </w:t>
+      </w:r>
+      <w:r>
+        <w:t>nano</w:t>
+      </w:r>
+      <w:r>
+        <w:t xml:space="preserve"> /etc/samba/smb.conf</w:t>
+      </w:r>
+    </w:p>
+    <w:p>
+      <w:r>
+        <w:tab/>
+        <w:t>Add to the end:</w:t>
+      </w:r>
+    </w:p>
+    <w:p>
+      <w:pPr>
+        <w:ind w:left="1440"/>
+      </w:pPr>
+      <w:r>
+        <w:t>[share]</w:t>
+      </w:r>
+    </w:p>
+    <w:p>
+      <w:pPr>
+        <w:ind w:left="1440"/>
+      </w:pPr>
+      <w:r>
+        <w:t>path = /home/pi/share</w:t>
+      </w:r>
+    </w:p>
+    <w:p>
+      <w:pPr>
+        <w:ind w:left="1440"/>
+      </w:pPr>
+      <w:r>
+        <w:t>available = yes</w:t>
+      </w:r>
+    </w:p>
+    <w:p>
+      <w:pPr>
+        <w:ind w:left="1440"/>
+      </w:pPr>
+      <w:r>
+        <w:t>valid users = pi</w:t>
+      </w:r>
+    </w:p>
+    <w:p>
+      <w:pPr>
+        <w:ind w:left="1440"/>
+      </w:pPr>
+      <w:r>
+        <w:t>read only = no</w:t>
+      </w:r>
+    </w:p>
+    <w:p>
+      <w:pPr>
+        <w:ind w:left="1440"/>
+      </w:pPr>
+      <w:r>
+        <w:t>browsable = yes</w:t>
+      </w:r>
+    </w:p>
+    <w:p>
+      <w:pPr>
+        <w:ind w:left="1440"/>
+      </w:pPr>
+      <w:r>
+        <w:t>public = yes</w:t>
+      </w:r>
+    </w:p>
+    <w:p>
+      <w:pPr>
+        <w:ind w:left="1440"/>
+      </w:pPr>
+      <w:r>
+        <w:t>writable = yes</w:t>
+      </w:r>
+    </w:p>
     <w:p/>
+    <w:p>
+      <w:r>
+        <w:t>sudo service samba restart</w:t>
+      </w:r>
+    </w:p>
     <w:p/>
-    <w:p/>
     <w:p>
       <w:r>
         <w:br w:type="page"/>
-      </w:r>
-    </w:p>
-    <w:p>
-      <w:r>
-        <w:lastRenderedPageBreak/>
-        <w:t>Old config:</w:t>
-      </w:r>
-    </w:p>
-    <w:p>
-      <w:r>
-        <w:rPr>
-          <w:noProof/>
-        </w:rPr>
-        <w:drawing>
-          <wp:inline distT="0" distB="0" distL="0" distR="0" wp14:anchorId="5E7D3759" wp14:editId="04C14147">
-            <wp:extent cx="6152515" cy="4858385"/>
-            <wp:effectExtent l="0" t="0" r="635" b="0"/>
-            <wp:docPr id="1" name="Picture 1"/>
-            <wp:cNvGraphicFramePr>
-              <a:graphicFrameLocks xmlns:a="http://schemas.openxmlformats.org/drawingml/2006/main" noChangeAspect="1"/>
-            </wp:cNvGraphicFramePr>
-            <a:graphic xmlns:a="http://schemas.openxmlformats.org/drawingml/2006/main">
-              <a:graphicData uri="http://schemas.openxmlformats.org/drawingml/2006/picture">
-                <pic:pic xmlns:pic="http://schemas.openxmlformats.org/drawingml/2006/picture">
-                  <pic:nvPicPr>
-                    <pic:cNvPr id="0" name=""/>
-                    <pic:cNvPicPr/>
-                  </pic:nvPicPr>
-                  <pic:blipFill>
-                    <a:blip r:embed="rId14"/>
-                    <a:stretch>
-                      <a:fillRect/>
-                    </a:stretch>
-                  </pic:blipFill>
-                  <pic:spPr>
-                    <a:xfrm>
-                      <a:off x="0" y="0"/>
-                      <a:ext cx="6152515" cy="4858385"/>
-                    </a:xfrm>
-                    <a:prstGeom prst="rect">
-                      <a:avLst/>
-                    </a:prstGeom>
-                  </pic:spPr>
-                </pic:pic>
-              </a:graphicData>
-            </a:graphic>
-          </wp:inline>
-        </w:drawing>
       </w:r>
     </w:p>
     <w:p/>
@@ -2692,7 +2901,7 @@
 
 <file path=word/comments.xml><?xml version="1.0" encoding="utf-8"?>
 <w:comments xmlns:wpc="http://schemas.microsoft.com/office/word/2010/wordprocessingCanvas" xmlns:mc="http://schemas.openxmlformats.org/markup-compatibility/2006" xmlns:o="urn:schemas-microsoft-com:office:office" xmlns:r="http://schemas.openxmlformats.org/officeDocument/2006/relationships" xmlns:m="http://schemas.openxmlformats.org/officeDocument/2006/math" xmlns:v="urn:schemas-microsoft-com:vml" xmlns:wp14="http://schemas.microsoft.com/office/word/2010/wordprocessingDrawing" xmlns:wp="http://schemas.openxmlformats.org/drawingml/2006/wordprocessingDrawing" xmlns:w10="urn:schemas-microsoft-com:office:word" xmlns:w="http://schemas.openxmlformats.org/wordprocessingml/2006/main" xmlns:w14="http://schemas.microsoft.com/office/word/2010/wordml" xmlns:wpg="http://schemas.microsoft.com/office/word/2010/wordprocessingGroup" xmlns:wpi="http://schemas.microsoft.com/office/word/2010/wordprocessingInk" xmlns:wne="http://schemas.microsoft.com/office/word/2006/wordml" xmlns:wps="http://schemas.microsoft.com/office/word/2010/wordprocessingShape" mc:Ignorable="w14 wp14">
-  <w:comment w:id="9" w:author="dm" w:date="2014-09-16T00:45:00Z" w:initials="d">
+  <w:comment w:id="8" w:author="dm" w:date="2014-09-16T00:45:00Z" w:initials="d">
     <w:p>
       <w:pPr>
         <w:pStyle w:val="CommentText"/>
@@ -3997,7 +4206,7 @@
 </file>
 
 <file path=customXml/itemProps1.xml><?xml version="1.0" encoding="utf-8"?>
-<ds:datastoreItem xmlns:ds="http://schemas.openxmlformats.org/officeDocument/2006/customXml" ds:itemID="{644996EB-8D87-4461-AD3F-B4C8C975249E}">
+<ds:datastoreItem xmlns:ds="http://schemas.openxmlformats.org/officeDocument/2006/customXml" ds:itemID="{0822876B-9239-4BF5-9F1C-AF12D3229F20}">
   <ds:schemaRefs>
     <ds:schemaRef ds:uri="http://schemas.openxmlformats.org/officeDocument/2006/bibliography"/>
   </ds:schemaRefs>

--- a/doc/Linux_notes.docx
+++ b/doc/Linux_notes.docx
@@ -2591,10 +2591,7 @@
         <w:t>java -jar remotevmlauncher-agent-1.0-SNAPSHOT.jar -d 3</w:t>
       </w:r>
     </w:p>
-    <w:p>
-      <w:bookmarkStart w:id="19" w:name="_GoBack"/>
-      <w:bookmarkEnd w:id="19"/>
-    </w:p>
+    <w:p/>
     <w:p>
       <w:r>
         <w:t>Grant access:</w:t>
@@ -2634,11 +2631,11 @@
       <w:pPr>
         <w:pStyle w:val="Heading3"/>
       </w:pPr>
-      <w:bookmarkStart w:id="20" w:name="_Toc401003248"/>
+      <w:bookmarkStart w:id="19" w:name="_Toc401003248"/>
       <w:r>
         <w:t>Eclipse Launcher</w:t>
       </w:r>
-      <w:bookmarkEnd w:id="20"/>
+      <w:bookmarkEnd w:id="19"/>
     </w:p>
     <w:p>
       <w:r>
@@ -2688,7 +2685,7 @@
       <w:pPr>
         <w:pStyle w:val="Heading2"/>
       </w:pPr>
-      <w:bookmarkStart w:id="21" w:name="_Toc401003249"/>
+      <w:bookmarkStart w:id="20" w:name="_Toc401003249"/>
       <w:r>
         <w:t>Download Files from Interne</w:t>
       </w:r>
@@ -2698,7 +2695,7 @@
       <w:r>
         <w:t xml:space="preserve"> (WGET)</w:t>
       </w:r>
-      <w:bookmarkEnd w:id="21"/>
+      <w:bookmarkEnd w:id="20"/>
     </w:p>
     <w:p>
       <w:hyperlink r:id="rId13" w:history="1">
@@ -2749,7 +2746,6 @@
       </w:hyperlink>
     </w:p>
     <w:p/>
-    <w:p/>
     <w:p>
       <w:pPr>
         <w:pStyle w:val="Heading1"/>
@@ -2759,7 +2755,7 @@
       </w:r>
     </w:p>
     <w:p>
-      <w:hyperlink r:id="rId15" w:history="1">
+      <w:hyperlink r:id="rId15" w:anchor="Installation" w:history="1">
         <w:r>
           <w:rPr>
             <w:rStyle w:val="Hyperlink"/>
@@ -2769,8 +2765,6 @@
       </w:hyperlink>
     </w:p>
     <w:p/>
-    <w:p/>
-    <w:p/>
     <w:p>
       <w:pPr>
         <w:pStyle w:val="Heading1"/>
@@ -2884,9 +2878,27 @@
     </w:p>
     <w:p/>
     <w:p>
-      <w:r>
-        <w:br w:type="page"/>
-      </w:r>
+      <w:pPr>
+        <w:pStyle w:val="Heading1"/>
+      </w:pPr>
+      <w:r>
+        <w:t>Power off HDMI to save power</w:t>
+      </w:r>
+    </w:p>
+    <w:p>
+      <w:r>
+        <w:t xml:space="preserve">/opt/vc/bin/tvservice </w:t>
+      </w:r>
+      <w:r>
+        <w:t>–</w:t>
+      </w:r>
+      <w:r>
+        <w:t>off</w:t>
+      </w:r>
+    </w:p>
+    <w:p>
+      <w:bookmarkStart w:id="21" w:name="_GoBack"/>
+      <w:bookmarkEnd w:id="21"/>
     </w:p>
     <w:p/>
     <w:sectPr>
@@ -4206,7 +4218,7 @@
 </file>
 
 <file path=customXml/itemProps1.xml><?xml version="1.0" encoding="utf-8"?>
-<ds:datastoreItem xmlns:ds="http://schemas.openxmlformats.org/officeDocument/2006/customXml" ds:itemID="{0822876B-9239-4BF5-9F1C-AF12D3229F20}">
+<ds:datastoreItem xmlns:ds="http://schemas.openxmlformats.org/officeDocument/2006/customXml" ds:itemID="{998A7577-3A4D-4B1A-A9BA-9EF5A87C1524}">
   <ds:schemaRefs>
     <ds:schemaRef ds:uri="http://schemas.openxmlformats.org/officeDocument/2006/bibliography"/>
   </ds:schemaRefs>

--- a/doc/Linux_notes.docx
+++ b/doc/Linux_notes.docx
@@ -53,7 +53,7 @@
           <w:r>
             <w:fldChar w:fldCharType="separate"/>
           </w:r>
-          <w:hyperlink w:anchor="_Toc401003230" w:history="1">
+          <w:hyperlink w:anchor="_Toc403152994" w:history="1">
             <w:r>
               <w:rPr>
                 <w:rStyle w:val="Hyperlink"/>
@@ -80,7 +80,7 @@
                 <w:noProof/>
                 <w:webHidden/>
               </w:rPr>
-              <w:instrText xml:space="preserve"> PAGEREF _Toc401003230 \h </w:instrText>
+              <w:instrText xml:space="preserve"> PAGEREF _Toc403152994 \h </w:instrText>
             </w:r>
             <w:r>
               <w:rPr>
@@ -122,7 +122,7 @@
               <w:noProof/>
             </w:rPr>
           </w:pPr>
-          <w:hyperlink w:anchor="_Toc401003231" w:history="1">
+          <w:hyperlink w:anchor="_Toc403152995" w:history="1">
             <w:r>
               <w:rPr>
                 <w:rStyle w:val="Hyperlink"/>
@@ -149,7 +149,7 @@
                 <w:noProof/>
                 <w:webHidden/>
               </w:rPr>
-              <w:instrText xml:space="preserve"> PAGEREF _Toc401003231 \h </w:instrText>
+              <w:instrText xml:space="preserve"> PAGEREF _Toc403152995 \h </w:instrText>
             </w:r>
             <w:r>
               <w:rPr>
@@ -169,7 +169,7 @@
                 <w:noProof/>
                 <w:webHidden/>
               </w:rPr>
-              <w:t>2</w:t>
+              <w:t>3</w:t>
             </w:r>
             <w:r>
               <w:rPr>
@@ -191,7 +191,7 @@
               <w:noProof/>
             </w:rPr>
           </w:pPr>
-          <w:hyperlink w:anchor="_Toc401003232" w:history="1">
+          <w:hyperlink w:anchor="_Toc403152996" w:history="1">
             <w:r>
               <w:rPr>
                 <w:rStyle w:val="Hyperlink"/>
@@ -218,7 +218,7 @@
                 <w:noProof/>
                 <w:webHidden/>
               </w:rPr>
-              <w:instrText xml:space="preserve"> PAGEREF _Toc401003232 \h </w:instrText>
+              <w:instrText xml:space="preserve"> PAGEREF _Toc403152996 \h </w:instrText>
             </w:r>
             <w:r>
               <w:rPr>
@@ -238,7 +238,7 @@
                 <w:noProof/>
                 <w:webHidden/>
               </w:rPr>
-              <w:t>2</w:t>
+              <w:t>3</w:t>
             </w:r>
             <w:r>
               <w:rPr>
@@ -260,7 +260,7 @@
               <w:noProof/>
             </w:rPr>
           </w:pPr>
-          <w:hyperlink w:anchor="_Toc401003233" w:history="1">
+          <w:hyperlink w:anchor="_Toc403152997" w:history="1">
             <w:r>
               <w:rPr>
                 <w:rStyle w:val="Hyperlink"/>
@@ -287,7 +287,7 @@
                 <w:noProof/>
                 <w:webHidden/>
               </w:rPr>
-              <w:instrText xml:space="preserve"> PAGEREF _Toc401003233 \h </w:instrText>
+              <w:instrText xml:space="preserve"> PAGEREF _Toc403152997 \h </w:instrText>
             </w:r>
             <w:r>
               <w:rPr>
@@ -307,7 +307,7 @@
                 <w:noProof/>
                 <w:webHidden/>
               </w:rPr>
-              <w:t>2</w:t>
+              <w:t>3</w:t>
             </w:r>
             <w:r>
               <w:rPr>
@@ -329,7 +329,7 @@
               <w:noProof/>
             </w:rPr>
           </w:pPr>
-          <w:hyperlink w:anchor="_Toc401003234" w:history="1">
+          <w:hyperlink w:anchor="_Toc403152998" w:history="1">
             <w:r>
               <w:rPr>
                 <w:rStyle w:val="Hyperlink"/>
@@ -356,7 +356,7 @@
                 <w:noProof/>
                 <w:webHidden/>
               </w:rPr>
-              <w:instrText xml:space="preserve"> PAGEREF _Toc401003234 \h </w:instrText>
+              <w:instrText xml:space="preserve"> PAGEREF _Toc403152998 \h </w:instrText>
             </w:r>
             <w:r>
               <w:rPr>
@@ -376,7 +376,7 @@
                 <w:noProof/>
                 <w:webHidden/>
               </w:rPr>
-              <w:t>2</w:t>
+              <w:t>3</w:t>
             </w:r>
             <w:r>
               <w:rPr>
@@ -398,7 +398,7 @@
               <w:noProof/>
             </w:rPr>
           </w:pPr>
-          <w:hyperlink w:anchor="_Toc401003235" w:history="1">
+          <w:hyperlink w:anchor="_Toc403152999" w:history="1">
             <w:r>
               <w:rPr>
                 <w:rStyle w:val="Hyperlink"/>
@@ -425,7 +425,7 @@
                 <w:noProof/>
                 <w:webHidden/>
               </w:rPr>
-              <w:instrText xml:space="preserve"> PAGEREF _Toc401003235 \h </w:instrText>
+              <w:instrText xml:space="preserve"> PAGEREF _Toc403152999 \h </w:instrText>
             </w:r>
             <w:r>
               <w:rPr>
@@ -445,7 +445,7 @@
                 <w:noProof/>
                 <w:webHidden/>
               </w:rPr>
-              <w:t>2</w:t>
+              <w:t>3</w:t>
             </w:r>
             <w:r>
               <w:rPr>
@@ -467,7 +467,7 @@
               <w:noProof/>
             </w:rPr>
           </w:pPr>
-          <w:hyperlink w:anchor="_Toc401003236" w:history="1">
+          <w:hyperlink w:anchor="_Toc403153000" w:history="1">
             <w:r>
               <w:rPr>
                 <w:rStyle w:val="Hyperlink"/>
@@ -494,7 +494,7 @@
                 <w:noProof/>
                 <w:webHidden/>
               </w:rPr>
-              <w:instrText xml:space="preserve"> PAGEREF _Toc401003236 \h </w:instrText>
+              <w:instrText xml:space="preserve"> PAGEREF _Toc403153000 \h </w:instrText>
             </w:r>
             <w:r>
               <w:rPr>
@@ -514,7 +514,7 @@
                 <w:noProof/>
                 <w:webHidden/>
               </w:rPr>
-              <w:t>2</w:t>
+              <w:t>3</w:t>
             </w:r>
             <w:r>
               <w:rPr>
@@ -536,7 +536,7 @@
               <w:noProof/>
             </w:rPr>
           </w:pPr>
-          <w:hyperlink w:anchor="_Toc401003237" w:history="1">
+          <w:hyperlink w:anchor="_Toc403153001" w:history="1">
             <w:r>
               <w:rPr>
                 <w:rStyle w:val="Hyperlink"/>
@@ -563,7 +563,7 @@
                 <w:noProof/>
                 <w:webHidden/>
               </w:rPr>
-              <w:instrText xml:space="preserve"> PAGEREF _Toc401003237 \h </w:instrText>
+              <w:instrText xml:space="preserve"> PAGEREF _Toc403153001 \h </w:instrText>
             </w:r>
             <w:r>
               <w:rPr>
@@ -605,7 +605,7 @@
               <w:noProof/>
             </w:rPr>
           </w:pPr>
-          <w:hyperlink w:anchor="_Toc401003238" w:history="1">
+          <w:hyperlink w:anchor="_Toc403153002" w:history="1">
             <w:r>
               <w:rPr>
                 <w:rStyle w:val="Hyperlink"/>
@@ -632,7 +632,7 @@
                 <w:noProof/>
                 <w:webHidden/>
               </w:rPr>
-              <w:instrText xml:space="preserve"> PAGEREF _Toc401003238 \h </w:instrText>
+              <w:instrText xml:space="preserve"> PAGEREF _Toc403153002 \h </w:instrText>
             </w:r>
             <w:r>
               <w:rPr>
@@ -674,7 +674,7 @@
               <w:noProof/>
             </w:rPr>
           </w:pPr>
-          <w:hyperlink w:anchor="_Toc401003239" w:history="1">
+          <w:hyperlink w:anchor="_Toc403153003" w:history="1">
             <w:r>
               <w:rPr>
                 <w:rStyle w:val="Hyperlink"/>
@@ -701,7 +701,7 @@
                 <w:noProof/>
                 <w:webHidden/>
               </w:rPr>
-              <w:instrText xml:space="preserve"> PAGEREF _Toc401003239 \h </w:instrText>
+              <w:instrText xml:space="preserve"> PAGEREF _Toc403153003 \h </w:instrText>
             </w:r>
             <w:r>
               <w:rPr>
@@ -743,7 +743,7 @@
               <w:noProof/>
             </w:rPr>
           </w:pPr>
-          <w:hyperlink w:anchor="_Toc401003240" w:history="1">
+          <w:hyperlink w:anchor="_Toc403153004" w:history="1">
             <w:r>
               <w:rPr>
                 <w:rStyle w:val="Hyperlink"/>
@@ -770,7 +770,7 @@
                 <w:noProof/>
                 <w:webHidden/>
               </w:rPr>
-              <w:instrText xml:space="preserve"> PAGEREF _Toc401003240 \h </w:instrText>
+              <w:instrText xml:space="preserve"> PAGEREF _Toc403153004 \h </w:instrText>
             </w:r>
             <w:r>
               <w:rPr>
@@ -790,7 +790,7 @@
                 <w:noProof/>
                 <w:webHidden/>
               </w:rPr>
-              <w:t>3</w:t>
+              <w:t>4</w:t>
             </w:r>
             <w:r>
               <w:rPr>
@@ -812,7 +812,7 @@
               <w:noProof/>
             </w:rPr>
           </w:pPr>
-          <w:hyperlink w:anchor="_Toc401003241" w:history="1">
+          <w:hyperlink w:anchor="_Toc403153005" w:history="1">
             <w:r>
               <w:rPr>
                 <w:rStyle w:val="Hyperlink"/>
@@ -839,7 +839,7 @@
                 <w:noProof/>
                 <w:webHidden/>
               </w:rPr>
-              <w:instrText xml:space="preserve"> PAGEREF _Toc401003241 \h </w:instrText>
+              <w:instrText xml:space="preserve"> PAGEREF _Toc403153005 \h </w:instrText>
             </w:r>
             <w:r>
               <w:rPr>
@@ -859,7 +859,7 @@
                 <w:noProof/>
                 <w:webHidden/>
               </w:rPr>
-              <w:t>3</w:t>
+              <w:t>4</w:t>
             </w:r>
             <w:r>
               <w:rPr>
@@ -881,7 +881,7 @@
               <w:noProof/>
             </w:rPr>
           </w:pPr>
-          <w:hyperlink w:anchor="_Toc401003242" w:history="1">
+          <w:hyperlink w:anchor="_Toc403153006" w:history="1">
             <w:r>
               <w:rPr>
                 <w:rStyle w:val="Hyperlink"/>
@@ -908,7 +908,7 @@
                 <w:noProof/>
                 <w:webHidden/>
               </w:rPr>
-              <w:instrText xml:space="preserve"> PAGEREF _Toc401003242 \h </w:instrText>
+              <w:instrText xml:space="preserve"> PAGEREF _Toc403153006 \h </w:instrText>
             </w:r>
             <w:r>
               <w:rPr>
@@ -928,7 +928,7 @@
                 <w:noProof/>
                 <w:webHidden/>
               </w:rPr>
-              <w:t>3</w:t>
+              <w:t>4</w:t>
             </w:r>
             <w:r>
               <w:rPr>
@@ -950,7 +950,7 @@
               <w:noProof/>
             </w:rPr>
           </w:pPr>
-          <w:hyperlink w:anchor="_Toc401003243" w:history="1">
+          <w:hyperlink w:anchor="_Toc403153007" w:history="1">
             <w:r>
               <w:rPr>
                 <w:rStyle w:val="Hyperlink"/>
@@ -977,7 +977,7 @@
                 <w:noProof/>
                 <w:webHidden/>
               </w:rPr>
-              <w:instrText xml:space="preserve"> PAGEREF _Toc401003243 \h </w:instrText>
+              <w:instrText xml:space="preserve"> PAGEREF _Toc403153007 \h </w:instrText>
             </w:r>
             <w:r>
               <w:rPr>
@@ -997,7 +997,7 @@
                 <w:noProof/>
                 <w:webHidden/>
               </w:rPr>
-              <w:t>3</w:t>
+              <w:t>4</w:t>
             </w:r>
             <w:r>
               <w:rPr>
@@ -1019,7 +1019,7 @@
               <w:noProof/>
             </w:rPr>
           </w:pPr>
-          <w:hyperlink w:anchor="_Toc401003244" w:history="1">
+          <w:hyperlink w:anchor="_Toc403153008" w:history="1">
             <w:r>
               <w:rPr>
                 <w:rStyle w:val="Hyperlink"/>
@@ -1046,7 +1046,7 @@
                 <w:noProof/>
                 <w:webHidden/>
               </w:rPr>
-              <w:instrText xml:space="preserve"> PAGEREF _Toc401003244 \h </w:instrText>
+              <w:instrText xml:space="preserve"> PAGEREF _Toc403153008 \h </w:instrText>
             </w:r>
             <w:r>
               <w:rPr>
@@ -1066,7 +1066,7 @@
                 <w:noProof/>
                 <w:webHidden/>
               </w:rPr>
-              <w:t>3</w:t>
+              <w:t>4</w:t>
             </w:r>
             <w:r>
               <w:rPr>
@@ -1088,7 +1088,7 @@
               <w:noProof/>
             </w:rPr>
           </w:pPr>
-          <w:hyperlink w:anchor="_Toc401003245" w:history="1">
+          <w:hyperlink w:anchor="_Toc403153009" w:history="1">
             <w:r>
               <w:rPr>
                 <w:rStyle w:val="Hyperlink"/>
@@ -1115,7 +1115,7 @@
                 <w:noProof/>
                 <w:webHidden/>
               </w:rPr>
-              <w:instrText xml:space="preserve"> PAGEREF _Toc401003245 \h </w:instrText>
+              <w:instrText xml:space="preserve"> PAGEREF _Toc403153009 \h </w:instrText>
             </w:r>
             <w:r>
               <w:rPr>
@@ -1135,7 +1135,7 @@
                 <w:noProof/>
                 <w:webHidden/>
               </w:rPr>
-              <w:t>3</w:t>
+              <w:t>4</w:t>
             </w:r>
             <w:r>
               <w:rPr>
@@ -1157,7 +1157,7 @@
               <w:noProof/>
             </w:rPr>
           </w:pPr>
-          <w:hyperlink w:anchor="_Toc401003246" w:history="1">
+          <w:hyperlink w:anchor="_Toc403153010" w:history="1">
             <w:r>
               <w:rPr>
                 <w:rStyle w:val="Hyperlink"/>
@@ -1184,7 +1184,7 @@
                 <w:noProof/>
                 <w:webHidden/>
               </w:rPr>
-              <w:instrText xml:space="preserve"> PAGEREF _Toc401003246 \h </w:instrText>
+              <w:instrText xml:space="preserve"> PAGEREF _Toc403153010 \h </w:instrText>
             </w:r>
             <w:r>
               <w:rPr>
@@ -1204,7 +1204,7 @@
                 <w:noProof/>
                 <w:webHidden/>
               </w:rPr>
-              <w:t>3</w:t>
+              <w:t>4</w:t>
             </w:r>
             <w:r>
               <w:rPr>
@@ -1226,7 +1226,7 @@
               <w:noProof/>
             </w:rPr>
           </w:pPr>
-          <w:hyperlink w:anchor="_Toc401003247" w:history="1">
+          <w:hyperlink w:anchor="_Toc403153011" w:history="1">
             <w:r>
               <w:rPr>
                 <w:rStyle w:val="Hyperlink"/>
@@ -1253,7 +1253,7 @@
                 <w:noProof/>
                 <w:webHidden/>
               </w:rPr>
-              <w:instrText xml:space="preserve"> PAGEREF _Toc401003247 \h </w:instrText>
+              <w:instrText xml:space="preserve"> PAGEREF _Toc403153011 \h </w:instrText>
             </w:r>
             <w:r>
               <w:rPr>
@@ -1295,7 +1295,7 @@
               <w:noProof/>
             </w:rPr>
           </w:pPr>
-          <w:hyperlink w:anchor="_Toc401003248" w:history="1">
+          <w:hyperlink w:anchor="_Toc403153012" w:history="1">
             <w:r>
               <w:rPr>
                 <w:rStyle w:val="Hyperlink"/>
@@ -1322,7 +1322,7 @@
                 <w:noProof/>
                 <w:webHidden/>
               </w:rPr>
-              <w:instrText xml:space="preserve"> PAGEREF _Toc401003248 \h </w:instrText>
+              <w:instrText xml:space="preserve"> PAGEREF _Toc403153012 \h </w:instrText>
             </w:r>
             <w:r>
               <w:rPr>
@@ -1364,7 +1364,7 @@
               <w:noProof/>
             </w:rPr>
           </w:pPr>
-          <w:hyperlink w:anchor="_Toc401003249" w:history="1">
+          <w:hyperlink w:anchor="_Toc403153013" w:history="1">
             <w:r>
               <w:rPr>
                 <w:rStyle w:val="Hyperlink"/>
@@ -1391,7 +1391,7 @@
                 <w:noProof/>
                 <w:webHidden/>
               </w:rPr>
-              <w:instrText xml:space="preserve"> PAGEREF _Toc401003249 \h </w:instrText>
+              <w:instrText xml:space="preserve"> PAGEREF _Toc403153013 \h </w:instrText>
             </w:r>
             <w:r>
               <w:rPr>
@@ -1412,6 +1412,351 @@
                 <w:webHidden/>
               </w:rPr>
               <w:t>4</w:t>
+            </w:r>
+            <w:r>
+              <w:rPr>
+                <w:noProof/>
+                <w:webHidden/>
+              </w:rPr>
+              <w:fldChar w:fldCharType="end"/>
+            </w:r>
+          </w:hyperlink>
+        </w:p>
+        <w:p>
+          <w:pPr>
+            <w:pStyle w:val="TOC2"/>
+            <w:tabs>
+              <w:tab w:val="right" w:leader="dot" w:pos="9679"/>
+            </w:tabs>
+            <w:rPr>
+              <w:rFonts w:eastAsiaTheme="minorEastAsia"/>
+              <w:noProof/>
+            </w:rPr>
+          </w:pPr>
+          <w:hyperlink w:anchor="_Toc403153014" w:history="1">
+            <w:r>
+              <w:rPr>
+                <w:rStyle w:val="Hyperlink"/>
+                <w:noProof/>
+              </w:rPr>
+              <w:t>Autostart Java Application</w:t>
+            </w:r>
+            <w:r>
+              <w:rPr>
+                <w:noProof/>
+                <w:webHidden/>
+              </w:rPr>
+              <w:tab/>
+            </w:r>
+            <w:r>
+              <w:rPr>
+                <w:noProof/>
+                <w:webHidden/>
+              </w:rPr>
+              <w:fldChar w:fldCharType="begin"/>
+            </w:r>
+            <w:r>
+              <w:rPr>
+                <w:noProof/>
+                <w:webHidden/>
+              </w:rPr>
+              <w:instrText xml:space="preserve"> PAGEREF _Toc403153014 \h </w:instrText>
+            </w:r>
+            <w:r>
+              <w:rPr>
+                <w:noProof/>
+                <w:webHidden/>
+              </w:rPr>
+            </w:r>
+            <w:r>
+              <w:rPr>
+                <w:noProof/>
+                <w:webHidden/>
+              </w:rPr>
+              <w:fldChar w:fldCharType="separate"/>
+            </w:r>
+            <w:r>
+              <w:rPr>
+                <w:noProof/>
+                <w:webHidden/>
+              </w:rPr>
+              <w:t>5</w:t>
+            </w:r>
+            <w:r>
+              <w:rPr>
+                <w:noProof/>
+                <w:webHidden/>
+              </w:rPr>
+              <w:fldChar w:fldCharType="end"/>
+            </w:r>
+          </w:hyperlink>
+        </w:p>
+        <w:p>
+          <w:pPr>
+            <w:pStyle w:val="TOC1"/>
+            <w:tabs>
+              <w:tab w:val="right" w:leader="dot" w:pos="9679"/>
+            </w:tabs>
+            <w:rPr>
+              <w:rFonts w:eastAsiaTheme="minorEastAsia"/>
+              <w:noProof/>
+            </w:rPr>
+          </w:pPr>
+          <w:hyperlink w:anchor="_Toc403153015" w:history="1">
+            <w:r>
+              <w:rPr>
+                <w:rStyle w:val="Hyperlink"/>
+                <w:noProof/>
+              </w:rPr>
+              <w:t>Maven</w:t>
+            </w:r>
+            <w:r>
+              <w:rPr>
+                <w:noProof/>
+                <w:webHidden/>
+              </w:rPr>
+              <w:tab/>
+            </w:r>
+            <w:r>
+              <w:rPr>
+                <w:noProof/>
+                <w:webHidden/>
+              </w:rPr>
+              <w:fldChar w:fldCharType="begin"/>
+            </w:r>
+            <w:r>
+              <w:rPr>
+                <w:noProof/>
+                <w:webHidden/>
+              </w:rPr>
+              <w:instrText xml:space="preserve"> PAGEREF _Toc403153015 \h </w:instrText>
+            </w:r>
+            <w:r>
+              <w:rPr>
+                <w:noProof/>
+                <w:webHidden/>
+              </w:rPr>
+            </w:r>
+            <w:r>
+              <w:rPr>
+                <w:noProof/>
+                <w:webHidden/>
+              </w:rPr>
+              <w:fldChar w:fldCharType="separate"/>
+            </w:r>
+            <w:r>
+              <w:rPr>
+                <w:noProof/>
+                <w:webHidden/>
+              </w:rPr>
+              <w:t>5</w:t>
+            </w:r>
+            <w:r>
+              <w:rPr>
+                <w:noProof/>
+                <w:webHidden/>
+              </w:rPr>
+              <w:fldChar w:fldCharType="end"/>
+            </w:r>
+          </w:hyperlink>
+        </w:p>
+        <w:p>
+          <w:pPr>
+            <w:pStyle w:val="TOC1"/>
+            <w:tabs>
+              <w:tab w:val="right" w:leader="dot" w:pos="9679"/>
+            </w:tabs>
+            <w:rPr>
+              <w:rFonts w:eastAsiaTheme="minorEastAsia"/>
+              <w:noProof/>
+            </w:rPr>
+          </w:pPr>
+          <w:hyperlink w:anchor="_Toc403153016" w:history="1">
+            <w:r>
+              <w:rPr>
+                <w:rStyle w:val="Hyperlink"/>
+                <w:noProof/>
+              </w:rPr>
+              <w:t>Share folder on Linux</w:t>
+            </w:r>
+            <w:r>
+              <w:rPr>
+                <w:noProof/>
+                <w:webHidden/>
+              </w:rPr>
+              <w:tab/>
+            </w:r>
+            <w:r>
+              <w:rPr>
+                <w:noProof/>
+                <w:webHidden/>
+              </w:rPr>
+              <w:fldChar w:fldCharType="begin"/>
+            </w:r>
+            <w:r>
+              <w:rPr>
+                <w:noProof/>
+                <w:webHidden/>
+              </w:rPr>
+              <w:instrText xml:space="preserve"> PAGEREF _Toc403153016 \h </w:instrText>
+            </w:r>
+            <w:r>
+              <w:rPr>
+                <w:noProof/>
+                <w:webHidden/>
+              </w:rPr>
+            </w:r>
+            <w:r>
+              <w:rPr>
+                <w:noProof/>
+                <w:webHidden/>
+              </w:rPr>
+              <w:fldChar w:fldCharType="separate"/>
+            </w:r>
+            <w:r>
+              <w:rPr>
+                <w:noProof/>
+                <w:webHidden/>
+              </w:rPr>
+              <w:t>5</w:t>
+            </w:r>
+            <w:r>
+              <w:rPr>
+                <w:noProof/>
+                <w:webHidden/>
+              </w:rPr>
+              <w:fldChar w:fldCharType="end"/>
+            </w:r>
+          </w:hyperlink>
+        </w:p>
+        <w:p>
+          <w:pPr>
+            <w:pStyle w:val="TOC1"/>
+            <w:tabs>
+              <w:tab w:val="right" w:leader="dot" w:pos="9679"/>
+            </w:tabs>
+            <w:rPr>
+              <w:rFonts w:eastAsiaTheme="minorEastAsia"/>
+              <w:noProof/>
+            </w:rPr>
+          </w:pPr>
+          <w:hyperlink w:anchor="_Toc403153017" w:history="1">
+            <w:r>
+              <w:rPr>
+                <w:rStyle w:val="Hyperlink"/>
+                <w:noProof/>
+              </w:rPr>
+              <w:t>Power off HDMI to save power</w:t>
+            </w:r>
+            <w:r>
+              <w:rPr>
+                <w:noProof/>
+                <w:webHidden/>
+              </w:rPr>
+              <w:tab/>
+            </w:r>
+            <w:r>
+              <w:rPr>
+                <w:noProof/>
+                <w:webHidden/>
+              </w:rPr>
+              <w:fldChar w:fldCharType="begin"/>
+            </w:r>
+            <w:r>
+              <w:rPr>
+                <w:noProof/>
+                <w:webHidden/>
+              </w:rPr>
+              <w:instrText xml:space="preserve"> PAGEREF _Toc403153017 \h </w:instrText>
+            </w:r>
+            <w:r>
+              <w:rPr>
+                <w:noProof/>
+                <w:webHidden/>
+              </w:rPr>
+            </w:r>
+            <w:r>
+              <w:rPr>
+                <w:noProof/>
+                <w:webHidden/>
+              </w:rPr>
+              <w:fldChar w:fldCharType="separate"/>
+            </w:r>
+            <w:r>
+              <w:rPr>
+                <w:noProof/>
+                <w:webHidden/>
+              </w:rPr>
+              <w:t>5</w:t>
+            </w:r>
+            <w:r>
+              <w:rPr>
+                <w:noProof/>
+                <w:webHidden/>
+              </w:rPr>
+              <w:fldChar w:fldCharType="end"/>
+            </w:r>
+          </w:hyperlink>
+        </w:p>
+        <w:p>
+          <w:pPr>
+            <w:pStyle w:val="TOC1"/>
+            <w:tabs>
+              <w:tab w:val="right" w:leader="dot" w:pos="9679"/>
+            </w:tabs>
+            <w:rPr>
+              <w:rFonts w:eastAsiaTheme="minorEastAsia"/>
+              <w:noProof/>
+            </w:rPr>
+          </w:pPr>
+          <w:hyperlink w:anchor="_Toc403153018" w:history="1">
+            <w:r>
+              <w:rPr>
+                <w:rStyle w:val="Hyperlink"/>
+                <w:noProof/>
+              </w:rPr>
+              <w:t>Magnetometer MPU-6050</w:t>
+            </w:r>
+            <w:r>
+              <w:rPr>
+                <w:noProof/>
+                <w:webHidden/>
+              </w:rPr>
+              <w:tab/>
+            </w:r>
+            <w:r>
+              <w:rPr>
+                <w:noProof/>
+                <w:webHidden/>
+              </w:rPr>
+              <w:fldChar w:fldCharType="begin"/>
+            </w:r>
+            <w:r>
+              <w:rPr>
+                <w:noProof/>
+                <w:webHidden/>
+              </w:rPr>
+              <w:instrText xml:space="preserve"> PAGEREF _Toc403153018 \h </w:instrText>
+            </w:r>
+            <w:r>
+              <w:rPr>
+                <w:noProof/>
+                <w:webHidden/>
+              </w:rPr>
+            </w:r>
+            <w:r>
+              <w:rPr>
+                <w:noProof/>
+                <w:webHidden/>
+              </w:rPr>
+              <w:fldChar w:fldCharType="separate"/>
+            </w:r>
+            <w:r>
+              <w:rPr>
+                <w:noProof/>
+                <w:webHidden/>
+              </w:rPr>
+              <w:t>5</w:t>
             </w:r>
             <w:r>
               <w:rPr>
@@ -1454,7 +1799,7 @@
       <w:pPr>
         <w:pStyle w:val="Heading1"/>
       </w:pPr>
-      <w:bookmarkStart w:id="0" w:name="_Toc401003230"/>
+      <w:bookmarkStart w:id="0" w:name="_Toc403152994"/>
       <w:r>
         <w:lastRenderedPageBreak/>
         <w:t>Configuration</w:t>
@@ -1505,8 +1850,13 @@
             <w:r>
               <w:t xml:space="preserve">Go to </w:t>
             </w:r>
-            <w:r>
-              <w:t>sysadmin/root</w:t>
+            <w:proofErr w:type="spellStart"/>
+            <w:r>
+              <w:t>sysadmin</w:t>
+            </w:r>
+            <w:proofErr w:type="spellEnd"/>
+            <w:r>
+              <w:t>/root</w:t>
             </w:r>
             <w:r>
               <w:t xml:space="preserve"> mode</w:t>
@@ -1518,12 +1868,22 @@
             <w:tcW w:w="4953" w:type="dxa"/>
           </w:tcPr>
           <w:p>
+            <w:proofErr w:type="spellStart"/>
             <w:r>
               <w:t>s</w:t>
             </w:r>
             <w:r>
-              <w:t>udo su</w:t>
-            </w:r>
+              <w:t>udo</w:t>
+            </w:r>
+            <w:proofErr w:type="spellEnd"/>
+            <w:r>
+              <w:t xml:space="preserve"> </w:t>
+            </w:r>
+            <w:proofErr w:type="spellStart"/>
+            <w:r>
+              <w:t>su</w:t>
+            </w:r>
+            <w:proofErr w:type="spellEnd"/>
           </w:p>
         </w:tc>
       </w:tr>
@@ -1543,12 +1903,14 @@
             <w:tcW w:w="4953" w:type="dxa"/>
           </w:tcPr>
           <w:p>
+            <w:proofErr w:type="spellStart"/>
             <w:r>
               <w:t>p</w:t>
             </w:r>
             <w:r>
               <w:t>asswd</w:t>
             </w:r>
+            <w:proofErr w:type="spellEnd"/>
           </w:p>
         </w:tc>
       </w:tr>
@@ -1568,9 +1930,11 @@
             <w:tcW w:w="4953" w:type="dxa"/>
           </w:tcPr>
           <w:p>
+            <w:proofErr w:type="spellStart"/>
             <w:r>
               <w:t>raspi-config</w:t>
             </w:r>
+            <w:proofErr w:type="spellEnd"/>
           </w:p>
         </w:tc>
       </w:tr>
@@ -1581,8 +1945,13 @@
           </w:tcPr>
           <w:p>
             <w:r>
-              <w:t>Get IP adderess</w:t>
-            </w:r>
+              <w:t xml:space="preserve">Get IP </w:t>
+            </w:r>
+            <w:proofErr w:type="spellStart"/>
+            <w:r>
+              <w:t>adderess</w:t>
+            </w:r>
+            <w:proofErr w:type="spellEnd"/>
           </w:p>
         </w:tc>
         <w:tc>
@@ -1590,12 +1959,14 @@
             <w:tcW w:w="4953" w:type="dxa"/>
           </w:tcPr>
           <w:p>
+            <w:proofErr w:type="spellStart"/>
             <w:r>
               <w:t>I</w:t>
             </w:r>
             <w:r>
               <w:t>fconfig</w:t>
             </w:r>
+            <w:proofErr w:type="spellEnd"/>
           </w:p>
         </w:tc>
       </w:tr>
@@ -1641,7 +2012,15 @@
               <w:t>shutdown -r now</w:t>
             </w:r>
             <w:r>
-              <w:t xml:space="preserve">  (or sudo reboot)</w:t>
+              <w:t xml:space="preserve">  (or </w:t>
+            </w:r>
+            <w:proofErr w:type="spellStart"/>
+            <w:r>
+              <w:t>sudo</w:t>
+            </w:r>
+            <w:proofErr w:type="spellEnd"/>
+            <w:r>
+              <w:t xml:space="preserve"> reboot)</w:t>
             </w:r>
           </w:p>
         </w:tc>
@@ -1663,7 +2042,23 @@
           </w:tcPr>
           <w:p>
             <w:r>
-              <w:t>/etc/init.d/networking restart</w:t>
+              <w:t>/</w:t>
+            </w:r>
+            <w:proofErr w:type="spellStart"/>
+            <w:r>
+              <w:t>etc</w:t>
+            </w:r>
+            <w:proofErr w:type="spellEnd"/>
+            <w:r>
+              <w:t>/</w:t>
+            </w:r>
+            <w:proofErr w:type="spellStart"/>
+            <w:r>
+              <w:t>init.d</w:t>
+            </w:r>
+            <w:proofErr w:type="spellEnd"/>
+            <w:r>
+              <w:t>/networking restart</w:t>
             </w:r>
           </w:p>
         </w:tc>
@@ -1778,11 +2173,16 @@
             <w:tcW w:w="4953" w:type="dxa"/>
           </w:tcPr>
           <w:p>
+            <w:proofErr w:type="spellStart"/>
             <w:r>
               <w:t>n</w:t>
             </w:r>
             <w:r>
-              <w:t xml:space="preserve">ano </w:t>
+              <w:t>ano</w:t>
+            </w:r>
+            <w:proofErr w:type="spellEnd"/>
+            <w:r>
+              <w:t xml:space="preserve"> </w:t>
             </w:r>
             <w:r>
               <w:t>abc.txt</w:t>
@@ -1823,8 +2223,13 @@
             <w:tcW w:w="4953" w:type="dxa"/>
           </w:tcPr>
           <w:p>
-            <w:r>
-              <w:t>rm abc.txt</w:t>
+            <w:proofErr w:type="spellStart"/>
+            <w:r>
+              <w:t>rm</w:t>
+            </w:r>
+            <w:proofErr w:type="spellEnd"/>
+            <w:r>
+              <w:t xml:space="preserve"> abc.txt</w:t>
             </w:r>
           </w:p>
         </w:tc>
@@ -1845,8 +2250,13 @@
             <w:tcW w:w="4953" w:type="dxa"/>
           </w:tcPr>
           <w:p>
-            <w:r>
-              <w:t xml:space="preserve">rm -r </w:t>
+            <w:proofErr w:type="spellStart"/>
+            <w:r>
+              <w:t>rm</w:t>
+            </w:r>
+            <w:proofErr w:type="spellEnd"/>
+            <w:r>
+              <w:t xml:space="preserve"> -r </w:t>
             </w:r>
             <w:r>
               <w:t>folder1</w:t>
@@ -1887,8 +2297,13 @@
             <w:tcW w:w="4953" w:type="dxa"/>
           </w:tcPr>
           <w:p>
-            <w:r>
-              <w:t>find . -name "</w:t>
+            <w:proofErr w:type="gramStart"/>
+            <w:r>
+              <w:t>find .</w:t>
+            </w:r>
+            <w:proofErr w:type="gramEnd"/>
+            <w:r>
+              <w:t xml:space="preserve"> -name "</w:t>
             </w:r>
             <w:r>
               <w:rPr>
@@ -1935,8 +2350,13 @@
             <w:tcW w:w="4953" w:type="dxa"/>
           </w:tcPr>
           <w:p>
-            <w:r>
-              <w:t>uname -a</w:t>
+            <w:proofErr w:type="spellStart"/>
+            <w:r>
+              <w:t>uname</w:t>
+            </w:r>
+            <w:proofErr w:type="spellEnd"/>
+            <w:r>
+              <w:t xml:space="preserve"> -a</w:t>
             </w:r>
           </w:p>
         </w:tc>
@@ -1982,7 +2402,6 @@
       <w:pPr>
         <w:pStyle w:val="Heading2"/>
       </w:pPr>
-      <w:bookmarkStart w:id="1" w:name="_Toc401003231"/>
     </w:p>
     <w:p>
       <w:pPr>
@@ -2001,6 +2420,7 @@
       <w:pPr>
         <w:pStyle w:val="Heading2"/>
       </w:pPr>
+      <w:bookmarkStart w:id="1" w:name="_Toc403152995"/>
       <w:r>
         <w:lastRenderedPageBreak/>
         <w:t>Updates</w:t>
@@ -2008,16 +2428,26 @@
       <w:bookmarkEnd w:id="1"/>
     </w:p>
     <w:p>
-      <w:r>
-        <w:t>apt-get update</w:t>
+      <w:proofErr w:type="gramStart"/>
+      <w:r>
+        <w:t>apt-get</w:t>
+      </w:r>
+      <w:proofErr w:type="gramEnd"/>
+      <w:r>
+        <w:t xml:space="preserve"> update</w:t>
       </w:r>
       <w:r>
         <w:t xml:space="preserve"> (update all packages)</w:t>
       </w:r>
     </w:p>
     <w:p>
-      <w:r>
-        <w:t>apt-get upgrade</w:t>
+      <w:proofErr w:type="gramStart"/>
+      <w:r>
+        <w:t>apt-get</w:t>
+      </w:r>
+      <w:proofErr w:type="gramEnd"/>
+      <w:r>
+        <w:t xml:space="preserve"> upgrade</w:t>
       </w:r>
       <w:r>
         <w:t xml:space="preserve">   (upgrade all packages)</w:t>
@@ -2027,15 +2457,33 @@
       <w:pPr>
         <w:pStyle w:val="Heading3"/>
       </w:pPr>
-      <w:bookmarkStart w:id="2" w:name="_Toc401003232"/>
-      <w:r>
-        <w:t>sample install-deinstall tree package</w:t>
+      <w:bookmarkStart w:id="2" w:name="_Toc403152996"/>
+      <w:proofErr w:type="gramStart"/>
+      <w:r>
+        <w:t>sample</w:t>
+      </w:r>
+      <w:proofErr w:type="gramEnd"/>
+      <w:r>
+        <w:t xml:space="preserve"> install-</w:t>
+      </w:r>
+      <w:proofErr w:type="spellStart"/>
+      <w:r>
+        <w:t>deinstall</w:t>
+      </w:r>
+      <w:proofErr w:type="spellEnd"/>
+      <w:r>
+        <w:t xml:space="preserve"> tree package</w:t>
       </w:r>
       <w:bookmarkEnd w:id="2"/>
     </w:p>
     <w:p>
-      <w:r>
-        <w:t xml:space="preserve">apt-get install tree </w:t>
+      <w:proofErr w:type="gramStart"/>
+      <w:r>
+        <w:t>apt-get</w:t>
+      </w:r>
+      <w:proofErr w:type="gramEnd"/>
+      <w:r>
+        <w:t xml:space="preserve"> install tree </w:t>
       </w:r>
       <w:r>
         <w:t>–</w:t>
@@ -2045,22 +2493,37 @@
       </w:r>
     </w:p>
     <w:p>
-      <w:r>
-        <w:t>man tree</w:t>
+      <w:proofErr w:type="gramStart"/>
+      <w:r>
+        <w:t>man</w:t>
+      </w:r>
+      <w:proofErr w:type="gramEnd"/>
+      <w:r>
+        <w:t xml:space="preserve"> tree</w:t>
       </w:r>
       <w:r>
         <w:t xml:space="preserve">   (manual documentation for tree package)</w:t>
       </w:r>
     </w:p>
     <w:p>
-      <w:r>
-        <w:t>apt-get remove tree</w:t>
+      <w:proofErr w:type="gramStart"/>
+      <w:r>
+        <w:t>apt-get</w:t>
+      </w:r>
+      <w:proofErr w:type="gramEnd"/>
+      <w:r>
+        <w:t xml:space="preserve"> remove tree</w:t>
       </w:r>
       <w:r>
         <w:t xml:space="preserve"> (or </w:t>
       </w:r>
-      <w:r>
-        <w:t>sudo apt-get purge tree</w:t>
+      <w:proofErr w:type="spellStart"/>
+      <w:r>
+        <w:t>sudo</w:t>
+      </w:r>
+      <w:proofErr w:type="spellEnd"/>
+      <w:r>
+        <w:t xml:space="preserve"> apt-get purge tree</w:t>
       </w:r>
       <w:r>
         <w:t>)</w:t>
@@ -2070,7 +2533,7 @@
       <w:pPr>
         <w:pStyle w:val="Heading1"/>
       </w:pPr>
-      <w:bookmarkStart w:id="3" w:name="_Toc401003233"/>
+      <w:bookmarkStart w:id="3" w:name="_Toc403152997"/>
       <w:r>
         <w:t>QEMU</w:t>
       </w:r>
@@ -2080,7 +2543,7 @@
       <w:pPr>
         <w:pStyle w:val="Heading2"/>
       </w:pPr>
-      <w:bookmarkStart w:id="4" w:name="_Toc401003234"/>
+      <w:bookmarkStart w:id="4" w:name="_Toc403152998"/>
       <w:r>
         <w:t xml:space="preserve">Extend </w:t>
       </w:r>
@@ -2090,17 +2553,52 @@
       <w:bookmarkEnd w:id="4"/>
     </w:p>
     <w:p>
+      <w:proofErr w:type="spellStart"/>
+      <w:proofErr w:type="gramStart"/>
       <w:r>
         <w:t>q</w:t>
       </w:r>
       <w:r>
-        <w:t>emu-img resize &lt;imagename&gt; +2G</w:t>
-      </w:r>
-    </w:p>
-    <w:p>
-      <w:r>
-        <w:t>fdisk /dev/sda</w:t>
-      </w:r>
+        <w:t>emu-img</w:t>
+      </w:r>
+      <w:proofErr w:type="spellEnd"/>
+      <w:proofErr w:type="gramEnd"/>
+      <w:r>
+        <w:t xml:space="preserve"> resize &lt;</w:t>
+      </w:r>
+      <w:proofErr w:type="spellStart"/>
+      <w:r>
+        <w:t>imagename</w:t>
+      </w:r>
+      <w:proofErr w:type="spellEnd"/>
+      <w:r>
+        <w:t>&gt; +2G</w:t>
+      </w:r>
+    </w:p>
+    <w:p>
+      <w:proofErr w:type="spellStart"/>
+      <w:proofErr w:type="gramStart"/>
+      <w:r>
+        <w:t>fdisk</w:t>
+      </w:r>
+      <w:proofErr w:type="spellEnd"/>
+      <w:proofErr w:type="gramEnd"/>
+      <w:r>
+        <w:t xml:space="preserve"> /</w:t>
+      </w:r>
+      <w:proofErr w:type="spellStart"/>
+      <w:r>
+        <w:t>dev</w:t>
+      </w:r>
+      <w:proofErr w:type="spellEnd"/>
+      <w:r>
+        <w:t>/</w:t>
+      </w:r>
+      <w:proofErr w:type="spellStart"/>
+      <w:r>
+        <w:t>sda</w:t>
+      </w:r>
+      <w:proofErr w:type="spellEnd"/>
       <w:r>
         <w:t xml:space="preserve">  (</w:t>
       </w:r>
@@ -2121,13 +2619,23 @@
       </w:r>
     </w:p>
     <w:p>
+      <w:proofErr w:type="gramStart"/>
       <w:r>
         <w:t>reboot</w:t>
       </w:r>
-    </w:p>
-    <w:p>
-      <w:r>
-        <w:t>resize2fs /dev/sda2</w:t>
+      <w:proofErr w:type="gramEnd"/>
+    </w:p>
+    <w:p>
+      <w:r>
+        <w:t>resize2fs /</w:t>
+      </w:r>
+      <w:proofErr w:type="spellStart"/>
+      <w:r>
+        <w:t>dev</w:t>
+      </w:r>
+      <w:proofErr w:type="spellEnd"/>
+      <w:r>
+        <w:t>/sda2</w:t>
       </w:r>
     </w:p>
     <w:p/>
@@ -2135,7 +2643,7 @@
       <w:pPr>
         <w:pStyle w:val="Heading2"/>
       </w:pPr>
-      <w:bookmarkStart w:id="5" w:name="_Toc401003235"/>
+      <w:bookmarkStart w:id="5" w:name="_Toc403152999"/>
       <w:r>
         <w:t>Remote access</w:t>
       </w:r>
@@ -2145,7 +2653,7 @@
       <w:pPr>
         <w:pStyle w:val="Heading3"/>
       </w:pPr>
-      <w:bookmarkStart w:id="6" w:name="_Toc401003236"/>
+      <w:bookmarkStart w:id="6" w:name="_Toc403153000"/>
       <w:r>
         <w:t xml:space="preserve">QEMU </w:t>
       </w:r>
@@ -2164,7 +2672,39 @@
     </w:p>
     <w:p>
       <w:r>
-        <w:t>-redir tcp:230::3389 -redir tcp:22::22 -redir tcp:8999::8999</w:t>
+        <w:t>-</w:t>
+      </w:r>
+      <w:proofErr w:type="spellStart"/>
+      <w:r>
+        <w:t>redir</w:t>
+      </w:r>
+      <w:proofErr w:type="spellEnd"/>
+      <w:r>
+        <w:t xml:space="preserve"> tcp</w:t>
+      </w:r>
+      <w:proofErr w:type="gramStart"/>
+      <w:r>
+        <w:t>:230</w:t>
+      </w:r>
+      <w:proofErr w:type="gramEnd"/>
+      <w:r>
+        <w:t>::3389 -</w:t>
+      </w:r>
+      <w:proofErr w:type="spellStart"/>
+      <w:r>
+        <w:t>redir</w:t>
+      </w:r>
+      <w:proofErr w:type="spellEnd"/>
+      <w:r>
+        <w:t xml:space="preserve"> tcp:22::22 -</w:t>
+      </w:r>
+      <w:proofErr w:type="spellStart"/>
+      <w:r>
+        <w:t>redir</w:t>
+      </w:r>
+      <w:proofErr w:type="spellEnd"/>
+      <w:r>
+        <w:t xml:space="preserve"> tcp:8999::8999</w:t>
       </w:r>
     </w:p>
     <w:p>
@@ -2189,7 +2729,7 @@
       <w:pPr>
         <w:pStyle w:val="Heading2"/>
       </w:pPr>
-      <w:bookmarkStart w:id="7" w:name="_Toc401003237"/>
+      <w:bookmarkStart w:id="7" w:name="_Toc403153001"/>
       <w:commentRangeStart w:id="8"/>
       <w:r>
         <w:t>Bridge Network</w:t>
@@ -2224,7 +2764,15 @@
         </w:tabs>
       </w:pPr>
       <w:r>
-        <w:t>1) Install openvpn on your Windows system. This will install one or more "TAP" network devices on your system. I have no idea what the letters "TAP" stand for.</w:t>
+        <w:t xml:space="preserve">1) Install </w:t>
+      </w:r>
+      <w:proofErr w:type="spellStart"/>
+      <w:r>
+        <w:t>openvpn</w:t>
+      </w:r>
+      <w:proofErr w:type="spellEnd"/>
+      <w:r>
+        <w:t xml:space="preserve"> on your Windows system. This will install one or more "TAP" network devices on your system. I have no idea what the letters "TAP" stand for.</w:t>
       </w:r>
     </w:p>
     <w:p>
@@ -2234,7 +2782,15 @@
         </w:tabs>
       </w:pPr>
       <w:r>
-        <w:t>2) Use the "network control panel" to setup a "bridge" between your real connection (usually ethernet) and the "TAP" device.</w:t>
+        <w:t xml:space="preserve">2) Use the "network control panel" to setup a "bridge" between your real connection (usually </w:t>
+      </w:r>
+      <w:proofErr w:type="spellStart"/>
+      <w:r>
+        <w:t>ethernet</w:t>
+      </w:r>
+      <w:proofErr w:type="spellEnd"/>
+      <w:r>
+        <w:t>) and the "TAP" device.</w:t>
       </w:r>
     </w:p>
     <w:p>
@@ -2244,14 +2800,22 @@
         </w:tabs>
       </w:pPr>
       <w:r>
-        <w:t>3) Change your QEMU.BAT file to say -net nic -net if=tap</w:t>
+        <w:t xml:space="preserve">3) Change your QEMU.BAT file to say -net </w:t>
+      </w:r>
+      <w:proofErr w:type="spellStart"/>
+      <w:r>
+        <w:t>nic</w:t>
+      </w:r>
+      <w:proofErr w:type="spellEnd"/>
+      <w:r>
+        <w:t xml:space="preserve"> -net if=tap</w:t>
       </w:r>
     </w:p>
     <w:p>
       <w:pPr>
         <w:pStyle w:val="Heading2"/>
       </w:pPr>
-      <w:bookmarkStart w:id="9" w:name="_Toc401003238"/>
+      <w:bookmarkStart w:id="9" w:name="_Toc403153002"/>
       <w:r>
         <w:t>Allow SSH</w:t>
       </w:r>
@@ -2261,7 +2825,7 @@
       </w:r>
     </w:p>
     <w:p>
-      <w:hyperlink r:id="rId7" w:history="1">
+      <w:hyperlink r:id="rId8" w:history="1">
         <w:r>
           <w:rPr>
             <w:rStyle w:val="Hyperlink"/>
@@ -2274,8 +2838,31 @@
       <w:pPr>
         <w:pStyle w:val="NoSpacing"/>
       </w:pPr>
-      <w:r>
-        <w:t>sudo nano /etc/network/interfaces</w:t>
+      <w:proofErr w:type="spellStart"/>
+      <w:proofErr w:type="gramStart"/>
+      <w:r>
+        <w:t>sudo</w:t>
+      </w:r>
+      <w:proofErr w:type="spellEnd"/>
+      <w:proofErr w:type="gramEnd"/>
+      <w:r>
+        <w:t xml:space="preserve"> </w:t>
+      </w:r>
+      <w:proofErr w:type="spellStart"/>
+      <w:r>
+        <w:t>nano</w:t>
+      </w:r>
+      <w:proofErr w:type="spellEnd"/>
+      <w:r>
+        <w:t xml:space="preserve"> /</w:t>
+      </w:r>
+      <w:proofErr w:type="spellStart"/>
+      <w:r>
+        <w:t>etc</w:t>
+      </w:r>
+      <w:proofErr w:type="spellEnd"/>
+      <w:r>
+        <w:t>/network/interfaces</w:t>
       </w:r>
     </w:p>
     <w:p>
@@ -2283,8 +2870,23 @@
         <w:pStyle w:val="NoSpacing"/>
         <w:ind w:left="720"/>
       </w:pPr>
-      <w:r>
-        <w:t>iface eth0 inet static</w:t>
+      <w:proofErr w:type="spellStart"/>
+      <w:proofErr w:type="gramStart"/>
+      <w:r>
+        <w:t>iface</w:t>
+      </w:r>
+      <w:proofErr w:type="spellEnd"/>
+      <w:proofErr w:type="gramEnd"/>
+      <w:r>
+        <w:t xml:space="preserve"> eth0 </w:t>
+      </w:r>
+      <w:proofErr w:type="spellStart"/>
+      <w:r>
+        <w:t>inet</w:t>
+      </w:r>
+      <w:proofErr w:type="spellEnd"/>
+      <w:r>
+        <w:t xml:space="preserve"> static</w:t>
       </w:r>
     </w:p>
     <w:p>
@@ -2292,8 +2894,13 @@
         <w:pStyle w:val="NoSpacing"/>
         <w:ind w:left="720"/>
       </w:pPr>
-      <w:r>
-        <w:t>address 192.168.1.20</w:t>
+      <w:proofErr w:type="gramStart"/>
+      <w:r>
+        <w:t>address</w:t>
+      </w:r>
+      <w:proofErr w:type="gramEnd"/>
+      <w:r>
+        <w:t xml:space="preserve"> 192.168.1.20</w:t>
       </w:r>
     </w:p>
     <w:p>
@@ -2301,8 +2908,15 @@
         <w:pStyle w:val="NoSpacing"/>
         <w:ind w:left="720"/>
       </w:pPr>
-      <w:r>
-        <w:t>netmask 255.255.255.0</w:t>
+      <w:proofErr w:type="spellStart"/>
+      <w:proofErr w:type="gramStart"/>
+      <w:r>
+        <w:t>netmask</w:t>
+      </w:r>
+      <w:proofErr w:type="spellEnd"/>
+      <w:proofErr w:type="gramEnd"/>
+      <w:r>
+        <w:t xml:space="preserve"> 255.255.255.0</w:t>
       </w:r>
     </w:p>
     <w:p>
@@ -2313,8 +2927,13 @@
         </w:tabs>
         <w:ind w:left="720"/>
       </w:pPr>
-      <w:r>
-        <w:t>gateway 192.168.1.1</w:t>
+      <w:proofErr w:type="gramStart"/>
+      <w:r>
+        <w:t>gateway</w:t>
+      </w:r>
+      <w:proofErr w:type="gramEnd"/>
+      <w:r>
+        <w:t xml:space="preserve"> 192.168.1.1</w:t>
       </w:r>
       <w:r>
         <w:tab/>
@@ -2333,19 +2952,36 @@
       <w:pPr>
         <w:pStyle w:val="NoSpacing"/>
       </w:pPr>
-      <w:r>
-        <w:t>sudo raspi-config</w:t>
-      </w:r>
+      <w:proofErr w:type="spellStart"/>
+      <w:proofErr w:type="gramStart"/>
+      <w:r>
+        <w:t>sudo</w:t>
+      </w:r>
+      <w:proofErr w:type="spellEnd"/>
+      <w:proofErr w:type="gramEnd"/>
       <w:r>
         <w:t xml:space="preserve"> </w:t>
       </w:r>
+      <w:proofErr w:type="spellStart"/>
+      <w:r>
+        <w:t>raspi-config</w:t>
+      </w:r>
+      <w:proofErr w:type="spellEnd"/>
+      <w:r>
+        <w:t xml:space="preserve"> </w:t>
+      </w:r>
     </w:p>
     <w:p>
       <w:pPr>
         <w:pStyle w:val="NoSpacing"/>
       </w:pPr>
-      <w:r>
-        <w:t>then enable SSH server</w:t>
+      <w:proofErr w:type="gramStart"/>
+      <w:r>
+        <w:t>then</w:t>
+      </w:r>
+      <w:proofErr w:type="gramEnd"/>
+      <w:r>
+        <w:t xml:space="preserve"> enable SSH server</w:t>
       </w:r>
     </w:p>
     <w:p/>
@@ -2353,7 +2989,7 @@
       <w:pPr>
         <w:pStyle w:val="Heading2"/>
       </w:pPr>
-      <w:bookmarkStart w:id="10" w:name="_Toc401003239"/>
+      <w:bookmarkStart w:id="10" w:name="_Toc403153003"/>
       <w:r>
         <w:t>Remote desktop</w:t>
       </w:r>
@@ -2363,7 +2999,7 @@
       </w:r>
     </w:p>
     <w:p>
-      <w:hyperlink r:id="rId8" w:history="1">
+      <w:hyperlink r:id="rId9" w:history="1">
         <w:r>
           <w:rPr>
             <w:rStyle w:val="Hyperlink"/>
@@ -2373,15 +3009,27 @@
       </w:hyperlink>
     </w:p>
     <w:p>
-      <w:r>
-        <w:t>sudo apt-get install xrdp</w:t>
-      </w:r>
+      <w:proofErr w:type="spellStart"/>
+      <w:proofErr w:type="gramStart"/>
+      <w:r>
+        <w:t>sudo</w:t>
+      </w:r>
+      <w:proofErr w:type="spellEnd"/>
+      <w:proofErr w:type="gramEnd"/>
+      <w:r>
+        <w:t xml:space="preserve"> apt-get install </w:t>
+      </w:r>
+      <w:proofErr w:type="spellStart"/>
+      <w:r>
+        <w:t>xrdp</w:t>
+      </w:r>
+      <w:proofErr w:type="spellEnd"/>
     </w:p>
     <w:p>
       <w:pPr>
         <w:pStyle w:val="Heading2"/>
       </w:pPr>
-      <w:bookmarkStart w:id="11" w:name="_Toc401003240"/>
+      <w:bookmarkStart w:id="11" w:name="_Toc403153004"/>
       <w:r>
         <w:lastRenderedPageBreak/>
         <w:t>Putty</w:t>
@@ -2389,7 +3037,7 @@
       <w:bookmarkEnd w:id="11"/>
     </w:p>
     <w:p>
-      <w:hyperlink r:id="rId9" w:history="1">
+      <w:hyperlink r:id="rId10" w:history="1">
         <w:r>
           <w:rPr>
             <w:rStyle w:val="Hyperlink"/>
@@ -2403,7 +3051,7 @@
       <w:pPr>
         <w:pStyle w:val="Heading1"/>
       </w:pPr>
-      <w:bookmarkStart w:id="12" w:name="_Toc401003241"/>
+      <w:bookmarkStart w:id="12" w:name="_Toc403153005"/>
       <w:r>
         <w:t>Development</w:t>
       </w:r>
@@ -2413,27 +3061,37 @@
       <w:pPr>
         <w:pStyle w:val="Heading2"/>
       </w:pPr>
-      <w:bookmarkStart w:id="13" w:name="_Toc401003242"/>
+      <w:bookmarkStart w:id="13" w:name="_Toc403153006"/>
       <w:r>
         <w:t>Install Java</w:t>
       </w:r>
       <w:bookmarkEnd w:id="13"/>
     </w:p>
     <w:p>
-      <w:r>
-        <w:t>apt-get update</w:t>
-      </w:r>
-    </w:p>
-    <w:p>
-      <w:r>
-        <w:t>apt-get install oracle-java7-jdk</w:t>
+      <w:proofErr w:type="gramStart"/>
+      <w:r>
+        <w:t>apt-get</w:t>
+      </w:r>
+      <w:proofErr w:type="gramEnd"/>
+      <w:r>
+        <w:t xml:space="preserve"> update</w:t>
+      </w:r>
+    </w:p>
+    <w:p>
+      <w:proofErr w:type="gramStart"/>
+      <w:r>
+        <w:t>apt-get</w:t>
+      </w:r>
+      <w:proofErr w:type="gramEnd"/>
+      <w:r>
+        <w:t xml:space="preserve"> install oracle-java7-jdk</w:t>
       </w:r>
     </w:p>
     <w:p>
       <w:pPr>
         <w:pStyle w:val="Heading2"/>
       </w:pPr>
-      <w:bookmarkStart w:id="14" w:name="_Toc401003243"/>
+      <w:bookmarkStart w:id="14" w:name="_Toc403153007"/>
       <w:r>
         <w:t xml:space="preserve">Install </w:t>
       </w:r>
@@ -2443,7 +3101,7 @@
       <w:bookmarkEnd w:id="14"/>
     </w:p>
     <w:p>
-      <w:hyperlink r:id="rId10" w:history="1">
+      <w:hyperlink r:id="rId11" w:history="1">
         <w:r>
           <w:rPr>
             <w:rStyle w:val="Hyperlink"/>
@@ -2453,30 +3111,56 @@
       </w:hyperlink>
     </w:p>
     <w:p>
-      <w:r>
-        <w:t>apt-get install git-core</w:t>
+      <w:proofErr w:type="gramStart"/>
+      <w:r>
+        <w:t>apt-get</w:t>
+      </w:r>
+      <w:proofErr w:type="gramEnd"/>
+      <w:r>
+        <w:t xml:space="preserve"> install </w:t>
+      </w:r>
+      <w:proofErr w:type="spellStart"/>
+      <w:r>
+        <w:t>git</w:t>
+      </w:r>
+      <w:proofErr w:type="spellEnd"/>
+      <w:r>
+        <w:t>-core</w:t>
       </w:r>
     </w:p>
     <w:p>
       <w:pPr>
         <w:pStyle w:val="Heading2"/>
       </w:pPr>
-      <w:bookmarkStart w:id="15" w:name="_Toc401003244"/>
+      <w:bookmarkStart w:id="15" w:name="_Toc403153008"/>
       <w:r>
         <w:t>Install P4J</w:t>
       </w:r>
       <w:bookmarkEnd w:id="15"/>
     </w:p>
     <w:p>
-      <w:r>
-        <w:t>curl -s get.pi4j.com | sudo bash</w:t>
+      <w:proofErr w:type="gramStart"/>
+      <w:r>
+        <w:t>curl</w:t>
+      </w:r>
+      <w:proofErr w:type="gramEnd"/>
+      <w:r>
+        <w:t xml:space="preserve"> -s get.pi4j.com | </w:t>
+      </w:r>
+      <w:proofErr w:type="spellStart"/>
+      <w:r>
+        <w:t>sudo</w:t>
+      </w:r>
+      <w:proofErr w:type="spellEnd"/>
+      <w:r>
+        <w:t xml:space="preserve"> bash</w:t>
       </w:r>
     </w:p>
     <w:p>
       <w:pPr>
         <w:pStyle w:val="Heading2"/>
       </w:pPr>
-      <w:bookmarkStart w:id="16" w:name="_Toc401003245"/>
+      <w:bookmarkStart w:id="16" w:name="_Toc403153009"/>
       <w:r>
         <w:t>Java Remote Debug</w:t>
       </w:r>
@@ -2486,7 +3170,7 @@
       <w:r>
         <w:t xml:space="preserve">Simple: </w:t>
       </w:r>
-      <w:hyperlink r:id="rId11" w:history="1">
+      <w:hyperlink r:id="rId12" w:history="1">
         <w:r>
           <w:rPr>
             <w:rStyle w:val="Hyperlink"/>
@@ -2499,7 +3183,7 @@
       <w:pPr>
         <w:pStyle w:val="Heading3"/>
       </w:pPr>
-      <w:bookmarkStart w:id="17" w:name="_Toc401003246"/>
+      <w:bookmarkStart w:id="17" w:name="_Toc403153010"/>
       <w:r>
         <w:t>On Client:</w:t>
       </w:r>
@@ -2532,7 +3216,15 @@
         </w:tabs>
       </w:pPr>
       <w:r>
-        <w:t>Create lunch config:</w:t>
+        <w:t xml:space="preserve">Create lunch </w:t>
+      </w:r>
+      <w:proofErr w:type="spellStart"/>
+      <w:r>
+        <w:t>config</w:t>
+      </w:r>
+      <w:proofErr w:type="spellEnd"/>
+      <w:r>
+        <w:t>:</w:t>
       </w:r>
     </w:p>
     <w:p>
@@ -2546,7 +3238,7 @@
       <w:pPr>
         <w:pStyle w:val="Heading3"/>
       </w:pPr>
-      <w:bookmarkStart w:id="18" w:name="_Toc401003247"/>
+      <w:bookmarkStart w:id="18" w:name="_Toc403153011"/>
       <w:r>
         <w:t>On Server:</w:t>
       </w:r>
@@ -2558,10 +3250,17 @@
           <w:tab w:val="left" w:pos="1215"/>
         </w:tabs>
       </w:pPr>
-      <w:r>
-        <w:t xml:space="preserve">wget </w:t>
-      </w:r>
-      <w:hyperlink r:id="rId12" w:history="1">
+      <w:proofErr w:type="spellStart"/>
+      <w:proofErr w:type="gramStart"/>
+      <w:r>
+        <w:t>wget</w:t>
+      </w:r>
+      <w:proofErr w:type="spellEnd"/>
+      <w:proofErr w:type="gramEnd"/>
+      <w:r>
+        <w:t xml:space="preserve"> </w:t>
+      </w:r>
+      <w:hyperlink r:id="rId13" w:history="1">
         <w:r>
           <w:rPr>
             <w:rStyle w:val="Hyperlink"/>
@@ -2576,8 +3275,13 @@
           <w:tab w:val="left" w:pos="1215"/>
         </w:tabs>
       </w:pPr>
-      <w:r>
-        <w:t>java -jar remotevmlauncher-agent-1.0-20140103.103618-5.jar</w:t>
+      <w:proofErr w:type="gramStart"/>
+      <w:r>
+        <w:t>java</w:t>
+      </w:r>
+      <w:proofErr w:type="gramEnd"/>
+      <w:r>
+        <w:t xml:space="preserve"> -jar remotevmlauncher-agent-1.0-20140103.103618-5.jar</w:t>
       </w:r>
       <w:r>
         <w:t xml:space="preserve"> </w:t>
@@ -2587,8 +3291,13 @@
       </w:r>
     </w:p>
     <w:p>
-      <w:r>
-        <w:t>java -jar remotevmlauncher-agent-1.0-SNAPSHOT.jar -d 3</w:t>
+      <w:proofErr w:type="gramStart"/>
+      <w:r>
+        <w:t>java</w:t>
+      </w:r>
+      <w:proofErr w:type="gramEnd"/>
+      <w:r>
+        <w:t xml:space="preserve"> -jar remotevmlauncher-agent-1.0-SNAPSHOT.jar -d 3</w:t>
       </w:r>
     </w:p>
     <w:p/>
@@ -2598,19 +3307,66 @@
       </w:r>
     </w:p>
     <w:p>
-      <w:r>
-        <w:t>sudo su</w:t>
-      </w:r>
-    </w:p>
-    <w:p>
-      <w:r>
-        <w:t>chmod -R ugo+rw .remotevm</w:t>
-      </w:r>
+      <w:proofErr w:type="spellStart"/>
+      <w:proofErr w:type="gramStart"/>
+      <w:r>
+        <w:t>sudo</w:t>
+      </w:r>
+      <w:proofErr w:type="spellEnd"/>
+      <w:proofErr w:type="gramEnd"/>
+      <w:r>
+        <w:t xml:space="preserve"> </w:t>
+      </w:r>
+      <w:proofErr w:type="spellStart"/>
+      <w:r>
+        <w:t>su</w:t>
+      </w:r>
+      <w:proofErr w:type="spellEnd"/>
+    </w:p>
+    <w:p>
+      <w:proofErr w:type="spellStart"/>
+      <w:proofErr w:type="gramStart"/>
+      <w:r>
+        <w:t>chmod</w:t>
+      </w:r>
+      <w:proofErr w:type="spellEnd"/>
+      <w:proofErr w:type="gramEnd"/>
+      <w:r>
+        <w:t xml:space="preserve"> -R </w:t>
+      </w:r>
+      <w:proofErr w:type="spellStart"/>
+      <w:r>
+        <w:t>ugo+rw</w:t>
+      </w:r>
+      <w:proofErr w:type="spellEnd"/>
+      <w:r>
+        <w:t xml:space="preserve"> .</w:t>
+      </w:r>
+      <w:proofErr w:type="spellStart"/>
+      <w:r>
+        <w:t>remotevm</w:t>
+      </w:r>
+      <w:proofErr w:type="spellEnd"/>
     </w:p>
     <w:p/>
     <w:p>
-      <w:r>
-        <w:t xml:space="preserve">chmod -R ugo+rw </w:t>
+      <w:proofErr w:type="spellStart"/>
+      <w:proofErr w:type="gramStart"/>
+      <w:r>
+        <w:t>chmod</w:t>
+      </w:r>
+      <w:proofErr w:type="spellEnd"/>
+      <w:proofErr w:type="gramEnd"/>
+      <w:r>
+        <w:t xml:space="preserve"> -R </w:t>
+      </w:r>
+      <w:proofErr w:type="spellStart"/>
+      <w:r>
+        <w:t>ugo+rw</w:t>
+      </w:r>
+      <w:proofErr w:type="spellEnd"/>
+      <w:r>
+        <w:t xml:space="preserve"> </w:t>
       </w:r>
       <w:r>
         <w:t>/opt/pi4j/lib/</w:t>
@@ -2631,7 +3387,7 @@
       <w:pPr>
         <w:pStyle w:val="Heading3"/>
       </w:pPr>
-      <w:bookmarkStart w:id="19" w:name="_Toc401003248"/>
+      <w:bookmarkStart w:id="19" w:name="_Toc403153012"/>
       <w:r>
         <w:t>Eclipse Launcher</w:t>
       </w:r>
@@ -2641,9 +3397,11 @@
       <w:r>
         <w:t xml:space="preserve">Class = </w:t>
       </w:r>
+      <w:proofErr w:type="spellStart"/>
       <w:r>
         <w:t>org.ah.java.remotevmlauncher.client.LaunchRemote</w:t>
       </w:r>
+      <w:proofErr w:type="spellEnd"/>
     </w:p>
     <w:p>
       <w:pPr>
@@ -2665,9 +3423,11 @@
       <w:pPr>
         <w:pStyle w:val="NoSpacing"/>
       </w:pPr>
+      <w:proofErr w:type="spellStart"/>
       <w:r>
         <w:t>sandbox.remotedebug.GpioRemote</w:t>
       </w:r>
+      <w:proofErr w:type="spellEnd"/>
     </w:p>
     <w:p>
       <w:pPr>
@@ -2685,7 +3445,7 @@
       <w:pPr>
         <w:pStyle w:val="Heading2"/>
       </w:pPr>
-      <w:bookmarkStart w:id="20" w:name="_Toc401003249"/>
+      <w:bookmarkStart w:id="20" w:name="_Toc403153013"/>
       <w:r>
         <w:t>Download Files from Interne</w:t>
       </w:r>
@@ -2698,7 +3458,7 @@
       <w:bookmarkEnd w:id="20"/>
     </w:p>
     <w:p>
-      <w:hyperlink r:id="rId13" w:history="1">
+      <w:hyperlink r:id="rId14" w:history="1">
         <w:r>
           <w:rPr>
             <w:rStyle w:val="Hyperlink"/>
@@ -2708,15 +3468,29 @@
       </w:hyperlink>
     </w:p>
     <w:p>
-      <w:r>
-        <w:t>apt-get install wget</w:t>
-      </w:r>
-    </w:p>
-    <w:p>
+      <w:proofErr w:type="gramStart"/>
+      <w:r>
+        <w:t>apt-get</w:t>
+      </w:r>
+      <w:proofErr w:type="gramEnd"/>
+      <w:r>
+        <w:t xml:space="preserve"> install </w:t>
+      </w:r>
+      <w:proofErr w:type="spellStart"/>
+      <w:r>
+        <w:t>wget</w:t>
+      </w:r>
+      <w:proofErr w:type="spellEnd"/>
+    </w:p>
+    <w:p>
+      <w:proofErr w:type="spellStart"/>
+      <w:proofErr w:type="gramStart"/>
       <w:r>
         <w:lastRenderedPageBreak/>
         <w:t>wget</w:t>
       </w:r>
+      <w:proofErr w:type="spellEnd"/>
+      <w:proofErr w:type="gramEnd"/>
       <w:r>
         <w:t xml:space="preserve"> </w:t>
       </w:r>
@@ -2731,12 +3505,19 @@
       <w:pPr>
         <w:pStyle w:val="Heading2"/>
       </w:pPr>
-      <w:r>
-        <w:t>Autostart Java Application</w:t>
-      </w:r>
-    </w:p>
-    <w:p>
-      <w:hyperlink r:id="rId14" w:history="1">
+      <w:bookmarkStart w:id="21" w:name="_Toc403153014"/>
+      <w:proofErr w:type="spellStart"/>
+      <w:r>
+        <w:t>Autostart</w:t>
+      </w:r>
+      <w:proofErr w:type="spellEnd"/>
+      <w:r>
+        <w:t xml:space="preserve"> Java Application</w:t>
+      </w:r>
+      <w:bookmarkEnd w:id="21"/>
+    </w:p>
+    <w:p>
+      <w:hyperlink r:id="rId15" w:history="1">
         <w:r>
           <w:rPr>
             <w:rStyle w:val="Hyperlink"/>
@@ -2750,12 +3531,14 @@
       <w:pPr>
         <w:pStyle w:val="Heading1"/>
       </w:pPr>
+      <w:bookmarkStart w:id="22" w:name="_Toc403153015"/>
       <w:r>
         <w:t>Maven</w:t>
       </w:r>
-    </w:p>
-    <w:p>
-      <w:hyperlink r:id="rId15" w:anchor="Installation" w:history="1">
+      <w:bookmarkEnd w:id="22"/>
+    </w:p>
+    <w:p>
+      <w:hyperlink r:id="rId16" w:anchor="Installation" w:history="1">
         <w:r>
           <w:rPr>
             <w:rStyle w:val="Hyperlink"/>
@@ -2769,9 +3552,11 @@
       <w:pPr>
         <w:pStyle w:val="Heading1"/>
       </w:pPr>
+      <w:bookmarkStart w:id="23" w:name="_Toc403153016"/>
       <w:r>
         <w:t>Share folder on Linux</w:t>
       </w:r>
+      <w:bookmarkEnd w:id="23"/>
     </w:p>
     <w:p>
       <w:r>
@@ -2780,25 +3565,59 @@
     </w:p>
     <w:p/>
     <w:p>
-      <w:r>
-        <w:t>sudo apt-get install samba</w:t>
-      </w:r>
-    </w:p>
-    <w:p>
-      <w:r>
-        <w:t>apt-get install samba-common-bin</w:t>
-      </w:r>
-    </w:p>
-    <w:p>
-      <w:r>
-        <w:t xml:space="preserve">sudo </w:t>
-      </w:r>
+      <w:proofErr w:type="spellStart"/>
+      <w:proofErr w:type="gramStart"/>
+      <w:r>
+        <w:t>sudo</w:t>
+      </w:r>
+      <w:proofErr w:type="spellEnd"/>
+      <w:proofErr w:type="gramEnd"/>
+      <w:r>
+        <w:t xml:space="preserve"> apt-get install samba</w:t>
+      </w:r>
+    </w:p>
+    <w:p>
+      <w:proofErr w:type="gramStart"/>
+      <w:r>
+        <w:t>apt-get</w:t>
+      </w:r>
+      <w:proofErr w:type="gramEnd"/>
+      <w:r>
+        <w:t xml:space="preserve"> install samba-common-bin</w:t>
+      </w:r>
+    </w:p>
+    <w:p>
+      <w:proofErr w:type="spellStart"/>
+      <w:proofErr w:type="gramStart"/>
+      <w:r>
+        <w:t>sudo</w:t>
+      </w:r>
+      <w:proofErr w:type="spellEnd"/>
+      <w:proofErr w:type="gramEnd"/>
+      <w:r>
+        <w:t xml:space="preserve"> </w:t>
+      </w:r>
+      <w:proofErr w:type="spellStart"/>
       <w:r>
         <w:t>nano</w:t>
       </w:r>
-      <w:r>
-        <w:t xml:space="preserve"> /etc/samba/smb.conf</w:t>
-      </w:r>
+      <w:proofErr w:type="spellEnd"/>
+      <w:r>
+        <w:t xml:space="preserve"> /</w:t>
+      </w:r>
+      <w:proofErr w:type="spellStart"/>
+      <w:r>
+        <w:t>etc</w:t>
+      </w:r>
+      <w:proofErr w:type="spellEnd"/>
+      <w:r>
+        <w:t>/samba/</w:t>
+      </w:r>
+      <w:proofErr w:type="spellStart"/>
+      <w:r>
+        <w:t>smb.conf</w:t>
+      </w:r>
+      <w:proofErr w:type="spellEnd"/>
     </w:p>
     <w:p>
       <w:r>
@@ -2811,83 +3630,157 @@
         <w:ind w:left="1440"/>
       </w:pPr>
       <w:r>
-        <w:t>[share]</w:t>
+        <w:t>[</w:t>
+      </w:r>
+      <w:proofErr w:type="gramStart"/>
+      <w:r>
+        <w:t>share</w:t>
+      </w:r>
+      <w:proofErr w:type="gramEnd"/>
+      <w:r>
+        <w:t>]</w:t>
       </w:r>
     </w:p>
     <w:p>
       <w:pPr>
         <w:ind w:left="1440"/>
       </w:pPr>
-      <w:r>
-        <w:t>path = /home/pi/share</w:t>
+      <w:proofErr w:type="gramStart"/>
+      <w:r>
+        <w:t>path</w:t>
+      </w:r>
+      <w:proofErr w:type="gramEnd"/>
+      <w:r>
+        <w:t xml:space="preserve"> = /home/pi/share</w:t>
       </w:r>
     </w:p>
     <w:p>
       <w:pPr>
         <w:ind w:left="1440"/>
       </w:pPr>
-      <w:r>
-        <w:t>available = yes</w:t>
+      <w:proofErr w:type="gramStart"/>
+      <w:r>
+        <w:t>available</w:t>
+      </w:r>
+      <w:proofErr w:type="gramEnd"/>
+      <w:r>
+        <w:t xml:space="preserve"> = yes</w:t>
       </w:r>
     </w:p>
     <w:p>
       <w:pPr>
         <w:ind w:left="1440"/>
       </w:pPr>
-      <w:r>
-        <w:t>valid users = pi</w:t>
+      <w:proofErr w:type="gramStart"/>
+      <w:r>
+        <w:t>valid</w:t>
+      </w:r>
+      <w:proofErr w:type="gramEnd"/>
+      <w:r>
+        <w:t xml:space="preserve"> users = pi</w:t>
       </w:r>
     </w:p>
     <w:p>
       <w:pPr>
         <w:ind w:left="1440"/>
       </w:pPr>
-      <w:r>
-        <w:t>read only = no</w:t>
+      <w:proofErr w:type="gramStart"/>
+      <w:r>
+        <w:t>read</w:t>
+      </w:r>
+      <w:proofErr w:type="gramEnd"/>
+      <w:r>
+        <w:t xml:space="preserve"> only = no</w:t>
       </w:r>
     </w:p>
     <w:p>
       <w:pPr>
         <w:ind w:left="1440"/>
       </w:pPr>
-      <w:r>
-        <w:t>browsable = yes</w:t>
+      <w:proofErr w:type="spellStart"/>
+      <w:proofErr w:type="gramStart"/>
+      <w:r>
+        <w:t>browsable</w:t>
+      </w:r>
+      <w:proofErr w:type="spellEnd"/>
+      <w:proofErr w:type="gramEnd"/>
+      <w:r>
+        <w:t xml:space="preserve"> = yes</w:t>
       </w:r>
     </w:p>
     <w:p>
       <w:pPr>
         <w:ind w:left="1440"/>
       </w:pPr>
-      <w:r>
-        <w:t>public = yes</w:t>
+      <w:proofErr w:type="gramStart"/>
+      <w:r>
+        <w:t>public</w:t>
+      </w:r>
+      <w:proofErr w:type="gramEnd"/>
+      <w:r>
+        <w:t xml:space="preserve"> = yes</w:t>
       </w:r>
     </w:p>
     <w:p>
       <w:pPr>
         <w:ind w:left="1440"/>
       </w:pPr>
-      <w:r>
-        <w:t>writable = yes</w:t>
+      <w:proofErr w:type="gramStart"/>
+      <w:r>
+        <w:t>writable</w:t>
+      </w:r>
+      <w:proofErr w:type="gramEnd"/>
+      <w:r>
+        <w:t xml:space="preserve"> = yes</w:t>
       </w:r>
     </w:p>
     <w:p/>
     <w:p>
-      <w:r>
-        <w:t>sudo service samba restart</w:t>
-      </w:r>
-    </w:p>
-    <w:p/>
+      <w:proofErr w:type="spellStart"/>
+      <w:proofErr w:type="gramStart"/>
+      <w:r>
+        <w:t>sudo</w:t>
+      </w:r>
+      <w:proofErr w:type="spellEnd"/>
+      <w:proofErr w:type="gramEnd"/>
+      <w:r>
+        <w:t xml:space="preserve"> service samba restart</w:t>
+      </w:r>
+    </w:p>
     <w:p>
       <w:pPr>
         <w:pStyle w:val="Heading1"/>
       </w:pPr>
+      <w:bookmarkStart w:id="24" w:name="_Toc403153017"/>
       <w:r>
         <w:t>Power off HDMI to save power</w:t>
       </w:r>
-    </w:p>
-    <w:p>
-      <w:r>
-        <w:t xml:space="preserve">/opt/vc/bin/tvservice </w:t>
+      <w:bookmarkEnd w:id="24"/>
+    </w:p>
+    <w:p>
+      <w:r>
+        <w:t>/opt/</w:t>
+      </w:r>
+      <w:proofErr w:type="spellStart"/>
+      <w:proofErr w:type="gramStart"/>
+      <w:r>
+        <w:t>vc</w:t>
+      </w:r>
+      <w:proofErr w:type="spellEnd"/>
+      <w:r>
+        <w:t>/</w:t>
+      </w:r>
+      <w:proofErr w:type="gramEnd"/>
+      <w:r>
+        <w:t>bin/</w:t>
+      </w:r>
+      <w:proofErr w:type="spellStart"/>
+      <w:r>
+        <w:t>tvservice</w:t>
+      </w:r>
+      <w:proofErr w:type="spellEnd"/>
+      <w:r>
+        <w:t xml:space="preserve"> </w:t>
       </w:r>
       <w:r>
         <w:t>–</w:t>
@@ -2897,10 +3790,176 @@
       </w:r>
     </w:p>
     <w:p>
-      <w:bookmarkStart w:id="21" w:name="_GoBack"/>
-      <w:bookmarkEnd w:id="21"/>
-    </w:p>
-    <w:p/>
+      <w:pPr>
+        <w:pStyle w:val="Heading1"/>
+      </w:pPr>
+      <w:bookmarkStart w:id="25" w:name="_Toc403153018"/>
+      <w:r>
+        <w:t xml:space="preserve">Magnetometer </w:t>
+      </w:r>
+      <w:r>
+        <w:t>MPU-6050</w:t>
+      </w:r>
+      <w:bookmarkEnd w:id="25"/>
+    </w:p>
+    <w:p>
+      <w:hyperlink r:id="rId17" w:history="1">
+        <w:r>
+          <w:rPr>
+            <w:rStyle w:val="Hyperlink"/>
+          </w:rPr>
+          <w:t>http://blog.bitify.co.uk/2013/11/interfacing-raspberry-pi-and-mpu-6050.html</w:t>
+        </w:r>
+      </w:hyperlink>
+    </w:p>
+    <w:p>
+      <w:pPr>
+        <w:ind w:left="360"/>
+      </w:pPr>
+      <w:proofErr w:type="spellStart"/>
+      <w:proofErr w:type="gramStart"/>
+      <w:r>
+        <w:t>nano</w:t>
+      </w:r>
+      <w:proofErr w:type="spellEnd"/>
+      <w:proofErr w:type="gramEnd"/>
+      <w:r>
+        <w:t xml:space="preserve"> </w:t>
+      </w:r>
+      <w:r>
+        <w:t>/</w:t>
+      </w:r>
+      <w:proofErr w:type="spellStart"/>
+      <w:r>
+        <w:t>etc</w:t>
+      </w:r>
+      <w:proofErr w:type="spellEnd"/>
+      <w:r>
+        <w:t>/modules</w:t>
+      </w:r>
+    </w:p>
+    <w:p>
+      <w:pPr>
+        <w:ind w:left="720"/>
+      </w:pPr>
+      <w:proofErr w:type="gramStart"/>
+      <w:r>
+        <w:t>i2c-bcm2708</w:t>
+      </w:r>
+      <w:proofErr w:type="gramEnd"/>
+      <w:r>
+        <w:br/>
+      </w:r>
+      <w:r>
+        <w:t>i2c-dev</w:t>
+      </w:r>
+    </w:p>
+    <w:p>
+      <w:pPr>
+        <w:ind w:left="360"/>
+      </w:pPr>
+      <w:proofErr w:type="spellStart"/>
+      <w:proofErr w:type="gramStart"/>
+      <w:r>
+        <w:t>nano</w:t>
+      </w:r>
+      <w:proofErr w:type="spellEnd"/>
+      <w:proofErr w:type="gramEnd"/>
+      <w:r>
+        <w:t xml:space="preserve"> </w:t>
+      </w:r>
+      <w:r>
+        <w:t>/</w:t>
+      </w:r>
+      <w:proofErr w:type="spellStart"/>
+      <w:r>
+        <w:t>etc</w:t>
+      </w:r>
+      <w:proofErr w:type="spellEnd"/>
+      <w:r>
+        <w:t>/</w:t>
+      </w:r>
+      <w:proofErr w:type="spellStart"/>
+      <w:r>
+        <w:t>modprobe.d</w:t>
+      </w:r>
+      <w:proofErr w:type="spellEnd"/>
+      <w:r>
+        <w:t>/</w:t>
+      </w:r>
+      <w:proofErr w:type="spellStart"/>
+      <w:r>
+        <w:t>raspi-blacklist.conf</w:t>
+      </w:r>
+      <w:proofErr w:type="spellEnd"/>
+    </w:p>
+    <w:p>
+      <w:pPr>
+        <w:ind w:left="360" w:firstLine="360"/>
+      </w:pPr>
+      <w:r>
+        <w:t>#blacklist spi-bcm2708</w:t>
+      </w:r>
+    </w:p>
+    <w:p>
+      <w:pPr>
+        <w:ind w:left="360" w:firstLine="360"/>
+      </w:pPr>
+      <w:r>
+        <w:t>#blacklist i2c-bcm2708</w:t>
+      </w:r>
+    </w:p>
+    <w:p>
+      <w:pPr>
+        <w:ind w:firstLine="360"/>
+      </w:pPr>
+      <w:proofErr w:type="gramStart"/>
+      <w:r>
+        <w:t>apt-get</w:t>
+      </w:r>
+      <w:proofErr w:type="gramEnd"/>
+      <w:r>
+        <w:t xml:space="preserve"> install i2c-tools</w:t>
+      </w:r>
+    </w:p>
+    <w:p>
+      <w:pPr>
+        <w:ind w:firstLine="360"/>
+      </w:pPr>
+      <w:bookmarkStart w:id="26" w:name="_GoBack"/>
+      <w:r>
+        <w:t>i2cdetect -y 1</w:t>
+      </w:r>
+    </w:p>
+    <w:bookmarkEnd w:id="26"/>
+    <w:p>
+      <w:pPr>
+        <w:ind w:firstLine="360"/>
+      </w:pPr>
+      <w:r>
+        <w:t xml:space="preserve">i2cget -y </w:t>
+      </w:r>
+      <w:r>
+        <w:t>1</w:t>
+      </w:r>
+      <w:r>
+        <w:t xml:space="preserve"> </w:t>
+      </w:r>
+      <w:r>
+        <w:rPr>
+          <w:color w:val="FF0000"/>
+        </w:rPr>
+        <w:t>0x1e</w:t>
+      </w:r>
+      <w:r>
+        <w:t xml:space="preserve"> 0x75</w:t>
+      </w:r>
+    </w:p>
+    <w:p>
+      <w:pPr>
+        <w:ind w:firstLine="720"/>
+      </w:pPr>
+    </w:p>
     <w:sectPr>
       <w:pgSz w:w="12240" w:h="15840"/>
       <w:pgMar w:top="1134" w:right="850" w:bottom="1134" w:left="1701" w:header="708" w:footer="708" w:gutter="0"/>
@@ -2930,6 +3989,103 @@
     </w:p>
   </w:comment>
 </w:comments>
+</file>
+
+<file path=word/numbering.xml><?xml version="1.0" encoding="utf-8"?>
+<w:numbering xmlns:wpc="http://schemas.microsoft.com/office/word/2010/wordprocessingCanvas" xmlns:mc="http://schemas.openxmlformats.org/markup-compatibility/2006" xmlns:o="urn:schemas-microsoft-com:office:office" xmlns:r="http://schemas.openxmlformats.org/officeDocument/2006/relationships" xmlns:m="http://schemas.openxmlformats.org/officeDocument/2006/math" xmlns:v="urn:schemas-microsoft-com:vml" xmlns:wp14="http://schemas.microsoft.com/office/word/2010/wordprocessingDrawing" xmlns:wp="http://schemas.openxmlformats.org/drawingml/2006/wordprocessingDrawing" xmlns:w10="urn:schemas-microsoft-com:office:word" xmlns:w="http://schemas.openxmlformats.org/wordprocessingml/2006/main" xmlns:w14="http://schemas.microsoft.com/office/word/2010/wordml" xmlns:wpg="http://schemas.microsoft.com/office/word/2010/wordprocessingGroup" xmlns:wpi="http://schemas.microsoft.com/office/word/2010/wordprocessingInk" xmlns:wne="http://schemas.microsoft.com/office/word/2006/wordml" xmlns:wps="http://schemas.microsoft.com/office/word/2010/wordprocessingShape" mc:Ignorable="w14 wp14">
+  <w:abstractNum w:abstractNumId="0">
+    <w:nsid w:val="4CDA1A40"/>
+    <w:multiLevelType w:val="hybridMultilevel"/>
+    <w:tmpl w:val="92646EF4"/>
+    <w:lvl w:ilvl="0" w:tplc="0409000F">
+      <w:start w:val="1"/>
+      <w:numFmt w:val="decimal"/>
+      <w:lvlText w:val="%1."/>
+      <w:lvlJc w:val="left"/>
+      <w:pPr>
+        <w:ind w:left="720" w:hanging="360"/>
+      </w:pPr>
+      <w:rPr>
+        <w:rFonts w:hint="default"/>
+      </w:rPr>
+    </w:lvl>
+    <w:lvl w:ilvl="1" w:tplc="04090019" w:tentative="1">
+      <w:start w:val="1"/>
+      <w:numFmt w:val="lowerLetter"/>
+      <w:lvlText w:val="%2."/>
+      <w:lvlJc w:val="left"/>
+      <w:pPr>
+        <w:ind w:left="1440" w:hanging="360"/>
+      </w:pPr>
+    </w:lvl>
+    <w:lvl w:ilvl="2" w:tplc="0409001B" w:tentative="1">
+      <w:start w:val="1"/>
+      <w:numFmt w:val="lowerRoman"/>
+      <w:lvlText w:val="%3."/>
+      <w:lvlJc w:val="right"/>
+      <w:pPr>
+        <w:ind w:left="2160" w:hanging="180"/>
+      </w:pPr>
+    </w:lvl>
+    <w:lvl w:ilvl="3" w:tplc="0409000F" w:tentative="1">
+      <w:start w:val="1"/>
+      <w:numFmt w:val="decimal"/>
+      <w:lvlText w:val="%4."/>
+      <w:lvlJc w:val="left"/>
+      <w:pPr>
+        <w:ind w:left="2880" w:hanging="360"/>
+      </w:pPr>
+    </w:lvl>
+    <w:lvl w:ilvl="4" w:tplc="04090019" w:tentative="1">
+      <w:start w:val="1"/>
+      <w:numFmt w:val="lowerLetter"/>
+      <w:lvlText w:val="%5."/>
+      <w:lvlJc w:val="left"/>
+      <w:pPr>
+        <w:ind w:left="3600" w:hanging="360"/>
+      </w:pPr>
+    </w:lvl>
+    <w:lvl w:ilvl="5" w:tplc="0409001B" w:tentative="1">
+      <w:start w:val="1"/>
+      <w:numFmt w:val="lowerRoman"/>
+      <w:lvlText w:val="%6."/>
+      <w:lvlJc w:val="right"/>
+      <w:pPr>
+        <w:ind w:left="4320" w:hanging="180"/>
+      </w:pPr>
+    </w:lvl>
+    <w:lvl w:ilvl="6" w:tplc="0409000F" w:tentative="1">
+      <w:start w:val="1"/>
+      <w:numFmt w:val="decimal"/>
+      <w:lvlText w:val="%7."/>
+      <w:lvlJc w:val="left"/>
+      <w:pPr>
+        <w:ind w:left="5040" w:hanging="360"/>
+      </w:pPr>
+    </w:lvl>
+    <w:lvl w:ilvl="7" w:tplc="04090019" w:tentative="1">
+      <w:start w:val="1"/>
+      <w:numFmt w:val="lowerLetter"/>
+      <w:lvlText w:val="%8."/>
+      <w:lvlJc w:val="left"/>
+      <w:pPr>
+        <w:ind w:left="5760" w:hanging="360"/>
+      </w:pPr>
+    </w:lvl>
+    <w:lvl w:ilvl="8" w:tplc="0409001B" w:tentative="1">
+      <w:start w:val="1"/>
+      <w:numFmt w:val="lowerRoman"/>
+      <w:lvlText w:val="%9."/>
+      <w:lvlJc w:val="right"/>
+      <w:pPr>
+        <w:ind w:left="6480" w:hanging="180"/>
+      </w:pPr>
+    </w:lvl>
+  </w:abstractNum>
+  <w:num w:numId="1">
+    <w:abstractNumId w:val="0"/>
+  </w:num>
+</w:numbering>
 </file>
 
 <file path=word/styles.xml><?xml version="1.0" encoding="utf-8"?>
@@ -3427,6 +4583,17 @@
       <w:ind w:left="440"/>
     </w:pPr>
   </w:style>
+  <w:style w:type="paragraph" w:styleId="ListParagraph">
+    <w:name w:val="List Paragraph"/>
+    <w:basedOn w:val="Normal"/>
+    <w:uiPriority w:val="34"/>
+    <w:qFormat/>
+    <w:rsid w:val="008265AA"/>
+    <w:pPr>
+      <w:ind w:left="720"/>
+      <w:contextualSpacing/>
+    </w:pPr>
+  </w:style>
 </w:styles>
 </file>
 
@@ -3925,6 +5092,17 @@
       <w:ind w:left="440"/>
     </w:pPr>
   </w:style>
+  <w:style w:type="paragraph" w:styleId="ListParagraph">
+    <w:name w:val="List Paragraph"/>
+    <w:basedOn w:val="Normal"/>
+    <w:uiPriority w:val="34"/>
+    <w:qFormat/>
+    <w:rsid w:val="008265AA"/>
+    <w:pPr>
+      <w:ind w:left="720"/>
+      <w:contextualSpacing/>
+    </w:pPr>
+  </w:style>
 </w:styles>
 </file>
 
@@ -4218,7 +5396,7 @@
 </file>
 
 <file path=customXml/itemProps1.xml><?xml version="1.0" encoding="utf-8"?>
-<ds:datastoreItem xmlns:ds="http://schemas.openxmlformats.org/officeDocument/2006/customXml" ds:itemID="{998A7577-3A4D-4B1A-A9BA-9EF5A87C1524}">
+<ds:datastoreItem xmlns:ds="http://schemas.openxmlformats.org/officeDocument/2006/customXml" ds:itemID="{E531A96A-6C13-4334-AB3E-9DEC7074B02B}">
   <ds:schemaRefs>
     <ds:schemaRef ds:uri="http://schemas.openxmlformats.org/officeDocument/2006/bibliography"/>
   </ds:schemaRefs>

--- a/doc/Linux_notes.docx
+++ b/doc/Linux_notes.docx
@@ -2,6 +2,7 @@
 <file path=word/document.xml><?xml version="1.0" encoding="utf-8"?>
 <w:document xmlns:wpc="http://schemas.microsoft.com/office/word/2010/wordprocessingCanvas" xmlns:mc="http://schemas.openxmlformats.org/markup-compatibility/2006" xmlns:o="urn:schemas-microsoft-com:office:office" xmlns:r="http://schemas.openxmlformats.org/officeDocument/2006/relationships" xmlns:m="http://schemas.openxmlformats.org/officeDocument/2006/math" xmlns:v="urn:schemas-microsoft-com:vml" xmlns:wp14="http://schemas.microsoft.com/office/word/2010/wordprocessingDrawing" xmlns:wp="http://schemas.openxmlformats.org/drawingml/2006/wordprocessingDrawing" xmlns:w10="urn:schemas-microsoft-com:office:word" xmlns:w="http://schemas.openxmlformats.org/wordprocessingml/2006/main" xmlns:w14="http://schemas.microsoft.com/office/word/2010/wordml" xmlns:wpg="http://schemas.microsoft.com/office/word/2010/wordprocessingGroup" xmlns:wpi="http://schemas.microsoft.com/office/word/2010/wordprocessingInk" xmlns:wne="http://schemas.microsoft.com/office/word/2006/wordml" xmlns:wps="http://schemas.microsoft.com/office/word/2010/wordprocessingShape" mc:Ignorable="w14 wp14">
   <w:body>
+    <w:bookmarkStart w:id="0" w:name="_GoBack" w:displacedByCustomXml="next"/>
     <w:sdt>
       <w:sdtPr>
         <w:rPr>
@@ -53,7 +54,7 @@
           <w:r>
             <w:fldChar w:fldCharType="separate"/>
           </w:r>
-          <w:hyperlink w:anchor="_Toc403152994" w:history="1">
+          <w:hyperlink w:anchor="_Toc403234766" w:history="1">
             <w:r>
               <w:rPr>
                 <w:rStyle w:val="Hyperlink"/>
@@ -80,7 +81,7 @@
                 <w:noProof/>
                 <w:webHidden/>
               </w:rPr>
-              <w:instrText xml:space="preserve"> PAGEREF _Toc403152994 \h </w:instrText>
+              <w:instrText xml:space="preserve"> PAGEREF _Toc403234766 \h </w:instrText>
             </w:r>
             <w:r>
               <w:rPr>
@@ -122,7 +123,7 @@
               <w:noProof/>
             </w:rPr>
           </w:pPr>
-          <w:hyperlink w:anchor="_Toc403152995" w:history="1">
+          <w:hyperlink w:anchor="_Toc403234767" w:history="1">
             <w:r>
               <w:rPr>
                 <w:rStyle w:val="Hyperlink"/>
@@ -149,7 +150,7 @@
                 <w:noProof/>
                 <w:webHidden/>
               </w:rPr>
-              <w:instrText xml:space="preserve"> PAGEREF _Toc403152995 \h </w:instrText>
+              <w:instrText xml:space="preserve"> PAGEREF _Toc403234767 \h </w:instrText>
             </w:r>
             <w:r>
               <w:rPr>
@@ -191,7 +192,7 @@
               <w:noProof/>
             </w:rPr>
           </w:pPr>
-          <w:hyperlink w:anchor="_Toc403152996" w:history="1">
+          <w:hyperlink w:anchor="_Toc403234768" w:history="1">
             <w:r>
               <w:rPr>
                 <w:rStyle w:val="Hyperlink"/>
@@ -218,7 +219,7 @@
                 <w:noProof/>
                 <w:webHidden/>
               </w:rPr>
-              <w:instrText xml:space="preserve"> PAGEREF _Toc403152996 \h </w:instrText>
+              <w:instrText xml:space="preserve"> PAGEREF _Toc403234768 \h </w:instrText>
             </w:r>
             <w:r>
               <w:rPr>
@@ -260,7 +261,7 @@
               <w:noProof/>
             </w:rPr>
           </w:pPr>
-          <w:hyperlink w:anchor="_Toc403152997" w:history="1">
+          <w:hyperlink w:anchor="_Toc403234769" w:history="1">
             <w:r>
               <w:rPr>
                 <w:rStyle w:val="Hyperlink"/>
@@ -287,7 +288,7 @@
                 <w:noProof/>
                 <w:webHidden/>
               </w:rPr>
-              <w:instrText xml:space="preserve"> PAGEREF _Toc403152997 \h </w:instrText>
+              <w:instrText xml:space="preserve"> PAGEREF _Toc403234769 \h </w:instrText>
             </w:r>
             <w:r>
               <w:rPr>
@@ -329,7 +330,7 @@
               <w:noProof/>
             </w:rPr>
           </w:pPr>
-          <w:hyperlink w:anchor="_Toc403152998" w:history="1">
+          <w:hyperlink w:anchor="_Toc403234770" w:history="1">
             <w:r>
               <w:rPr>
                 <w:rStyle w:val="Hyperlink"/>
@@ -356,7 +357,7 @@
                 <w:noProof/>
                 <w:webHidden/>
               </w:rPr>
-              <w:instrText xml:space="preserve"> PAGEREF _Toc403152998 \h </w:instrText>
+              <w:instrText xml:space="preserve"> PAGEREF _Toc403234770 \h </w:instrText>
             </w:r>
             <w:r>
               <w:rPr>
@@ -398,7 +399,7 @@
               <w:noProof/>
             </w:rPr>
           </w:pPr>
-          <w:hyperlink w:anchor="_Toc403152999" w:history="1">
+          <w:hyperlink w:anchor="_Toc403234771" w:history="1">
             <w:r>
               <w:rPr>
                 <w:rStyle w:val="Hyperlink"/>
@@ -425,7 +426,7 @@
                 <w:noProof/>
                 <w:webHidden/>
               </w:rPr>
-              <w:instrText xml:space="preserve"> PAGEREF _Toc403152999 \h </w:instrText>
+              <w:instrText xml:space="preserve"> PAGEREF _Toc403234771 \h </w:instrText>
             </w:r>
             <w:r>
               <w:rPr>
@@ -467,7 +468,7 @@
               <w:noProof/>
             </w:rPr>
           </w:pPr>
-          <w:hyperlink w:anchor="_Toc403153000" w:history="1">
+          <w:hyperlink w:anchor="_Toc403234772" w:history="1">
             <w:r>
               <w:rPr>
                 <w:rStyle w:val="Hyperlink"/>
@@ -494,7 +495,7 @@
                 <w:noProof/>
                 <w:webHidden/>
               </w:rPr>
-              <w:instrText xml:space="preserve"> PAGEREF _Toc403153000 \h </w:instrText>
+              <w:instrText xml:space="preserve"> PAGEREF _Toc403234772 \h </w:instrText>
             </w:r>
             <w:r>
               <w:rPr>
@@ -536,7 +537,7 @@
               <w:noProof/>
             </w:rPr>
           </w:pPr>
-          <w:hyperlink w:anchor="_Toc403153001" w:history="1">
+          <w:hyperlink w:anchor="_Toc403234773" w:history="1">
             <w:r>
               <w:rPr>
                 <w:rStyle w:val="Hyperlink"/>
@@ -563,7 +564,7 @@
                 <w:noProof/>
                 <w:webHidden/>
               </w:rPr>
-              <w:instrText xml:space="preserve"> PAGEREF _Toc403153001 \h </w:instrText>
+              <w:instrText xml:space="preserve"> PAGEREF _Toc403234773 \h </w:instrText>
             </w:r>
             <w:r>
               <w:rPr>
@@ -605,7 +606,7 @@
               <w:noProof/>
             </w:rPr>
           </w:pPr>
-          <w:hyperlink w:anchor="_Toc403153002" w:history="1">
+          <w:hyperlink w:anchor="_Toc403234774" w:history="1">
             <w:r>
               <w:rPr>
                 <w:rStyle w:val="Hyperlink"/>
@@ -632,7 +633,7 @@
                 <w:noProof/>
                 <w:webHidden/>
               </w:rPr>
-              <w:instrText xml:space="preserve"> PAGEREF _Toc403153002 \h </w:instrText>
+              <w:instrText xml:space="preserve"> PAGEREF _Toc403234774 \h </w:instrText>
             </w:r>
             <w:r>
               <w:rPr>
@@ -674,7 +675,7 @@
               <w:noProof/>
             </w:rPr>
           </w:pPr>
-          <w:hyperlink w:anchor="_Toc403153003" w:history="1">
+          <w:hyperlink w:anchor="_Toc403234775" w:history="1">
             <w:r>
               <w:rPr>
                 <w:rStyle w:val="Hyperlink"/>
@@ -701,7 +702,7 @@
                 <w:noProof/>
                 <w:webHidden/>
               </w:rPr>
-              <w:instrText xml:space="preserve"> PAGEREF _Toc403153003 \h </w:instrText>
+              <w:instrText xml:space="preserve"> PAGEREF _Toc403234775 \h </w:instrText>
             </w:r>
             <w:r>
               <w:rPr>
@@ -743,7 +744,7 @@
               <w:noProof/>
             </w:rPr>
           </w:pPr>
-          <w:hyperlink w:anchor="_Toc403153004" w:history="1">
+          <w:hyperlink w:anchor="_Toc403234776" w:history="1">
             <w:r>
               <w:rPr>
                 <w:rStyle w:val="Hyperlink"/>
@@ -770,7 +771,7 @@
                 <w:noProof/>
                 <w:webHidden/>
               </w:rPr>
-              <w:instrText xml:space="preserve"> PAGEREF _Toc403153004 \h </w:instrText>
+              <w:instrText xml:space="preserve"> PAGEREF _Toc403234776 \h </w:instrText>
             </w:r>
             <w:r>
               <w:rPr>
@@ -812,7 +813,7 @@
               <w:noProof/>
             </w:rPr>
           </w:pPr>
-          <w:hyperlink w:anchor="_Toc403153005" w:history="1">
+          <w:hyperlink w:anchor="_Toc403234777" w:history="1">
             <w:r>
               <w:rPr>
                 <w:rStyle w:val="Hyperlink"/>
@@ -839,7 +840,7 @@
                 <w:noProof/>
                 <w:webHidden/>
               </w:rPr>
-              <w:instrText xml:space="preserve"> PAGEREF _Toc403153005 \h </w:instrText>
+              <w:instrText xml:space="preserve"> PAGEREF _Toc403234777 \h </w:instrText>
             </w:r>
             <w:r>
               <w:rPr>
@@ -881,7 +882,7 @@
               <w:noProof/>
             </w:rPr>
           </w:pPr>
-          <w:hyperlink w:anchor="_Toc403153006" w:history="1">
+          <w:hyperlink w:anchor="_Toc403234778" w:history="1">
             <w:r>
               <w:rPr>
                 <w:rStyle w:val="Hyperlink"/>
@@ -908,7 +909,7 @@
                 <w:noProof/>
                 <w:webHidden/>
               </w:rPr>
-              <w:instrText xml:space="preserve"> PAGEREF _Toc403153006 \h </w:instrText>
+              <w:instrText xml:space="preserve"> PAGEREF _Toc403234778 \h </w:instrText>
             </w:r>
             <w:r>
               <w:rPr>
@@ -950,7 +951,7 @@
               <w:noProof/>
             </w:rPr>
           </w:pPr>
-          <w:hyperlink w:anchor="_Toc403153007" w:history="1">
+          <w:hyperlink w:anchor="_Toc403234779" w:history="1">
             <w:r>
               <w:rPr>
                 <w:rStyle w:val="Hyperlink"/>
@@ -977,7 +978,7 @@
                 <w:noProof/>
                 <w:webHidden/>
               </w:rPr>
-              <w:instrText xml:space="preserve"> PAGEREF _Toc403153007 \h </w:instrText>
+              <w:instrText xml:space="preserve"> PAGEREF _Toc403234779 \h </w:instrText>
             </w:r>
             <w:r>
               <w:rPr>
@@ -1019,7 +1020,7 @@
               <w:noProof/>
             </w:rPr>
           </w:pPr>
-          <w:hyperlink w:anchor="_Toc403153008" w:history="1">
+          <w:hyperlink w:anchor="_Toc403234780" w:history="1">
             <w:r>
               <w:rPr>
                 <w:rStyle w:val="Hyperlink"/>
@@ -1046,7 +1047,7 @@
                 <w:noProof/>
                 <w:webHidden/>
               </w:rPr>
-              <w:instrText xml:space="preserve"> PAGEREF _Toc403153008 \h </w:instrText>
+              <w:instrText xml:space="preserve"> PAGEREF _Toc403234780 \h </w:instrText>
             </w:r>
             <w:r>
               <w:rPr>
@@ -1088,7 +1089,7 @@
               <w:noProof/>
             </w:rPr>
           </w:pPr>
-          <w:hyperlink w:anchor="_Toc403153009" w:history="1">
+          <w:hyperlink w:anchor="_Toc403234781" w:history="1">
             <w:r>
               <w:rPr>
                 <w:rStyle w:val="Hyperlink"/>
@@ -1115,7 +1116,7 @@
                 <w:noProof/>
                 <w:webHidden/>
               </w:rPr>
-              <w:instrText xml:space="preserve"> PAGEREF _Toc403153009 \h </w:instrText>
+              <w:instrText xml:space="preserve"> PAGEREF _Toc403234781 \h </w:instrText>
             </w:r>
             <w:r>
               <w:rPr>
@@ -1157,7 +1158,7 @@
               <w:noProof/>
             </w:rPr>
           </w:pPr>
-          <w:hyperlink w:anchor="_Toc403153010" w:history="1">
+          <w:hyperlink w:anchor="_Toc403234782" w:history="1">
             <w:r>
               <w:rPr>
                 <w:rStyle w:val="Hyperlink"/>
@@ -1184,7 +1185,7 @@
                 <w:noProof/>
                 <w:webHidden/>
               </w:rPr>
-              <w:instrText xml:space="preserve"> PAGEREF _Toc403153010 \h </w:instrText>
+              <w:instrText xml:space="preserve"> PAGEREF _Toc403234782 \h </w:instrText>
             </w:r>
             <w:r>
               <w:rPr>
@@ -1226,7 +1227,7 @@
               <w:noProof/>
             </w:rPr>
           </w:pPr>
-          <w:hyperlink w:anchor="_Toc403153011" w:history="1">
+          <w:hyperlink w:anchor="_Toc403234783" w:history="1">
             <w:r>
               <w:rPr>
                 <w:rStyle w:val="Hyperlink"/>
@@ -1253,7 +1254,7 @@
                 <w:noProof/>
                 <w:webHidden/>
               </w:rPr>
-              <w:instrText xml:space="preserve"> PAGEREF _Toc403153011 \h </w:instrText>
+              <w:instrText xml:space="preserve"> PAGEREF _Toc403234783 \h </w:instrText>
             </w:r>
             <w:r>
               <w:rPr>
@@ -1295,7 +1296,7 @@
               <w:noProof/>
             </w:rPr>
           </w:pPr>
-          <w:hyperlink w:anchor="_Toc403153012" w:history="1">
+          <w:hyperlink w:anchor="_Toc403234784" w:history="1">
             <w:r>
               <w:rPr>
                 <w:rStyle w:val="Hyperlink"/>
@@ -1322,7 +1323,7 @@
                 <w:noProof/>
                 <w:webHidden/>
               </w:rPr>
-              <w:instrText xml:space="preserve"> PAGEREF _Toc403153012 \h </w:instrText>
+              <w:instrText xml:space="preserve"> PAGEREF _Toc403234784 \h </w:instrText>
             </w:r>
             <w:r>
               <w:rPr>
@@ -1364,7 +1365,7 @@
               <w:noProof/>
             </w:rPr>
           </w:pPr>
-          <w:hyperlink w:anchor="_Toc403153013" w:history="1">
+          <w:hyperlink w:anchor="_Toc403234785" w:history="1">
             <w:r>
               <w:rPr>
                 <w:rStyle w:val="Hyperlink"/>
@@ -1391,7 +1392,7 @@
                 <w:noProof/>
                 <w:webHidden/>
               </w:rPr>
-              <w:instrText xml:space="preserve"> PAGEREF _Toc403153013 \h </w:instrText>
+              <w:instrText xml:space="preserve"> PAGEREF _Toc403234785 \h </w:instrText>
             </w:r>
             <w:r>
               <w:rPr>
@@ -1433,7 +1434,7 @@
               <w:noProof/>
             </w:rPr>
           </w:pPr>
-          <w:hyperlink w:anchor="_Toc403153014" w:history="1">
+          <w:hyperlink w:anchor="_Toc403234786" w:history="1">
             <w:r>
               <w:rPr>
                 <w:rStyle w:val="Hyperlink"/>
@@ -1460,7 +1461,7 @@
                 <w:noProof/>
                 <w:webHidden/>
               </w:rPr>
-              <w:instrText xml:space="preserve"> PAGEREF _Toc403153014 \h </w:instrText>
+              <w:instrText xml:space="preserve"> PAGEREF _Toc403234786 \h </w:instrText>
             </w:r>
             <w:r>
               <w:rPr>
@@ -1502,7 +1503,7 @@
               <w:noProof/>
             </w:rPr>
           </w:pPr>
-          <w:hyperlink w:anchor="_Toc403153015" w:history="1">
+          <w:hyperlink w:anchor="_Toc403234787" w:history="1">
             <w:r>
               <w:rPr>
                 <w:rStyle w:val="Hyperlink"/>
@@ -1529,7 +1530,7 @@
                 <w:noProof/>
                 <w:webHidden/>
               </w:rPr>
-              <w:instrText xml:space="preserve"> PAGEREF _Toc403153015 \h </w:instrText>
+              <w:instrText xml:space="preserve"> PAGEREF _Toc403234787 \h </w:instrText>
             </w:r>
             <w:r>
               <w:rPr>
@@ -1571,7 +1572,7 @@
               <w:noProof/>
             </w:rPr>
           </w:pPr>
-          <w:hyperlink w:anchor="_Toc403153016" w:history="1">
+          <w:hyperlink w:anchor="_Toc403234788" w:history="1">
             <w:r>
               <w:rPr>
                 <w:rStyle w:val="Hyperlink"/>
@@ -1598,7 +1599,7 @@
                 <w:noProof/>
                 <w:webHidden/>
               </w:rPr>
-              <w:instrText xml:space="preserve"> PAGEREF _Toc403153016 \h </w:instrText>
+              <w:instrText xml:space="preserve"> PAGEREF _Toc403234788 \h </w:instrText>
             </w:r>
             <w:r>
               <w:rPr>
@@ -1640,7 +1641,7 @@
               <w:noProof/>
             </w:rPr>
           </w:pPr>
-          <w:hyperlink w:anchor="_Toc403153017" w:history="1">
+          <w:hyperlink w:anchor="_Toc403234789" w:history="1">
             <w:r>
               <w:rPr>
                 <w:rStyle w:val="Hyperlink"/>
@@ -1667,7 +1668,7 @@
                 <w:noProof/>
                 <w:webHidden/>
               </w:rPr>
-              <w:instrText xml:space="preserve"> PAGEREF _Toc403153017 \h </w:instrText>
+              <w:instrText xml:space="preserve"> PAGEREF _Toc403234789 \h </w:instrText>
             </w:r>
             <w:r>
               <w:rPr>
@@ -1709,7 +1710,7 @@
               <w:noProof/>
             </w:rPr>
           </w:pPr>
-          <w:hyperlink w:anchor="_Toc403153018" w:history="1">
+          <w:hyperlink w:anchor="_Toc403234790" w:history="1">
             <w:r>
               <w:rPr>
                 <w:rStyle w:val="Hyperlink"/>
@@ -1736,7 +1737,7 @@
                 <w:noProof/>
                 <w:webHidden/>
               </w:rPr>
-              <w:instrText xml:space="preserve"> PAGEREF _Toc403153018 \h </w:instrText>
+              <w:instrText xml:space="preserve"> PAGEREF _Toc403234790 \h </w:instrText>
             </w:r>
             <w:r>
               <w:rPr>
@@ -1799,12 +1800,12 @@
       <w:pPr>
         <w:pStyle w:val="Heading1"/>
       </w:pPr>
-      <w:bookmarkStart w:id="0" w:name="_Toc403152994"/>
+      <w:bookmarkStart w:id="1" w:name="_Toc403234766"/>
       <w:r>
         <w:lastRenderedPageBreak/>
         <w:t>Configuration</w:t>
       </w:r>
-      <w:bookmarkEnd w:id="0"/>
+      <w:bookmarkEnd w:id="1"/>
     </w:p>
     <w:tbl>
       <w:tblPr>
@@ -2297,13 +2298,8 @@
             <w:tcW w:w="4953" w:type="dxa"/>
           </w:tcPr>
           <w:p>
-            <w:proofErr w:type="gramStart"/>
-            <w:r>
-              <w:t>find .</w:t>
-            </w:r>
-            <w:proofErr w:type="gramEnd"/>
-            <w:r>
-              <w:t xml:space="preserve"> -name "</w:t>
+            <w:r>
+              <w:t>find . -name "</w:t>
             </w:r>
             <w:r>
               <w:rPr>
@@ -2420,34 +2416,24 @@
       <w:pPr>
         <w:pStyle w:val="Heading2"/>
       </w:pPr>
-      <w:bookmarkStart w:id="1" w:name="_Toc403152995"/>
+      <w:bookmarkStart w:id="2" w:name="_Toc403234767"/>
       <w:r>
         <w:lastRenderedPageBreak/>
         <w:t>Updates</w:t>
       </w:r>
-      <w:bookmarkEnd w:id="1"/>
-    </w:p>
-    <w:p>
-      <w:proofErr w:type="gramStart"/>
-      <w:r>
-        <w:t>apt-get</w:t>
-      </w:r>
-      <w:proofErr w:type="gramEnd"/>
-      <w:r>
-        <w:t xml:space="preserve"> update</w:t>
+      <w:bookmarkEnd w:id="2"/>
+    </w:p>
+    <w:p>
+      <w:r>
+        <w:t>apt-get update</w:t>
       </w:r>
       <w:r>
         <w:t xml:space="preserve"> (update all packages)</w:t>
       </w:r>
     </w:p>
     <w:p>
-      <w:proofErr w:type="gramStart"/>
-      <w:r>
-        <w:t>apt-get</w:t>
-      </w:r>
-      <w:proofErr w:type="gramEnd"/>
-      <w:r>
-        <w:t xml:space="preserve"> upgrade</w:t>
+      <w:r>
+        <w:t>apt-get upgrade</w:t>
       </w:r>
       <w:r>
         <w:t xml:space="preserve">   (upgrade all packages)</w:t>
@@ -2457,14 +2443,9 @@
       <w:pPr>
         <w:pStyle w:val="Heading3"/>
       </w:pPr>
-      <w:bookmarkStart w:id="2" w:name="_Toc403152996"/>
-      <w:proofErr w:type="gramStart"/>
-      <w:r>
-        <w:t>sample</w:t>
-      </w:r>
-      <w:proofErr w:type="gramEnd"/>
-      <w:r>
-        <w:t xml:space="preserve"> install-</w:t>
+      <w:bookmarkStart w:id="3" w:name="_Toc403234768"/>
+      <w:r>
+        <w:t>sample install-</w:t>
       </w:r>
       <w:proofErr w:type="spellStart"/>
       <w:r>
@@ -2474,16 +2455,11 @@
       <w:r>
         <w:t xml:space="preserve"> tree package</w:t>
       </w:r>
-      <w:bookmarkEnd w:id="2"/>
-    </w:p>
-    <w:p>
-      <w:proofErr w:type="gramStart"/>
-      <w:r>
-        <w:t>apt-get</w:t>
-      </w:r>
-      <w:proofErr w:type="gramEnd"/>
-      <w:r>
-        <w:t xml:space="preserve"> install tree </w:t>
+      <w:bookmarkEnd w:id="3"/>
+    </w:p>
+    <w:p>
+      <w:r>
+        <w:t xml:space="preserve">apt-get install tree </w:t>
       </w:r>
       <w:r>
         <w:t>–</w:t>
@@ -2493,26 +2469,16 @@
       </w:r>
     </w:p>
     <w:p>
-      <w:proofErr w:type="gramStart"/>
-      <w:r>
-        <w:t>man</w:t>
-      </w:r>
-      <w:proofErr w:type="gramEnd"/>
-      <w:r>
-        <w:t xml:space="preserve"> tree</w:t>
+      <w:r>
+        <w:t>man tree</w:t>
       </w:r>
       <w:r>
         <w:t xml:space="preserve">   (manual documentation for tree package)</w:t>
       </w:r>
     </w:p>
     <w:p>
-      <w:proofErr w:type="gramStart"/>
-      <w:r>
-        <w:t>apt-get</w:t>
-      </w:r>
-      <w:proofErr w:type="gramEnd"/>
-      <w:r>
-        <w:t xml:space="preserve"> remove tree</w:t>
+      <w:r>
+        <w:t>apt-get remove tree</w:t>
       </w:r>
       <w:r>
         <w:t xml:space="preserve"> (or </w:t>
@@ -2533,28 +2499,27 @@
       <w:pPr>
         <w:pStyle w:val="Heading1"/>
       </w:pPr>
-      <w:bookmarkStart w:id="3" w:name="_Toc403152997"/>
+      <w:bookmarkStart w:id="4" w:name="_Toc403234769"/>
       <w:r>
         <w:t>QEMU</w:t>
       </w:r>
-      <w:bookmarkEnd w:id="3"/>
+      <w:bookmarkEnd w:id="4"/>
     </w:p>
     <w:p>
       <w:pPr>
         <w:pStyle w:val="Heading2"/>
       </w:pPr>
-      <w:bookmarkStart w:id="4" w:name="_Toc403152998"/>
+      <w:bookmarkStart w:id="5" w:name="_Toc403234770"/>
       <w:r>
         <w:t xml:space="preserve">Extend </w:t>
       </w:r>
       <w:r>
         <w:t>image size</w:t>
       </w:r>
-      <w:bookmarkEnd w:id="4"/>
-    </w:p>
-    <w:p>
-      <w:proofErr w:type="spellStart"/>
-      <w:proofErr w:type="gramStart"/>
+      <w:bookmarkEnd w:id="5"/>
+    </w:p>
+    <w:p>
+      <w:proofErr w:type="spellStart"/>
       <w:r>
         <w:t>q</w:t>
       </w:r>
@@ -2562,7 +2527,6 @@
         <w:t>emu-img</w:t>
       </w:r>
       <w:proofErr w:type="spellEnd"/>
-      <w:proofErr w:type="gramEnd"/>
       <w:r>
         <w:t xml:space="preserve"> resize &lt;</w:t>
       </w:r>
@@ -2577,12 +2541,10 @@
     </w:p>
     <w:p>
       <w:proofErr w:type="spellStart"/>
-      <w:proofErr w:type="gramStart"/>
       <w:r>
         <w:t>fdisk</w:t>
       </w:r>
       <w:proofErr w:type="spellEnd"/>
-      <w:proofErr w:type="gramEnd"/>
       <w:r>
         <w:t xml:space="preserve"> /</w:t>
       </w:r>
@@ -2619,11 +2581,9 @@
       </w:r>
     </w:p>
     <w:p>
-      <w:proofErr w:type="gramStart"/>
       <w:r>
         <w:t>reboot</w:t>
       </w:r>
-      <w:proofErr w:type="gramEnd"/>
     </w:p>
     <w:p>
       <w:r>
@@ -2643,17 +2603,17 @@
       <w:pPr>
         <w:pStyle w:val="Heading2"/>
       </w:pPr>
-      <w:bookmarkStart w:id="5" w:name="_Toc403152999"/>
+      <w:bookmarkStart w:id="6" w:name="_Toc403234771"/>
       <w:r>
         <w:t>Remote access</w:t>
       </w:r>
-      <w:bookmarkEnd w:id="5"/>
+      <w:bookmarkEnd w:id="6"/>
     </w:p>
     <w:p>
       <w:pPr>
         <w:pStyle w:val="Heading3"/>
       </w:pPr>
-      <w:bookmarkStart w:id="6" w:name="_Toc403153000"/>
+      <w:bookmarkStart w:id="7" w:name="_Toc403234772"/>
       <w:r>
         <w:t xml:space="preserve">QEMU </w:t>
       </w:r>
@@ -2663,7 +2623,7 @@
       <w:r>
         <w:t>Redirecting:</w:t>
       </w:r>
-      <w:bookmarkEnd w:id="6"/>
+      <w:bookmarkEnd w:id="7"/>
     </w:p>
     <w:p>
       <w:r>
@@ -2680,15 +2640,7 @@
       </w:r>
       <w:proofErr w:type="spellEnd"/>
       <w:r>
-        <w:t xml:space="preserve"> tcp</w:t>
-      </w:r>
-      <w:proofErr w:type="gramStart"/>
-      <w:r>
-        <w:t>:230</w:t>
-      </w:r>
-      <w:proofErr w:type="gramEnd"/>
-      <w:r>
-        <w:t>::3389 -</w:t>
+        <w:t xml:space="preserve"> tcp:230::3389 -</w:t>
       </w:r>
       <w:proofErr w:type="spellStart"/>
       <w:r>
@@ -2729,12 +2681,12 @@
       <w:pPr>
         <w:pStyle w:val="Heading2"/>
       </w:pPr>
-      <w:bookmarkStart w:id="7" w:name="_Toc403153001"/>
-      <w:commentRangeStart w:id="8"/>
+      <w:bookmarkStart w:id="8" w:name="_Toc403234773"/>
+      <w:commentRangeStart w:id="9"/>
       <w:r>
         <w:t>Bridge Network</w:t>
       </w:r>
-      <w:commentRangeEnd w:id="8"/>
+      <w:commentRangeEnd w:id="9"/>
       <w:r>
         <w:rPr>
           <w:rStyle w:val="CommentReference"/>
@@ -2743,9 +2695,9 @@
           <w:bCs w:val="0"/>
           <w:color w:val="auto"/>
         </w:rPr>
-        <w:commentReference w:id="8"/>
-      </w:r>
-      <w:bookmarkEnd w:id="7"/>
+        <w:commentReference w:id="9"/>
+      </w:r>
+      <w:bookmarkEnd w:id="8"/>
     </w:p>
     <w:p>
       <w:pPr>
@@ -2815,11 +2767,11 @@
       <w:pPr>
         <w:pStyle w:val="Heading2"/>
       </w:pPr>
-      <w:bookmarkStart w:id="9" w:name="_Toc403153002"/>
+      <w:bookmarkStart w:id="10" w:name="_Toc403234774"/>
       <w:r>
         <w:t>Allow SSH</w:t>
       </w:r>
-      <w:bookmarkEnd w:id="9"/>
+      <w:bookmarkEnd w:id="10"/>
       <w:r>
         <w:t xml:space="preserve"> </w:t>
       </w:r>
@@ -2839,12 +2791,10 @@
         <w:pStyle w:val="NoSpacing"/>
       </w:pPr>
       <w:proofErr w:type="spellStart"/>
-      <w:proofErr w:type="gramStart"/>
       <w:r>
         <w:t>sudo</w:t>
       </w:r>
       <w:proofErr w:type="spellEnd"/>
-      <w:proofErr w:type="gramEnd"/>
       <w:r>
         <w:t xml:space="preserve"> </w:t>
       </w:r>
@@ -2871,12 +2821,10 @@
         <w:ind w:left="720"/>
       </w:pPr>
       <w:proofErr w:type="spellStart"/>
-      <w:proofErr w:type="gramStart"/>
       <w:r>
         <w:t>iface</w:t>
       </w:r>
       <w:proofErr w:type="spellEnd"/>
-      <w:proofErr w:type="gramEnd"/>
       <w:r>
         <w:t xml:space="preserve"> eth0 </w:t>
       </w:r>
@@ -2894,13 +2842,8 @@
         <w:pStyle w:val="NoSpacing"/>
         <w:ind w:left="720"/>
       </w:pPr>
-      <w:proofErr w:type="gramStart"/>
-      <w:r>
-        <w:t>address</w:t>
-      </w:r>
-      <w:proofErr w:type="gramEnd"/>
-      <w:r>
-        <w:t xml:space="preserve"> 192.168.1.20</w:t>
+      <w:r>
+        <w:t>address 192.168.1.20</w:t>
       </w:r>
     </w:p>
     <w:p>
@@ -2909,12 +2852,10 @@
         <w:ind w:left="720"/>
       </w:pPr>
       <w:proofErr w:type="spellStart"/>
-      <w:proofErr w:type="gramStart"/>
       <w:r>
         <w:t>netmask</w:t>
       </w:r>
       <w:proofErr w:type="spellEnd"/>
-      <w:proofErr w:type="gramEnd"/>
       <w:r>
         <w:t xml:space="preserve"> 255.255.255.0</w:t>
       </w:r>
@@ -2927,13 +2868,8 @@
         </w:tabs>
         <w:ind w:left="720"/>
       </w:pPr>
-      <w:proofErr w:type="gramStart"/>
-      <w:r>
-        <w:t>gateway</w:t>
-      </w:r>
-      <w:proofErr w:type="gramEnd"/>
-      <w:r>
-        <w:t xml:space="preserve"> 192.168.1.1</w:t>
+      <w:r>
+        <w:t>gateway 192.168.1.1</w:t>
       </w:r>
       <w:r>
         <w:tab/>
@@ -2953,12 +2889,10 @@
         <w:pStyle w:val="NoSpacing"/>
       </w:pPr>
       <w:proofErr w:type="spellStart"/>
-      <w:proofErr w:type="gramStart"/>
       <w:r>
         <w:t>sudo</w:t>
       </w:r>
       <w:proofErr w:type="spellEnd"/>
-      <w:proofErr w:type="gramEnd"/>
       <w:r>
         <w:t xml:space="preserve"> </w:t>
       </w:r>
@@ -2975,13 +2909,8 @@
       <w:pPr>
         <w:pStyle w:val="NoSpacing"/>
       </w:pPr>
-      <w:proofErr w:type="gramStart"/>
-      <w:r>
-        <w:t>then</w:t>
-      </w:r>
-      <w:proofErr w:type="gramEnd"/>
-      <w:r>
-        <w:t xml:space="preserve"> enable SSH server</w:t>
+      <w:r>
+        <w:t>then enable SSH server</w:t>
       </w:r>
     </w:p>
     <w:p/>
@@ -2989,11 +2918,11 @@
       <w:pPr>
         <w:pStyle w:val="Heading2"/>
       </w:pPr>
-      <w:bookmarkStart w:id="10" w:name="_Toc403153003"/>
+      <w:bookmarkStart w:id="11" w:name="_Toc403234775"/>
       <w:r>
         <w:t>Remote desktop</w:t>
       </w:r>
-      <w:bookmarkEnd w:id="10"/>
+      <w:bookmarkEnd w:id="11"/>
       <w:r>
         <w:t xml:space="preserve"> </w:t>
       </w:r>
@@ -3010,12 +2939,10 @@
     </w:p>
     <w:p>
       <w:proofErr w:type="spellStart"/>
-      <w:proofErr w:type="gramStart"/>
       <w:r>
         <w:t>sudo</w:t>
       </w:r>
       <w:proofErr w:type="spellEnd"/>
-      <w:proofErr w:type="gramEnd"/>
       <w:r>
         <w:t xml:space="preserve"> apt-get install </w:t>
       </w:r>
@@ -3029,12 +2956,12 @@
       <w:pPr>
         <w:pStyle w:val="Heading2"/>
       </w:pPr>
-      <w:bookmarkStart w:id="11" w:name="_Toc403153004"/>
+      <w:bookmarkStart w:id="12" w:name="_Toc403234776"/>
       <w:r>
         <w:lastRenderedPageBreak/>
         <w:t>Putty</w:t>
       </w:r>
-      <w:bookmarkEnd w:id="11"/>
+      <w:bookmarkEnd w:id="12"/>
     </w:p>
     <w:p>
       <w:hyperlink r:id="rId10" w:history="1">
@@ -3051,54 +2978,44 @@
       <w:pPr>
         <w:pStyle w:val="Heading1"/>
       </w:pPr>
-      <w:bookmarkStart w:id="12" w:name="_Toc403153005"/>
+      <w:bookmarkStart w:id="13" w:name="_Toc403234777"/>
       <w:r>
         <w:t>Development</w:t>
       </w:r>
-      <w:bookmarkEnd w:id="12"/>
+      <w:bookmarkEnd w:id="13"/>
     </w:p>
     <w:p>
       <w:pPr>
         <w:pStyle w:val="Heading2"/>
       </w:pPr>
-      <w:bookmarkStart w:id="13" w:name="_Toc403153006"/>
+      <w:bookmarkStart w:id="14" w:name="_Toc403234778"/>
       <w:r>
         <w:t>Install Java</w:t>
       </w:r>
-      <w:bookmarkEnd w:id="13"/>
-    </w:p>
-    <w:p>
-      <w:proofErr w:type="gramStart"/>
-      <w:r>
-        <w:t>apt-get</w:t>
-      </w:r>
-      <w:proofErr w:type="gramEnd"/>
-      <w:r>
-        <w:t xml:space="preserve"> update</w:t>
-      </w:r>
-    </w:p>
-    <w:p>
-      <w:proofErr w:type="gramStart"/>
-      <w:r>
-        <w:t>apt-get</w:t>
-      </w:r>
-      <w:proofErr w:type="gramEnd"/>
-      <w:r>
-        <w:t xml:space="preserve"> install oracle-java7-jdk</w:t>
+      <w:bookmarkEnd w:id="14"/>
+    </w:p>
+    <w:p>
+      <w:r>
+        <w:t>apt-get update</w:t>
+      </w:r>
+    </w:p>
+    <w:p>
+      <w:r>
+        <w:t>apt-get install oracle-java7-jdk</w:t>
       </w:r>
     </w:p>
     <w:p>
       <w:pPr>
         <w:pStyle w:val="Heading2"/>
       </w:pPr>
-      <w:bookmarkStart w:id="14" w:name="_Toc403153007"/>
+      <w:bookmarkStart w:id="15" w:name="_Toc403234779"/>
       <w:r>
         <w:t xml:space="preserve">Install </w:t>
       </w:r>
       <w:r>
         <w:t>Wiring Pi</w:t>
       </w:r>
-      <w:bookmarkEnd w:id="14"/>
+      <w:bookmarkEnd w:id="15"/>
     </w:p>
     <w:p>
       <w:hyperlink r:id="rId11" w:history="1">
@@ -3111,13 +3028,8 @@
       </w:hyperlink>
     </w:p>
     <w:p>
-      <w:proofErr w:type="gramStart"/>
-      <w:r>
-        <w:t>apt-get</w:t>
-      </w:r>
-      <w:proofErr w:type="gramEnd"/>
-      <w:r>
-        <w:t xml:space="preserve"> install </w:t>
+      <w:r>
+        <w:t xml:space="preserve">apt-get install </w:t>
       </w:r>
       <w:proofErr w:type="spellStart"/>
       <w:r>
@@ -3132,20 +3044,15 @@
       <w:pPr>
         <w:pStyle w:val="Heading2"/>
       </w:pPr>
-      <w:bookmarkStart w:id="15" w:name="_Toc403153008"/>
+      <w:bookmarkStart w:id="16" w:name="_Toc403234780"/>
       <w:r>
         <w:t>Install P4J</w:t>
       </w:r>
-      <w:bookmarkEnd w:id="15"/>
-    </w:p>
-    <w:p>
-      <w:proofErr w:type="gramStart"/>
-      <w:r>
-        <w:t>curl</w:t>
-      </w:r>
-      <w:proofErr w:type="gramEnd"/>
-      <w:r>
-        <w:t xml:space="preserve"> -s get.pi4j.com | </w:t>
+      <w:bookmarkEnd w:id="16"/>
+    </w:p>
+    <w:p>
+      <w:r>
+        <w:t xml:space="preserve">curl -s get.pi4j.com | </w:t>
       </w:r>
       <w:proofErr w:type="spellStart"/>
       <w:r>
@@ -3160,11 +3067,11 @@
       <w:pPr>
         <w:pStyle w:val="Heading2"/>
       </w:pPr>
-      <w:bookmarkStart w:id="16" w:name="_Toc403153009"/>
+      <w:bookmarkStart w:id="17" w:name="_Toc403234781"/>
       <w:r>
         <w:t>Java Remote Debug</w:t>
       </w:r>
-      <w:bookmarkEnd w:id="16"/>
+      <w:bookmarkEnd w:id="17"/>
     </w:p>
     <w:p>
       <w:r>
@@ -3183,11 +3090,11 @@
       <w:pPr>
         <w:pStyle w:val="Heading3"/>
       </w:pPr>
-      <w:bookmarkStart w:id="17" w:name="_Toc403153010"/>
+      <w:bookmarkStart w:id="18" w:name="_Toc403234782"/>
       <w:r>
         <w:t>On Client:</w:t>
       </w:r>
-      <w:bookmarkEnd w:id="17"/>
+      <w:bookmarkEnd w:id="18"/>
     </w:p>
     <w:p>
       <w:pPr>
@@ -3238,11 +3145,11 @@
       <w:pPr>
         <w:pStyle w:val="Heading3"/>
       </w:pPr>
-      <w:bookmarkStart w:id="18" w:name="_Toc403153011"/>
+      <w:bookmarkStart w:id="19" w:name="_Toc403234783"/>
       <w:r>
         <w:t>On Server:</w:t>
       </w:r>
-      <w:bookmarkEnd w:id="18"/>
+      <w:bookmarkEnd w:id="19"/>
     </w:p>
     <w:p>
       <w:pPr>
@@ -3251,12 +3158,10 @@
         </w:tabs>
       </w:pPr>
       <w:proofErr w:type="spellStart"/>
-      <w:proofErr w:type="gramStart"/>
       <w:r>
         <w:t>wget</w:t>
       </w:r>
       <w:proofErr w:type="spellEnd"/>
-      <w:proofErr w:type="gramEnd"/>
       <w:r>
         <w:t xml:space="preserve"> </w:t>
       </w:r>
@@ -3275,13 +3180,8 @@
           <w:tab w:val="left" w:pos="1215"/>
         </w:tabs>
       </w:pPr>
-      <w:proofErr w:type="gramStart"/>
-      <w:r>
-        <w:t>java</w:t>
-      </w:r>
-      <w:proofErr w:type="gramEnd"/>
-      <w:r>
-        <w:t xml:space="preserve"> -jar remotevmlauncher-agent-1.0-20140103.103618-5.jar</w:t>
+      <w:r>
+        <w:t>java -jar remotevmlauncher-agent-1.0-20140103.103618-5.jar</w:t>
       </w:r>
       <w:r>
         <w:t xml:space="preserve"> </w:t>
@@ -3291,13 +3191,8 @@
       </w:r>
     </w:p>
     <w:p>
-      <w:proofErr w:type="gramStart"/>
-      <w:r>
-        <w:t>java</w:t>
-      </w:r>
-      <w:proofErr w:type="gramEnd"/>
-      <w:r>
-        <w:t xml:space="preserve"> -jar remotevmlauncher-agent-1.0-SNAPSHOT.jar -d 3</w:t>
+      <w:r>
+        <w:t>java -jar remotevmlauncher-agent-1.0-SNAPSHOT.jar -d 3</w:t>
       </w:r>
     </w:p>
     <w:p/>
@@ -3308,12 +3203,10 @@
     </w:p>
     <w:p>
       <w:proofErr w:type="spellStart"/>
-      <w:proofErr w:type="gramStart"/>
       <w:r>
         <w:t>sudo</w:t>
       </w:r>
       <w:proofErr w:type="spellEnd"/>
-      <w:proofErr w:type="gramEnd"/>
       <w:r>
         <w:t xml:space="preserve"> </w:t>
       </w:r>
@@ -3325,12 +3218,10 @@
     </w:p>
     <w:p>
       <w:proofErr w:type="spellStart"/>
-      <w:proofErr w:type="gramStart"/>
       <w:r>
         <w:t>chmod</w:t>
       </w:r>
       <w:proofErr w:type="spellEnd"/>
-      <w:proofErr w:type="gramEnd"/>
       <w:r>
         <w:t xml:space="preserve"> -R </w:t>
       </w:r>
@@ -3351,12 +3242,10 @@
     <w:p/>
     <w:p>
       <w:proofErr w:type="spellStart"/>
-      <w:proofErr w:type="gramStart"/>
       <w:r>
         <w:t>chmod</w:t>
       </w:r>
       <w:proofErr w:type="spellEnd"/>
-      <w:proofErr w:type="gramEnd"/>
       <w:r>
         <w:t xml:space="preserve"> -R </w:t>
       </w:r>
@@ -3387,11 +3276,11 @@
       <w:pPr>
         <w:pStyle w:val="Heading3"/>
       </w:pPr>
-      <w:bookmarkStart w:id="19" w:name="_Toc403153012"/>
+      <w:bookmarkStart w:id="20" w:name="_Toc403234784"/>
       <w:r>
         <w:t>Eclipse Launcher</w:t>
       </w:r>
-      <w:bookmarkEnd w:id="19"/>
+      <w:bookmarkEnd w:id="20"/>
     </w:p>
     <w:p>
       <w:r>
@@ -3445,7 +3334,7 @@
       <w:pPr>
         <w:pStyle w:val="Heading2"/>
       </w:pPr>
-      <w:bookmarkStart w:id="20" w:name="_Toc403153013"/>
+      <w:bookmarkStart w:id="21" w:name="_Toc403234785"/>
       <w:r>
         <w:t>Download Files from Interne</w:t>
       </w:r>
@@ -3455,7 +3344,7 @@
       <w:r>
         <w:t xml:space="preserve"> (WGET)</w:t>
       </w:r>
-      <w:bookmarkEnd w:id="20"/>
+      <w:bookmarkEnd w:id="21"/>
     </w:p>
     <w:p>
       <w:hyperlink r:id="rId14" w:history="1">
@@ -3468,13 +3357,8 @@
       </w:hyperlink>
     </w:p>
     <w:p>
-      <w:proofErr w:type="gramStart"/>
-      <w:r>
-        <w:t>apt-get</w:t>
-      </w:r>
-      <w:proofErr w:type="gramEnd"/>
-      <w:r>
-        <w:t xml:space="preserve"> install </w:t>
+      <w:r>
+        <w:t xml:space="preserve">apt-get install </w:t>
       </w:r>
       <w:proofErr w:type="spellStart"/>
       <w:r>
@@ -3484,13 +3368,11 @@
     </w:p>
     <w:p>
       <w:proofErr w:type="spellStart"/>
-      <w:proofErr w:type="gramStart"/>
       <w:r>
         <w:lastRenderedPageBreak/>
         <w:t>wget</w:t>
       </w:r>
       <w:proofErr w:type="spellEnd"/>
-      <w:proofErr w:type="gramEnd"/>
       <w:r>
         <w:t xml:space="preserve"> </w:t>
       </w:r>
@@ -3505,7 +3387,7 @@
       <w:pPr>
         <w:pStyle w:val="Heading2"/>
       </w:pPr>
-      <w:bookmarkStart w:id="21" w:name="_Toc403153014"/>
+      <w:bookmarkStart w:id="22" w:name="_Toc403234786"/>
       <w:proofErr w:type="spellStart"/>
       <w:r>
         <w:t>Autostart</w:t>
@@ -3514,7 +3396,7 @@
       <w:r>
         <w:t xml:space="preserve"> Java Application</w:t>
       </w:r>
-      <w:bookmarkEnd w:id="21"/>
+      <w:bookmarkEnd w:id="22"/>
     </w:p>
     <w:p>
       <w:hyperlink r:id="rId15" w:history="1">
@@ -3531,11 +3413,11 @@
       <w:pPr>
         <w:pStyle w:val="Heading1"/>
       </w:pPr>
-      <w:bookmarkStart w:id="22" w:name="_Toc403153015"/>
+      <w:bookmarkStart w:id="23" w:name="_Toc403234787"/>
       <w:r>
         <w:t>Maven</w:t>
       </w:r>
-      <w:bookmarkEnd w:id="22"/>
+      <w:bookmarkEnd w:id="23"/>
     </w:p>
     <w:p>
       <w:hyperlink r:id="rId16" w:anchor="Installation" w:history="1">
@@ -3552,11 +3434,11 @@
       <w:pPr>
         <w:pStyle w:val="Heading1"/>
       </w:pPr>
-      <w:bookmarkStart w:id="23" w:name="_Toc403153016"/>
+      <w:bookmarkStart w:id="24" w:name="_Toc403234788"/>
       <w:r>
         <w:t>Share folder on Linux</w:t>
       </w:r>
-      <w:bookmarkEnd w:id="23"/>
+      <w:bookmarkEnd w:id="24"/>
     </w:p>
     <w:p>
       <w:r>
@@ -3566,34 +3448,25 @@
     <w:p/>
     <w:p>
       <w:proofErr w:type="spellStart"/>
-      <w:proofErr w:type="gramStart"/>
       <w:r>
         <w:t>sudo</w:t>
       </w:r>
       <w:proofErr w:type="spellEnd"/>
-      <w:proofErr w:type="gramEnd"/>
       <w:r>
         <w:t xml:space="preserve"> apt-get install samba</w:t>
       </w:r>
     </w:p>
     <w:p>
-      <w:proofErr w:type="gramStart"/>
-      <w:r>
-        <w:t>apt-get</w:t>
-      </w:r>
-      <w:proofErr w:type="gramEnd"/>
-      <w:r>
-        <w:t xml:space="preserve"> install samba-common-bin</w:t>
-      </w:r>
-    </w:p>
-    <w:p>
-      <w:proofErr w:type="spellStart"/>
-      <w:proofErr w:type="gramStart"/>
+      <w:r>
+        <w:t>apt-get install samba-common-bin</w:t>
+      </w:r>
+    </w:p>
+    <w:p>
+      <w:proofErr w:type="spellStart"/>
       <w:r>
         <w:t>sudo</w:t>
       </w:r>
       <w:proofErr w:type="spellEnd"/>
-      <w:proofErr w:type="gramEnd"/>
       <w:r>
         <w:t xml:space="preserve"> </w:t>
       </w:r>
@@ -3630,39 +3503,50 @@
         <w:ind w:left="1440"/>
       </w:pPr>
       <w:r>
-        <w:t>[</w:t>
-      </w:r>
-      <w:proofErr w:type="gramStart"/>
-      <w:r>
-        <w:t>share</w:t>
-      </w:r>
-      <w:proofErr w:type="gramEnd"/>
-      <w:r>
-        <w:t>]</w:t>
+        <w:t>[share]</w:t>
       </w:r>
     </w:p>
     <w:p>
       <w:pPr>
         <w:ind w:left="1440"/>
       </w:pPr>
-      <w:proofErr w:type="gramStart"/>
-      <w:r>
-        <w:t>path</w:t>
-      </w:r>
-      <w:proofErr w:type="gramEnd"/>
-      <w:r>
-        <w:t xml:space="preserve"> = /home/pi/share</w:t>
+      <w:r>
+        <w:t>path = /home/pi/share</w:t>
       </w:r>
     </w:p>
     <w:p>
       <w:pPr>
         <w:ind w:left="1440"/>
       </w:pPr>
-      <w:proofErr w:type="gramStart"/>
-      <w:r>
-        <w:t>available</w:t>
-      </w:r>
-      <w:proofErr w:type="gramEnd"/>
+      <w:r>
+        <w:t>available = yes</w:t>
+      </w:r>
+    </w:p>
+    <w:p>
+      <w:pPr>
+        <w:ind w:left="1440"/>
+      </w:pPr>
+      <w:r>
+        <w:t>valid users = pi</w:t>
+      </w:r>
+    </w:p>
+    <w:p>
+      <w:pPr>
+        <w:ind w:left="1440"/>
+      </w:pPr>
+      <w:r>
+        <w:t>read only = no</w:t>
+      </w:r>
+    </w:p>
+    <w:p>
+      <w:pPr>
+        <w:ind w:left="1440"/>
+      </w:pPr>
+      <w:proofErr w:type="spellStart"/>
+      <w:r>
+        <w:t>browsable</w:t>
+      </w:r>
+      <w:proofErr w:type="spellEnd"/>
       <w:r>
         <w:t xml:space="preserve"> = yes</w:t>
       </w:r>
@@ -3671,78 +3555,25 @@
       <w:pPr>
         <w:ind w:left="1440"/>
       </w:pPr>
-      <w:proofErr w:type="gramStart"/>
-      <w:r>
-        <w:t>valid</w:t>
-      </w:r>
-      <w:proofErr w:type="gramEnd"/>
-      <w:r>
-        <w:t xml:space="preserve"> users = pi</w:t>
+      <w:r>
+        <w:t>public = yes</w:t>
       </w:r>
     </w:p>
     <w:p>
       <w:pPr>
         <w:ind w:left="1440"/>
       </w:pPr>
-      <w:proofErr w:type="gramStart"/>
-      <w:r>
-        <w:t>read</w:t>
-      </w:r>
-      <w:proofErr w:type="gramEnd"/>
-      <w:r>
-        <w:t xml:space="preserve"> only = no</w:t>
-      </w:r>
-    </w:p>
-    <w:p>
-      <w:pPr>
-        <w:ind w:left="1440"/>
-      </w:pPr>
-      <w:proofErr w:type="spellStart"/>
-      <w:proofErr w:type="gramStart"/>
-      <w:r>
-        <w:t>browsable</w:t>
-      </w:r>
-      <w:proofErr w:type="spellEnd"/>
-      <w:proofErr w:type="gramEnd"/>
-      <w:r>
-        <w:t xml:space="preserve"> = yes</w:t>
-      </w:r>
-    </w:p>
-    <w:p>
-      <w:pPr>
-        <w:ind w:left="1440"/>
-      </w:pPr>
-      <w:proofErr w:type="gramStart"/>
-      <w:r>
-        <w:t>public</w:t>
-      </w:r>
-      <w:proofErr w:type="gramEnd"/>
-      <w:r>
-        <w:t xml:space="preserve"> = yes</w:t>
-      </w:r>
-    </w:p>
-    <w:p>
-      <w:pPr>
-        <w:ind w:left="1440"/>
-      </w:pPr>
-      <w:proofErr w:type="gramStart"/>
-      <w:r>
-        <w:t>writable</w:t>
-      </w:r>
-      <w:proofErr w:type="gramEnd"/>
-      <w:r>
-        <w:t xml:space="preserve"> = yes</w:t>
+      <w:r>
+        <w:t>writable = yes</w:t>
       </w:r>
     </w:p>
     <w:p/>
     <w:p>
       <w:proofErr w:type="spellStart"/>
-      <w:proofErr w:type="gramStart"/>
       <w:r>
         <w:t>sudo</w:t>
       </w:r>
       <w:proofErr w:type="spellEnd"/>
-      <w:proofErr w:type="gramEnd"/>
       <w:r>
         <w:t xml:space="preserve"> service samba restart</w:t>
       </w:r>
@@ -3751,28 +3582,23 @@
       <w:pPr>
         <w:pStyle w:val="Heading1"/>
       </w:pPr>
-      <w:bookmarkStart w:id="24" w:name="_Toc403153017"/>
+      <w:bookmarkStart w:id="25" w:name="_Toc403234789"/>
       <w:r>
         <w:t>Power off HDMI to save power</w:t>
       </w:r>
-      <w:bookmarkEnd w:id="24"/>
+      <w:bookmarkEnd w:id="25"/>
     </w:p>
     <w:p>
       <w:r>
         <w:t>/opt/</w:t>
       </w:r>
       <w:proofErr w:type="spellStart"/>
-      <w:proofErr w:type="gramStart"/>
       <w:r>
         <w:t>vc</w:t>
       </w:r>
       <w:proofErr w:type="spellEnd"/>
       <w:r>
-        <w:t>/</w:t>
-      </w:r>
-      <w:proofErr w:type="gramEnd"/>
-      <w:r>
-        <w:t>bin/</w:t>
+        <w:t>/bin/</w:t>
       </w:r>
       <w:proofErr w:type="spellStart"/>
       <w:r>
@@ -3793,14 +3619,14 @@
       <w:pPr>
         <w:pStyle w:val="Heading1"/>
       </w:pPr>
-      <w:bookmarkStart w:id="25" w:name="_Toc403153018"/>
+      <w:bookmarkStart w:id="26" w:name="_Toc403234790"/>
       <w:r>
         <w:t xml:space="preserve">Magnetometer </w:t>
       </w:r>
       <w:r>
         <w:t>MPU-6050</w:t>
       </w:r>
-      <w:bookmarkEnd w:id="25"/>
+      <w:bookmarkEnd w:id="26"/>
     </w:p>
     <w:p>
       <w:hyperlink r:id="rId17" w:history="1">
@@ -3817,12 +3643,10 @@
         <w:ind w:left="360"/>
       </w:pPr>
       <w:proofErr w:type="spellStart"/>
-      <w:proofErr w:type="gramStart"/>
       <w:r>
         <w:t>nano</w:t>
       </w:r>
       <w:proofErr w:type="spellEnd"/>
-      <w:proofErr w:type="gramEnd"/>
       <w:r>
         <w:t xml:space="preserve"> </w:t>
       </w:r>
@@ -3842,11 +3666,9 @@
       <w:pPr>
         <w:ind w:left="720"/>
       </w:pPr>
-      <w:proofErr w:type="gramStart"/>
       <w:r>
         <w:t>i2c-bcm2708</w:t>
       </w:r>
-      <w:proofErr w:type="gramEnd"/>
       <w:r>
         <w:br/>
       </w:r>
@@ -3859,12 +3681,10 @@
         <w:ind w:left="360"/>
       </w:pPr>
       <w:proofErr w:type="spellStart"/>
-      <w:proofErr w:type="gramStart"/>
       <w:r>
         <w:t>nano</w:t>
       </w:r>
       <w:proofErr w:type="spellEnd"/>
-      <w:proofErr w:type="gramEnd"/>
       <w:r>
         <w:t xml:space="preserve"> </w:t>
       </w:r>
@@ -3913,25 +3733,18 @@
       <w:pPr>
         <w:ind w:firstLine="360"/>
       </w:pPr>
-      <w:proofErr w:type="gramStart"/>
-      <w:r>
-        <w:t>apt-get</w:t>
-      </w:r>
-      <w:proofErr w:type="gramEnd"/>
-      <w:r>
-        <w:t xml:space="preserve"> install i2c-tools</w:t>
+      <w:r>
+        <w:t>apt-get install i2c-tools</w:t>
       </w:r>
     </w:p>
     <w:p>
       <w:pPr>
         <w:ind w:firstLine="360"/>
       </w:pPr>
-      <w:bookmarkStart w:id="26" w:name="_GoBack"/>
       <w:r>
         <w:t>i2cdetect -y 1</w:t>
       </w:r>
     </w:p>
-    <w:bookmarkEnd w:id="26"/>
     <w:p>
       <w:pPr>
         <w:ind w:firstLine="360"/>
@@ -3955,6 +3768,7 @@
         <w:t xml:space="preserve"> 0x75</w:t>
       </w:r>
     </w:p>
+    <w:bookmarkEnd w:id="0"/>
     <w:p>
       <w:pPr>
         <w:ind w:firstLine="720"/>
@@ -3972,7 +3786,7 @@
 
 <file path=word/comments.xml><?xml version="1.0" encoding="utf-8"?>
 <w:comments xmlns:wpc="http://schemas.microsoft.com/office/word/2010/wordprocessingCanvas" xmlns:mc="http://schemas.openxmlformats.org/markup-compatibility/2006" xmlns:o="urn:schemas-microsoft-com:office:office" xmlns:r="http://schemas.openxmlformats.org/officeDocument/2006/relationships" xmlns:m="http://schemas.openxmlformats.org/officeDocument/2006/math" xmlns:v="urn:schemas-microsoft-com:vml" xmlns:wp14="http://schemas.microsoft.com/office/word/2010/wordprocessingDrawing" xmlns:wp="http://schemas.openxmlformats.org/drawingml/2006/wordprocessingDrawing" xmlns:w10="urn:schemas-microsoft-com:office:word" xmlns:w="http://schemas.openxmlformats.org/wordprocessingml/2006/main" xmlns:w14="http://schemas.microsoft.com/office/word/2010/wordml" xmlns:wpg="http://schemas.microsoft.com/office/word/2010/wordprocessingGroup" xmlns:wpi="http://schemas.microsoft.com/office/word/2010/wordprocessingInk" xmlns:wne="http://schemas.microsoft.com/office/word/2006/wordml" xmlns:wps="http://schemas.microsoft.com/office/word/2010/wordprocessingShape" mc:Ignorable="w14 wp14">
-  <w:comment w:id="8" w:author="dm" w:date="2014-09-16T00:45:00Z" w:initials="d">
+  <w:comment w:id="9" w:author="dm" w:date="2014-09-16T00:45:00Z" w:initials="d">
     <w:p>
       <w:pPr>
         <w:pStyle w:val="CommentText"/>
@@ -5396,7 +5210,7 @@
 </file>
 
 <file path=customXml/itemProps1.xml><?xml version="1.0" encoding="utf-8"?>
-<ds:datastoreItem xmlns:ds="http://schemas.openxmlformats.org/officeDocument/2006/customXml" ds:itemID="{E531A96A-6C13-4334-AB3E-9DEC7074B02B}">
+<ds:datastoreItem xmlns:ds="http://schemas.openxmlformats.org/officeDocument/2006/customXml" ds:itemID="{DAF1DE89-FD41-4FFF-8D89-038D380FD6B0}">
   <ds:schemaRefs>
     <ds:schemaRef ds:uri="http://schemas.openxmlformats.org/officeDocument/2006/bibliography"/>
   </ds:schemaRefs>

--- a/doc/Linux_notes.docx
+++ b/doc/Linux_notes.docx
@@ -2,7 +2,6 @@
 <file path=word/document.xml><?xml version="1.0" encoding="utf-8"?>
 <w:document xmlns:wpc="http://schemas.microsoft.com/office/word/2010/wordprocessingCanvas" xmlns:mc="http://schemas.openxmlformats.org/markup-compatibility/2006" xmlns:o="urn:schemas-microsoft-com:office:office" xmlns:r="http://schemas.openxmlformats.org/officeDocument/2006/relationships" xmlns:m="http://schemas.openxmlformats.org/officeDocument/2006/math" xmlns:v="urn:schemas-microsoft-com:vml" xmlns:wp14="http://schemas.microsoft.com/office/word/2010/wordprocessingDrawing" xmlns:wp="http://schemas.openxmlformats.org/drawingml/2006/wordprocessingDrawing" xmlns:w10="urn:schemas-microsoft-com:office:word" xmlns:w="http://schemas.openxmlformats.org/wordprocessingml/2006/main" xmlns:w14="http://schemas.microsoft.com/office/word/2010/wordml" xmlns:wpg="http://schemas.microsoft.com/office/word/2010/wordprocessingGroup" xmlns:wpi="http://schemas.microsoft.com/office/word/2010/wordprocessingInk" xmlns:wne="http://schemas.microsoft.com/office/word/2006/wordml" xmlns:wps="http://schemas.microsoft.com/office/word/2010/wordprocessingShape" mc:Ignorable="w14 wp14">
   <w:body>
-    <w:bookmarkStart w:id="0" w:name="_GoBack" w:displacedByCustomXml="next"/>
     <w:sdt>
       <w:sdtPr>
         <w:rPr>
@@ -1800,12 +1799,12 @@
       <w:pPr>
         <w:pStyle w:val="Heading1"/>
       </w:pPr>
-      <w:bookmarkStart w:id="1" w:name="_Toc403234766"/>
+      <w:bookmarkStart w:id="0" w:name="_Toc403234766"/>
       <w:r>
         <w:lastRenderedPageBreak/>
         <w:t>Configuration</w:t>
       </w:r>
-      <w:bookmarkEnd w:id="1"/>
+      <w:bookmarkEnd w:id="0"/>
     </w:p>
     <w:tbl>
       <w:tblPr>
@@ -2298,8 +2297,13 @@
             <w:tcW w:w="4953" w:type="dxa"/>
           </w:tcPr>
           <w:p>
-            <w:r>
-              <w:t>find . -name "</w:t>
+            <w:proofErr w:type="gramStart"/>
+            <w:r>
+              <w:t>find .</w:t>
+            </w:r>
+            <w:proofErr w:type="gramEnd"/>
+            <w:r>
+              <w:t xml:space="preserve"> -name "</w:t>
             </w:r>
             <w:r>
               <w:rPr>
@@ -2416,216 +2420,252 @@
       <w:pPr>
         <w:pStyle w:val="Heading2"/>
       </w:pPr>
-      <w:bookmarkStart w:id="2" w:name="_Toc403234767"/>
+      <w:bookmarkStart w:id="1" w:name="_Toc403234767"/>
       <w:r>
         <w:lastRenderedPageBreak/>
         <w:t>Updates</w:t>
       </w:r>
+      <w:bookmarkEnd w:id="1"/>
+    </w:p>
+    <w:p>
+      <w:proofErr w:type="gramStart"/>
+      <w:r>
+        <w:t>apt-get</w:t>
+      </w:r>
+      <w:proofErr w:type="gramEnd"/>
+      <w:r>
+        <w:t xml:space="preserve"> update</w:t>
+      </w:r>
+      <w:r>
+        <w:t xml:space="preserve"> (update all packages)</w:t>
+      </w:r>
+    </w:p>
+    <w:p>
+      <w:proofErr w:type="gramStart"/>
+      <w:r>
+        <w:t>apt-get</w:t>
+      </w:r>
+      <w:proofErr w:type="gramEnd"/>
+      <w:r>
+        <w:t xml:space="preserve"> upgrade</w:t>
+      </w:r>
+      <w:r>
+        <w:t xml:space="preserve">   (upgrade all packages)</w:t>
+      </w:r>
+    </w:p>
+    <w:p>
+      <w:pPr>
+        <w:pStyle w:val="Heading3"/>
+      </w:pPr>
+      <w:bookmarkStart w:id="2" w:name="_Toc403234768"/>
+      <w:proofErr w:type="gramStart"/>
+      <w:r>
+        <w:t>sample</w:t>
+      </w:r>
+      <w:proofErr w:type="gramEnd"/>
+      <w:r>
+        <w:t xml:space="preserve"> install-</w:t>
+      </w:r>
+      <w:proofErr w:type="spellStart"/>
+      <w:r>
+        <w:t>deinstall</w:t>
+      </w:r>
+      <w:proofErr w:type="spellEnd"/>
+      <w:r>
+        <w:t xml:space="preserve"> tree package</w:t>
+      </w:r>
       <w:bookmarkEnd w:id="2"/>
     </w:p>
     <w:p>
-      <w:r>
-        <w:t>apt-get update</w:t>
-      </w:r>
-      <w:r>
-        <w:t xml:space="preserve"> (update all packages)</w:t>
-      </w:r>
-    </w:p>
-    <w:p>
-      <w:r>
-        <w:t>apt-get upgrade</w:t>
-      </w:r>
-      <w:r>
-        <w:t xml:space="preserve">   (upgrade all packages)</w:t>
-      </w:r>
+      <w:proofErr w:type="gramStart"/>
+      <w:r>
+        <w:t>apt-get</w:t>
+      </w:r>
+      <w:proofErr w:type="gramEnd"/>
+      <w:r>
+        <w:t xml:space="preserve"> install tree </w:t>
+      </w:r>
+      <w:r>
+        <w:t>–</w:t>
+      </w:r>
+      <w:r>
+        <w:t>y</w:t>
+      </w:r>
+    </w:p>
+    <w:p>
+      <w:proofErr w:type="gramStart"/>
+      <w:r>
+        <w:t>man</w:t>
+      </w:r>
+      <w:proofErr w:type="gramEnd"/>
+      <w:r>
+        <w:t xml:space="preserve"> tree</w:t>
+      </w:r>
+      <w:r>
+        <w:t xml:space="preserve">   (manual documentation for tree package)</w:t>
+      </w:r>
+    </w:p>
+    <w:p>
+      <w:proofErr w:type="gramStart"/>
+      <w:r>
+        <w:t>apt-get</w:t>
+      </w:r>
+      <w:proofErr w:type="gramEnd"/>
+      <w:r>
+        <w:t xml:space="preserve"> remove tree</w:t>
+      </w:r>
+      <w:r>
+        <w:t xml:space="preserve"> (or </w:t>
+      </w:r>
+      <w:proofErr w:type="spellStart"/>
+      <w:r>
+        <w:t>sudo</w:t>
+      </w:r>
+      <w:proofErr w:type="spellEnd"/>
+      <w:r>
+        <w:t xml:space="preserve"> apt-get purge tree</w:t>
+      </w:r>
+      <w:r>
+        <w:t>)</w:t>
+      </w:r>
+    </w:p>
+    <w:p>
+      <w:pPr>
+        <w:pStyle w:val="Heading1"/>
+      </w:pPr>
+      <w:bookmarkStart w:id="3" w:name="_Toc403234769"/>
+      <w:r>
+        <w:t>QEMU</w:t>
+      </w:r>
+      <w:bookmarkEnd w:id="3"/>
+    </w:p>
+    <w:p>
+      <w:pPr>
+        <w:pStyle w:val="Heading2"/>
+      </w:pPr>
+      <w:bookmarkStart w:id="4" w:name="_Toc403234770"/>
+      <w:r>
+        <w:t xml:space="preserve">Extend </w:t>
+      </w:r>
+      <w:r>
+        <w:t>image size</w:t>
+      </w:r>
+      <w:bookmarkEnd w:id="4"/>
+    </w:p>
+    <w:p>
+      <w:proofErr w:type="spellStart"/>
+      <w:proofErr w:type="gramStart"/>
+      <w:r>
+        <w:t>q</w:t>
+      </w:r>
+      <w:r>
+        <w:t>emu-img</w:t>
+      </w:r>
+      <w:proofErr w:type="spellEnd"/>
+      <w:proofErr w:type="gramEnd"/>
+      <w:r>
+        <w:t xml:space="preserve"> resize &lt;</w:t>
+      </w:r>
+      <w:proofErr w:type="spellStart"/>
+      <w:r>
+        <w:t>imagename</w:t>
+      </w:r>
+      <w:proofErr w:type="spellEnd"/>
+      <w:r>
+        <w:t>&gt; +2G</w:t>
+      </w:r>
+    </w:p>
+    <w:p>
+      <w:proofErr w:type="spellStart"/>
+      <w:proofErr w:type="gramStart"/>
+      <w:r>
+        <w:t>fdisk</w:t>
+      </w:r>
+      <w:proofErr w:type="spellEnd"/>
+      <w:proofErr w:type="gramEnd"/>
+      <w:r>
+        <w:t xml:space="preserve"> /</w:t>
+      </w:r>
+      <w:proofErr w:type="spellStart"/>
+      <w:r>
+        <w:t>dev</w:t>
+      </w:r>
+      <w:proofErr w:type="spellEnd"/>
+      <w:r>
+        <w:t>/</w:t>
+      </w:r>
+      <w:proofErr w:type="spellStart"/>
+      <w:r>
+        <w:t>sda</w:t>
+      </w:r>
+      <w:proofErr w:type="spellEnd"/>
+      <w:r>
+        <w:t xml:space="preserve">  (</w:t>
+      </w:r>
+      <w:r>
+        <w:t xml:space="preserve">remember start block, </w:t>
+      </w:r>
+      <w:r>
+        <w:t>delete partition 2</w:t>
+      </w:r>
+      <w:r>
+        <w:t xml:space="preserve">, add partition </w:t>
+      </w:r>
+      <w:r>
+        <w:t>with start block</w:t>
+      </w:r>
+      <w:r>
+        <w:t>)</w:t>
+      </w:r>
+    </w:p>
+    <w:p>
+      <w:proofErr w:type="gramStart"/>
+      <w:r>
+        <w:t>reboot</w:t>
+      </w:r>
+      <w:proofErr w:type="gramEnd"/>
+    </w:p>
+    <w:p>
+      <w:r>
+        <w:t>resize2fs /</w:t>
+      </w:r>
+      <w:proofErr w:type="spellStart"/>
+      <w:r>
+        <w:t>dev</w:t>
+      </w:r>
+      <w:proofErr w:type="spellEnd"/>
+      <w:r>
+        <w:t>/sda2</w:t>
+      </w:r>
+    </w:p>
+    <w:p/>
+    <w:p>
+      <w:pPr>
+        <w:pStyle w:val="Heading2"/>
+      </w:pPr>
+      <w:bookmarkStart w:id="5" w:name="_Toc403234771"/>
+      <w:r>
+        <w:t>Remote access</w:t>
+      </w:r>
+      <w:bookmarkEnd w:id="5"/>
     </w:p>
     <w:p>
       <w:pPr>
         <w:pStyle w:val="Heading3"/>
       </w:pPr>
-      <w:bookmarkStart w:id="3" w:name="_Toc403234768"/>
-      <w:r>
-        <w:t>sample install-</w:t>
-      </w:r>
-      <w:proofErr w:type="spellStart"/>
-      <w:r>
-        <w:t>deinstall</w:t>
-      </w:r>
-      <w:proofErr w:type="spellEnd"/>
-      <w:r>
-        <w:t xml:space="preserve"> tree package</w:t>
-      </w:r>
-      <w:bookmarkEnd w:id="3"/>
-    </w:p>
-    <w:p>
-      <w:r>
-        <w:t xml:space="preserve">apt-get install tree </w:t>
-      </w:r>
-      <w:r>
-        <w:t>–</w:t>
-      </w:r>
-      <w:r>
-        <w:t>y</w:t>
-      </w:r>
-    </w:p>
-    <w:p>
-      <w:r>
-        <w:t>man tree</w:t>
-      </w:r>
-      <w:r>
-        <w:t xml:space="preserve">   (manual documentation for tree package)</w:t>
-      </w:r>
-    </w:p>
-    <w:p>
-      <w:r>
-        <w:t>apt-get remove tree</w:t>
-      </w:r>
-      <w:r>
-        <w:t xml:space="preserve"> (or </w:t>
-      </w:r>
-      <w:proofErr w:type="spellStart"/>
-      <w:r>
-        <w:t>sudo</w:t>
-      </w:r>
-      <w:proofErr w:type="spellEnd"/>
-      <w:r>
-        <w:t xml:space="preserve"> apt-get purge tree</w:t>
-      </w:r>
-      <w:r>
-        <w:t>)</w:t>
-      </w:r>
-    </w:p>
-    <w:p>
-      <w:pPr>
-        <w:pStyle w:val="Heading1"/>
-      </w:pPr>
-      <w:bookmarkStart w:id="4" w:name="_Toc403234769"/>
-      <w:r>
-        <w:t>QEMU</w:t>
-      </w:r>
-      <w:bookmarkEnd w:id="4"/>
-    </w:p>
-    <w:p>
-      <w:pPr>
-        <w:pStyle w:val="Heading2"/>
-      </w:pPr>
-      <w:bookmarkStart w:id="5" w:name="_Toc403234770"/>
-      <w:r>
-        <w:t xml:space="preserve">Extend </w:t>
-      </w:r>
-      <w:r>
-        <w:t>image size</w:t>
-      </w:r>
-      <w:bookmarkEnd w:id="5"/>
-    </w:p>
-    <w:p>
-      <w:proofErr w:type="spellStart"/>
-      <w:r>
-        <w:t>q</w:t>
-      </w:r>
-      <w:r>
-        <w:t>emu-img</w:t>
-      </w:r>
-      <w:proofErr w:type="spellEnd"/>
-      <w:r>
-        <w:t xml:space="preserve"> resize &lt;</w:t>
-      </w:r>
-      <w:proofErr w:type="spellStart"/>
-      <w:r>
-        <w:t>imagename</w:t>
-      </w:r>
-      <w:proofErr w:type="spellEnd"/>
-      <w:r>
-        <w:t>&gt; +2G</w:t>
-      </w:r>
-    </w:p>
-    <w:p>
-      <w:proofErr w:type="spellStart"/>
-      <w:r>
-        <w:t>fdisk</w:t>
-      </w:r>
-      <w:proofErr w:type="spellEnd"/>
-      <w:r>
-        <w:t xml:space="preserve"> /</w:t>
-      </w:r>
-      <w:proofErr w:type="spellStart"/>
-      <w:r>
-        <w:t>dev</w:t>
-      </w:r>
-      <w:proofErr w:type="spellEnd"/>
-      <w:r>
-        <w:t>/</w:t>
-      </w:r>
-      <w:proofErr w:type="spellStart"/>
-      <w:r>
-        <w:t>sda</w:t>
-      </w:r>
-      <w:proofErr w:type="spellEnd"/>
-      <w:r>
-        <w:t xml:space="preserve">  (</w:t>
-      </w:r>
-      <w:r>
-        <w:t xml:space="preserve">remember start block, </w:t>
-      </w:r>
-      <w:r>
-        <w:t>delete partition 2</w:t>
-      </w:r>
-      <w:r>
-        <w:t xml:space="preserve">, add partition </w:t>
-      </w:r>
-      <w:r>
-        <w:t>with start block</w:t>
-      </w:r>
-      <w:r>
-        <w:t>)</w:t>
-      </w:r>
-    </w:p>
-    <w:p>
-      <w:r>
-        <w:t>reboot</w:t>
-      </w:r>
-    </w:p>
-    <w:p>
-      <w:r>
-        <w:t>resize2fs /</w:t>
-      </w:r>
-      <w:proofErr w:type="spellStart"/>
-      <w:r>
-        <w:t>dev</w:t>
-      </w:r>
-      <w:proofErr w:type="spellEnd"/>
-      <w:r>
-        <w:t>/sda2</w:t>
-      </w:r>
-    </w:p>
-    <w:p/>
-    <w:p>
-      <w:pPr>
-        <w:pStyle w:val="Heading2"/>
-      </w:pPr>
-      <w:bookmarkStart w:id="6" w:name="_Toc403234771"/>
-      <w:r>
-        <w:t>Remote access</w:t>
+      <w:bookmarkStart w:id="6" w:name="_Toc403234772"/>
+      <w:r>
+        <w:t xml:space="preserve">QEMU </w:t>
+      </w:r>
+      <w:r>
+        <w:t xml:space="preserve">SSH </w:t>
+      </w:r>
+      <w:r>
+        <w:t>Redirecting:</w:t>
       </w:r>
       <w:bookmarkEnd w:id="6"/>
     </w:p>
     <w:p>
-      <w:pPr>
-        <w:pStyle w:val="Heading3"/>
-      </w:pPr>
-      <w:bookmarkStart w:id="7" w:name="_Toc403234772"/>
-      <w:r>
-        <w:t xml:space="preserve">QEMU </w:t>
-      </w:r>
-      <w:r>
-        <w:t xml:space="preserve">SSH </w:t>
-      </w:r>
-      <w:r>
-        <w:t>Redirecting:</w:t>
-      </w:r>
-      <w:bookmarkEnd w:id="7"/>
-    </w:p>
-    <w:p>
       <w:r>
         <w:t xml:space="preserve">Add to RUN.BAT: </w:t>
       </w:r>
@@ -2640,7 +2680,15 @@
       </w:r>
       <w:proofErr w:type="spellEnd"/>
       <w:r>
-        <w:t xml:space="preserve"> tcp:230::3389 -</w:t>
+        <w:t xml:space="preserve"> tcp</w:t>
+      </w:r>
+      <w:proofErr w:type="gramStart"/>
+      <w:r>
+        <w:t>:230</w:t>
+      </w:r>
+      <w:proofErr w:type="gramEnd"/>
+      <w:r>
+        <w:t>::3389 -</w:t>
       </w:r>
       <w:proofErr w:type="spellStart"/>
       <w:r>
@@ -2681,12 +2729,12 @@
       <w:pPr>
         <w:pStyle w:val="Heading2"/>
       </w:pPr>
-      <w:bookmarkStart w:id="8" w:name="_Toc403234773"/>
-      <w:commentRangeStart w:id="9"/>
+      <w:bookmarkStart w:id="7" w:name="_Toc403234773"/>
+      <w:commentRangeStart w:id="8"/>
       <w:r>
         <w:t>Bridge Network</w:t>
       </w:r>
-      <w:commentRangeEnd w:id="9"/>
+      <w:commentRangeEnd w:id="8"/>
       <w:r>
         <w:rPr>
           <w:rStyle w:val="CommentReference"/>
@@ -2695,9 +2743,9 @@
           <w:bCs w:val="0"/>
           <w:color w:val="auto"/>
         </w:rPr>
-        <w:commentReference w:id="9"/>
-      </w:r>
-      <w:bookmarkEnd w:id="8"/>
+        <w:commentReference w:id="8"/>
+      </w:r>
+      <w:bookmarkEnd w:id="7"/>
     </w:p>
     <w:p>
       <w:pPr>
@@ -2767,11 +2815,11 @@
       <w:pPr>
         <w:pStyle w:val="Heading2"/>
       </w:pPr>
-      <w:bookmarkStart w:id="10" w:name="_Toc403234774"/>
+      <w:bookmarkStart w:id="9" w:name="_Toc403234774"/>
       <w:r>
         <w:t>Allow SSH</w:t>
       </w:r>
-      <w:bookmarkEnd w:id="10"/>
+      <w:bookmarkEnd w:id="9"/>
       <w:r>
         <w:t xml:space="preserve"> </w:t>
       </w:r>
@@ -2791,10 +2839,12 @@
         <w:pStyle w:val="NoSpacing"/>
       </w:pPr>
       <w:proofErr w:type="spellStart"/>
+      <w:proofErr w:type="gramStart"/>
       <w:r>
         <w:t>sudo</w:t>
       </w:r>
       <w:proofErr w:type="spellEnd"/>
+      <w:proofErr w:type="gramEnd"/>
       <w:r>
         <w:t xml:space="preserve"> </w:t>
       </w:r>
@@ -2821,10 +2871,12 @@
         <w:ind w:left="720"/>
       </w:pPr>
       <w:proofErr w:type="spellStart"/>
+      <w:proofErr w:type="gramStart"/>
       <w:r>
         <w:t>iface</w:t>
       </w:r>
       <w:proofErr w:type="spellEnd"/>
+      <w:proofErr w:type="gramEnd"/>
       <w:r>
         <w:t xml:space="preserve"> eth0 </w:t>
       </w:r>
@@ -2842,8 +2894,13 @@
         <w:pStyle w:val="NoSpacing"/>
         <w:ind w:left="720"/>
       </w:pPr>
-      <w:r>
-        <w:t>address 192.168.1.20</w:t>
+      <w:proofErr w:type="gramStart"/>
+      <w:r>
+        <w:t>address</w:t>
+      </w:r>
+      <w:proofErr w:type="gramEnd"/>
+      <w:r>
+        <w:t xml:space="preserve"> 192.168.1.20</w:t>
       </w:r>
     </w:p>
     <w:p>
@@ -2852,10 +2909,12 @@
         <w:ind w:left="720"/>
       </w:pPr>
       <w:proofErr w:type="spellStart"/>
+      <w:proofErr w:type="gramStart"/>
       <w:r>
         <w:t>netmask</w:t>
       </w:r>
       <w:proofErr w:type="spellEnd"/>
+      <w:proofErr w:type="gramEnd"/>
       <w:r>
         <w:t xml:space="preserve"> 255.255.255.0</w:t>
       </w:r>
@@ -2868,8 +2927,13 @@
         </w:tabs>
         <w:ind w:left="720"/>
       </w:pPr>
-      <w:r>
-        <w:t>gateway 192.168.1.1</w:t>
+      <w:proofErr w:type="gramStart"/>
+      <w:r>
+        <w:t>gateway</w:t>
+      </w:r>
+      <w:proofErr w:type="gramEnd"/>
+      <w:r>
+        <w:t xml:space="preserve"> 192.168.1.1</w:t>
       </w:r>
       <w:r>
         <w:tab/>
@@ -2889,10 +2953,12 @@
         <w:pStyle w:val="NoSpacing"/>
       </w:pPr>
       <w:proofErr w:type="spellStart"/>
+      <w:proofErr w:type="gramStart"/>
       <w:r>
         <w:t>sudo</w:t>
       </w:r>
       <w:proofErr w:type="spellEnd"/>
+      <w:proofErr w:type="gramEnd"/>
       <w:r>
         <w:t xml:space="preserve"> </w:t>
       </w:r>
@@ -2909,8 +2975,13 @@
       <w:pPr>
         <w:pStyle w:val="NoSpacing"/>
       </w:pPr>
-      <w:r>
-        <w:t>then enable SSH server</w:t>
+      <w:proofErr w:type="gramStart"/>
+      <w:r>
+        <w:t>then</w:t>
+      </w:r>
+      <w:proofErr w:type="gramEnd"/>
+      <w:r>
+        <w:t xml:space="preserve"> enable SSH server</w:t>
       </w:r>
     </w:p>
     <w:p/>
@@ -2918,11 +2989,11 @@
       <w:pPr>
         <w:pStyle w:val="Heading2"/>
       </w:pPr>
-      <w:bookmarkStart w:id="11" w:name="_Toc403234775"/>
+      <w:bookmarkStart w:id="10" w:name="_Toc403234775"/>
       <w:r>
         <w:t>Remote desktop</w:t>
       </w:r>
-      <w:bookmarkEnd w:id="11"/>
+      <w:bookmarkEnd w:id="10"/>
       <w:r>
         <w:t xml:space="preserve"> </w:t>
       </w:r>
@@ -2939,10 +3010,12 @@
     </w:p>
     <w:p>
       <w:proofErr w:type="spellStart"/>
+      <w:proofErr w:type="gramStart"/>
       <w:r>
         <w:t>sudo</w:t>
       </w:r>
       <w:proofErr w:type="spellEnd"/>
+      <w:proofErr w:type="gramEnd"/>
       <w:r>
         <w:t xml:space="preserve"> apt-get install </w:t>
       </w:r>
@@ -2956,12 +3029,12 @@
       <w:pPr>
         <w:pStyle w:val="Heading2"/>
       </w:pPr>
-      <w:bookmarkStart w:id="12" w:name="_Toc403234776"/>
+      <w:bookmarkStart w:id="11" w:name="_Toc403234776"/>
       <w:r>
         <w:lastRenderedPageBreak/>
         <w:t>Putty</w:t>
       </w:r>
-      <w:bookmarkEnd w:id="12"/>
+      <w:bookmarkEnd w:id="11"/>
     </w:p>
     <w:p>
       <w:hyperlink r:id="rId10" w:history="1">
@@ -2978,44 +3051,54 @@
       <w:pPr>
         <w:pStyle w:val="Heading1"/>
       </w:pPr>
-      <w:bookmarkStart w:id="13" w:name="_Toc403234777"/>
+      <w:bookmarkStart w:id="12" w:name="_Toc403234777"/>
       <w:r>
         <w:t>Development</w:t>
       </w:r>
+      <w:bookmarkEnd w:id="12"/>
+    </w:p>
+    <w:p>
+      <w:pPr>
+        <w:pStyle w:val="Heading2"/>
+      </w:pPr>
+      <w:bookmarkStart w:id="13" w:name="_Toc403234778"/>
+      <w:r>
+        <w:t>Install Java</w:t>
+      </w:r>
       <w:bookmarkEnd w:id="13"/>
     </w:p>
     <w:p>
+      <w:proofErr w:type="gramStart"/>
+      <w:r>
+        <w:t>apt-get</w:t>
+      </w:r>
+      <w:proofErr w:type="gramEnd"/>
+      <w:r>
+        <w:t xml:space="preserve"> update</w:t>
+      </w:r>
+    </w:p>
+    <w:p>
+      <w:proofErr w:type="gramStart"/>
+      <w:r>
+        <w:t>apt-get</w:t>
+      </w:r>
+      <w:proofErr w:type="gramEnd"/>
+      <w:r>
+        <w:t xml:space="preserve"> install oracle-java7-jdk</w:t>
+      </w:r>
+    </w:p>
+    <w:p>
       <w:pPr>
         <w:pStyle w:val="Heading2"/>
       </w:pPr>
-      <w:bookmarkStart w:id="14" w:name="_Toc403234778"/>
-      <w:r>
-        <w:t>Install Java</w:t>
+      <w:bookmarkStart w:id="14" w:name="_Toc403234779"/>
+      <w:r>
+        <w:t xml:space="preserve">Install </w:t>
+      </w:r>
+      <w:r>
+        <w:t>Wiring Pi</w:t>
       </w:r>
       <w:bookmarkEnd w:id="14"/>
-    </w:p>
-    <w:p>
-      <w:r>
-        <w:t>apt-get update</w:t>
-      </w:r>
-    </w:p>
-    <w:p>
-      <w:r>
-        <w:t>apt-get install oracle-java7-jdk</w:t>
-      </w:r>
-    </w:p>
-    <w:p>
-      <w:pPr>
-        <w:pStyle w:val="Heading2"/>
-      </w:pPr>
-      <w:bookmarkStart w:id="15" w:name="_Toc403234779"/>
-      <w:r>
-        <w:t xml:space="preserve">Install </w:t>
-      </w:r>
-      <w:r>
-        <w:t>Wiring Pi</w:t>
-      </w:r>
-      <w:bookmarkEnd w:id="15"/>
     </w:p>
     <w:p>
       <w:hyperlink r:id="rId11" w:history="1">
@@ -3028,8 +3111,13 @@
       </w:hyperlink>
     </w:p>
     <w:p>
-      <w:r>
-        <w:t xml:space="preserve">apt-get install </w:t>
+      <w:proofErr w:type="gramStart"/>
+      <w:r>
+        <w:t>apt-get</w:t>
+      </w:r>
+      <w:proofErr w:type="gramEnd"/>
+      <w:r>
+        <w:t xml:space="preserve"> install </w:t>
       </w:r>
       <w:proofErr w:type="spellStart"/>
       <w:r>
@@ -3044,34 +3132,39 @@
       <w:pPr>
         <w:pStyle w:val="Heading2"/>
       </w:pPr>
-      <w:bookmarkStart w:id="16" w:name="_Toc403234780"/>
+      <w:bookmarkStart w:id="15" w:name="_Toc403234780"/>
       <w:r>
         <w:t>Install P4J</w:t>
       </w:r>
+      <w:bookmarkEnd w:id="15"/>
+    </w:p>
+    <w:p>
+      <w:proofErr w:type="gramStart"/>
+      <w:r>
+        <w:t>curl</w:t>
+      </w:r>
+      <w:proofErr w:type="gramEnd"/>
+      <w:r>
+        <w:t xml:space="preserve"> -s get.pi4j.com | </w:t>
+      </w:r>
+      <w:proofErr w:type="spellStart"/>
+      <w:r>
+        <w:t>sudo</w:t>
+      </w:r>
+      <w:proofErr w:type="spellEnd"/>
+      <w:r>
+        <w:t xml:space="preserve"> bash</w:t>
+      </w:r>
+    </w:p>
+    <w:p>
+      <w:pPr>
+        <w:pStyle w:val="Heading2"/>
+      </w:pPr>
+      <w:bookmarkStart w:id="16" w:name="_Toc403234781"/>
+      <w:r>
+        <w:t>Java Remote Debug</w:t>
+      </w:r>
       <w:bookmarkEnd w:id="16"/>
-    </w:p>
-    <w:p>
-      <w:r>
-        <w:t xml:space="preserve">curl -s get.pi4j.com | </w:t>
-      </w:r>
-      <w:proofErr w:type="spellStart"/>
-      <w:r>
-        <w:t>sudo</w:t>
-      </w:r>
-      <w:proofErr w:type="spellEnd"/>
-      <w:r>
-        <w:t xml:space="preserve"> bash</w:t>
-      </w:r>
-    </w:p>
-    <w:p>
-      <w:pPr>
-        <w:pStyle w:val="Heading2"/>
-      </w:pPr>
-      <w:bookmarkStart w:id="17" w:name="_Toc403234781"/>
-      <w:r>
-        <w:t>Java Remote Debug</w:t>
-      </w:r>
-      <w:bookmarkEnd w:id="17"/>
     </w:p>
     <w:p>
       <w:r>
@@ -3090,11 +3183,11 @@
       <w:pPr>
         <w:pStyle w:val="Heading3"/>
       </w:pPr>
-      <w:bookmarkStart w:id="18" w:name="_Toc403234782"/>
+      <w:bookmarkStart w:id="17" w:name="_Toc403234782"/>
       <w:r>
         <w:t>On Client:</w:t>
       </w:r>
-      <w:bookmarkEnd w:id="18"/>
+      <w:bookmarkEnd w:id="17"/>
     </w:p>
     <w:p>
       <w:pPr>
@@ -3145,11 +3238,11 @@
       <w:pPr>
         <w:pStyle w:val="Heading3"/>
       </w:pPr>
-      <w:bookmarkStart w:id="19" w:name="_Toc403234783"/>
+      <w:bookmarkStart w:id="18" w:name="_Toc403234783"/>
       <w:r>
         <w:t>On Server:</w:t>
       </w:r>
-      <w:bookmarkEnd w:id="19"/>
+      <w:bookmarkEnd w:id="18"/>
     </w:p>
     <w:p>
       <w:pPr>
@@ -3158,10 +3251,12 @@
         </w:tabs>
       </w:pPr>
       <w:proofErr w:type="spellStart"/>
+      <w:proofErr w:type="gramStart"/>
       <w:r>
         <w:t>wget</w:t>
       </w:r>
       <w:proofErr w:type="spellEnd"/>
+      <w:proofErr w:type="gramEnd"/>
       <w:r>
         <w:t xml:space="preserve"> </w:t>
       </w:r>
@@ -3180,8 +3275,13 @@
           <w:tab w:val="left" w:pos="1215"/>
         </w:tabs>
       </w:pPr>
-      <w:r>
-        <w:t>java -jar remotevmlauncher-agent-1.0-20140103.103618-5.jar</w:t>
+      <w:proofErr w:type="gramStart"/>
+      <w:r>
+        <w:t>java</w:t>
+      </w:r>
+      <w:proofErr w:type="gramEnd"/>
+      <w:r>
+        <w:t xml:space="preserve"> -jar remotevmlauncher-agent-1.0-20140103.103618-5.jar</w:t>
       </w:r>
       <w:r>
         <w:t xml:space="preserve"> </w:t>
@@ -3191,8 +3291,13 @@
       </w:r>
     </w:p>
     <w:p>
-      <w:r>
-        <w:t>java -jar remotevmlauncher-agent-1.0-SNAPSHOT.jar -d 3</w:t>
+      <w:proofErr w:type="gramStart"/>
+      <w:r>
+        <w:t>java</w:t>
+      </w:r>
+      <w:proofErr w:type="gramEnd"/>
+      <w:r>
+        <w:t xml:space="preserve"> -jar remotevmlauncher-agent-1.0-SNAPSHOT.jar -d 3</w:t>
       </w:r>
     </w:p>
     <w:p/>
@@ -3203,10 +3308,12 @@
     </w:p>
     <w:p>
       <w:proofErr w:type="spellStart"/>
+      <w:proofErr w:type="gramStart"/>
       <w:r>
         <w:t>sudo</w:t>
       </w:r>
       <w:proofErr w:type="spellEnd"/>
+      <w:proofErr w:type="gramEnd"/>
       <w:r>
         <w:t xml:space="preserve"> </w:t>
       </w:r>
@@ -3218,10 +3325,12 @@
     </w:p>
     <w:p>
       <w:proofErr w:type="spellStart"/>
+      <w:proofErr w:type="gramStart"/>
       <w:r>
         <w:t>chmod</w:t>
       </w:r>
       <w:proofErr w:type="spellEnd"/>
+      <w:proofErr w:type="gramEnd"/>
       <w:r>
         <w:t xml:space="preserve"> -R </w:t>
       </w:r>
@@ -3242,10 +3351,12 @@
     <w:p/>
     <w:p>
       <w:proofErr w:type="spellStart"/>
+      <w:proofErr w:type="gramStart"/>
       <w:r>
         <w:t>chmod</w:t>
       </w:r>
       <w:proofErr w:type="spellEnd"/>
+      <w:proofErr w:type="gramEnd"/>
       <w:r>
         <w:t xml:space="preserve"> -R </w:t>
       </w:r>
@@ -3276,11 +3387,11 @@
       <w:pPr>
         <w:pStyle w:val="Heading3"/>
       </w:pPr>
-      <w:bookmarkStart w:id="20" w:name="_Toc403234784"/>
+      <w:bookmarkStart w:id="19" w:name="_Toc403234784"/>
       <w:r>
         <w:t>Eclipse Launcher</w:t>
       </w:r>
-      <w:bookmarkEnd w:id="20"/>
+      <w:bookmarkEnd w:id="19"/>
     </w:p>
     <w:p>
       <w:r>
@@ -3334,7 +3445,7 @@
       <w:pPr>
         <w:pStyle w:val="Heading2"/>
       </w:pPr>
-      <w:bookmarkStart w:id="21" w:name="_Toc403234785"/>
+      <w:bookmarkStart w:id="20" w:name="_Toc403234785"/>
       <w:r>
         <w:t>Download Files from Interne</w:t>
       </w:r>
@@ -3344,7 +3455,7 @@
       <w:r>
         <w:t xml:space="preserve"> (WGET)</w:t>
       </w:r>
-      <w:bookmarkEnd w:id="21"/>
+      <w:bookmarkEnd w:id="20"/>
     </w:p>
     <w:p>
       <w:hyperlink r:id="rId14" w:history="1">
@@ -3357,8 +3468,13 @@
       </w:hyperlink>
     </w:p>
     <w:p>
-      <w:r>
-        <w:t xml:space="preserve">apt-get install </w:t>
+      <w:proofErr w:type="gramStart"/>
+      <w:r>
+        <w:t>apt-get</w:t>
+      </w:r>
+      <w:proofErr w:type="gramEnd"/>
+      <w:r>
+        <w:t xml:space="preserve"> install </w:t>
       </w:r>
       <w:proofErr w:type="spellStart"/>
       <w:r>
@@ -3368,11 +3484,13 @@
     </w:p>
     <w:p>
       <w:proofErr w:type="spellStart"/>
+      <w:proofErr w:type="gramStart"/>
       <w:r>
         <w:lastRenderedPageBreak/>
         <w:t>wget</w:t>
       </w:r>
       <w:proofErr w:type="spellEnd"/>
+      <w:proofErr w:type="gramEnd"/>
       <w:r>
         <w:t xml:space="preserve"> </w:t>
       </w:r>
@@ -3387,7 +3505,7 @@
       <w:pPr>
         <w:pStyle w:val="Heading2"/>
       </w:pPr>
-      <w:bookmarkStart w:id="22" w:name="_Toc403234786"/>
+      <w:bookmarkStart w:id="21" w:name="_Toc403234786"/>
       <w:proofErr w:type="spellStart"/>
       <w:r>
         <w:t>Autostart</w:t>
@@ -3396,7 +3514,7 @@
       <w:r>
         <w:t xml:space="preserve"> Java Application</w:t>
       </w:r>
-      <w:bookmarkEnd w:id="22"/>
+      <w:bookmarkEnd w:id="21"/>
     </w:p>
     <w:p>
       <w:hyperlink r:id="rId15" w:history="1">
@@ -3413,11 +3531,11 @@
       <w:pPr>
         <w:pStyle w:val="Heading1"/>
       </w:pPr>
-      <w:bookmarkStart w:id="23" w:name="_Toc403234787"/>
+      <w:bookmarkStart w:id="22" w:name="_Toc403234787"/>
       <w:r>
         <w:t>Maven</w:t>
       </w:r>
-      <w:bookmarkEnd w:id="23"/>
+      <w:bookmarkEnd w:id="22"/>
     </w:p>
     <w:p>
       <w:hyperlink r:id="rId16" w:anchor="Installation" w:history="1">
@@ -3434,11 +3552,11 @@
       <w:pPr>
         <w:pStyle w:val="Heading1"/>
       </w:pPr>
-      <w:bookmarkStart w:id="24" w:name="_Toc403234788"/>
+      <w:bookmarkStart w:id="23" w:name="_Toc403234788"/>
       <w:r>
         <w:t>Share folder on Linux</w:t>
       </w:r>
-      <w:bookmarkEnd w:id="24"/>
+      <w:bookmarkEnd w:id="23"/>
     </w:p>
     <w:p>
       <w:r>
@@ -3448,25 +3566,34 @@
     <w:p/>
     <w:p>
       <w:proofErr w:type="spellStart"/>
+      <w:proofErr w:type="gramStart"/>
       <w:r>
         <w:t>sudo</w:t>
       </w:r>
       <w:proofErr w:type="spellEnd"/>
+      <w:proofErr w:type="gramEnd"/>
       <w:r>
         <w:t xml:space="preserve"> apt-get install samba</w:t>
       </w:r>
     </w:p>
     <w:p>
-      <w:r>
-        <w:t>apt-get install samba-common-bin</w:t>
-      </w:r>
-    </w:p>
-    <w:p>
-      <w:proofErr w:type="spellStart"/>
+      <w:proofErr w:type="gramStart"/>
+      <w:r>
+        <w:t>apt-get</w:t>
+      </w:r>
+      <w:proofErr w:type="gramEnd"/>
+      <w:r>
+        <w:t xml:space="preserve"> install samba-common-bin</w:t>
+      </w:r>
+    </w:p>
+    <w:p>
+      <w:proofErr w:type="spellStart"/>
+      <w:proofErr w:type="gramStart"/>
       <w:r>
         <w:t>sudo</w:t>
       </w:r>
       <w:proofErr w:type="spellEnd"/>
+      <w:proofErr w:type="gramEnd"/>
       <w:r>
         <w:t xml:space="preserve"> </w:t>
       </w:r>
@@ -3503,39 +3630,67 @@
         <w:ind w:left="1440"/>
       </w:pPr>
       <w:r>
-        <w:t>[share]</w:t>
+        <w:t>[</w:t>
+      </w:r>
+      <w:proofErr w:type="gramStart"/>
+      <w:r>
+        <w:t>share</w:t>
+      </w:r>
+      <w:proofErr w:type="gramEnd"/>
+      <w:r>
+        <w:t>]</w:t>
       </w:r>
     </w:p>
     <w:p>
       <w:pPr>
         <w:ind w:left="1440"/>
       </w:pPr>
-      <w:r>
-        <w:t>path = /home/pi/share</w:t>
+      <w:proofErr w:type="gramStart"/>
+      <w:r>
+        <w:t>path</w:t>
+      </w:r>
+      <w:proofErr w:type="gramEnd"/>
+      <w:r>
+        <w:t xml:space="preserve"> = /home/pi/share</w:t>
       </w:r>
     </w:p>
     <w:p>
       <w:pPr>
         <w:ind w:left="1440"/>
       </w:pPr>
-      <w:r>
-        <w:t>available = yes</w:t>
+      <w:proofErr w:type="gramStart"/>
+      <w:r>
+        <w:t>available</w:t>
+      </w:r>
+      <w:proofErr w:type="gramEnd"/>
+      <w:r>
+        <w:t xml:space="preserve"> = yes</w:t>
       </w:r>
     </w:p>
     <w:p>
       <w:pPr>
         <w:ind w:left="1440"/>
       </w:pPr>
-      <w:r>
-        <w:t>valid users = pi</w:t>
+      <w:proofErr w:type="gramStart"/>
+      <w:r>
+        <w:t>valid</w:t>
+      </w:r>
+      <w:proofErr w:type="gramEnd"/>
+      <w:r>
+        <w:t xml:space="preserve"> users = pi</w:t>
       </w:r>
     </w:p>
     <w:p>
       <w:pPr>
         <w:ind w:left="1440"/>
       </w:pPr>
-      <w:r>
-        <w:t>read only = no</w:t>
+      <w:proofErr w:type="gramStart"/>
+      <w:r>
+        <w:t>read</w:t>
+      </w:r>
+      <w:proofErr w:type="gramEnd"/>
+      <w:r>
+        <w:t xml:space="preserve"> only = no</w:t>
       </w:r>
     </w:p>
     <w:p>
@@ -3543,10 +3698,12 @@
         <w:ind w:left="1440"/>
       </w:pPr>
       <w:proofErr w:type="spellStart"/>
+      <w:proofErr w:type="gramStart"/>
       <w:r>
         <w:t>browsable</w:t>
       </w:r>
       <w:proofErr w:type="spellEnd"/>
+      <w:proofErr w:type="gramEnd"/>
       <w:r>
         <w:t xml:space="preserve"> = yes</w:t>
       </w:r>
@@ -3555,25 +3712,37 @@
       <w:pPr>
         <w:ind w:left="1440"/>
       </w:pPr>
-      <w:r>
-        <w:t>public = yes</w:t>
+      <w:proofErr w:type="gramStart"/>
+      <w:r>
+        <w:t>public</w:t>
+      </w:r>
+      <w:proofErr w:type="gramEnd"/>
+      <w:r>
+        <w:t xml:space="preserve"> = yes</w:t>
       </w:r>
     </w:p>
     <w:p>
       <w:pPr>
         <w:ind w:left="1440"/>
       </w:pPr>
-      <w:r>
-        <w:t>writable = yes</w:t>
+      <w:proofErr w:type="gramStart"/>
+      <w:r>
+        <w:t>writable</w:t>
+      </w:r>
+      <w:proofErr w:type="gramEnd"/>
+      <w:r>
+        <w:t xml:space="preserve"> = yes</w:t>
       </w:r>
     </w:p>
     <w:p/>
     <w:p>
       <w:proofErr w:type="spellStart"/>
+      <w:proofErr w:type="gramStart"/>
       <w:r>
         <w:t>sudo</w:t>
       </w:r>
       <w:proofErr w:type="spellEnd"/>
+      <w:proofErr w:type="gramEnd"/>
       <w:r>
         <w:t xml:space="preserve"> service samba restart</w:t>
       </w:r>
@@ -3582,51 +3751,56 @@
       <w:pPr>
         <w:pStyle w:val="Heading1"/>
       </w:pPr>
-      <w:bookmarkStart w:id="25" w:name="_Toc403234789"/>
+      <w:bookmarkStart w:id="24" w:name="_Toc403234789"/>
       <w:r>
         <w:t>Power off HDMI to save power</w:t>
       </w:r>
+      <w:bookmarkEnd w:id="24"/>
+    </w:p>
+    <w:p>
+      <w:r>
+        <w:t>/opt/</w:t>
+      </w:r>
+      <w:proofErr w:type="spellStart"/>
+      <w:proofErr w:type="gramStart"/>
+      <w:r>
+        <w:t>vc</w:t>
+      </w:r>
+      <w:proofErr w:type="spellEnd"/>
+      <w:r>
+        <w:t>/</w:t>
+      </w:r>
+      <w:proofErr w:type="gramEnd"/>
+      <w:r>
+        <w:t>bin/</w:t>
+      </w:r>
+      <w:proofErr w:type="spellStart"/>
+      <w:r>
+        <w:t>tvservice</w:t>
+      </w:r>
+      <w:proofErr w:type="spellEnd"/>
+      <w:r>
+        <w:t xml:space="preserve"> </w:t>
+      </w:r>
+      <w:r>
+        <w:t>–</w:t>
+      </w:r>
+      <w:r>
+        <w:t>off</w:t>
+      </w:r>
+    </w:p>
+    <w:p>
+      <w:pPr>
+        <w:pStyle w:val="Heading1"/>
+      </w:pPr>
+      <w:bookmarkStart w:id="25" w:name="_Toc403234790"/>
+      <w:r>
+        <w:t xml:space="preserve">Magnetometer </w:t>
+      </w:r>
+      <w:r>
+        <w:t>MPU-6050</w:t>
+      </w:r>
       <w:bookmarkEnd w:id="25"/>
-    </w:p>
-    <w:p>
-      <w:r>
-        <w:t>/opt/</w:t>
-      </w:r>
-      <w:proofErr w:type="spellStart"/>
-      <w:r>
-        <w:t>vc</w:t>
-      </w:r>
-      <w:proofErr w:type="spellEnd"/>
-      <w:r>
-        <w:t>/bin/</w:t>
-      </w:r>
-      <w:proofErr w:type="spellStart"/>
-      <w:r>
-        <w:t>tvservice</w:t>
-      </w:r>
-      <w:proofErr w:type="spellEnd"/>
-      <w:r>
-        <w:t xml:space="preserve"> </w:t>
-      </w:r>
-      <w:r>
-        <w:t>–</w:t>
-      </w:r>
-      <w:r>
-        <w:t>off</w:t>
-      </w:r>
-    </w:p>
-    <w:p>
-      <w:pPr>
-        <w:pStyle w:val="Heading1"/>
-      </w:pPr>
-      <w:bookmarkStart w:id="26" w:name="_Toc403234790"/>
-      <w:r>
-        <w:t xml:space="preserve">Magnetometer </w:t>
-      </w:r>
-      <w:r>
-        <w:t>MPU-6050</w:t>
-      </w:r>
-      <w:bookmarkEnd w:id="26"/>
     </w:p>
     <w:p>
       <w:hyperlink r:id="rId17" w:history="1">
@@ -3643,10 +3817,12 @@
         <w:ind w:left="360"/>
       </w:pPr>
       <w:proofErr w:type="spellStart"/>
+      <w:proofErr w:type="gramStart"/>
       <w:r>
         <w:t>nano</w:t>
       </w:r>
       <w:proofErr w:type="spellEnd"/>
+      <w:proofErr w:type="gramEnd"/>
       <w:r>
         <w:t xml:space="preserve"> </w:t>
       </w:r>
@@ -3666,9 +3842,11 @@
       <w:pPr>
         <w:ind w:left="720"/>
       </w:pPr>
+      <w:proofErr w:type="gramStart"/>
       <w:r>
         <w:t>i2c-bcm2708</w:t>
       </w:r>
+      <w:proofErr w:type="gramEnd"/>
       <w:r>
         <w:br/>
       </w:r>
@@ -3681,10 +3859,12 @@
         <w:ind w:left="360"/>
       </w:pPr>
       <w:proofErr w:type="spellStart"/>
+      <w:proofErr w:type="gramStart"/>
       <w:r>
         <w:t>nano</w:t>
       </w:r>
       <w:proofErr w:type="spellEnd"/>
+      <w:proofErr w:type="gramEnd"/>
       <w:r>
         <w:t xml:space="preserve"> </w:t>
       </w:r>
@@ -3733,8 +3913,13 @@
       <w:pPr>
         <w:ind w:firstLine="360"/>
       </w:pPr>
-      <w:r>
-        <w:t>apt-get install i2c-tools</w:t>
+      <w:proofErr w:type="gramStart"/>
+      <w:r>
+        <w:t>apt-get</w:t>
+      </w:r>
+      <w:proofErr w:type="gramEnd"/>
+      <w:r>
+        <w:t xml:space="preserve"> install i2c-tools</w:t>
       </w:r>
     </w:p>
     <w:p>
@@ -3768,12 +3953,370 @@
         <w:t xml:space="preserve"> 0x75</w:t>
       </w:r>
     </w:p>
-    <w:bookmarkEnd w:id="0"/>
     <w:p>
       <w:pPr>
         <w:ind w:firstLine="720"/>
       </w:pPr>
     </w:p>
+    <w:p>
+      <w:pPr>
+        <w:spacing w:after="200" w:line="276" w:lineRule="auto"/>
+      </w:pPr>
+      <w:r>
+        <w:br w:type="page"/>
+      </w:r>
+    </w:p>
+    <w:p>
+      <w:pPr>
+        <w:pStyle w:val="Heading1"/>
+      </w:pPr>
+      <w:bookmarkStart w:id="26" w:name="_GoBack"/>
+      <w:r>
+        <w:lastRenderedPageBreak/>
+        <w:t>Install C for Raspberry Pi</w:t>
+      </w:r>
+    </w:p>
+    <w:p>
+      <w:hyperlink r:id="rId18" w:history="1">
+        <w:r>
+          <w:rPr>
+            <w:rStyle w:val="Hyperlink"/>
+          </w:rPr>
+          <w:t>http://www.airspayce.com/mikem/bcm2835/</w:t>
+        </w:r>
+      </w:hyperlink>
+    </w:p>
+    <w:p>
+      <w:proofErr w:type="spellStart"/>
+      <w:proofErr w:type="gramStart"/>
+      <w:r>
+        <w:t>wget</w:t>
+      </w:r>
+      <w:proofErr w:type="spellEnd"/>
+      <w:r>
+        <w:t xml:space="preserve"> </w:t>
+      </w:r>
+      <w:r>
+        <w:t xml:space="preserve"> </w:t>
+      </w:r>
+      <w:proofErr w:type="gramEnd"/>
+      <w:r>
+        <w:fldChar w:fldCharType="begin"/>
+      </w:r>
+      <w:r>
+        <w:instrText xml:space="preserve"> HYPERLINK "</w:instrText>
+      </w:r>
+      <w:r>
+        <w:instrText>http://www.airspayce.com/mikem/bcm2835/bcm2835-1.37.tar.gz</w:instrText>
+      </w:r>
+      <w:r>
+        <w:instrText xml:space="preserve">" </w:instrText>
+      </w:r>
+      <w:r>
+        <w:fldChar w:fldCharType="separate"/>
+      </w:r>
+      <w:r>
+        <w:rPr>
+          <w:rStyle w:val="Hyperlink"/>
+        </w:rPr>
+        <w:t>http://www.airspayce.com/mikem/bcm2835/bcm2835-1.37.tar.gz</w:t>
+      </w:r>
+      <w:r>
+        <w:fldChar w:fldCharType="end"/>
+      </w:r>
+    </w:p>
+    <w:p>
+      <w:pPr>
+        <w:rPr>
+          <w:rFonts w:ascii="Courier New" w:eastAsia="Times New Roman" w:hAnsi="Courier New" w:cs="Courier New"/>
+          <w:color w:val="000000"/>
+          <w:sz w:val="20"/>
+          <w:szCs w:val="20"/>
+        </w:rPr>
+      </w:pPr>
+      <w:proofErr w:type="gramStart"/>
+      <w:r>
+        <w:rPr>
+          <w:rFonts w:ascii="Courier New" w:eastAsia="Times New Roman" w:hAnsi="Courier New" w:cs="Courier New"/>
+          <w:color w:val="000000"/>
+          <w:sz w:val="20"/>
+          <w:szCs w:val="20"/>
+        </w:rPr>
+        <w:t>tar</w:t>
+      </w:r>
+      <w:proofErr w:type="gramEnd"/>
+      <w:r>
+        <w:rPr>
+          <w:rFonts w:ascii="Courier New" w:eastAsia="Times New Roman" w:hAnsi="Courier New" w:cs="Courier New"/>
+          <w:color w:val="000000"/>
+          <w:sz w:val="20"/>
+          <w:szCs w:val="20"/>
+        </w:rPr>
+        <w:t xml:space="preserve"> </w:t>
+      </w:r>
+      <w:proofErr w:type="spellStart"/>
+      <w:r>
+        <w:rPr>
+          <w:rFonts w:ascii="Courier New" w:eastAsia="Times New Roman" w:hAnsi="Courier New" w:cs="Courier New"/>
+          <w:color w:val="000000"/>
+          <w:sz w:val="20"/>
+          <w:szCs w:val="20"/>
+        </w:rPr>
+        <w:t>zxvf</w:t>
+      </w:r>
+      <w:proofErr w:type="spellEnd"/>
+      <w:r>
+        <w:rPr>
+          <w:rFonts w:ascii="Courier New" w:eastAsia="Times New Roman" w:hAnsi="Courier New" w:cs="Courier New"/>
+          <w:color w:val="000000"/>
+          <w:sz w:val="20"/>
+          <w:szCs w:val="20"/>
+        </w:rPr>
+        <w:t xml:space="preserve"> bcm2835-1.xx.tar.gz</w:t>
+      </w:r>
+    </w:p>
+    <w:p>
+      <w:pPr>
+        <w:rPr>
+          <w:rFonts w:ascii="Courier New" w:eastAsia="Times New Roman" w:hAnsi="Courier New" w:cs="Courier New"/>
+          <w:color w:val="000000"/>
+          <w:sz w:val="20"/>
+          <w:szCs w:val="20"/>
+        </w:rPr>
+      </w:pPr>
+      <w:proofErr w:type="gramStart"/>
+      <w:r>
+        <w:rPr>
+          <w:rFonts w:ascii="Courier New" w:eastAsia="Times New Roman" w:hAnsi="Courier New" w:cs="Courier New"/>
+          <w:color w:val="000000"/>
+          <w:sz w:val="20"/>
+          <w:szCs w:val="20"/>
+        </w:rPr>
+        <w:t>cd</w:t>
+      </w:r>
+      <w:proofErr w:type="gramEnd"/>
+      <w:r>
+        <w:rPr>
+          <w:rFonts w:ascii="Courier New" w:eastAsia="Times New Roman" w:hAnsi="Courier New" w:cs="Courier New"/>
+          <w:color w:val="000000"/>
+          <w:sz w:val="20"/>
+          <w:szCs w:val="20"/>
+        </w:rPr>
+        <w:t xml:space="preserve"> bcm2835-1.xx</w:t>
+      </w:r>
+    </w:p>
+    <w:p>
+      <w:pPr>
+        <w:rPr>
+          <w:rFonts w:ascii="Courier New" w:eastAsia="Times New Roman" w:hAnsi="Courier New" w:cs="Courier New"/>
+          <w:color w:val="000000"/>
+          <w:sz w:val="20"/>
+          <w:szCs w:val="20"/>
+        </w:rPr>
+      </w:pPr>
+      <w:proofErr w:type="gramStart"/>
+      <w:r>
+        <w:rPr>
+          <w:rFonts w:ascii="Courier New" w:eastAsia="Times New Roman" w:hAnsi="Courier New" w:cs="Courier New"/>
+          <w:color w:val="000000"/>
+          <w:sz w:val="20"/>
+          <w:szCs w:val="20"/>
+        </w:rPr>
+        <w:t>./</w:t>
+      </w:r>
+      <w:proofErr w:type="gramEnd"/>
+      <w:r>
+        <w:rPr>
+          <w:rFonts w:ascii="Courier New" w:eastAsia="Times New Roman" w:hAnsi="Courier New" w:cs="Courier New"/>
+          <w:color w:val="000000"/>
+          <w:sz w:val="20"/>
+          <w:szCs w:val="20"/>
+        </w:rPr>
+        <w:t>configure</w:t>
+      </w:r>
+    </w:p>
+    <w:p>
+      <w:pPr>
+        <w:rPr>
+          <w:rFonts w:ascii="Courier New" w:eastAsia="Times New Roman" w:hAnsi="Courier New" w:cs="Courier New"/>
+          <w:color w:val="000000"/>
+          <w:sz w:val="20"/>
+          <w:szCs w:val="20"/>
+        </w:rPr>
+      </w:pPr>
+      <w:proofErr w:type="gramStart"/>
+      <w:r>
+        <w:rPr>
+          <w:rFonts w:ascii="Courier New" w:eastAsia="Times New Roman" w:hAnsi="Courier New" w:cs="Courier New"/>
+          <w:color w:val="000000"/>
+          <w:sz w:val="20"/>
+          <w:szCs w:val="20"/>
+        </w:rPr>
+        <w:t>make</w:t>
+      </w:r>
+      <w:proofErr w:type="gramEnd"/>
+    </w:p>
+    <w:p>
+      <w:pPr>
+        <w:rPr>
+          <w:rFonts w:ascii="Courier New" w:eastAsia="Times New Roman" w:hAnsi="Courier New" w:cs="Courier New"/>
+          <w:color w:val="000000"/>
+          <w:sz w:val="20"/>
+          <w:szCs w:val="20"/>
+        </w:rPr>
+      </w:pPr>
+      <w:proofErr w:type="spellStart"/>
+      <w:proofErr w:type="gramStart"/>
+      <w:r>
+        <w:rPr>
+          <w:rFonts w:ascii="Courier New" w:eastAsia="Times New Roman" w:hAnsi="Courier New" w:cs="Courier New"/>
+          <w:color w:val="000000"/>
+          <w:sz w:val="20"/>
+          <w:szCs w:val="20"/>
+        </w:rPr>
+        <w:t>sudo</w:t>
+      </w:r>
+      <w:proofErr w:type="spellEnd"/>
+      <w:proofErr w:type="gramEnd"/>
+      <w:r>
+        <w:rPr>
+          <w:rFonts w:ascii="Courier New" w:eastAsia="Times New Roman" w:hAnsi="Courier New" w:cs="Courier New"/>
+          <w:color w:val="000000"/>
+          <w:sz w:val="20"/>
+          <w:szCs w:val="20"/>
+        </w:rPr>
+        <w:t xml:space="preserve"> make check</w:t>
+      </w:r>
+    </w:p>
+    <w:p>
+      <w:pPr>
+        <w:rPr>
+          <w:rFonts w:ascii="Courier New" w:eastAsia="Times New Roman" w:hAnsi="Courier New" w:cs="Courier New"/>
+          <w:color w:val="000000"/>
+          <w:sz w:val="20"/>
+          <w:szCs w:val="20"/>
+        </w:rPr>
+      </w:pPr>
+      <w:proofErr w:type="spellStart"/>
+      <w:proofErr w:type="gramStart"/>
+      <w:r>
+        <w:rPr>
+          <w:rFonts w:ascii="Courier New" w:eastAsia="Times New Roman" w:hAnsi="Courier New" w:cs="Courier New"/>
+          <w:color w:val="000000"/>
+          <w:sz w:val="20"/>
+          <w:szCs w:val="20"/>
+        </w:rPr>
+        <w:t>sudo</w:t>
+      </w:r>
+      <w:proofErr w:type="spellEnd"/>
+      <w:proofErr w:type="gramEnd"/>
+      <w:r>
+        <w:rPr>
+          <w:rFonts w:ascii="Courier New" w:eastAsia="Times New Roman" w:hAnsi="Courier New" w:cs="Courier New"/>
+          <w:color w:val="000000"/>
+          <w:sz w:val="20"/>
+          <w:szCs w:val="20"/>
+        </w:rPr>
+        <w:t xml:space="preserve"> make install</w:t>
+      </w:r>
+    </w:p>
+    <w:p/>
+    <w:bookmarkEnd w:id="26"/>
+    <w:p>
+      <w:pPr>
+        <w:ind w:firstLine="720"/>
+      </w:pPr>
+    </w:p>
+    <w:p>
+      <w:pPr>
+        <w:pStyle w:val="Heading1"/>
+      </w:pPr>
+      <w:r>
+        <w:t xml:space="preserve">Install </w:t>
+      </w:r>
+      <w:proofErr w:type="spellStart"/>
+      <w:r>
+        <w:t>wiringpi</w:t>
+      </w:r>
+      <w:proofErr w:type="spellEnd"/>
+    </w:p>
+    <w:p>
+      <w:hyperlink r:id="rId19" w:history="1">
+        <w:r>
+          <w:rPr>
+            <w:rStyle w:val="Hyperlink"/>
+          </w:rPr>
+          <w:t>https://projects.drogon.net/raspberry-pi/wiringpi/download-and-install/</w:t>
+        </w:r>
+      </w:hyperlink>
+    </w:p>
+    <w:p>
+      <w:proofErr w:type="spellStart"/>
+      <w:proofErr w:type="gramStart"/>
+      <w:r>
+        <w:t>git</w:t>
+      </w:r>
+      <w:proofErr w:type="spellEnd"/>
+      <w:proofErr w:type="gramEnd"/>
+      <w:r>
+        <w:t xml:space="preserve"> clone git://git.drogon.net/wiringPi</w:t>
+      </w:r>
+    </w:p>
+    <w:p>
+      <w:proofErr w:type="gramStart"/>
+      <w:r>
+        <w:t>cd</w:t>
+      </w:r>
+      <w:proofErr w:type="gramEnd"/>
+      <w:r>
+        <w:t xml:space="preserve"> </w:t>
+      </w:r>
+      <w:proofErr w:type="spellStart"/>
+      <w:r>
+        <w:t>wiringPi</w:t>
+      </w:r>
+      <w:proofErr w:type="spellEnd"/>
+    </w:p>
+    <w:p>
+      <w:proofErr w:type="spellStart"/>
+      <w:proofErr w:type="gramStart"/>
+      <w:r>
+        <w:t>git</w:t>
+      </w:r>
+      <w:proofErr w:type="spellEnd"/>
+      <w:proofErr w:type="gramEnd"/>
+      <w:r>
+        <w:t xml:space="preserve"> pull origin</w:t>
+      </w:r>
+    </w:p>
+    <w:p>
+      <w:proofErr w:type="gramStart"/>
+      <w:r>
+        <w:t>./</w:t>
+      </w:r>
+      <w:proofErr w:type="gramEnd"/>
+      <w:r>
+        <w:t>build</w:t>
+      </w:r>
+    </w:p>
+    <w:p>
+      <w:proofErr w:type="spellStart"/>
+      <w:proofErr w:type="gramStart"/>
+      <w:r>
+        <w:t>gpio</w:t>
+      </w:r>
+      <w:proofErr w:type="spellEnd"/>
+      <w:proofErr w:type="gramEnd"/>
+      <w:r>
+        <w:t xml:space="preserve"> </w:t>
+      </w:r>
+      <w:proofErr w:type="spellStart"/>
+      <w:r>
+        <w:t>readall</w:t>
+      </w:r>
+      <w:proofErr w:type="spellEnd"/>
+    </w:p>
+    <w:p/>
     <w:sectPr>
       <w:pgSz w:w="12240" w:h="15840"/>
       <w:pgMar w:top="1134" w:right="850" w:bottom="1134" w:left="1701" w:header="708" w:footer="708" w:gutter="0"/>
@@ -3786,7 +4329,7 @@
 
 <file path=word/comments.xml><?xml version="1.0" encoding="utf-8"?>
 <w:comments xmlns:wpc="http://schemas.microsoft.com/office/word/2010/wordprocessingCanvas" xmlns:mc="http://schemas.openxmlformats.org/markup-compatibility/2006" xmlns:o="urn:schemas-microsoft-com:office:office" xmlns:r="http://schemas.openxmlformats.org/officeDocument/2006/relationships" xmlns:m="http://schemas.openxmlformats.org/officeDocument/2006/math" xmlns:v="urn:schemas-microsoft-com:vml" xmlns:wp14="http://schemas.microsoft.com/office/word/2010/wordprocessingDrawing" xmlns:wp="http://schemas.openxmlformats.org/drawingml/2006/wordprocessingDrawing" xmlns:w10="urn:schemas-microsoft-com:office:word" xmlns:w="http://schemas.openxmlformats.org/wordprocessingml/2006/main" xmlns:w14="http://schemas.microsoft.com/office/word/2010/wordml" xmlns:wpg="http://schemas.microsoft.com/office/word/2010/wordprocessingGroup" xmlns:wpi="http://schemas.microsoft.com/office/word/2010/wordprocessingInk" xmlns:wne="http://schemas.microsoft.com/office/word/2006/wordml" xmlns:wps="http://schemas.microsoft.com/office/word/2010/wordprocessingShape" mc:Ignorable="w14 wp14">
-  <w:comment w:id="9" w:author="dm" w:date="2014-09-16T00:45:00Z" w:initials="d">
+  <w:comment w:id="8" w:author="dm" w:date="2014-09-16T00:45:00Z" w:initials="d">
     <w:p>
       <w:pPr>
         <w:pStyle w:val="CommentText"/>
@@ -5210,7 +5753,7 @@
 </file>
 
 <file path=customXml/itemProps1.xml><?xml version="1.0" encoding="utf-8"?>
-<ds:datastoreItem xmlns:ds="http://schemas.openxmlformats.org/officeDocument/2006/customXml" ds:itemID="{DAF1DE89-FD41-4FFF-8D89-038D380FD6B0}">
+<ds:datastoreItem xmlns:ds="http://schemas.openxmlformats.org/officeDocument/2006/customXml" ds:itemID="{DE7B8826-807D-448F-8AD2-2EAF1AA53341}">
   <ds:schemaRefs>
     <ds:schemaRef ds:uri="http://schemas.openxmlformats.org/officeDocument/2006/bibliography"/>
   </ds:schemaRefs>

--- a/doc/Linux_notes.docx
+++ b/doc/Linux_notes.docx
@@ -168,23 +168,7 @@
                 <w:rFonts w:ascii="Calibri" w:eastAsia="Calibri" w:hAnsi="Calibri" w:cs="Calibri"/>
                 <w:lang w:val="en-GB"/>
               </w:rPr>
-              <w:t xml:space="preserve">Go to </w:t>
-            </w:r>
-            <w:proofErr w:type="spellStart"/>
-            <w:r>
-              <w:rPr>
-                <w:rFonts w:ascii="Calibri" w:eastAsia="Calibri" w:hAnsi="Calibri" w:cs="Calibri"/>
-                <w:lang w:val="en-GB"/>
-              </w:rPr>
-              <w:t>sysadmin</w:t>
-            </w:r>
-            <w:proofErr w:type="spellEnd"/>
-            <w:r>
-              <w:rPr>
-                <w:rFonts w:ascii="Calibri" w:eastAsia="Calibri" w:hAnsi="Calibri" w:cs="Calibri"/>
-                <w:lang w:val="en-GB"/>
-              </w:rPr>
-              <w:t>/root mode</w:t>
+              <w:t>Go to sysadmin/root mode</w:t>
             </w:r>
           </w:p>
         </w:tc>
@@ -541,23 +525,7 @@
                 <w:rFonts w:ascii="Calibri" w:eastAsia="Calibri" w:hAnsi="Calibri" w:cs="Calibri"/>
                 <w:lang w:val="en-GB"/>
               </w:rPr>
-              <w:t xml:space="preserve">shutdown -r now  (or </w:t>
-            </w:r>
-            <w:proofErr w:type="spellStart"/>
-            <w:r>
-              <w:rPr>
-                <w:rFonts w:ascii="Calibri" w:eastAsia="Calibri" w:hAnsi="Calibri" w:cs="Calibri"/>
-                <w:lang w:val="en-GB"/>
-              </w:rPr>
-              <w:t>sudo</w:t>
-            </w:r>
-            <w:proofErr w:type="spellEnd"/>
-            <w:r>
-              <w:rPr>
-                <w:rFonts w:ascii="Calibri" w:eastAsia="Calibri" w:hAnsi="Calibri" w:cs="Calibri"/>
-                <w:lang w:val="en-GB"/>
-              </w:rPr>
-              <w:t xml:space="preserve"> reboot)</w:t>
+              <w:t>shutdown -r now  (or sudo reboot)</w:t>
             </w:r>
           </w:p>
         </w:tc>
@@ -624,39 +592,7 @@
                 <w:rFonts w:ascii="Calibri" w:eastAsia="Calibri" w:hAnsi="Calibri" w:cs="Calibri"/>
                 <w:lang w:val="en-GB"/>
               </w:rPr>
-              <w:t>/</w:t>
-            </w:r>
-            <w:proofErr w:type="spellStart"/>
-            <w:r>
-              <w:rPr>
-                <w:rFonts w:ascii="Calibri" w:eastAsia="Calibri" w:hAnsi="Calibri" w:cs="Calibri"/>
-                <w:lang w:val="en-GB"/>
-              </w:rPr>
-              <w:t>etc</w:t>
-            </w:r>
-            <w:proofErr w:type="spellEnd"/>
-            <w:r>
-              <w:rPr>
-                <w:rFonts w:ascii="Calibri" w:eastAsia="Calibri" w:hAnsi="Calibri" w:cs="Calibri"/>
-                <w:lang w:val="en-GB"/>
-              </w:rPr>
-              <w:t>/</w:t>
-            </w:r>
-            <w:proofErr w:type="spellStart"/>
-            <w:r>
-              <w:rPr>
-                <w:rFonts w:ascii="Calibri" w:eastAsia="Calibri" w:hAnsi="Calibri" w:cs="Calibri"/>
-                <w:lang w:val="en-GB"/>
-              </w:rPr>
-              <w:t>init.d</w:t>
-            </w:r>
-            <w:proofErr w:type="spellEnd"/>
-            <w:r>
-              <w:rPr>
-                <w:rFonts w:ascii="Calibri" w:eastAsia="Calibri" w:hAnsi="Calibri" w:cs="Calibri"/>
-                <w:lang w:val="en-GB"/>
-              </w:rPr>
-              <w:t>/networking restart</w:t>
+              <w:t>/etc/init.d/networking restart</w:t>
             </w:r>
           </w:p>
         </w:tc>
@@ -1606,46 +1542,28 @@
           <w:lang w:val="en-GB"/>
         </w:rPr>
       </w:pPr>
-      <w:proofErr w:type="gramStart"/>
-      <w:r>
-        <w:rPr>
-          <w:rFonts w:ascii="Calibri" w:eastAsia="Calibri" w:hAnsi="Calibri" w:cs="Calibri"/>
-          <w:lang w:val="en-GB"/>
-        </w:rPr>
-        <w:t>apt-get</w:t>
-      </w:r>
-      <w:proofErr w:type="gramEnd"/>
-      <w:r>
-        <w:rPr>
-          <w:rFonts w:ascii="Calibri" w:eastAsia="Calibri" w:hAnsi="Calibri" w:cs="Calibri"/>
-          <w:lang w:val="en-GB"/>
-        </w:rPr>
-        <w:t xml:space="preserve"> update (update all packages)</w:t>
-      </w:r>
-    </w:p>
-    <w:p>
-      <w:pPr>
-        <w:spacing w:after="0" w:line="240" w:lineRule="auto"/>
-        <w:rPr>
-          <w:rFonts w:ascii="Calibri" w:eastAsia="Calibri" w:hAnsi="Calibri" w:cs="Calibri"/>
-          <w:lang w:val="en-GB"/>
-        </w:rPr>
-      </w:pPr>
-      <w:proofErr w:type="gramStart"/>
-      <w:r>
-        <w:rPr>
-          <w:rFonts w:ascii="Calibri" w:eastAsia="Calibri" w:hAnsi="Calibri" w:cs="Calibri"/>
-          <w:lang w:val="en-GB"/>
-        </w:rPr>
-        <w:t>apt-get</w:t>
-      </w:r>
-      <w:proofErr w:type="gramEnd"/>
-      <w:r>
-        <w:rPr>
-          <w:rFonts w:ascii="Calibri" w:eastAsia="Calibri" w:hAnsi="Calibri" w:cs="Calibri"/>
-          <w:lang w:val="en-GB"/>
-        </w:rPr>
-        <w:t xml:space="preserve"> upgrade   (upgrade all packages)</w:t>
+      <w:r>
+        <w:rPr>
+          <w:rFonts w:ascii="Calibri" w:eastAsia="Calibri" w:hAnsi="Calibri" w:cs="Calibri"/>
+          <w:lang w:val="en-GB"/>
+        </w:rPr>
+        <w:t>apt-get update (update all packages)</w:t>
+      </w:r>
+    </w:p>
+    <w:p>
+      <w:pPr>
+        <w:spacing w:after="0" w:line="240" w:lineRule="auto"/>
+        <w:rPr>
+          <w:rFonts w:ascii="Calibri" w:eastAsia="Calibri" w:hAnsi="Calibri" w:cs="Calibri"/>
+          <w:lang w:val="en-GB"/>
+        </w:rPr>
+      </w:pPr>
+      <w:r>
+        <w:rPr>
+          <w:rFonts w:ascii="Calibri" w:eastAsia="Calibri" w:hAnsi="Calibri" w:cs="Calibri"/>
+          <w:lang w:val="en-GB"/>
+        </w:rPr>
+        <w:t>apt-get upgrade   (upgrade all packages)</w:t>
       </w:r>
     </w:p>
     <w:p>
@@ -1660,7 +1578,6 @@
           <w:lang w:val="en-GB"/>
         </w:rPr>
       </w:pPr>
-      <w:proofErr w:type="gramStart"/>
       <w:r>
         <w:rPr>
           <w:rFonts w:ascii="Cambria" w:eastAsia="Cambria" w:hAnsi="Cambria" w:cs="Cambria"/>
@@ -1668,128 +1585,55 @@
           <w:color w:val="4F81BD"/>
           <w:lang w:val="en-GB"/>
         </w:rPr>
-        <w:t>sample</w:t>
-      </w:r>
-      <w:proofErr w:type="gramEnd"/>
-      <w:r>
-        <w:rPr>
-          <w:rFonts w:ascii="Cambria" w:eastAsia="Cambria" w:hAnsi="Cambria" w:cs="Cambria"/>
-          <w:b/>
-          <w:color w:val="4F81BD"/>
-          <w:lang w:val="en-GB"/>
-        </w:rPr>
-        <w:t xml:space="preserve"> install-</w:t>
-      </w:r>
-      <w:proofErr w:type="spellStart"/>
-      <w:r>
-        <w:rPr>
-          <w:rFonts w:ascii="Cambria" w:eastAsia="Cambria" w:hAnsi="Cambria" w:cs="Cambria"/>
-          <w:b/>
-          <w:color w:val="4F81BD"/>
-          <w:lang w:val="en-GB"/>
-        </w:rPr>
-        <w:t>deinstall</w:t>
-      </w:r>
-      <w:proofErr w:type="spellEnd"/>
-      <w:r>
-        <w:rPr>
-          <w:rFonts w:ascii="Cambria" w:eastAsia="Cambria" w:hAnsi="Cambria" w:cs="Cambria"/>
-          <w:b/>
-          <w:color w:val="4F81BD"/>
-          <w:lang w:val="en-GB"/>
-        </w:rPr>
-        <w:t xml:space="preserve"> tree package</w:t>
-      </w:r>
-    </w:p>
-    <w:p>
-      <w:pPr>
-        <w:spacing w:after="0" w:line="240" w:lineRule="auto"/>
-        <w:rPr>
-          <w:rFonts w:ascii="Calibri" w:eastAsia="Calibri" w:hAnsi="Calibri" w:cs="Calibri"/>
-          <w:lang w:val="en-GB"/>
-        </w:rPr>
-      </w:pPr>
-      <w:proofErr w:type="gramStart"/>
-      <w:r>
-        <w:rPr>
-          <w:rFonts w:ascii="Calibri" w:eastAsia="Calibri" w:hAnsi="Calibri" w:cs="Calibri"/>
-          <w:lang w:val="en-GB"/>
-        </w:rPr>
-        <w:t>apt-get</w:t>
-      </w:r>
-      <w:proofErr w:type="gramEnd"/>
-      <w:r>
-        <w:rPr>
-          <w:rFonts w:ascii="Calibri" w:eastAsia="Calibri" w:hAnsi="Calibri" w:cs="Calibri"/>
-          <w:lang w:val="en-GB"/>
-        </w:rPr>
-        <w:t xml:space="preserve"> install tree –y</w:t>
-      </w:r>
-    </w:p>
-    <w:p>
-      <w:pPr>
-        <w:spacing w:after="0" w:line="240" w:lineRule="auto"/>
-        <w:rPr>
-          <w:rFonts w:ascii="Calibri" w:eastAsia="Calibri" w:hAnsi="Calibri" w:cs="Calibri"/>
-          <w:lang w:val="en-GB"/>
-        </w:rPr>
-      </w:pPr>
-      <w:proofErr w:type="gramStart"/>
-      <w:r>
-        <w:rPr>
-          <w:rFonts w:ascii="Calibri" w:eastAsia="Calibri" w:hAnsi="Calibri" w:cs="Calibri"/>
-          <w:lang w:val="en-GB"/>
-        </w:rPr>
-        <w:t>man</w:t>
-      </w:r>
-      <w:proofErr w:type="gramEnd"/>
-      <w:r>
-        <w:rPr>
-          <w:rFonts w:ascii="Calibri" w:eastAsia="Calibri" w:hAnsi="Calibri" w:cs="Calibri"/>
-          <w:lang w:val="en-GB"/>
-        </w:rPr>
-        <w:t xml:space="preserve"> tree   (manual documentation for tree package)</w:t>
-      </w:r>
-    </w:p>
-    <w:p>
-      <w:pPr>
-        <w:spacing w:after="0" w:line="240" w:lineRule="auto"/>
-        <w:rPr>
-          <w:rFonts w:ascii="Calibri" w:eastAsia="Calibri" w:hAnsi="Calibri" w:cs="Calibri"/>
-          <w:lang w:val="en-GB"/>
-        </w:rPr>
-      </w:pPr>
-      <w:proofErr w:type="gramStart"/>
-      <w:r>
-        <w:rPr>
-          <w:rFonts w:ascii="Calibri" w:eastAsia="Calibri" w:hAnsi="Calibri" w:cs="Calibri"/>
-          <w:lang w:val="en-GB"/>
-        </w:rPr>
-        <w:t>apt-get</w:t>
-      </w:r>
-      <w:proofErr w:type="gramEnd"/>
-      <w:r>
-        <w:rPr>
-          <w:rFonts w:ascii="Calibri" w:eastAsia="Calibri" w:hAnsi="Calibri" w:cs="Calibri"/>
-          <w:lang w:val="en-GB"/>
-        </w:rPr>
-        <w:t xml:space="preserve"> remove tree (or </w:t>
-      </w:r>
-      <w:proofErr w:type="spellStart"/>
-      <w:r>
-        <w:rPr>
-          <w:rFonts w:ascii="Calibri" w:eastAsia="Calibri" w:hAnsi="Calibri" w:cs="Calibri"/>
-          <w:lang w:val="en-GB"/>
-        </w:rPr>
-        <w:t>sudo</w:t>
-      </w:r>
-      <w:proofErr w:type="spellEnd"/>
-      <w:r>
-        <w:rPr>
-          <w:rFonts w:ascii="Calibri" w:eastAsia="Calibri" w:hAnsi="Calibri" w:cs="Calibri"/>
-          <w:lang w:val="en-GB"/>
-        </w:rPr>
-        <w:t xml:space="preserve"> apt-get purge tree)</w:t>
+        <w:t>sample install-deinstall tree package</w:t>
+      </w:r>
+    </w:p>
+    <w:p>
+      <w:pPr>
+        <w:spacing w:after="0" w:line="240" w:lineRule="auto"/>
+        <w:rPr>
+          <w:rFonts w:ascii="Calibri" w:eastAsia="Calibri" w:hAnsi="Calibri" w:cs="Calibri"/>
+          <w:lang w:val="en-GB"/>
+        </w:rPr>
+      </w:pPr>
+      <w:r>
+        <w:rPr>
+          <w:rFonts w:ascii="Calibri" w:eastAsia="Calibri" w:hAnsi="Calibri" w:cs="Calibri"/>
+          <w:lang w:val="en-GB"/>
+        </w:rPr>
+        <w:t>apt-get install tree –y</w:t>
+      </w:r>
+    </w:p>
+    <w:p>
+      <w:pPr>
+        <w:spacing w:after="0" w:line="240" w:lineRule="auto"/>
+        <w:rPr>
+          <w:rFonts w:ascii="Calibri" w:eastAsia="Calibri" w:hAnsi="Calibri" w:cs="Calibri"/>
+          <w:lang w:val="en-GB"/>
+        </w:rPr>
+      </w:pPr>
+      <w:r>
+        <w:rPr>
+          <w:rFonts w:ascii="Calibri" w:eastAsia="Calibri" w:hAnsi="Calibri" w:cs="Calibri"/>
+          <w:lang w:val="en-GB"/>
+        </w:rPr>
+        <w:t>man tree   (manual documentation for tree package)</w:t>
+      </w:r>
+    </w:p>
+    <w:p>
+      <w:pPr>
+        <w:spacing w:after="0" w:line="240" w:lineRule="auto"/>
+        <w:rPr>
+          <w:rFonts w:ascii="Calibri" w:eastAsia="Calibri" w:hAnsi="Calibri" w:cs="Calibri"/>
+          <w:lang w:val="en-GB"/>
+        </w:rPr>
+      </w:pPr>
+      <w:r>
+        <w:rPr>
+          <w:rFonts w:ascii="Calibri" w:eastAsia="Calibri" w:hAnsi="Calibri" w:cs="Calibri"/>
+          <w:lang w:val="en-GB"/>
+        </w:rPr>
+        <w:t>apt-get remove tree (or sudo apt-get purge tree)</w:t>
       </w:r>
     </w:p>
     <w:p>
@@ -1848,109 +1692,38 @@
           <w:lang w:val="en-GB"/>
         </w:rPr>
       </w:pPr>
-      <w:proofErr w:type="spellStart"/>
-      <w:proofErr w:type="gramStart"/>
-      <w:r>
-        <w:rPr>
-          <w:rFonts w:ascii="Calibri" w:eastAsia="Calibri" w:hAnsi="Calibri" w:cs="Calibri"/>
-          <w:lang w:val="en-GB"/>
-        </w:rPr>
-        <w:t>qemu-img</w:t>
-      </w:r>
-      <w:proofErr w:type="spellEnd"/>
-      <w:proofErr w:type="gramEnd"/>
-      <w:r>
-        <w:rPr>
-          <w:rFonts w:ascii="Calibri" w:eastAsia="Calibri" w:hAnsi="Calibri" w:cs="Calibri"/>
-          <w:lang w:val="en-GB"/>
-        </w:rPr>
-        <w:t xml:space="preserve"> resize &lt;</w:t>
-      </w:r>
-      <w:proofErr w:type="spellStart"/>
-      <w:r>
-        <w:rPr>
-          <w:rFonts w:ascii="Calibri" w:eastAsia="Calibri" w:hAnsi="Calibri" w:cs="Calibri"/>
-          <w:lang w:val="en-GB"/>
-        </w:rPr>
-        <w:t>imagename</w:t>
-      </w:r>
-      <w:proofErr w:type="spellEnd"/>
-      <w:r>
-        <w:rPr>
-          <w:rFonts w:ascii="Calibri" w:eastAsia="Calibri" w:hAnsi="Calibri" w:cs="Calibri"/>
-          <w:lang w:val="en-GB"/>
-        </w:rPr>
-        <w:t>&gt; +2G</w:t>
-      </w:r>
-    </w:p>
-    <w:p>
-      <w:pPr>
-        <w:spacing w:after="0" w:line="240" w:lineRule="auto"/>
-        <w:rPr>
-          <w:rFonts w:ascii="Calibri" w:eastAsia="Calibri" w:hAnsi="Calibri" w:cs="Calibri"/>
-          <w:lang w:val="en-GB"/>
-        </w:rPr>
-      </w:pPr>
-      <w:proofErr w:type="spellStart"/>
-      <w:proofErr w:type="gramStart"/>
-      <w:r>
-        <w:rPr>
-          <w:rFonts w:ascii="Calibri" w:eastAsia="Calibri" w:hAnsi="Calibri" w:cs="Calibri"/>
-          <w:lang w:val="en-GB"/>
-        </w:rPr>
-        <w:t>fdisk</w:t>
-      </w:r>
-      <w:proofErr w:type="spellEnd"/>
-      <w:proofErr w:type="gramEnd"/>
-      <w:r>
-        <w:rPr>
-          <w:rFonts w:ascii="Calibri" w:eastAsia="Calibri" w:hAnsi="Calibri" w:cs="Calibri"/>
-          <w:lang w:val="en-GB"/>
-        </w:rPr>
-        <w:t xml:space="preserve"> /</w:t>
-      </w:r>
-      <w:proofErr w:type="spellStart"/>
-      <w:r>
-        <w:rPr>
-          <w:rFonts w:ascii="Calibri" w:eastAsia="Calibri" w:hAnsi="Calibri" w:cs="Calibri"/>
-          <w:lang w:val="en-GB"/>
-        </w:rPr>
-        <w:t>dev</w:t>
-      </w:r>
-      <w:proofErr w:type="spellEnd"/>
-      <w:r>
-        <w:rPr>
-          <w:rFonts w:ascii="Calibri" w:eastAsia="Calibri" w:hAnsi="Calibri" w:cs="Calibri"/>
-          <w:lang w:val="en-GB"/>
-        </w:rPr>
-        <w:t>/</w:t>
-      </w:r>
-      <w:proofErr w:type="spellStart"/>
-      <w:r>
-        <w:rPr>
-          <w:rFonts w:ascii="Calibri" w:eastAsia="Calibri" w:hAnsi="Calibri" w:cs="Calibri"/>
-          <w:lang w:val="en-GB"/>
-        </w:rPr>
-        <w:t>sda</w:t>
-      </w:r>
-      <w:proofErr w:type="spellEnd"/>
-      <w:r>
-        <w:rPr>
-          <w:rFonts w:ascii="Calibri" w:eastAsia="Calibri" w:hAnsi="Calibri" w:cs="Calibri"/>
-          <w:lang w:val="en-GB"/>
-        </w:rPr>
-        <w:t xml:space="preserve">  (remember start block, delete partition 2, add partition with start block)</w:t>
-      </w:r>
-    </w:p>
-    <w:p>
-      <w:pPr>
-        <w:spacing w:after="0" w:line="240" w:lineRule="auto"/>
-        <w:rPr>
-          <w:rFonts w:ascii="Calibri" w:eastAsia="Calibri" w:hAnsi="Calibri" w:cs="Calibri"/>
-          <w:lang w:val="en-GB"/>
-        </w:rPr>
-      </w:pPr>
-      <w:proofErr w:type="gramStart"/>
+      <w:r>
+        <w:rPr>
+          <w:rFonts w:ascii="Calibri" w:eastAsia="Calibri" w:hAnsi="Calibri" w:cs="Calibri"/>
+          <w:lang w:val="en-GB"/>
+        </w:rPr>
+        <w:t>qemu-img resize &lt;imagename&gt; +2G</w:t>
+      </w:r>
+    </w:p>
+    <w:p>
+      <w:pPr>
+        <w:spacing w:after="0" w:line="240" w:lineRule="auto"/>
+        <w:rPr>
+          <w:rFonts w:ascii="Calibri" w:eastAsia="Calibri" w:hAnsi="Calibri" w:cs="Calibri"/>
+          <w:lang w:val="en-GB"/>
+        </w:rPr>
+      </w:pPr>
+      <w:r>
+        <w:rPr>
+          <w:rFonts w:ascii="Calibri" w:eastAsia="Calibri" w:hAnsi="Calibri" w:cs="Calibri"/>
+          <w:lang w:val="en-GB"/>
+        </w:rPr>
+        <w:t>fdisk /dev/sda  (remember start block, delete partition 2, add partition with start block)</w:t>
+      </w:r>
+    </w:p>
+    <w:p>
+      <w:pPr>
+        <w:spacing w:after="0" w:line="240" w:lineRule="auto"/>
+        <w:rPr>
+          <w:rFonts w:ascii="Calibri" w:eastAsia="Calibri" w:hAnsi="Calibri" w:cs="Calibri"/>
+          <w:lang w:val="en-GB"/>
+        </w:rPr>
+      </w:pPr>
       <w:r>
         <w:rPr>
           <w:rFonts w:ascii="Calibri" w:eastAsia="Calibri" w:hAnsi="Calibri" w:cs="Calibri"/>
@@ -1958,38 +1731,21 @@
         </w:rPr>
         <w:t>reboot</w:t>
       </w:r>
-      <w:proofErr w:type="gramEnd"/>
-    </w:p>
-    <w:p>
-      <w:pPr>
-        <w:spacing w:after="0" w:line="240" w:lineRule="auto"/>
-        <w:rPr>
-          <w:rFonts w:ascii="Calibri" w:eastAsia="Calibri" w:hAnsi="Calibri" w:cs="Calibri"/>
-          <w:lang w:val="en-GB"/>
-        </w:rPr>
-      </w:pPr>
-      <w:r>
-        <w:rPr>
-          <w:rFonts w:ascii="Calibri" w:eastAsia="Calibri" w:hAnsi="Calibri" w:cs="Calibri"/>
-          <w:lang w:val="en-GB"/>
-        </w:rPr>
-        <w:t>resize2fs /</w:t>
-      </w:r>
-      <w:proofErr w:type="spellStart"/>
-      <w:r>
-        <w:rPr>
-          <w:rFonts w:ascii="Calibri" w:eastAsia="Calibri" w:hAnsi="Calibri" w:cs="Calibri"/>
-          <w:lang w:val="en-GB"/>
-        </w:rPr>
-        <w:t>dev</w:t>
-      </w:r>
-      <w:proofErr w:type="spellEnd"/>
-      <w:r>
-        <w:rPr>
-          <w:rFonts w:ascii="Calibri" w:eastAsia="Calibri" w:hAnsi="Calibri" w:cs="Calibri"/>
-          <w:lang w:val="en-GB"/>
-        </w:rPr>
-        <w:t>/sda2</w:t>
+    </w:p>
+    <w:p>
+      <w:pPr>
+        <w:spacing w:after="0" w:line="240" w:lineRule="auto"/>
+        <w:rPr>
+          <w:rFonts w:ascii="Calibri" w:eastAsia="Calibri" w:hAnsi="Calibri" w:cs="Calibri"/>
+          <w:lang w:val="en-GB"/>
+        </w:rPr>
+      </w:pPr>
+      <w:r>
+        <w:rPr>
+          <w:rFonts w:ascii="Calibri" w:eastAsia="Calibri" w:hAnsi="Calibri" w:cs="Calibri"/>
+          <w:lang w:val="en-GB"/>
+        </w:rPr>
+        <w:t>resize2fs /dev/sda2</w:t>
       </w:r>
     </w:p>
     <w:p>
@@ -2077,71 +1833,7 @@
           <w:rFonts w:ascii="Calibri" w:eastAsia="Calibri" w:hAnsi="Calibri" w:cs="Calibri"/>
           <w:lang w:val="en-GB"/>
         </w:rPr>
-        <w:t>-</w:t>
-      </w:r>
-      <w:proofErr w:type="spellStart"/>
-      <w:r>
-        <w:rPr>
-          <w:rFonts w:ascii="Calibri" w:eastAsia="Calibri" w:hAnsi="Calibri" w:cs="Calibri"/>
-          <w:lang w:val="en-GB"/>
-        </w:rPr>
-        <w:t>redir</w:t>
-      </w:r>
-      <w:proofErr w:type="spellEnd"/>
-      <w:r>
-        <w:rPr>
-          <w:rFonts w:ascii="Calibri" w:eastAsia="Calibri" w:hAnsi="Calibri" w:cs="Calibri"/>
-          <w:lang w:val="en-GB"/>
-        </w:rPr>
-        <w:t xml:space="preserve"> tcp</w:t>
-      </w:r>
-      <w:proofErr w:type="gramStart"/>
-      <w:r>
-        <w:rPr>
-          <w:rFonts w:ascii="Calibri" w:eastAsia="Calibri" w:hAnsi="Calibri" w:cs="Calibri"/>
-          <w:lang w:val="en-GB"/>
-        </w:rPr>
-        <w:t>:230</w:t>
-      </w:r>
-      <w:proofErr w:type="gramEnd"/>
-      <w:r>
-        <w:rPr>
-          <w:rFonts w:ascii="Calibri" w:eastAsia="Calibri" w:hAnsi="Calibri" w:cs="Calibri"/>
-          <w:lang w:val="en-GB"/>
-        </w:rPr>
-        <w:t>::3389 -</w:t>
-      </w:r>
-      <w:proofErr w:type="spellStart"/>
-      <w:r>
-        <w:rPr>
-          <w:rFonts w:ascii="Calibri" w:eastAsia="Calibri" w:hAnsi="Calibri" w:cs="Calibri"/>
-          <w:lang w:val="en-GB"/>
-        </w:rPr>
-        <w:t>redir</w:t>
-      </w:r>
-      <w:proofErr w:type="spellEnd"/>
-      <w:r>
-        <w:rPr>
-          <w:rFonts w:ascii="Calibri" w:eastAsia="Calibri" w:hAnsi="Calibri" w:cs="Calibri"/>
-          <w:lang w:val="en-GB"/>
-        </w:rPr>
-        <w:t xml:space="preserve"> tcp:22::22 -</w:t>
-      </w:r>
-      <w:proofErr w:type="spellStart"/>
-      <w:r>
-        <w:rPr>
-          <w:rFonts w:ascii="Calibri" w:eastAsia="Calibri" w:hAnsi="Calibri" w:cs="Calibri"/>
-          <w:lang w:val="en-GB"/>
-        </w:rPr>
-        <w:t>redir</w:t>
-      </w:r>
-      <w:proofErr w:type="spellEnd"/>
-      <w:r>
-        <w:rPr>
-          <w:rFonts w:ascii="Calibri" w:eastAsia="Calibri" w:hAnsi="Calibri" w:cs="Calibri"/>
-          <w:lang w:val="en-GB"/>
-        </w:rPr>
-        <w:t xml:space="preserve"> tcp:8999::8999</w:t>
+        <w:t>-redir tcp:230::3389 -redir tcp:22::22 -redir tcp:8999::8999</w:t>
       </w:r>
     </w:p>
     <w:p>
@@ -2231,23 +1923,7 @@
           <w:rFonts w:ascii="Calibri" w:eastAsia="Calibri" w:hAnsi="Calibri" w:cs="Calibri"/>
           <w:lang w:val="en-GB"/>
         </w:rPr>
-        <w:t xml:space="preserve">1) Install </w:t>
-      </w:r>
-      <w:proofErr w:type="spellStart"/>
-      <w:r>
-        <w:rPr>
-          <w:rFonts w:ascii="Calibri" w:eastAsia="Calibri" w:hAnsi="Calibri" w:cs="Calibri"/>
-          <w:lang w:val="en-GB"/>
-        </w:rPr>
-        <w:t>openvpn</w:t>
-      </w:r>
-      <w:proofErr w:type="spellEnd"/>
-      <w:r>
-        <w:rPr>
-          <w:rFonts w:ascii="Calibri" w:eastAsia="Calibri" w:hAnsi="Calibri" w:cs="Calibri"/>
-          <w:lang w:val="en-GB"/>
-        </w:rPr>
-        <w:t xml:space="preserve"> on your Windows system. This will install one or more "TAP" network devices on your system. I have no idea what the letters "TAP" stand for.</w:t>
+        <w:t>1) Install openvpn on your Windows system. This will install one or more "TAP" network devices on your system. I have no idea what the letters "TAP" stand for.</w:t>
       </w:r>
     </w:p>
     <w:p>
@@ -2266,23 +1942,7 @@
           <w:rFonts w:ascii="Calibri" w:eastAsia="Calibri" w:hAnsi="Calibri" w:cs="Calibri"/>
           <w:lang w:val="en-GB"/>
         </w:rPr>
-        <w:t xml:space="preserve">2) Use the "network control panel" to setup a "bridge" between your real connection (usually </w:t>
-      </w:r>
-      <w:proofErr w:type="spellStart"/>
-      <w:r>
-        <w:rPr>
-          <w:rFonts w:ascii="Calibri" w:eastAsia="Calibri" w:hAnsi="Calibri" w:cs="Calibri"/>
-          <w:lang w:val="en-GB"/>
-        </w:rPr>
-        <w:t>ethernet</w:t>
-      </w:r>
-      <w:proofErr w:type="spellEnd"/>
-      <w:r>
-        <w:rPr>
-          <w:rFonts w:ascii="Calibri" w:eastAsia="Calibri" w:hAnsi="Calibri" w:cs="Calibri"/>
-          <w:lang w:val="en-GB"/>
-        </w:rPr>
-        <w:t>) and the "TAP" device.</w:t>
+        <w:t>2) Use the "network control panel" to setup a "bridge" between your real connection (usually ethernet) and the "TAP" device.</w:t>
       </w:r>
     </w:p>
     <w:p>
@@ -2301,23 +1961,7 @@
           <w:rFonts w:ascii="Calibri" w:eastAsia="Calibri" w:hAnsi="Calibri" w:cs="Calibri"/>
           <w:lang w:val="en-GB"/>
         </w:rPr>
-        <w:t xml:space="preserve">3) Change your QEMU.BAT file to say -net </w:t>
-      </w:r>
-      <w:proofErr w:type="spellStart"/>
-      <w:r>
-        <w:rPr>
-          <w:rFonts w:ascii="Calibri" w:eastAsia="Calibri" w:hAnsi="Calibri" w:cs="Calibri"/>
-          <w:lang w:val="en-GB"/>
-        </w:rPr>
-        <w:t>nic</w:t>
-      </w:r>
-      <w:proofErr w:type="spellEnd"/>
-      <w:r>
-        <w:rPr>
-          <w:rFonts w:ascii="Calibri" w:eastAsia="Calibri" w:hAnsi="Calibri" w:cs="Calibri"/>
-          <w:lang w:val="en-GB"/>
-        </w:rPr>
-        <w:t xml:space="preserve"> -net if=tap</w:t>
+        <w:t>3) Change your QEMU.BAT file to say -net nic -net if=tap</w:t>
       </w:r>
     </w:p>
     <w:p>
@@ -2352,7 +1996,7 @@
           <w:lang w:val="en-GB"/>
         </w:rPr>
       </w:pPr>
-      <w:hyperlink r:id="rId4">
+      <w:hyperlink r:id="rId5">
         <w:r>
           <w:rPr>
             <w:rFonts w:ascii="Calibri" w:eastAsia="Calibri" w:hAnsi="Calibri" w:cs="Calibri"/>
@@ -2372,55 +2016,12 @@
           <w:lang w:val="en-GB"/>
         </w:rPr>
       </w:pPr>
-      <w:proofErr w:type="spellStart"/>
-      <w:proofErr w:type="gramStart"/>
-      <w:r>
-        <w:rPr>
-          <w:rFonts w:ascii="Calibri" w:eastAsia="Calibri" w:hAnsi="Calibri" w:cs="Calibri"/>
-          <w:lang w:val="en-GB"/>
-        </w:rPr>
-        <w:t>sudo</w:t>
-      </w:r>
-      <w:proofErr w:type="spellEnd"/>
-      <w:proofErr w:type="gramEnd"/>
-      <w:r>
-        <w:rPr>
-          <w:rFonts w:ascii="Calibri" w:eastAsia="Calibri" w:hAnsi="Calibri" w:cs="Calibri"/>
-          <w:lang w:val="en-GB"/>
-        </w:rPr>
-        <w:t xml:space="preserve"> </w:t>
-      </w:r>
-      <w:proofErr w:type="spellStart"/>
-      <w:r>
-        <w:rPr>
-          <w:rFonts w:ascii="Calibri" w:eastAsia="Calibri" w:hAnsi="Calibri" w:cs="Calibri"/>
-          <w:lang w:val="en-GB"/>
-        </w:rPr>
-        <w:t>nano</w:t>
-      </w:r>
-      <w:proofErr w:type="spellEnd"/>
-      <w:r>
-        <w:rPr>
-          <w:rFonts w:ascii="Calibri" w:eastAsia="Calibri" w:hAnsi="Calibri" w:cs="Calibri"/>
-          <w:lang w:val="en-GB"/>
-        </w:rPr>
-        <w:t xml:space="preserve"> /</w:t>
-      </w:r>
-      <w:proofErr w:type="spellStart"/>
-      <w:r>
-        <w:rPr>
-          <w:rFonts w:ascii="Calibri" w:eastAsia="Calibri" w:hAnsi="Calibri" w:cs="Calibri"/>
-          <w:lang w:val="en-GB"/>
-        </w:rPr>
-        <w:t>etc</w:t>
-      </w:r>
-      <w:proofErr w:type="spellEnd"/>
-      <w:r>
-        <w:rPr>
-          <w:rFonts w:ascii="Calibri" w:eastAsia="Calibri" w:hAnsi="Calibri" w:cs="Calibri"/>
-          <w:lang w:val="en-GB"/>
-        </w:rPr>
-        <w:t>/network/interfaces</w:t>
+      <w:r>
+        <w:rPr>
+          <w:rFonts w:ascii="Calibri" w:eastAsia="Calibri" w:hAnsi="Calibri" w:cs="Calibri"/>
+          <w:lang w:val="en-GB"/>
+        </w:rPr>
+        <w:t>sudo nano /etc/network/interfaces</w:t>
       </w:r>
     </w:p>
     <w:p>
@@ -2432,39 +2033,12 @@
           <w:lang w:val="en-GB"/>
         </w:rPr>
       </w:pPr>
-      <w:proofErr w:type="spellStart"/>
-      <w:proofErr w:type="gramStart"/>
-      <w:r>
-        <w:rPr>
-          <w:rFonts w:ascii="Calibri" w:eastAsia="Calibri" w:hAnsi="Calibri" w:cs="Calibri"/>
-          <w:lang w:val="en-GB"/>
-        </w:rPr>
-        <w:t>iface</w:t>
-      </w:r>
-      <w:proofErr w:type="spellEnd"/>
-      <w:proofErr w:type="gramEnd"/>
-      <w:r>
-        <w:rPr>
-          <w:rFonts w:ascii="Calibri" w:eastAsia="Calibri" w:hAnsi="Calibri" w:cs="Calibri"/>
-          <w:lang w:val="en-GB"/>
-        </w:rPr>
-        <w:t xml:space="preserve"> eth0 </w:t>
-      </w:r>
-      <w:proofErr w:type="spellStart"/>
-      <w:r>
-        <w:rPr>
-          <w:rFonts w:ascii="Calibri" w:eastAsia="Calibri" w:hAnsi="Calibri" w:cs="Calibri"/>
-          <w:lang w:val="en-GB"/>
-        </w:rPr>
-        <w:t>inet</w:t>
-      </w:r>
-      <w:proofErr w:type="spellEnd"/>
-      <w:r>
-        <w:rPr>
-          <w:rFonts w:ascii="Calibri" w:eastAsia="Calibri" w:hAnsi="Calibri" w:cs="Calibri"/>
-          <w:lang w:val="en-GB"/>
-        </w:rPr>
-        <w:t xml:space="preserve"> static</w:t>
+      <w:r>
+        <w:rPr>
+          <w:rFonts w:ascii="Calibri" w:eastAsia="Calibri" w:hAnsi="Calibri" w:cs="Calibri"/>
+          <w:lang w:val="en-GB"/>
+        </w:rPr>
+        <w:t>iface eth0 inet static</w:t>
       </w:r>
     </w:p>
     <w:p>
@@ -2476,21 +2050,12 @@
           <w:lang w:val="en-GB"/>
         </w:rPr>
       </w:pPr>
-      <w:proofErr w:type="gramStart"/>
-      <w:r>
-        <w:rPr>
-          <w:rFonts w:ascii="Calibri" w:eastAsia="Calibri" w:hAnsi="Calibri" w:cs="Calibri"/>
-          <w:lang w:val="en-GB"/>
-        </w:rPr>
-        <w:t>address</w:t>
-      </w:r>
-      <w:proofErr w:type="gramEnd"/>
-      <w:r>
-        <w:rPr>
-          <w:rFonts w:ascii="Calibri" w:eastAsia="Calibri" w:hAnsi="Calibri" w:cs="Calibri"/>
-          <w:lang w:val="en-GB"/>
-        </w:rPr>
-        <w:t xml:space="preserve"> 192.168.1.20</w:t>
+      <w:r>
+        <w:rPr>
+          <w:rFonts w:ascii="Calibri" w:eastAsia="Calibri" w:hAnsi="Calibri" w:cs="Calibri"/>
+          <w:lang w:val="en-GB"/>
+        </w:rPr>
+        <w:t>address 192.168.1.20</w:t>
       </w:r>
     </w:p>
     <w:p>
@@ -2502,23 +2067,12 @@
           <w:lang w:val="en-GB"/>
         </w:rPr>
       </w:pPr>
-      <w:proofErr w:type="spellStart"/>
-      <w:proofErr w:type="gramStart"/>
-      <w:r>
-        <w:rPr>
-          <w:rFonts w:ascii="Calibri" w:eastAsia="Calibri" w:hAnsi="Calibri" w:cs="Calibri"/>
-          <w:lang w:val="en-GB"/>
-        </w:rPr>
-        <w:t>netmask</w:t>
-      </w:r>
-      <w:proofErr w:type="spellEnd"/>
-      <w:proofErr w:type="gramEnd"/>
-      <w:r>
-        <w:rPr>
-          <w:rFonts w:ascii="Calibri" w:eastAsia="Calibri" w:hAnsi="Calibri" w:cs="Calibri"/>
-          <w:lang w:val="en-GB"/>
-        </w:rPr>
-        <w:t xml:space="preserve"> 255.255.255.0</w:t>
+      <w:r>
+        <w:rPr>
+          <w:rFonts w:ascii="Calibri" w:eastAsia="Calibri" w:hAnsi="Calibri" w:cs="Calibri"/>
+          <w:lang w:val="en-GB"/>
+        </w:rPr>
+        <w:t>netmask 255.255.255.0</w:t>
       </w:r>
     </w:p>
     <w:p>
@@ -2533,21 +2087,12 @@
           <w:lang w:val="en-GB"/>
         </w:rPr>
       </w:pPr>
-      <w:proofErr w:type="gramStart"/>
-      <w:r>
-        <w:rPr>
-          <w:rFonts w:ascii="Calibri" w:eastAsia="Calibri" w:hAnsi="Calibri" w:cs="Calibri"/>
-          <w:lang w:val="en-GB"/>
-        </w:rPr>
-        <w:t>gateway</w:t>
-      </w:r>
-      <w:proofErr w:type="gramEnd"/>
-      <w:r>
-        <w:rPr>
-          <w:rFonts w:ascii="Calibri" w:eastAsia="Calibri" w:hAnsi="Calibri" w:cs="Calibri"/>
-          <w:lang w:val="en-GB"/>
-        </w:rPr>
-        <w:t xml:space="preserve"> 192.168.1.1</w:t>
+      <w:r>
+        <w:rPr>
+          <w:rFonts w:ascii="Calibri" w:eastAsia="Calibri" w:hAnsi="Calibri" w:cs="Calibri"/>
+          <w:lang w:val="en-GB"/>
+        </w:rPr>
+        <w:t>gateway 192.168.1.1</w:t>
       </w:r>
       <w:r>
         <w:rPr>
@@ -2578,64 +2123,28 @@
           <w:lang w:val="en-GB"/>
         </w:rPr>
       </w:pPr>
-      <w:proofErr w:type="spellStart"/>
-      <w:proofErr w:type="gramStart"/>
-      <w:r>
-        <w:rPr>
-          <w:rFonts w:ascii="Calibri" w:eastAsia="Calibri" w:hAnsi="Calibri" w:cs="Calibri"/>
-          <w:lang w:val="en-GB"/>
-        </w:rPr>
-        <w:t>sudo</w:t>
-      </w:r>
-      <w:proofErr w:type="spellEnd"/>
-      <w:proofErr w:type="gramEnd"/>
-      <w:r>
-        <w:rPr>
-          <w:rFonts w:ascii="Calibri" w:eastAsia="Calibri" w:hAnsi="Calibri" w:cs="Calibri"/>
-          <w:lang w:val="en-GB"/>
-        </w:rPr>
-        <w:t xml:space="preserve"> </w:t>
-      </w:r>
-      <w:proofErr w:type="spellStart"/>
-      <w:r>
-        <w:rPr>
-          <w:rFonts w:ascii="Calibri" w:eastAsia="Calibri" w:hAnsi="Calibri" w:cs="Calibri"/>
-          <w:lang w:val="en-GB"/>
-        </w:rPr>
-        <w:t>raspi-config</w:t>
-      </w:r>
-      <w:proofErr w:type="spellEnd"/>
-      <w:r>
-        <w:rPr>
-          <w:rFonts w:ascii="Calibri" w:eastAsia="Calibri" w:hAnsi="Calibri" w:cs="Calibri"/>
-          <w:lang w:val="en-GB"/>
-        </w:rPr>
-        <w:t xml:space="preserve"> </w:t>
-      </w:r>
-    </w:p>
-    <w:p>
-      <w:pPr>
-        <w:spacing w:after="0" w:line="240" w:lineRule="auto"/>
-        <w:rPr>
-          <w:rFonts w:ascii="Calibri" w:eastAsia="Calibri" w:hAnsi="Calibri" w:cs="Calibri"/>
-          <w:lang w:val="en-GB"/>
-        </w:rPr>
-      </w:pPr>
-      <w:proofErr w:type="gramStart"/>
-      <w:r>
-        <w:rPr>
-          <w:rFonts w:ascii="Calibri" w:eastAsia="Calibri" w:hAnsi="Calibri" w:cs="Calibri"/>
-          <w:lang w:val="en-GB"/>
-        </w:rPr>
-        <w:t>then</w:t>
-      </w:r>
-      <w:proofErr w:type="gramEnd"/>
-      <w:r>
-        <w:rPr>
-          <w:rFonts w:ascii="Calibri" w:eastAsia="Calibri" w:hAnsi="Calibri" w:cs="Calibri"/>
-          <w:lang w:val="en-GB"/>
-        </w:rPr>
-        <w:t xml:space="preserve"> enable SSH server</w:t>
+      <w:r>
+        <w:rPr>
+          <w:rFonts w:ascii="Calibri" w:eastAsia="Calibri" w:hAnsi="Calibri" w:cs="Calibri"/>
+          <w:lang w:val="en-GB"/>
+        </w:rPr>
+        <w:t xml:space="preserve">sudo raspi-config </w:t>
+      </w:r>
+    </w:p>
+    <w:p>
+      <w:pPr>
+        <w:spacing w:after="0" w:line="240" w:lineRule="auto"/>
+        <w:rPr>
+          <w:rFonts w:ascii="Calibri" w:eastAsia="Calibri" w:hAnsi="Calibri" w:cs="Calibri"/>
+          <w:lang w:val="en-GB"/>
+        </w:rPr>
+      </w:pPr>
+      <w:r>
+        <w:rPr>
+          <w:rFonts w:ascii="Calibri" w:eastAsia="Calibri" w:hAnsi="Calibri" w:cs="Calibri"/>
+          <w:lang w:val="en-GB"/>
+        </w:rPr>
+        <w:t>then enable SSH server</w:t>
       </w:r>
     </w:p>
     <w:p>
@@ -2679,7 +2188,7 @@
           <w:lang w:val="en-GB"/>
         </w:rPr>
       </w:pPr>
-      <w:hyperlink r:id="rId5">
+      <w:hyperlink r:id="rId6">
         <w:r>
           <w:rPr>
             <w:rFonts w:ascii="Calibri" w:eastAsia="Calibri" w:hAnsi="Calibri" w:cs="Calibri"/>
@@ -2699,33 +2208,13 @@
           <w:lang w:val="en-GB"/>
         </w:rPr>
       </w:pPr>
-      <w:proofErr w:type="spellStart"/>
-      <w:proofErr w:type="gramStart"/>
-      <w:r>
-        <w:rPr>
-          <w:rFonts w:ascii="Calibri" w:eastAsia="Calibri" w:hAnsi="Calibri" w:cs="Calibri"/>
-          <w:lang w:val="en-GB"/>
-        </w:rPr>
-        <w:t>sudo</w:t>
-      </w:r>
-      <w:proofErr w:type="spellEnd"/>
-      <w:proofErr w:type="gramEnd"/>
-      <w:r>
-        <w:rPr>
-          <w:rFonts w:ascii="Calibri" w:eastAsia="Calibri" w:hAnsi="Calibri" w:cs="Calibri"/>
-          <w:lang w:val="en-GB"/>
-        </w:rPr>
-        <w:t xml:space="preserve"> apt-get install </w:t>
-      </w:r>
-      <w:proofErr w:type="spellStart"/>
-      <w:r>
-        <w:rPr>
-          <w:rFonts w:ascii="Calibri" w:eastAsia="Calibri" w:hAnsi="Calibri" w:cs="Calibri"/>
-          <w:lang w:val="en-GB"/>
-        </w:rPr>
-        <w:t>xrdp</w:t>
-      </w:r>
-      <w:proofErr w:type="spellEnd"/>
+      <w:r>
+        <w:rPr>
+          <w:rFonts w:ascii="Calibri" w:eastAsia="Calibri" w:hAnsi="Calibri" w:cs="Calibri"/>
+          <w:lang w:val="en-GB"/>
+        </w:rPr>
+        <w:t>sudo apt-get install xrdp</w:t>
+      </w:r>
     </w:p>
     <w:p>
       <w:pPr>
@@ -2759,7 +2248,7 @@
           <w:lang w:val="en-GB"/>
         </w:rPr>
       </w:pPr>
-      <w:hyperlink r:id="rId6">
+      <w:hyperlink r:id="rId7">
         <w:r>
           <w:rPr>
             <w:rFonts w:ascii="Calibri" w:eastAsia="Calibri" w:hAnsi="Calibri" w:cs="Calibri"/>
@@ -2836,46 +2325,28 @@
           <w:lang w:val="en-GB"/>
         </w:rPr>
       </w:pPr>
-      <w:proofErr w:type="gramStart"/>
-      <w:r>
-        <w:rPr>
-          <w:rFonts w:ascii="Calibri" w:eastAsia="Calibri" w:hAnsi="Calibri" w:cs="Calibri"/>
-          <w:lang w:val="en-GB"/>
-        </w:rPr>
-        <w:t>apt-get</w:t>
-      </w:r>
-      <w:proofErr w:type="gramEnd"/>
-      <w:r>
-        <w:rPr>
-          <w:rFonts w:ascii="Calibri" w:eastAsia="Calibri" w:hAnsi="Calibri" w:cs="Calibri"/>
-          <w:lang w:val="en-GB"/>
-        </w:rPr>
-        <w:t xml:space="preserve"> update</w:t>
-      </w:r>
-    </w:p>
-    <w:p>
-      <w:pPr>
-        <w:spacing w:after="0" w:line="240" w:lineRule="auto"/>
-        <w:rPr>
-          <w:rFonts w:ascii="Calibri" w:eastAsia="Calibri" w:hAnsi="Calibri" w:cs="Calibri"/>
-          <w:lang w:val="en-GB"/>
-        </w:rPr>
-      </w:pPr>
-      <w:proofErr w:type="gramStart"/>
-      <w:r>
-        <w:rPr>
-          <w:rFonts w:ascii="Calibri" w:eastAsia="Calibri" w:hAnsi="Calibri" w:cs="Calibri"/>
-          <w:lang w:val="en-GB"/>
-        </w:rPr>
-        <w:t>apt-get</w:t>
-      </w:r>
-      <w:proofErr w:type="gramEnd"/>
-      <w:r>
-        <w:rPr>
-          <w:rFonts w:ascii="Calibri" w:eastAsia="Calibri" w:hAnsi="Calibri" w:cs="Calibri"/>
-          <w:lang w:val="en-GB"/>
-        </w:rPr>
-        <w:t xml:space="preserve"> install oracle-java7-jdk</w:t>
+      <w:r>
+        <w:rPr>
+          <w:rFonts w:ascii="Calibri" w:eastAsia="Calibri" w:hAnsi="Calibri" w:cs="Calibri"/>
+          <w:lang w:val="en-GB"/>
+        </w:rPr>
+        <w:t>apt-get update</w:t>
+      </w:r>
+    </w:p>
+    <w:p>
+      <w:pPr>
+        <w:spacing w:after="0" w:line="240" w:lineRule="auto"/>
+        <w:rPr>
+          <w:rFonts w:ascii="Calibri" w:eastAsia="Calibri" w:hAnsi="Calibri" w:cs="Calibri"/>
+          <w:lang w:val="en-GB"/>
+        </w:rPr>
+      </w:pPr>
+      <w:r>
+        <w:rPr>
+          <w:rFonts w:ascii="Calibri" w:eastAsia="Calibri" w:hAnsi="Calibri" w:cs="Calibri"/>
+          <w:lang w:val="en-GB"/>
+        </w:rPr>
+        <w:t>apt-get install oracle-java7-jdk</w:t>
       </w:r>
     </w:p>
     <w:p>
@@ -2910,7 +2381,7 @@
           <w:lang w:val="en-GB"/>
         </w:rPr>
       </w:pPr>
-      <w:hyperlink r:id="rId7">
+      <w:hyperlink r:id="rId8">
         <w:r>
           <w:rPr>
             <w:rFonts w:ascii="Calibri" w:eastAsia="Calibri" w:hAnsi="Calibri" w:cs="Calibri"/>
@@ -2930,21 +2401,12 @@
           <w:lang w:val="en-GB"/>
         </w:rPr>
       </w:pPr>
-      <w:proofErr w:type="gramStart"/>
-      <w:r>
-        <w:rPr>
-          <w:rFonts w:ascii="Calibri" w:eastAsia="Calibri" w:hAnsi="Calibri" w:cs="Calibri"/>
-          <w:lang w:val="en-GB"/>
-        </w:rPr>
-        <w:t>apt-get</w:t>
-      </w:r>
-      <w:proofErr w:type="gramEnd"/>
-      <w:r>
-        <w:rPr>
-          <w:rFonts w:ascii="Calibri" w:eastAsia="Calibri" w:hAnsi="Calibri" w:cs="Calibri"/>
-          <w:lang w:val="en-GB"/>
-        </w:rPr>
-        <w:t xml:space="preserve"> install git-core</w:t>
+      <w:r>
+        <w:rPr>
+          <w:rFonts w:ascii="Calibri" w:eastAsia="Calibri" w:hAnsi="Calibri" w:cs="Calibri"/>
+          <w:lang w:val="en-GB"/>
+        </w:rPr>
+        <w:t>apt-get install git-core</w:t>
       </w:r>
     </w:p>
     <w:p>
@@ -2979,37 +2441,12 @@
           <w:lang w:val="en-GB"/>
         </w:rPr>
       </w:pPr>
-      <w:proofErr w:type="gramStart"/>
-      <w:r>
-        <w:rPr>
-          <w:rFonts w:ascii="Calibri" w:eastAsia="Calibri" w:hAnsi="Calibri" w:cs="Calibri"/>
-          <w:lang w:val="en-GB"/>
-        </w:rPr>
-        <w:t>curl</w:t>
-      </w:r>
-      <w:proofErr w:type="gramEnd"/>
-      <w:r>
-        <w:rPr>
-          <w:rFonts w:ascii="Calibri" w:eastAsia="Calibri" w:hAnsi="Calibri" w:cs="Calibri"/>
-          <w:lang w:val="en-GB"/>
-        </w:rPr>
-        <w:t xml:space="preserve"> -s get.pi4j.com | </w:t>
-      </w:r>
-      <w:proofErr w:type="spellStart"/>
-      <w:r>
-        <w:rPr>
-          <w:rFonts w:ascii="Calibri" w:eastAsia="Calibri" w:hAnsi="Calibri" w:cs="Calibri"/>
-          <w:lang w:val="en-GB"/>
-        </w:rPr>
-        <w:t>sudo</w:t>
-      </w:r>
-      <w:proofErr w:type="spellEnd"/>
-      <w:r>
-        <w:rPr>
-          <w:rFonts w:ascii="Calibri" w:eastAsia="Calibri" w:hAnsi="Calibri" w:cs="Calibri"/>
-          <w:lang w:val="en-GB"/>
-        </w:rPr>
-        <w:t xml:space="preserve"> bash</w:t>
+      <w:r>
+        <w:rPr>
+          <w:rFonts w:ascii="Calibri" w:eastAsia="Calibri" w:hAnsi="Calibri" w:cs="Calibri"/>
+          <w:lang w:val="en-GB"/>
+        </w:rPr>
+        <w:t>curl -s get.pi4j.com | sudo bash</w:t>
       </w:r>
     </w:p>
     <w:p>
@@ -3051,7 +2488,7 @@
         </w:rPr>
         <w:t xml:space="preserve">Simple: </w:t>
       </w:r>
-      <w:hyperlink r:id="rId8">
+      <w:hyperlink r:id="rId9">
         <w:r>
           <w:rPr>
             <w:rFonts w:ascii="Calibri" w:eastAsia="Calibri" w:hAnsi="Calibri" w:cs="Calibri"/>
@@ -3140,23 +2577,7 @@
           <w:rFonts w:ascii="Calibri" w:eastAsia="Calibri" w:hAnsi="Calibri" w:cs="Calibri"/>
           <w:lang w:val="en-GB"/>
         </w:rPr>
-        <w:t xml:space="preserve">Create lunch </w:t>
-      </w:r>
-      <w:proofErr w:type="spellStart"/>
-      <w:r>
-        <w:rPr>
-          <w:rFonts w:ascii="Calibri" w:eastAsia="Calibri" w:hAnsi="Calibri" w:cs="Calibri"/>
-          <w:lang w:val="en-GB"/>
-        </w:rPr>
-        <w:t>config</w:t>
-      </w:r>
-      <w:proofErr w:type="spellEnd"/>
-      <w:r>
-        <w:rPr>
-          <w:rFonts w:ascii="Calibri" w:eastAsia="Calibri" w:hAnsi="Calibri" w:cs="Calibri"/>
-          <w:lang w:val="en-GB"/>
-        </w:rPr>
-        <w:t>:</w:t>
+        <w:t>Create lunch config:</w:t>
       </w:r>
     </w:p>
     <w:p>
@@ -3204,25 +2625,14 @@
           <w:lang w:val="en-GB"/>
         </w:rPr>
       </w:pPr>
-      <w:proofErr w:type="spellStart"/>
-      <w:proofErr w:type="gramStart"/>
-      <w:r>
-        <w:rPr>
-          <w:rFonts w:ascii="Calibri" w:eastAsia="Calibri" w:hAnsi="Calibri" w:cs="Calibri"/>
-          <w:lang w:val="en-GB"/>
-        </w:rPr>
-        <w:t>wget</w:t>
-      </w:r>
-      <w:proofErr w:type="spellEnd"/>
-      <w:proofErr w:type="gramEnd"/>
-      <w:r>
-        <w:rPr>
-          <w:rFonts w:ascii="Calibri" w:eastAsia="Calibri" w:hAnsi="Calibri" w:cs="Calibri"/>
-          <w:lang w:val="en-GB"/>
-        </w:rPr>
-        <w:t xml:space="preserve"> </w:t>
-      </w:r>
-      <w:hyperlink r:id="rId9">
+      <w:r>
+        <w:rPr>
+          <w:rFonts w:ascii="Calibri" w:eastAsia="Calibri" w:hAnsi="Calibri" w:cs="Calibri"/>
+          <w:lang w:val="en-GB"/>
+        </w:rPr>
+        <w:t xml:space="preserve">wget </w:t>
+      </w:r>
+      <w:hyperlink r:id="rId10">
         <w:r>
           <w:rPr>
             <w:rFonts w:ascii="Calibri" w:eastAsia="Calibri" w:hAnsi="Calibri" w:cs="Calibri"/>
@@ -3245,46 +2655,28 @@
           <w:lang w:val="en-GB"/>
         </w:rPr>
       </w:pPr>
-      <w:proofErr w:type="gramStart"/>
-      <w:r>
-        <w:rPr>
-          <w:rFonts w:ascii="Calibri" w:eastAsia="Calibri" w:hAnsi="Calibri" w:cs="Calibri"/>
-          <w:lang w:val="en-GB"/>
-        </w:rPr>
-        <w:t>java</w:t>
-      </w:r>
-      <w:proofErr w:type="gramEnd"/>
-      <w:r>
-        <w:rPr>
-          <w:rFonts w:ascii="Calibri" w:eastAsia="Calibri" w:hAnsi="Calibri" w:cs="Calibri"/>
-          <w:lang w:val="en-GB"/>
-        </w:rPr>
-        <w:t xml:space="preserve"> -jar remotevmlauncher-agent-1.0-20140103.103618-5.jar -d 1</w:t>
-      </w:r>
-    </w:p>
-    <w:p>
-      <w:pPr>
-        <w:spacing w:after="0" w:line="240" w:lineRule="auto"/>
-        <w:rPr>
-          <w:rFonts w:ascii="Calibri" w:eastAsia="Calibri" w:hAnsi="Calibri" w:cs="Calibri"/>
-          <w:lang w:val="en-GB"/>
-        </w:rPr>
-      </w:pPr>
-      <w:proofErr w:type="gramStart"/>
-      <w:r>
-        <w:rPr>
-          <w:rFonts w:ascii="Calibri" w:eastAsia="Calibri" w:hAnsi="Calibri" w:cs="Calibri"/>
-          <w:lang w:val="en-GB"/>
-        </w:rPr>
-        <w:t>java</w:t>
-      </w:r>
-      <w:proofErr w:type="gramEnd"/>
-      <w:r>
-        <w:rPr>
-          <w:rFonts w:ascii="Calibri" w:eastAsia="Calibri" w:hAnsi="Calibri" w:cs="Calibri"/>
-          <w:lang w:val="en-GB"/>
-        </w:rPr>
-        <w:t xml:space="preserve"> -jar remotevmlauncher-agent-1.0-SNAPSHOT.jar -d 3</w:t>
+      <w:r>
+        <w:rPr>
+          <w:rFonts w:ascii="Calibri" w:eastAsia="Calibri" w:hAnsi="Calibri" w:cs="Calibri"/>
+          <w:lang w:val="en-GB"/>
+        </w:rPr>
+        <w:t>java -jar remotevmlauncher-agent-1.0-20140103.103618-5.jar -d 1</w:t>
+      </w:r>
+    </w:p>
+    <w:p>
+      <w:pPr>
+        <w:spacing w:after="0" w:line="240" w:lineRule="auto"/>
+        <w:rPr>
+          <w:rFonts w:ascii="Calibri" w:eastAsia="Calibri" w:hAnsi="Calibri" w:cs="Calibri"/>
+          <w:lang w:val="en-GB"/>
+        </w:rPr>
+      </w:pPr>
+      <w:r>
+        <w:rPr>
+          <w:rFonts w:ascii="Calibri" w:eastAsia="Calibri" w:hAnsi="Calibri" w:cs="Calibri"/>
+          <w:lang w:val="en-GB"/>
+        </w:rPr>
+        <w:t>java -jar remotevmlauncher-agent-1.0-SNAPSHOT.jar -d 3</w:t>
       </w:r>
     </w:p>
     <w:p>
@@ -3320,136 +2712,53 @@
           <w:lang w:val="en-GB"/>
         </w:rPr>
       </w:pPr>
-      <w:proofErr w:type="spellStart"/>
-      <w:proofErr w:type="gramStart"/>
-      <w:r>
-        <w:rPr>
-          <w:rFonts w:ascii="Calibri" w:eastAsia="Calibri" w:hAnsi="Calibri" w:cs="Calibri"/>
-          <w:lang w:val="en-GB"/>
-        </w:rPr>
-        <w:t>sudo</w:t>
-      </w:r>
-      <w:proofErr w:type="spellEnd"/>
-      <w:proofErr w:type="gramEnd"/>
-      <w:r>
-        <w:rPr>
-          <w:rFonts w:ascii="Calibri" w:eastAsia="Calibri" w:hAnsi="Calibri" w:cs="Calibri"/>
-          <w:lang w:val="en-GB"/>
-        </w:rPr>
-        <w:t xml:space="preserve"> </w:t>
-      </w:r>
-      <w:proofErr w:type="spellStart"/>
-      <w:r>
-        <w:rPr>
-          <w:rFonts w:ascii="Calibri" w:eastAsia="Calibri" w:hAnsi="Calibri" w:cs="Calibri"/>
-          <w:lang w:val="en-GB"/>
-        </w:rPr>
-        <w:t>su</w:t>
-      </w:r>
-      <w:proofErr w:type="spellEnd"/>
-    </w:p>
-    <w:p>
-      <w:pPr>
-        <w:spacing w:after="0" w:line="240" w:lineRule="auto"/>
-        <w:rPr>
-          <w:rFonts w:ascii="Calibri" w:eastAsia="Calibri" w:hAnsi="Calibri" w:cs="Calibri"/>
-          <w:lang w:val="en-GB"/>
-        </w:rPr>
-      </w:pPr>
-      <w:proofErr w:type="spellStart"/>
-      <w:proofErr w:type="gramStart"/>
-      <w:r>
-        <w:rPr>
-          <w:rFonts w:ascii="Calibri" w:eastAsia="Calibri" w:hAnsi="Calibri" w:cs="Calibri"/>
-          <w:lang w:val="en-GB"/>
-        </w:rPr>
-        <w:t>chmod</w:t>
-      </w:r>
-      <w:proofErr w:type="spellEnd"/>
-      <w:proofErr w:type="gramEnd"/>
-      <w:r>
-        <w:rPr>
-          <w:rFonts w:ascii="Calibri" w:eastAsia="Calibri" w:hAnsi="Calibri" w:cs="Calibri"/>
-          <w:lang w:val="en-GB"/>
-        </w:rPr>
-        <w:t xml:space="preserve"> -R </w:t>
-      </w:r>
-      <w:proofErr w:type="spellStart"/>
-      <w:r>
-        <w:rPr>
-          <w:rFonts w:ascii="Calibri" w:eastAsia="Calibri" w:hAnsi="Calibri" w:cs="Calibri"/>
-          <w:lang w:val="en-GB"/>
-        </w:rPr>
-        <w:t>ugo+rw</w:t>
-      </w:r>
-      <w:proofErr w:type="spellEnd"/>
-      <w:r>
-        <w:rPr>
-          <w:rFonts w:ascii="Calibri" w:eastAsia="Calibri" w:hAnsi="Calibri" w:cs="Calibri"/>
-          <w:lang w:val="en-GB"/>
-        </w:rPr>
-        <w:t xml:space="preserve"> .</w:t>
-      </w:r>
-      <w:proofErr w:type="spellStart"/>
-      <w:r>
-        <w:rPr>
-          <w:rFonts w:ascii="Calibri" w:eastAsia="Calibri" w:hAnsi="Calibri" w:cs="Calibri"/>
-          <w:lang w:val="en-GB"/>
-        </w:rPr>
-        <w:t>remotevm</w:t>
-      </w:r>
-      <w:proofErr w:type="spellEnd"/>
-    </w:p>
-    <w:p>
-      <w:pPr>
-        <w:spacing w:after="0" w:line="240" w:lineRule="auto"/>
-        <w:rPr>
-          <w:rFonts w:ascii="Calibri" w:eastAsia="Calibri" w:hAnsi="Calibri" w:cs="Calibri"/>
-          <w:lang w:val="en-GB"/>
-        </w:rPr>
-      </w:pPr>
-    </w:p>
-    <w:p>
-      <w:pPr>
-        <w:spacing w:after="0" w:line="240" w:lineRule="auto"/>
-        <w:rPr>
-          <w:rFonts w:ascii="Calibri" w:eastAsia="Calibri" w:hAnsi="Calibri" w:cs="Calibri"/>
-          <w:lang w:val="en-GB"/>
-        </w:rPr>
-      </w:pPr>
-      <w:proofErr w:type="spellStart"/>
-      <w:proofErr w:type="gramStart"/>
-      <w:r>
-        <w:rPr>
-          <w:rFonts w:ascii="Calibri" w:eastAsia="Calibri" w:hAnsi="Calibri" w:cs="Calibri"/>
-          <w:lang w:val="en-GB"/>
-        </w:rPr>
-        <w:t>chmod</w:t>
-      </w:r>
-      <w:proofErr w:type="spellEnd"/>
-      <w:proofErr w:type="gramEnd"/>
-      <w:r>
-        <w:rPr>
-          <w:rFonts w:ascii="Calibri" w:eastAsia="Calibri" w:hAnsi="Calibri" w:cs="Calibri"/>
-          <w:lang w:val="en-GB"/>
-        </w:rPr>
-        <w:t xml:space="preserve"> -R </w:t>
-      </w:r>
-      <w:proofErr w:type="spellStart"/>
-      <w:r>
-        <w:rPr>
-          <w:rFonts w:ascii="Calibri" w:eastAsia="Calibri" w:hAnsi="Calibri" w:cs="Calibri"/>
-          <w:lang w:val="en-GB"/>
-        </w:rPr>
-        <w:t>ugo+rw</w:t>
-      </w:r>
-      <w:proofErr w:type="spellEnd"/>
-      <w:r>
-        <w:rPr>
-          <w:rFonts w:ascii="Calibri" w:eastAsia="Calibri" w:hAnsi="Calibri" w:cs="Calibri"/>
-          <w:lang w:val="en-GB"/>
-        </w:rPr>
-        <w:t xml:space="preserve"> /opt/pi4j/lib/</w:t>
+      <w:r>
+        <w:rPr>
+          <w:rFonts w:ascii="Calibri" w:eastAsia="Calibri" w:hAnsi="Calibri" w:cs="Calibri"/>
+          <w:lang w:val="en-GB"/>
+        </w:rPr>
+        <w:t>sudo su</w:t>
+      </w:r>
+    </w:p>
+    <w:p>
+      <w:pPr>
+        <w:spacing w:after="0" w:line="240" w:lineRule="auto"/>
+        <w:rPr>
+          <w:rFonts w:ascii="Calibri" w:eastAsia="Calibri" w:hAnsi="Calibri" w:cs="Calibri"/>
+          <w:lang w:val="en-GB"/>
+        </w:rPr>
+      </w:pPr>
+      <w:r>
+        <w:rPr>
+          <w:rFonts w:ascii="Calibri" w:eastAsia="Calibri" w:hAnsi="Calibri" w:cs="Calibri"/>
+          <w:lang w:val="en-GB"/>
+        </w:rPr>
+        <w:t>chmod -R ugo+rw .remotevm</w:t>
+      </w:r>
+    </w:p>
+    <w:p>
+      <w:pPr>
+        <w:spacing w:after="0" w:line="240" w:lineRule="auto"/>
+        <w:rPr>
+          <w:rFonts w:ascii="Calibri" w:eastAsia="Calibri" w:hAnsi="Calibri" w:cs="Calibri"/>
+          <w:lang w:val="en-GB"/>
+        </w:rPr>
+      </w:pPr>
+    </w:p>
+    <w:p>
+      <w:pPr>
+        <w:spacing w:after="0" w:line="240" w:lineRule="auto"/>
+        <w:rPr>
+          <w:rFonts w:ascii="Calibri" w:eastAsia="Calibri" w:hAnsi="Calibri" w:cs="Calibri"/>
+          <w:lang w:val="en-GB"/>
+        </w:rPr>
+      </w:pPr>
+      <w:r>
+        <w:rPr>
+          <w:rFonts w:ascii="Calibri" w:eastAsia="Calibri" w:hAnsi="Calibri" w:cs="Calibri"/>
+          <w:lang w:val="en-GB"/>
+        </w:rPr>
+        <w:t>chmod -R ugo+rw /opt/pi4j/lib/</w:t>
       </w:r>
     </w:p>
     <w:p>
@@ -3498,17 +2807,8 @@
           <w:rFonts w:ascii="Calibri" w:eastAsia="Calibri" w:hAnsi="Calibri" w:cs="Calibri"/>
           <w:lang w:val="en-GB"/>
         </w:rPr>
-        <w:t xml:space="preserve">Class = </w:t>
-      </w:r>
-      <w:proofErr w:type="spellStart"/>
-      <w:r>
-        <w:rPr>
-          <w:rFonts w:ascii="Calibri" w:eastAsia="Calibri" w:hAnsi="Calibri" w:cs="Calibri"/>
-          <w:lang w:val="en-GB"/>
-        </w:rPr>
-        <w:t>org.ah.java.remotevmlauncher.client.LaunchRemote</w:t>
-      </w:r>
-      <w:proofErr w:type="spellEnd"/>
+        <w:t>Class = org.ah.java.remotevmlauncher.client.LaunchRemote</w:t>
+      </w:r>
     </w:p>
     <w:p>
       <w:pPr>
@@ -3550,7 +2850,6 @@
           <w:lang w:val="en-GB"/>
         </w:rPr>
       </w:pPr>
-      <w:proofErr w:type="spellStart"/>
       <w:r>
         <w:rPr>
           <w:rFonts w:ascii="Calibri" w:eastAsia="Calibri" w:hAnsi="Calibri" w:cs="Calibri"/>
@@ -3558,7 +2857,6 @@
         </w:rPr>
         <w:t>sandbox.remotedebug.GpioRemote</w:t>
       </w:r>
-      <w:proofErr w:type="spellEnd"/>
     </w:p>
     <w:p>
       <w:pPr>
@@ -3609,7 +2907,7 @@
           <w:lang w:val="en-GB"/>
         </w:rPr>
       </w:pPr>
-      <w:hyperlink r:id="rId10">
+      <w:hyperlink r:id="rId11">
         <w:r>
           <w:rPr>
             <w:rFonts w:ascii="Calibri" w:eastAsia="Calibri" w:hAnsi="Calibri" w:cs="Calibri"/>
@@ -3629,59 +2927,30 @@
           <w:lang w:val="en-GB"/>
         </w:rPr>
       </w:pPr>
-      <w:proofErr w:type="gramStart"/>
-      <w:r>
-        <w:rPr>
-          <w:rFonts w:ascii="Calibri" w:eastAsia="Calibri" w:hAnsi="Calibri" w:cs="Calibri"/>
-          <w:lang w:val="en-GB"/>
-        </w:rPr>
-        <w:t>apt-get</w:t>
-      </w:r>
-      <w:proofErr w:type="gramEnd"/>
-      <w:r>
-        <w:rPr>
-          <w:rFonts w:ascii="Calibri" w:eastAsia="Calibri" w:hAnsi="Calibri" w:cs="Calibri"/>
-          <w:lang w:val="en-GB"/>
-        </w:rPr>
-        <w:t xml:space="preserve"> install </w:t>
-      </w:r>
-      <w:proofErr w:type="spellStart"/>
-      <w:r>
-        <w:rPr>
-          <w:rFonts w:ascii="Calibri" w:eastAsia="Calibri" w:hAnsi="Calibri" w:cs="Calibri"/>
-          <w:lang w:val="en-GB"/>
-        </w:rPr>
-        <w:t>wget</w:t>
-      </w:r>
-      <w:proofErr w:type="spellEnd"/>
-    </w:p>
-    <w:p>
-      <w:pPr>
-        <w:spacing w:after="0" w:line="240" w:lineRule="auto"/>
-        <w:rPr>
-          <w:rFonts w:ascii="Calibri" w:eastAsia="Calibri" w:hAnsi="Calibri" w:cs="Calibri"/>
-          <w:lang w:val="en-GB"/>
-        </w:rPr>
-      </w:pPr>
-      <w:proofErr w:type="spellStart"/>
-      <w:proofErr w:type="gramStart"/>
-      <w:r>
-        <w:rPr>
-          <w:rFonts w:ascii="Calibri" w:eastAsia="Calibri" w:hAnsi="Calibri" w:cs="Calibri"/>
-          <w:lang w:val="en-GB"/>
-        </w:rPr>
-        <w:t>wget</w:t>
-      </w:r>
-      <w:proofErr w:type="spellEnd"/>
-      <w:proofErr w:type="gramEnd"/>
-      <w:r>
-        <w:rPr>
-          <w:rFonts w:ascii="Calibri" w:eastAsia="Calibri" w:hAnsi="Calibri" w:cs="Calibri"/>
-          <w:lang w:val="en-GB"/>
-        </w:rPr>
-        <w:t xml:space="preserve"> </w:t>
-      </w:r>
-      <w:hyperlink r:id="rId11">
+      <w:r>
+        <w:rPr>
+          <w:rFonts w:ascii="Calibri" w:eastAsia="Calibri" w:hAnsi="Calibri" w:cs="Calibri"/>
+          <w:lang w:val="en-GB"/>
+        </w:rPr>
+        <w:t>apt-get install wget</w:t>
+      </w:r>
+    </w:p>
+    <w:p>
+      <w:pPr>
+        <w:spacing w:after="0" w:line="240" w:lineRule="auto"/>
+        <w:rPr>
+          <w:rFonts w:ascii="Calibri" w:eastAsia="Calibri" w:hAnsi="Calibri" w:cs="Calibri"/>
+          <w:lang w:val="en-GB"/>
+        </w:rPr>
+      </w:pPr>
+      <w:r>
+        <w:rPr>
+          <w:rFonts w:ascii="Calibri" w:eastAsia="Calibri" w:hAnsi="Calibri" w:cs="Calibri"/>
+          <w:lang w:val="en-GB"/>
+        </w:rPr>
+        <w:t xml:space="preserve">wget </w:t>
+      </w:r>
+      <w:hyperlink r:id="rId12">
         <w:r>
           <w:rPr>
             <w:rFonts w:ascii="Calibri" w:eastAsia="Calibri" w:hAnsi="Calibri" w:cs="Calibri"/>
@@ -3706,7 +2975,6 @@
           <w:lang w:val="en-GB"/>
         </w:rPr>
       </w:pPr>
-      <w:proofErr w:type="spellStart"/>
       <w:r>
         <w:rPr>
           <w:rFonts w:ascii="Cambria" w:eastAsia="Cambria" w:hAnsi="Cambria" w:cs="Cambria"/>
@@ -3715,29 +2983,18 @@
           <w:sz w:val="26"/>
           <w:lang w:val="en-GB"/>
         </w:rPr>
-        <w:t>Autostart</w:t>
-      </w:r>
-      <w:proofErr w:type="spellEnd"/>
-      <w:r>
-        <w:rPr>
-          <w:rFonts w:ascii="Cambria" w:eastAsia="Cambria" w:hAnsi="Cambria" w:cs="Cambria"/>
-          <w:b/>
-          <w:color w:val="4F81BD"/>
-          <w:sz w:val="26"/>
-          <w:lang w:val="en-GB"/>
-        </w:rPr>
-        <w:t xml:space="preserve"> Java Application</w:t>
-      </w:r>
-    </w:p>
-    <w:p>
-      <w:pPr>
-        <w:spacing w:after="0" w:line="240" w:lineRule="auto"/>
-        <w:rPr>
-          <w:rFonts w:ascii="Calibri" w:eastAsia="Calibri" w:hAnsi="Calibri" w:cs="Calibri"/>
-          <w:lang w:val="en-GB"/>
-        </w:rPr>
-      </w:pPr>
-      <w:hyperlink r:id="rId12">
+        <w:t>Autostart Java Application</w:t>
+      </w:r>
+    </w:p>
+    <w:p>
+      <w:pPr>
+        <w:spacing w:after="0" w:line="240" w:lineRule="auto"/>
+        <w:rPr>
+          <w:rFonts w:ascii="Calibri" w:eastAsia="Calibri" w:hAnsi="Calibri" w:cs="Calibri"/>
+          <w:lang w:val="en-GB"/>
+        </w:rPr>
+      </w:pPr>
+      <w:hyperlink r:id="rId13">
         <w:r>
           <w:rPr>
             <w:rFonts w:ascii="Calibri" w:eastAsia="Calibri" w:hAnsi="Calibri" w:cs="Calibri"/>
@@ -3790,7 +3047,7 @@
           <w:lang w:val="en-GB"/>
         </w:rPr>
       </w:pPr>
-      <w:hyperlink r:id="rId13">
+      <w:hyperlink r:id="rId14">
         <w:r>
           <w:rPr>
             <w:rFonts w:ascii="Calibri" w:eastAsia="Calibri" w:hAnsi="Calibri" w:cs="Calibri"/>
@@ -3843,7 +3100,7 @@
           <w:lang w:val="en-GB"/>
         </w:rPr>
       </w:pPr>
-      <w:hyperlink r:id="rId14">
+      <w:hyperlink r:id="rId15">
         <w:r>
           <w:rPr>
             <w:rFonts w:ascii="Calibri" w:eastAsia="Calibri" w:hAnsi="Calibri" w:cs="Calibri"/>
@@ -3872,117 +3129,45 @@
           <w:lang w:val="en-GB"/>
         </w:rPr>
       </w:pPr>
-      <w:proofErr w:type="spellStart"/>
-      <w:proofErr w:type="gramStart"/>
-      <w:r>
-        <w:rPr>
-          <w:rFonts w:ascii="Calibri" w:eastAsia="Calibri" w:hAnsi="Calibri" w:cs="Calibri"/>
-          <w:lang w:val="en-GB"/>
-        </w:rPr>
-        <w:t>sudo</w:t>
-      </w:r>
-      <w:proofErr w:type="spellEnd"/>
-      <w:proofErr w:type="gramEnd"/>
-      <w:r>
-        <w:rPr>
-          <w:rFonts w:ascii="Calibri" w:eastAsia="Calibri" w:hAnsi="Calibri" w:cs="Calibri"/>
-          <w:lang w:val="en-GB"/>
-        </w:rPr>
-        <w:t xml:space="preserve"> apt-get install samba</w:t>
-      </w:r>
-    </w:p>
-    <w:p>
-      <w:pPr>
-        <w:spacing w:after="0" w:line="240" w:lineRule="auto"/>
-        <w:rPr>
-          <w:rFonts w:ascii="Calibri" w:eastAsia="Calibri" w:hAnsi="Calibri" w:cs="Calibri"/>
-          <w:lang w:val="en-GB"/>
-        </w:rPr>
-      </w:pPr>
-      <w:proofErr w:type="gramStart"/>
-      <w:r>
-        <w:rPr>
-          <w:rFonts w:ascii="Calibri" w:eastAsia="Calibri" w:hAnsi="Calibri" w:cs="Calibri"/>
-          <w:lang w:val="en-GB"/>
-        </w:rPr>
-        <w:t>apt-get</w:t>
-      </w:r>
-      <w:proofErr w:type="gramEnd"/>
-      <w:r>
-        <w:rPr>
-          <w:rFonts w:ascii="Calibri" w:eastAsia="Calibri" w:hAnsi="Calibri" w:cs="Calibri"/>
-          <w:lang w:val="en-GB"/>
-        </w:rPr>
-        <w:t xml:space="preserve"> install samba-common-bin</w:t>
-      </w:r>
-    </w:p>
-    <w:p>
-      <w:pPr>
-        <w:spacing w:after="0" w:line="240" w:lineRule="auto"/>
-        <w:rPr>
-          <w:rFonts w:ascii="Calibri" w:eastAsia="Calibri" w:hAnsi="Calibri" w:cs="Calibri"/>
-          <w:lang w:val="en-GB"/>
-        </w:rPr>
-      </w:pPr>
-      <w:proofErr w:type="spellStart"/>
-      <w:proofErr w:type="gramStart"/>
-      <w:r>
-        <w:rPr>
-          <w:rFonts w:ascii="Calibri" w:eastAsia="Calibri" w:hAnsi="Calibri" w:cs="Calibri"/>
-          <w:lang w:val="en-GB"/>
-        </w:rPr>
-        <w:t>sudo</w:t>
-      </w:r>
-      <w:proofErr w:type="spellEnd"/>
-      <w:proofErr w:type="gramEnd"/>
-      <w:r>
-        <w:rPr>
-          <w:rFonts w:ascii="Calibri" w:eastAsia="Calibri" w:hAnsi="Calibri" w:cs="Calibri"/>
-          <w:lang w:val="en-GB"/>
-        </w:rPr>
-        <w:t xml:space="preserve"> </w:t>
-      </w:r>
-      <w:proofErr w:type="spellStart"/>
-      <w:r>
-        <w:rPr>
-          <w:rFonts w:ascii="Calibri" w:eastAsia="Calibri" w:hAnsi="Calibri" w:cs="Calibri"/>
-          <w:lang w:val="en-GB"/>
-        </w:rPr>
-        <w:t>nano</w:t>
-      </w:r>
-      <w:proofErr w:type="spellEnd"/>
-      <w:r>
-        <w:rPr>
-          <w:rFonts w:ascii="Calibri" w:eastAsia="Calibri" w:hAnsi="Calibri" w:cs="Calibri"/>
-          <w:lang w:val="en-GB"/>
-        </w:rPr>
-        <w:t xml:space="preserve"> /</w:t>
-      </w:r>
-      <w:proofErr w:type="spellStart"/>
-      <w:r>
-        <w:rPr>
-          <w:rFonts w:ascii="Calibri" w:eastAsia="Calibri" w:hAnsi="Calibri" w:cs="Calibri"/>
-          <w:lang w:val="en-GB"/>
-        </w:rPr>
-        <w:t>etc</w:t>
-      </w:r>
-      <w:proofErr w:type="spellEnd"/>
-      <w:r>
-        <w:rPr>
-          <w:rFonts w:ascii="Calibri" w:eastAsia="Calibri" w:hAnsi="Calibri" w:cs="Calibri"/>
-          <w:lang w:val="en-GB"/>
-        </w:rPr>
-        <w:t>/samba/</w:t>
-      </w:r>
-      <w:proofErr w:type="spellStart"/>
-      <w:r>
-        <w:rPr>
-          <w:rFonts w:ascii="Calibri" w:eastAsia="Calibri" w:hAnsi="Calibri" w:cs="Calibri"/>
-          <w:lang w:val="en-GB"/>
-        </w:rPr>
-        <w:t>smb.conf</w:t>
-      </w:r>
-      <w:proofErr w:type="spellEnd"/>
+      <w:r>
+        <w:rPr>
+          <w:rFonts w:ascii="Calibri" w:eastAsia="Calibri" w:hAnsi="Calibri" w:cs="Calibri"/>
+          <w:lang w:val="en-GB"/>
+        </w:rPr>
+        <w:t>sudo apt-get install samba</w:t>
+      </w:r>
+    </w:p>
+    <w:p>
+      <w:pPr>
+        <w:spacing w:after="0" w:line="240" w:lineRule="auto"/>
+        <w:rPr>
+          <w:rFonts w:ascii="Calibri" w:eastAsia="Calibri" w:hAnsi="Calibri" w:cs="Calibri"/>
+          <w:lang w:val="en-GB"/>
+        </w:rPr>
+      </w:pPr>
+      <w:r>
+        <w:rPr>
+          <w:rFonts w:ascii="Calibri" w:eastAsia="Calibri" w:hAnsi="Calibri" w:cs="Calibri"/>
+          <w:lang w:val="en-GB"/>
+        </w:rPr>
+        <w:t>apt-get install samba-common-bin</w:t>
+      </w:r>
+    </w:p>
+    <w:p>
+      <w:pPr>
+        <w:spacing w:after="0" w:line="240" w:lineRule="auto"/>
+        <w:rPr>
+          <w:rFonts w:ascii="Calibri" w:eastAsia="Calibri" w:hAnsi="Calibri" w:cs="Calibri"/>
+          <w:lang w:val="en-GB"/>
+        </w:rPr>
+      </w:pPr>
+      <w:r>
+        <w:rPr>
+          <w:rFonts w:ascii="Calibri" w:eastAsia="Calibri" w:hAnsi="Calibri" w:cs="Calibri"/>
+          <w:lang w:val="en-GB"/>
+        </w:rPr>
+        <w:t>sudo nano /etc/samba/smb.conf</w:t>
+      </w:r>
     </w:p>
     <w:p>
       <w:pPr>
@@ -4015,23 +3200,7 @@
           <w:rFonts w:ascii="Calibri" w:eastAsia="Calibri" w:hAnsi="Calibri" w:cs="Calibri"/>
           <w:lang w:val="en-GB"/>
         </w:rPr>
-        <w:t>[</w:t>
-      </w:r>
-      <w:proofErr w:type="gramStart"/>
-      <w:r>
-        <w:rPr>
-          <w:rFonts w:ascii="Calibri" w:eastAsia="Calibri" w:hAnsi="Calibri" w:cs="Calibri"/>
-          <w:lang w:val="en-GB"/>
-        </w:rPr>
-        <w:t>share</w:t>
-      </w:r>
-      <w:proofErr w:type="gramEnd"/>
-      <w:r>
-        <w:rPr>
-          <w:rFonts w:ascii="Calibri" w:eastAsia="Calibri" w:hAnsi="Calibri" w:cs="Calibri"/>
-          <w:lang w:val="en-GB"/>
-        </w:rPr>
-        <w:t>]</w:t>
+        <w:t>[share]</w:t>
       </w:r>
     </w:p>
     <w:p>
@@ -4043,21 +3212,12 @@
           <w:lang w:val="en-GB"/>
         </w:rPr>
       </w:pPr>
-      <w:proofErr w:type="gramStart"/>
-      <w:r>
-        <w:rPr>
-          <w:rFonts w:ascii="Calibri" w:eastAsia="Calibri" w:hAnsi="Calibri" w:cs="Calibri"/>
-          <w:lang w:val="en-GB"/>
-        </w:rPr>
-        <w:t>path</w:t>
-      </w:r>
-      <w:proofErr w:type="gramEnd"/>
-      <w:r>
-        <w:rPr>
-          <w:rFonts w:ascii="Calibri" w:eastAsia="Calibri" w:hAnsi="Calibri" w:cs="Calibri"/>
-          <w:lang w:val="en-GB"/>
-        </w:rPr>
-        <w:t xml:space="preserve"> = /home/pi/share</w:t>
+      <w:r>
+        <w:rPr>
+          <w:rFonts w:ascii="Calibri" w:eastAsia="Calibri" w:hAnsi="Calibri" w:cs="Calibri"/>
+          <w:lang w:val="en-GB"/>
+        </w:rPr>
+        <w:t>path = /home/pi/share</w:t>
       </w:r>
     </w:p>
     <w:p>
@@ -4069,21 +3229,12 @@
           <w:lang w:val="en-GB"/>
         </w:rPr>
       </w:pPr>
-      <w:proofErr w:type="gramStart"/>
-      <w:r>
-        <w:rPr>
-          <w:rFonts w:ascii="Calibri" w:eastAsia="Calibri" w:hAnsi="Calibri" w:cs="Calibri"/>
-          <w:lang w:val="en-GB"/>
-        </w:rPr>
-        <w:t>available</w:t>
-      </w:r>
-      <w:proofErr w:type="gramEnd"/>
-      <w:r>
-        <w:rPr>
-          <w:rFonts w:ascii="Calibri" w:eastAsia="Calibri" w:hAnsi="Calibri" w:cs="Calibri"/>
-          <w:lang w:val="en-GB"/>
-        </w:rPr>
-        <w:t xml:space="preserve"> = yes</w:t>
+      <w:r>
+        <w:rPr>
+          <w:rFonts w:ascii="Calibri" w:eastAsia="Calibri" w:hAnsi="Calibri" w:cs="Calibri"/>
+          <w:lang w:val="en-GB"/>
+        </w:rPr>
+        <w:t>available = yes</w:t>
       </w:r>
     </w:p>
     <w:p>
@@ -4095,21 +3246,12 @@
           <w:lang w:val="en-GB"/>
         </w:rPr>
       </w:pPr>
-      <w:proofErr w:type="gramStart"/>
-      <w:r>
-        <w:rPr>
-          <w:rFonts w:ascii="Calibri" w:eastAsia="Calibri" w:hAnsi="Calibri" w:cs="Calibri"/>
-          <w:lang w:val="en-GB"/>
-        </w:rPr>
-        <w:t>valid</w:t>
-      </w:r>
-      <w:proofErr w:type="gramEnd"/>
-      <w:r>
-        <w:rPr>
-          <w:rFonts w:ascii="Calibri" w:eastAsia="Calibri" w:hAnsi="Calibri" w:cs="Calibri"/>
-          <w:lang w:val="en-GB"/>
-        </w:rPr>
-        <w:t xml:space="preserve"> users = pi</w:t>
+      <w:r>
+        <w:rPr>
+          <w:rFonts w:ascii="Calibri" w:eastAsia="Calibri" w:hAnsi="Calibri" w:cs="Calibri"/>
+          <w:lang w:val="en-GB"/>
+        </w:rPr>
+        <w:t>valid users = pi</w:t>
       </w:r>
     </w:p>
     <w:p>
@@ -4121,21 +3263,12 @@
           <w:lang w:val="en-GB"/>
         </w:rPr>
       </w:pPr>
-      <w:proofErr w:type="gramStart"/>
-      <w:r>
-        <w:rPr>
-          <w:rFonts w:ascii="Calibri" w:eastAsia="Calibri" w:hAnsi="Calibri" w:cs="Calibri"/>
-          <w:lang w:val="en-GB"/>
-        </w:rPr>
-        <w:t>read</w:t>
-      </w:r>
-      <w:proofErr w:type="gramEnd"/>
-      <w:r>
-        <w:rPr>
-          <w:rFonts w:ascii="Calibri" w:eastAsia="Calibri" w:hAnsi="Calibri" w:cs="Calibri"/>
-          <w:lang w:val="en-GB"/>
-        </w:rPr>
-        <w:t xml:space="preserve"> only = no</w:t>
+      <w:r>
+        <w:rPr>
+          <w:rFonts w:ascii="Calibri" w:eastAsia="Calibri" w:hAnsi="Calibri" w:cs="Calibri"/>
+          <w:lang w:val="en-GB"/>
+        </w:rPr>
+        <w:t>read only = no</w:t>
       </w:r>
     </w:p>
     <w:p>
@@ -4147,23 +3280,12 @@
           <w:lang w:val="en-GB"/>
         </w:rPr>
       </w:pPr>
-      <w:proofErr w:type="spellStart"/>
-      <w:proofErr w:type="gramStart"/>
-      <w:r>
-        <w:rPr>
-          <w:rFonts w:ascii="Calibri" w:eastAsia="Calibri" w:hAnsi="Calibri" w:cs="Calibri"/>
-          <w:lang w:val="en-GB"/>
-        </w:rPr>
-        <w:t>browsable</w:t>
-      </w:r>
-      <w:proofErr w:type="spellEnd"/>
-      <w:proofErr w:type="gramEnd"/>
-      <w:r>
-        <w:rPr>
-          <w:rFonts w:ascii="Calibri" w:eastAsia="Calibri" w:hAnsi="Calibri" w:cs="Calibri"/>
-          <w:lang w:val="en-GB"/>
-        </w:rPr>
-        <w:t xml:space="preserve"> = yes</w:t>
+      <w:r>
+        <w:rPr>
+          <w:rFonts w:ascii="Calibri" w:eastAsia="Calibri" w:hAnsi="Calibri" w:cs="Calibri"/>
+          <w:lang w:val="en-GB"/>
+        </w:rPr>
+        <w:t>browsable = yes</w:t>
       </w:r>
     </w:p>
     <w:p>
@@ -4175,21 +3297,12 @@
           <w:lang w:val="en-GB"/>
         </w:rPr>
       </w:pPr>
-      <w:proofErr w:type="gramStart"/>
-      <w:r>
-        <w:rPr>
-          <w:rFonts w:ascii="Calibri" w:eastAsia="Calibri" w:hAnsi="Calibri" w:cs="Calibri"/>
-          <w:lang w:val="en-GB"/>
-        </w:rPr>
-        <w:t>public</w:t>
-      </w:r>
-      <w:proofErr w:type="gramEnd"/>
-      <w:r>
-        <w:rPr>
-          <w:rFonts w:ascii="Calibri" w:eastAsia="Calibri" w:hAnsi="Calibri" w:cs="Calibri"/>
-          <w:lang w:val="en-GB"/>
-        </w:rPr>
-        <w:t xml:space="preserve"> = yes</w:t>
+      <w:r>
+        <w:rPr>
+          <w:rFonts w:ascii="Calibri" w:eastAsia="Calibri" w:hAnsi="Calibri" w:cs="Calibri"/>
+          <w:lang w:val="en-GB"/>
+        </w:rPr>
+        <w:t>public = yes</w:t>
       </w:r>
     </w:p>
     <w:p>
@@ -4201,58 +3314,38 @@
           <w:lang w:val="en-GB"/>
         </w:rPr>
       </w:pPr>
-      <w:proofErr w:type="gramStart"/>
       <w:r>
         <w:rPr>
           <w:rFonts w:ascii="Calibri" w:eastAsia="Calibri" w:hAnsi="Calibri" w:cs="Calibri"/>
           <w:lang w:val="en-GB"/>
         </w:rPr>
         <w:lastRenderedPageBreak/>
-        <w:t>writable</w:t>
-      </w:r>
-      <w:proofErr w:type="gramEnd"/>
-      <w:r>
-        <w:rPr>
-          <w:rFonts w:ascii="Calibri" w:eastAsia="Calibri" w:hAnsi="Calibri" w:cs="Calibri"/>
-          <w:lang w:val="en-GB"/>
-        </w:rPr>
-        <w:t xml:space="preserve"> = yes</w:t>
-      </w:r>
-    </w:p>
-    <w:p>
-      <w:pPr>
-        <w:spacing w:after="0" w:line="240" w:lineRule="auto"/>
-        <w:rPr>
-          <w:rFonts w:ascii="Calibri" w:eastAsia="Calibri" w:hAnsi="Calibri" w:cs="Calibri"/>
-          <w:lang w:val="en-GB"/>
-        </w:rPr>
-      </w:pPr>
-    </w:p>
-    <w:p>
-      <w:pPr>
-        <w:spacing w:after="0" w:line="240" w:lineRule="auto"/>
-        <w:rPr>
-          <w:rFonts w:ascii="Calibri" w:eastAsia="Calibri" w:hAnsi="Calibri" w:cs="Calibri"/>
-          <w:lang w:val="en-GB"/>
-        </w:rPr>
-      </w:pPr>
-      <w:proofErr w:type="spellStart"/>
-      <w:proofErr w:type="gramStart"/>
-      <w:r>
-        <w:rPr>
-          <w:rFonts w:ascii="Calibri" w:eastAsia="Calibri" w:hAnsi="Calibri" w:cs="Calibri"/>
-          <w:lang w:val="en-GB"/>
-        </w:rPr>
-        <w:t>sudo</w:t>
-      </w:r>
-      <w:proofErr w:type="spellEnd"/>
-      <w:proofErr w:type="gramEnd"/>
-      <w:r>
-        <w:rPr>
-          <w:rFonts w:ascii="Calibri" w:eastAsia="Calibri" w:hAnsi="Calibri" w:cs="Calibri"/>
-          <w:lang w:val="en-GB"/>
-        </w:rPr>
-        <w:t xml:space="preserve"> service samba restart</w:t>
+        <w:t>writable = yes</w:t>
+      </w:r>
+    </w:p>
+    <w:p>
+      <w:pPr>
+        <w:spacing w:after="0" w:line="240" w:lineRule="auto"/>
+        <w:rPr>
+          <w:rFonts w:ascii="Calibri" w:eastAsia="Calibri" w:hAnsi="Calibri" w:cs="Calibri"/>
+          <w:lang w:val="en-GB"/>
+        </w:rPr>
+      </w:pPr>
+    </w:p>
+    <w:p>
+      <w:pPr>
+        <w:spacing w:after="0" w:line="240" w:lineRule="auto"/>
+        <w:rPr>
+          <w:rFonts w:ascii="Calibri" w:eastAsia="Calibri" w:hAnsi="Calibri" w:cs="Calibri"/>
+          <w:lang w:val="en-GB"/>
+        </w:rPr>
+      </w:pPr>
+      <w:r>
+        <w:rPr>
+          <w:rFonts w:ascii="Calibri" w:eastAsia="Calibri" w:hAnsi="Calibri" w:cs="Calibri"/>
+          <w:lang w:val="en-GB"/>
+        </w:rPr>
+        <w:t>sudo service samba restart</w:t>
       </w:r>
     </w:p>
     <w:p>
@@ -4292,48 +3385,7 @@
           <w:rFonts w:ascii="Calibri" w:eastAsia="Calibri" w:hAnsi="Calibri" w:cs="Calibri"/>
           <w:lang w:val="en-GB"/>
         </w:rPr>
-        <w:t>/opt/</w:t>
-      </w:r>
-      <w:proofErr w:type="spellStart"/>
-      <w:proofErr w:type="gramStart"/>
-      <w:r>
-        <w:rPr>
-          <w:rFonts w:ascii="Calibri" w:eastAsia="Calibri" w:hAnsi="Calibri" w:cs="Calibri"/>
-          <w:lang w:val="en-GB"/>
-        </w:rPr>
-        <w:t>vc</w:t>
-      </w:r>
-      <w:proofErr w:type="spellEnd"/>
-      <w:r>
-        <w:rPr>
-          <w:rFonts w:ascii="Calibri" w:eastAsia="Calibri" w:hAnsi="Calibri" w:cs="Calibri"/>
-          <w:lang w:val="en-GB"/>
-        </w:rPr>
-        <w:t>/</w:t>
-      </w:r>
-      <w:proofErr w:type="gramEnd"/>
-      <w:r>
-        <w:rPr>
-          <w:rFonts w:ascii="Calibri" w:eastAsia="Calibri" w:hAnsi="Calibri" w:cs="Calibri"/>
-          <w:lang w:val="en-GB"/>
-        </w:rPr>
-        <w:t>bin/</w:t>
-      </w:r>
-      <w:proofErr w:type="spellStart"/>
-      <w:r>
-        <w:rPr>
-          <w:rFonts w:ascii="Calibri" w:eastAsia="Calibri" w:hAnsi="Calibri" w:cs="Calibri"/>
-          <w:lang w:val="en-GB"/>
-        </w:rPr>
-        <w:t>tvservice</w:t>
-      </w:r>
-      <w:proofErr w:type="spellEnd"/>
-      <w:r>
-        <w:rPr>
-          <w:rFonts w:ascii="Calibri" w:eastAsia="Calibri" w:hAnsi="Calibri" w:cs="Calibri"/>
-          <w:lang w:val="en-GB"/>
-        </w:rPr>
-        <w:t xml:space="preserve"> –off</w:t>
+        <w:t>/opt/vc/bin/tvservice –off</w:t>
       </w:r>
     </w:p>
     <w:p>
@@ -4368,7 +3420,7 @@
           <w:lang w:val="en-GB"/>
         </w:rPr>
       </w:pPr>
-      <w:hyperlink r:id="rId15">
+      <w:hyperlink r:id="rId16">
         <w:r>
           <w:rPr>
             <w:rFonts w:ascii="Calibri" w:eastAsia="Calibri" w:hAnsi="Calibri" w:cs="Calibri"/>
@@ -4389,39 +3441,12 @@
           <w:lang w:val="en-GB"/>
         </w:rPr>
       </w:pPr>
-      <w:proofErr w:type="spellStart"/>
-      <w:proofErr w:type="gramStart"/>
-      <w:r>
-        <w:rPr>
-          <w:rFonts w:ascii="Calibri" w:eastAsia="Calibri" w:hAnsi="Calibri" w:cs="Calibri"/>
-          <w:lang w:val="en-GB"/>
-        </w:rPr>
-        <w:t>nano</w:t>
-      </w:r>
-      <w:proofErr w:type="spellEnd"/>
-      <w:proofErr w:type="gramEnd"/>
-      <w:r>
-        <w:rPr>
-          <w:rFonts w:ascii="Calibri" w:eastAsia="Calibri" w:hAnsi="Calibri" w:cs="Calibri"/>
-          <w:lang w:val="en-GB"/>
-        </w:rPr>
-        <w:t xml:space="preserve"> /</w:t>
-      </w:r>
-      <w:proofErr w:type="spellStart"/>
-      <w:r>
-        <w:rPr>
-          <w:rFonts w:ascii="Calibri" w:eastAsia="Calibri" w:hAnsi="Calibri" w:cs="Calibri"/>
-          <w:lang w:val="en-GB"/>
-        </w:rPr>
-        <w:t>etc</w:t>
-      </w:r>
-      <w:proofErr w:type="spellEnd"/>
-      <w:r>
-        <w:rPr>
-          <w:rFonts w:ascii="Calibri" w:eastAsia="Calibri" w:hAnsi="Calibri" w:cs="Calibri"/>
-          <w:lang w:val="en-GB"/>
-        </w:rPr>
-        <w:t>/modules</w:t>
+      <w:r>
+        <w:rPr>
+          <w:rFonts w:ascii="Calibri" w:eastAsia="Calibri" w:hAnsi="Calibri" w:cs="Calibri"/>
+          <w:lang w:val="en-GB"/>
+        </w:rPr>
+        <w:t>nano /etc/modules</w:t>
       </w:r>
     </w:p>
     <w:p>
@@ -4433,7 +3458,6 @@
           <w:lang w:val="en-GB"/>
         </w:rPr>
       </w:pPr>
-      <w:proofErr w:type="gramStart"/>
       <w:r>
         <w:rPr>
           <w:rFonts w:ascii="Calibri" w:eastAsia="Calibri" w:hAnsi="Calibri" w:cs="Calibri"/>
@@ -4441,7 +3465,6 @@
         </w:rPr>
         <w:t>i2c-bcm2708</w:t>
       </w:r>
-      <w:proofErr w:type="gramEnd"/>
       <w:r>
         <w:rPr>
           <w:rFonts w:ascii="Calibri" w:eastAsia="Calibri" w:hAnsi="Calibri" w:cs="Calibri"/>
@@ -4460,65 +3483,13 @@
           <w:lang w:val="en-GB"/>
         </w:rPr>
       </w:pPr>
-      <w:proofErr w:type="spellStart"/>
-      <w:proofErr w:type="gramStart"/>
-      <w:r>
-        <w:rPr>
-          <w:rFonts w:ascii="Calibri" w:eastAsia="Calibri" w:hAnsi="Calibri" w:cs="Calibri"/>
-          <w:lang w:val="en-GB"/>
-        </w:rPr>
-        <w:t>nano</w:t>
-      </w:r>
-      <w:proofErr w:type="spellEnd"/>
-      <w:proofErr w:type="gramEnd"/>
-      <w:r>
-        <w:rPr>
-          <w:rFonts w:ascii="Calibri" w:eastAsia="Calibri" w:hAnsi="Calibri" w:cs="Calibri"/>
-          <w:lang w:val="en-GB"/>
-        </w:rPr>
-        <w:t xml:space="preserve"> /</w:t>
-      </w:r>
-      <w:proofErr w:type="spellStart"/>
-      <w:r>
-        <w:rPr>
-          <w:rFonts w:ascii="Calibri" w:eastAsia="Calibri" w:hAnsi="Calibri" w:cs="Calibri"/>
-          <w:lang w:val="en-GB"/>
-        </w:rPr>
-        <w:t>etc</w:t>
-      </w:r>
-      <w:proofErr w:type="spellEnd"/>
-      <w:r>
-        <w:rPr>
-          <w:rFonts w:ascii="Calibri" w:eastAsia="Calibri" w:hAnsi="Calibri" w:cs="Calibri"/>
-          <w:lang w:val="en-GB"/>
-        </w:rPr>
-        <w:t>/</w:t>
-      </w:r>
-      <w:proofErr w:type="spellStart"/>
-      <w:r>
-        <w:rPr>
-          <w:rFonts w:ascii="Calibri" w:eastAsia="Calibri" w:hAnsi="Calibri" w:cs="Calibri"/>
-          <w:lang w:val="en-GB"/>
-        </w:rPr>
-        <w:t>modprobe.d</w:t>
-      </w:r>
-      <w:proofErr w:type="spellEnd"/>
-      <w:r>
-        <w:rPr>
-          <w:rFonts w:ascii="Calibri" w:eastAsia="Calibri" w:hAnsi="Calibri" w:cs="Calibri"/>
-          <w:lang w:val="en-GB"/>
-        </w:rPr>
-        <w:t>/</w:t>
-      </w:r>
-      <w:proofErr w:type="spellStart"/>
-      <w:r>
-        <w:rPr>
-          <w:rFonts w:ascii="Calibri" w:eastAsia="Calibri" w:hAnsi="Calibri" w:cs="Calibri"/>
-          <w:lang w:val="en-GB"/>
-        </w:rPr>
-        <w:t>raspi-blacklist.conf</w:t>
-      </w:r>
-      <w:proofErr w:type="spellEnd"/>
+      <w:r>
+        <w:rPr>
+          <w:rFonts w:ascii="Calibri" w:eastAsia="Calibri" w:hAnsi="Calibri" w:cs="Calibri"/>
+          <w:lang w:val="en-GB"/>
+        </w:rPr>
+        <w:t>nano /etc/modprobe.d/raspi-blacklist.conf</w:t>
+      </w:r>
     </w:p>
     <w:p>
       <w:pPr>
@@ -4563,21 +3534,12 @@
           <w:lang w:val="en-GB"/>
         </w:rPr>
       </w:pPr>
-      <w:proofErr w:type="gramStart"/>
-      <w:r>
-        <w:rPr>
-          <w:rFonts w:ascii="Calibri" w:eastAsia="Calibri" w:hAnsi="Calibri" w:cs="Calibri"/>
-          <w:lang w:val="en-GB"/>
-        </w:rPr>
-        <w:t>apt-get</w:t>
-      </w:r>
-      <w:proofErr w:type="gramEnd"/>
-      <w:r>
-        <w:rPr>
-          <w:rFonts w:ascii="Calibri" w:eastAsia="Calibri" w:hAnsi="Calibri" w:cs="Calibri"/>
-          <w:lang w:val="en-GB"/>
-        </w:rPr>
-        <w:t xml:space="preserve"> install i2c-tools</w:t>
+      <w:r>
+        <w:rPr>
+          <w:rFonts w:ascii="Calibri" w:eastAsia="Calibri" w:hAnsi="Calibri" w:cs="Calibri"/>
+          <w:lang w:val="en-GB"/>
+        </w:rPr>
+        <w:t>apt-get install i2c-tools</w:t>
       </w:r>
     </w:p>
     <w:p>
@@ -4697,7 +3659,7 @@
           <w:lang w:val="en-GB"/>
         </w:rPr>
       </w:pPr>
-      <w:hyperlink r:id="rId16">
+      <w:hyperlink r:id="rId17">
         <w:r>
           <w:rPr>
             <w:rFonts w:ascii="Calibri" w:eastAsia="Calibri" w:hAnsi="Calibri" w:cs="Calibri"/>
@@ -4717,53 +3679,24 @@
           <w:lang w:val="en-GB"/>
         </w:rPr>
       </w:pPr>
-      <w:proofErr w:type="spellStart"/>
-      <w:proofErr w:type="gramStart"/>
-      <w:r>
-        <w:rPr>
-          <w:rFonts w:ascii="Calibri" w:eastAsia="Calibri" w:hAnsi="Calibri" w:cs="Calibri"/>
-          <w:lang w:val="en-GB"/>
-        </w:rPr>
-        <w:t>wget</w:t>
-      </w:r>
-      <w:proofErr w:type="spellEnd"/>
-      <w:r>
-        <w:rPr>
-          <w:rFonts w:ascii="Calibri" w:eastAsia="Calibri" w:hAnsi="Calibri" w:cs="Calibri"/>
-          <w:lang w:val="en-GB"/>
-        </w:rPr>
-        <w:t xml:space="preserve">  </w:t>
-      </w:r>
-      <w:proofErr w:type="gramEnd"/>
-      <w:r>
-        <w:fldChar w:fldCharType="begin"/>
-      </w:r>
-      <w:r>
-        <w:rPr>
-          <w:lang w:val="en-GB"/>
-        </w:rPr>
-        <w:instrText xml:space="preserve"> HYPERLINK "http://www.airspayce.com/mikem/bcm2835/bcm2835-1.37.tar.gz" \h </w:instrText>
-      </w:r>
-      <w:r>
-        <w:fldChar w:fldCharType="separate"/>
-      </w:r>
-      <w:r>
-        <w:rPr>
-          <w:rFonts w:ascii="Calibri" w:eastAsia="Calibri" w:hAnsi="Calibri" w:cs="Calibri"/>
-          <w:color w:val="0000FF"/>
-          <w:u w:val="single"/>
-          <w:lang w:val="en-GB"/>
-        </w:rPr>
-        <w:t>http://www.airspayce.com/mikem/bcm2835/bcm2835-1.37.tar.gz</w:t>
-      </w:r>
-      <w:r>
-        <w:rPr>
-          <w:rFonts w:ascii="Calibri" w:eastAsia="Calibri" w:hAnsi="Calibri" w:cs="Calibri"/>
-          <w:color w:val="0000FF"/>
-          <w:u w:val="single"/>
-        </w:rPr>
-        <w:fldChar w:fldCharType="end"/>
-      </w:r>
+      <w:r>
+        <w:rPr>
+          <w:rFonts w:ascii="Calibri" w:eastAsia="Calibri" w:hAnsi="Calibri" w:cs="Calibri"/>
+          <w:lang w:val="en-GB"/>
+        </w:rPr>
+        <w:t xml:space="preserve">wget  </w:t>
+      </w:r>
+      <w:hyperlink r:id="rId18">
+        <w:r>
+          <w:rPr>
+            <w:rFonts w:ascii="Calibri" w:eastAsia="Calibri" w:hAnsi="Calibri" w:cs="Calibri"/>
+            <w:color w:val="0000FF"/>
+            <w:u w:val="single"/>
+            <w:lang w:val="en-GB"/>
+          </w:rPr>
+          <w:t>http://www.airspayce.com/mikem/bcm2835/bcm2835-1.37.tar.gz</w:t>
+        </w:r>
+      </w:hyperlink>
     </w:p>
     <w:p>
       <w:pPr>
@@ -4775,7 +3708,6 @@
           <w:lang w:val="en-GB"/>
         </w:rPr>
       </w:pPr>
-      <w:proofErr w:type="gramStart"/>
       <w:r>
         <w:rPr>
           <w:rFonts w:ascii="Courier New" w:eastAsia="Courier New" w:hAnsi="Courier New" w:cs="Courier New"/>
@@ -4783,19 +3715,19 @@
           <w:sz w:val="20"/>
           <w:lang w:val="en-GB"/>
         </w:rPr>
-        <w:t>tar</w:t>
-      </w:r>
-      <w:proofErr w:type="gramEnd"/>
-      <w:r>
+        <w:t>tar zxvf bcm2835-1.xx.tar.gz</w:t>
+      </w:r>
+    </w:p>
+    <w:p>
+      <w:pPr>
+        <w:spacing w:after="0" w:line="240" w:lineRule="auto"/>
         <w:rPr>
           <w:rFonts w:ascii="Courier New" w:eastAsia="Courier New" w:hAnsi="Courier New" w:cs="Courier New"/>
           <w:color w:val="000000"/>
           <w:sz w:val="20"/>
           <w:lang w:val="en-GB"/>
         </w:rPr>
-        <w:t xml:space="preserve"> </w:t>
-      </w:r>
-      <w:proofErr w:type="spellStart"/>
+      </w:pPr>
       <w:r>
         <w:rPr>
           <w:rFonts w:ascii="Courier New" w:eastAsia="Courier New" w:hAnsi="Courier New" w:cs="Courier New"/>
@@ -4803,40 +3735,39 @@
           <w:sz w:val="20"/>
           <w:lang w:val="en-GB"/>
         </w:rPr>
-        <w:t>zxvf</w:t>
-      </w:r>
-      <w:proofErr w:type="spellEnd"/>
-      <w:r>
+        <w:t>cd bcm2835-1.xx</w:t>
+      </w:r>
+    </w:p>
+    <w:p>
+      <w:pPr>
+        <w:spacing w:after="0" w:line="240" w:lineRule="auto"/>
         <w:rPr>
           <w:rFonts w:ascii="Courier New" w:eastAsia="Courier New" w:hAnsi="Courier New" w:cs="Courier New"/>
           <w:color w:val="000000"/>
           <w:sz w:val="20"/>
           <w:lang w:val="en-GB"/>
         </w:rPr>
-        <w:t xml:space="preserve"> bcm2835-1.xx.tar.gz</w:t>
-      </w:r>
-    </w:p>
-    <w:p>
-      <w:pPr>
-        <w:spacing w:after="0" w:line="240" w:lineRule="auto"/>
+      </w:pPr>
+      <w:r>
         <w:rPr>
           <w:rFonts w:ascii="Courier New" w:eastAsia="Courier New" w:hAnsi="Courier New" w:cs="Courier New"/>
           <w:color w:val="000000"/>
           <w:sz w:val="20"/>
           <w:lang w:val="en-GB"/>
         </w:rPr>
-      </w:pPr>
-      <w:proofErr w:type="gramStart"/>
-      <w:r>
+        <w:t>./configure</w:t>
+      </w:r>
+    </w:p>
+    <w:p>
+      <w:pPr>
+        <w:spacing w:after="0" w:line="240" w:lineRule="auto"/>
         <w:rPr>
           <w:rFonts w:ascii="Courier New" w:eastAsia="Courier New" w:hAnsi="Courier New" w:cs="Courier New"/>
           <w:color w:val="000000"/>
           <w:sz w:val="20"/>
           <w:lang w:val="en-GB"/>
         </w:rPr>
-        <w:t>cd</w:t>
-      </w:r>
-      <w:proofErr w:type="gramEnd"/>
+      </w:pPr>
       <w:r>
         <w:rPr>
           <w:rFonts w:ascii="Courier New" w:eastAsia="Courier New" w:hAnsi="Courier New" w:cs="Courier New"/>
@@ -4844,7 +3775,7 @@
           <w:sz w:val="20"/>
           <w:lang w:val="en-GB"/>
         </w:rPr>
-        <w:t xml:space="preserve"> bcm2835-1.xx</w:t>
+        <w:t>make</w:t>
       </w:r>
     </w:p>
     <w:p>
@@ -4857,7 +3788,6 @@
           <w:lang w:val="en-GB"/>
         </w:rPr>
       </w:pPr>
-      <w:proofErr w:type="gramStart"/>
       <w:r>
         <w:rPr>
           <w:rFonts w:ascii="Courier New" w:eastAsia="Courier New" w:hAnsi="Courier New" w:cs="Courier New"/>
@@ -4865,105 +3795,27 @@
           <w:sz w:val="20"/>
           <w:lang w:val="en-GB"/>
         </w:rPr>
-        <w:t>./</w:t>
-      </w:r>
-      <w:proofErr w:type="gramEnd"/>
-      <w:r>
+        <w:t>sudo make check</w:t>
+      </w:r>
+    </w:p>
+    <w:p>
+      <w:pPr>
+        <w:spacing w:after="0" w:line="240" w:lineRule="auto"/>
         <w:rPr>
           <w:rFonts w:ascii="Courier New" w:eastAsia="Courier New" w:hAnsi="Courier New" w:cs="Courier New"/>
           <w:color w:val="000000"/>
           <w:sz w:val="20"/>
           <w:lang w:val="en-GB"/>
         </w:rPr>
-        <w:t>configure</w:t>
-      </w:r>
-    </w:p>
-    <w:p>
-      <w:pPr>
-        <w:spacing w:after="0" w:line="240" w:lineRule="auto"/>
+      </w:pPr>
+      <w:r>
         <w:rPr>
           <w:rFonts w:ascii="Courier New" w:eastAsia="Courier New" w:hAnsi="Courier New" w:cs="Courier New"/>
           <w:color w:val="000000"/>
           <w:sz w:val="20"/>
           <w:lang w:val="en-GB"/>
         </w:rPr>
-      </w:pPr>
-      <w:proofErr w:type="gramStart"/>
-      <w:r>
-        <w:rPr>
-          <w:rFonts w:ascii="Courier New" w:eastAsia="Courier New" w:hAnsi="Courier New" w:cs="Courier New"/>
-          <w:color w:val="000000"/>
-          <w:sz w:val="20"/>
-          <w:lang w:val="en-GB"/>
-        </w:rPr>
-        <w:t>make</w:t>
-      </w:r>
-      <w:proofErr w:type="gramEnd"/>
-    </w:p>
-    <w:p>
-      <w:pPr>
-        <w:spacing w:after="0" w:line="240" w:lineRule="auto"/>
-        <w:rPr>
-          <w:rFonts w:ascii="Courier New" w:eastAsia="Courier New" w:hAnsi="Courier New" w:cs="Courier New"/>
-          <w:color w:val="000000"/>
-          <w:sz w:val="20"/>
-          <w:lang w:val="en-GB"/>
-        </w:rPr>
-      </w:pPr>
-      <w:proofErr w:type="spellStart"/>
-      <w:proofErr w:type="gramStart"/>
-      <w:r>
-        <w:rPr>
-          <w:rFonts w:ascii="Courier New" w:eastAsia="Courier New" w:hAnsi="Courier New" w:cs="Courier New"/>
-          <w:color w:val="000000"/>
-          <w:sz w:val="20"/>
-          <w:lang w:val="en-GB"/>
-        </w:rPr>
-        <w:t>sudo</w:t>
-      </w:r>
-      <w:proofErr w:type="spellEnd"/>
-      <w:proofErr w:type="gramEnd"/>
-      <w:r>
-        <w:rPr>
-          <w:rFonts w:ascii="Courier New" w:eastAsia="Courier New" w:hAnsi="Courier New" w:cs="Courier New"/>
-          <w:color w:val="000000"/>
-          <w:sz w:val="20"/>
-          <w:lang w:val="en-GB"/>
-        </w:rPr>
-        <w:t xml:space="preserve"> make check</w:t>
-      </w:r>
-    </w:p>
-    <w:p>
-      <w:pPr>
-        <w:spacing w:after="0" w:line="240" w:lineRule="auto"/>
-        <w:rPr>
-          <w:rFonts w:ascii="Courier New" w:eastAsia="Courier New" w:hAnsi="Courier New" w:cs="Courier New"/>
-          <w:color w:val="000000"/>
-          <w:sz w:val="20"/>
-          <w:lang w:val="en-GB"/>
-        </w:rPr>
-      </w:pPr>
-      <w:proofErr w:type="spellStart"/>
-      <w:proofErr w:type="gramStart"/>
-      <w:r>
-        <w:rPr>
-          <w:rFonts w:ascii="Courier New" w:eastAsia="Courier New" w:hAnsi="Courier New" w:cs="Courier New"/>
-          <w:color w:val="000000"/>
-          <w:sz w:val="20"/>
-          <w:lang w:val="en-GB"/>
-        </w:rPr>
-        <w:t>sudo</w:t>
-      </w:r>
-      <w:proofErr w:type="spellEnd"/>
-      <w:proofErr w:type="gramEnd"/>
-      <w:r>
-        <w:rPr>
-          <w:rFonts w:ascii="Courier New" w:eastAsia="Courier New" w:hAnsi="Courier New" w:cs="Courier New"/>
-          <w:color w:val="000000"/>
-          <w:sz w:val="20"/>
-          <w:lang w:val="en-GB"/>
-        </w:rPr>
-        <w:t xml:space="preserve"> make install</w:t>
+        <w:t>sudo make install</w:t>
       </w:r>
     </w:p>
     <w:p>
@@ -5006,30 +3858,18 @@
           <w:sz w:val="28"/>
           <w:lang w:val="en-GB"/>
         </w:rPr>
-        <w:t xml:space="preserve">Install </w:t>
-      </w:r>
-      <w:proofErr w:type="spellStart"/>
-      <w:r>
-        <w:rPr>
-          <w:rFonts w:ascii="Cambria" w:eastAsia="Cambria" w:hAnsi="Cambria" w:cs="Cambria"/>
-          <w:b/>
-          <w:color w:val="365F91"/>
-          <w:sz w:val="28"/>
-          <w:lang w:val="en-GB"/>
-        </w:rPr>
-        <w:t>wiringpi</w:t>
-      </w:r>
-      <w:proofErr w:type="spellEnd"/>
-    </w:p>
-    <w:p>
-      <w:pPr>
-        <w:spacing w:after="0" w:line="240" w:lineRule="auto"/>
-        <w:rPr>
-          <w:rFonts w:ascii="Calibri" w:eastAsia="Calibri" w:hAnsi="Calibri" w:cs="Calibri"/>
-          <w:lang w:val="en-GB"/>
-        </w:rPr>
-      </w:pPr>
-      <w:hyperlink r:id="rId17">
+        <w:t>Install wiringpi</w:t>
+      </w:r>
+    </w:p>
+    <w:p>
+      <w:pPr>
+        <w:spacing w:after="0" w:line="240" w:lineRule="auto"/>
+        <w:rPr>
+          <w:rFonts w:ascii="Calibri" w:eastAsia="Calibri" w:hAnsi="Calibri" w:cs="Calibri"/>
+          <w:lang w:val="en-GB"/>
+        </w:rPr>
+      </w:pPr>
+      <w:hyperlink r:id="rId19">
         <w:r>
           <w:rPr>
             <w:rFonts w:ascii="Calibri" w:eastAsia="Calibri" w:hAnsi="Calibri" w:cs="Calibri"/>
@@ -5049,105 +3889,60 @@
           <w:lang w:val="en-GB"/>
         </w:rPr>
       </w:pPr>
-      <w:proofErr w:type="gramStart"/>
-      <w:r>
-        <w:rPr>
-          <w:rFonts w:ascii="Calibri" w:eastAsia="Calibri" w:hAnsi="Calibri" w:cs="Calibri"/>
-          <w:lang w:val="en-GB"/>
-        </w:rPr>
-        <w:t>git</w:t>
-      </w:r>
-      <w:proofErr w:type="gramEnd"/>
-      <w:r>
-        <w:rPr>
-          <w:rFonts w:ascii="Calibri" w:eastAsia="Calibri" w:hAnsi="Calibri" w:cs="Calibri"/>
-          <w:lang w:val="en-GB"/>
-        </w:rPr>
-        <w:t xml:space="preserve"> clone git://git.drogon.net/wiringPi</w:t>
-      </w:r>
-    </w:p>
-    <w:p>
-      <w:pPr>
-        <w:spacing w:after="0" w:line="240" w:lineRule="auto"/>
-        <w:rPr>
-          <w:rFonts w:ascii="Calibri" w:eastAsia="Calibri" w:hAnsi="Calibri" w:cs="Calibri"/>
-          <w:lang w:val="en-GB"/>
-        </w:rPr>
-      </w:pPr>
-      <w:proofErr w:type="gramStart"/>
-      <w:r>
-        <w:rPr>
-          <w:rFonts w:ascii="Calibri" w:eastAsia="Calibri" w:hAnsi="Calibri" w:cs="Calibri"/>
-          <w:lang w:val="en-GB"/>
-        </w:rPr>
-        <w:t>cd</w:t>
-      </w:r>
-      <w:proofErr w:type="gramEnd"/>
-      <w:r>
-        <w:rPr>
-          <w:rFonts w:ascii="Calibri" w:eastAsia="Calibri" w:hAnsi="Calibri" w:cs="Calibri"/>
-          <w:lang w:val="en-GB"/>
-        </w:rPr>
-        <w:t xml:space="preserve"> </w:t>
-      </w:r>
-      <w:proofErr w:type="spellStart"/>
-      <w:r>
-        <w:rPr>
-          <w:rFonts w:ascii="Calibri" w:eastAsia="Calibri" w:hAnsi="Calibri" w:cs="Calibri"/>
-          <w:lang w:val="en-GB"/>
-        </w:rPr>
-        <w:t>wiringPi</w:t>
-      </w:r>
-      <w:proofErr w:type="spellEnd"/>
-    </w:p>
-    <w:p>
-      <w:pPr>
-        <w:spacing w:after="0" w:line="240" w:lineRule="auto"/>
-        <w:rPr>
-          <w:rFonts w:ascii="Calibri" w:eastAsia="Calibri" w:hAnsi="Calibri" w:cs="Calibri"/>
-          <w:lang w:val="en-GB"/>
-        </w:rPr>
-      </w:pPr>
-      <w:proofErr w:type="gramStart"/>
-      <w:r>
-        <w:rPr>
-          <w:rFonts w:ascii="Calibri" w:eastAsia="Calibri" w:hAnsi="Calibri" w:cs="Calibri"/>
-          <w:lang w:val="en-GB"/>
-        </w:rPr>
-        <w:t>git</w:t>
-      </w:r>
-      <w:proofErr w:type="gramEnd"/>
-      <w:r>
-        <w:rPr>
-          <w:rFonts w:ascii="Calibri" w:eastAsia="Calibri" w:hAnsi="Calibri" w:cs="Calibri"/>
-          <w:lang w:val="en-GB"/>
-        </w:rPr>
-        <w:t xml:space="preserve"> pull origin</w:t>
-      </w:r>
-    </w:p>
-    <w:p>
-      <w:pPr>
-        <w:spacing w:after="0" w:line="240" w:lineRule="auto"/>
-        <w:rPr>
-          <w:rFonts w:ascii="Calibri" w:eastAsia="Calibri" w:hAnsi="Calibri" w:cs="Calibri"/>
-          <w:lang w:val="en-GB"/>
-        </w:rPr>
-      </w:pPr>
-      <w:proofErr w:type="gramStart"/>
-      <w:r>
-        <w:rPr>
-          <w:rFonts w:ascii="Calibri" w:eastAsia="Calibri" w:hAnsi="Calibri" w:cs="Calibri"/>
-          <w:lang w:val="en-GB"/>
-        </w:rPr>
-        <w:t>./</w:t>
-      </w:r>
-      <w:proofErr w:type="gramEnd"/>
-      <w:r>
-        <w:rPr>
-          <w:rFonts w:ascii="Calibri" w:eastAsia="Calibri" w:hAnsi="Calibri" w:cs="Calibri"/>
-          <w:lang w:val="en-GB"/>
-        </w:rPr>
-        <w:t>build</w:t>
+      <w:r>
+        <w:rPr>
+          <w:rFonts w:ascii="Calibri" w:eastAsia="Calibri" w:hAnsi="Calibri" w:cs="Calibri"/>
+          <w:lang w:val="en-GB"/>
+        </w:rPr>
+        <w:t>git clone git://git.drogon.net/wiringPi</w:t>
+      </w:r>
+    </w:p>
+    <w:p>
+      <w:pPr>
+        <w:spacing w:after="0" w:line="240" w:lineRule="auto"/>
+        <w:rPr>
+          <w:rFonts w:ascii="Calibri" w:eastAsia="Calibri" w:hAnsi="Calibri" w:cs="Calibri"/>
+          <w:lang w:val="en-GB"/>
+        </w:rPr>
+      </w:pPr>
+      <w:r>
+        <w:rPr>
+          <w:rFonts w:ascii="Calibri" w:eastAsia="Calibri" w:hAnsi="Calibri" w:cs="Calibri"/>
+          <w:lang w:val="en-GB"/>
+        </w:rPr>
+        <w:t>cd wiringPi</w:t>
+      </w:r>
+    </w:p>
+    <w:p>
+      <w:pPr>
+        <w:spacing w:after="0" w:line="240" w:lineRule="auto"/>
+        <w:rPr>
+          <w:rFonts w:ascii="Calibri" w:eastAsia="Calibri" w:hAnsi="Calibri" w:cs="Calibri"/>
+          <w:lang w:val="en-GB"/>
+        </w:rPr>
+      </w:pPr>
+      <w:r>
+        <w:rPr>
+          <w:rFonts w:ascii="Calibri" w:eastAsia="Calibri" w:hAnsi="Calibri" w:cs="Calibri"/>
+          <w:lang w:val="en-GB"/>
+        </w:rPr>
+        <w:t>git pull origin</w:t>
+      </w:r>
+    </w:p>
+    <w:p>
+      <w:pPr>
+        <w:spacing w:after="0" w:line="240" w:lineRule="auto"/>
+        <w:rPr>
+          <w:rFonts w:ascii="Calibri" w:eastAsia="Calibri" w:hAnsi="Calibri" w:cs="Calibri"/>
+          <w:lang w:val="en-GB"/>
+        </w:rPr>
+      </w:pPr>
+      <w:r>
+        <w:rPr>
+          <w:rFonts w:ascii="Calibri" w:eastAsia="Calibri" w:hAnsi="Calibri" w:cs="Calibri"/>
+          <w:lang w:val="en-GB"/>
+        </w:rPr>
+        <w:t>./build</w:t>
       </w:r>
     </w:p>
     <w:p>
@@ -5204,49 +3999,13 @@
           <w:lang w:val="en-GB"/>
         </w:rPr>
       </w:pPr>
-      <w:proofErr w:type="spellStart"/>
-      <w:proofErr w:type="gramStart"/>
-      <w:r>
-        <w:rPr>
-          <w:rFonts w:ascii="Calibri" w:eastAsia="Calibri" w:hAnsi="Calibri" w:cs="Calibri"/>
-          <w:lang w:val="en-GB"/>
-        </w:rPr>
-        <w:t>gcc</w:t>
-      </w:r>
-      <w:proofErr w:type="spellEnd"/>
-      <w:proofErr w:type="gramEnd"/>
-      <w:r>
-        <w:rPr>
-          <w:rFonts w:ascii="Calibri" w:eastAsia="Calibri" w:hAnsi="Calibri" w:cs="Calibri"/>
-          <w:lang w:val="en-GB"/>
-        </w:rPr>
-        <w:t xml:space="preserve"> -o sonar </w:t>
-      </w:r>
-      <w:proofErr w:type="spellStart"/>
-      <w:r>
-        <w:rPr>
-          <w:rFonts w:ascii="Calibri" w:eastAsia="Calibri" w:hAnsi="Calibri" w:cs="Calibri"/>
-          <w:lang w:val="en-GB"/>
-        </w:rPr>
-        <w:t>sonar.c</w:t>
-      </w:r>
-      <w:proofErr w:type="spellEnd"/>
-      <w:r>
-        <w:rPr>
-          <w:rFonts w:ascii="Calibri" w:eastAsia="Calibri" w:hAnsi="Calibri" w:cs="Calibri"/>
-          <w:lang w:val="en-GB"/>
-        </w:rPr>
-        <w:t xml:space="preserve"> -l </w:t>
-      </w:r>
-      <w:proofErr w:type="spellStart"/>
-      <w:r>
-        <w:rPr>
-          <w:rFonts w:ascii="Calibri" w:eastAsia="Calibri" w:hAnsi="Calibri" w:cs="Calibri"/>
-          <w:lang w:val="en-GB"/>
-        </w:rPr>
-        <w:t>wiringPi</w:t>
-      </w:r>
-      <w:proofErr w:type="spellEnd"/>
+      <w:r>
+        <w:rPr>
+          <w:rFonts w:ascii="Calibri" w:eastAsia="Calibri" w:hAnsi="Calibri" w:cs="Calibri"/>
+          <w:lang w:val="en-GB"/>
+        </w:rPr>
+        <w:t>gcc -o sonar sonar.c -l wiringPi</w:t>
+      </w:r>
     </w:p>
     <w:p>
       <w:pPr>
@@ -5283,7 +4042,6 @@
           <w:lang w:val="en-GB"/>
         </w:rPr>
       </w:pPr>
-      <w:proofErr w:type="spellStart"/>
       <w:r>
         <w:rPr>
           <w:rFonts w:eastAsia="Calibri"/>
@@ -5292,17 +4050,16 @@
         <w:lastRenderedPageBreak/>
         <w:t>WiFi</w:t>
       </w:r>
-      <w:proofErr w:type="spellEnd"/>
-    </w:p>
-    <w:p>
-      <w:pPr>
-        <w:spacing w:after="0" w:line="240" w:lineRule="auto"/>
-        <w:rPr>
-          <w:rFonts w:ascii="Calibri" w:eastAsia="Calibri" w:hAnsi="Calibri" w:cs="Calibri"/>
-          <w:lang w:val="en-GB"/>
-        </w:rPr>
-      </w:pPr>
-      <w:hyperlink r:id="rId18" w:history="1">
+    </w:p>
+    <w:p>
+      <w:pPr>
+        <w:spacing w:after="0" w:line="240" w:lineRule="auto"/>
+        <w:rPr>
+          <w:rFonts w:ascii="Calibri" w:eastAsia="Calibri" w:hAnsi="Calibri" w:cs="Calibri"/>
+          <w:lang w:val="en-GB"/>
+        </w:rPr>
+      </w:pPr>
+      <w:hyperlink r:id="rId20" w:history="1">
         <w:r>
           <w:rPr>
             <w:rStyle w:val="Hyperlink"/>
@@ -5324,6 +4081,7 @@
           <w:szCs w:val="23"/>
           <w:bdr w:val="none" w:sz="0" w:space="0" w:color="auto" w:frame="1"/>
           <w:shd w:val="clear" w:color="auto" w:fill="FFFFFF"/>
+          <w:lang w:val="en-GB"/>
         </w:rPr>
       </w:pPr>
       <w:r>
@@ -5335,6 +4093,7 @@
           <w:szCs w:val="23"/>
           <w:bdr w:val="none" w:sz="0" w:space="0" w:color="auto" w:frame="1"/>
           <w:shd w:val="clear" w:color="auto" w:fill="FFFFFF"/>
+          <w:lang w:val="en-GB"/>
         </w:rPr>
         <w:t>ifconfig wlan0 up</w:t>
       </w:r>
@@ -5350,6 +4109,7 @@
           <w:szCs w:val="23"/>
           <w:bdr w:val="none" w:sz="0" w:space="0" w:color="auto" w:frame="1"/>
           <w:shd w:val="clear" w:color="auto" w:fill="FFFFFF"/>
+          <w:lang w:val="en-GB"/>
         </w:rPr>
       </w:pPr>
       <w:r>
@@ -5361,6 +4121,7 @@
           <w:szCs w:val="23"/>
           <w:bdr w:val="none" w:sz="0" w:space="0" w:color="auto" w:frame="1"/>
           <w:shd w:val="clear" w:color="auto" w:fill="FFFFFF"/>
+          <w:lang w:val="en-GB"/>
         </w:rPr>
         <w:t>iwlist wlan0 scan</w:t>
       </w:r>
@@ -5379,8 +4140,6 @@
           <w:lang w:val="en-GB"/>
         </w:rPr>
       </w:pPr>
-      <w:proofErr w:type="spellStart"/>
-      <w:proofErr w:type="gramStart"/>
       <w:r>
         <w:rPr>
           <w:rStyle w:val="Emphasis"/>
@@ -5392,10 +4151,8 @@
           <w:shd w:val="clear" w:color="auto" w:fill="FFFFFF"/>
           <w:lang w:val="en-GB"/>
         </w:rPr>
-        <w:t>iwconfig</w:t>
-      </w:r>
-      <w:proofErr w:type="spellEnd"/>
-      <w:proofErr w:type="gramEnd"/>
+        <w:t xml:space="preserve">iwconfig wlan0 essid </w:t>
+      </w:r>
       <w:r>
         <w:rPr>
           <w:rStyle w:val="Emphasis"/>
@@ -5407,9 +4164,8 @@
           <w:shd w:val="clear" w:color="auto" w:fill="FFFFFF"/>
           <w:lang w:val="en-GB"/>
         </w:rPr>
-        <w:t xml:space="preserve"> wlan0 </w:t>
-      </w:r>
-      <w:proofErr w:type="spellStart"/>
+        <w:t>dm</w:t>
+      </w:r>
       <w:r>
         <w:rPr>
           <w:rStyle w:val="Emphasis"/>
@@ -5421,9 +4177,8 @@
           <w:shd w:val="clear" w:color="auto" w:fill="FFFFFF"/>
           <w:lang w:val="en-GB"/>
         </w:rPr>
-        <w:t>essid</w:t>
-      </w:r>
-      <w:proofErr w:type="spellEnd"/>
+        <w:t xml:space="preserve"> key </w:t>
+      </w:r>
       <w:r>
         <w:rPr>
           <w:rStyle w:val="Emphasis"/>
@@ -5435,9 +4190,12 @@
           <w:shd w:val="clear" w:color="auto" w:fill="FFFFFF"/>
           <w:lang w:val="en-GB"/>
         </w:rPr>
-        <w:t xml:space="preserve"> </w:t>
-      </w:r>
-      <w:r>
+        <w:t>AAABBBCC</w:t>
+      </w:r>
+    </w:p>
+    <w:p>
+      <w:pPr>
+        <w:spacing w:after="0" w:line="240" w:lineRule="auto"/>
         <w:rPr>
           <w:rStyle w:val="Emphasis"/>
           <w:rFonts w:ascii="Helvetica" w:hAnsi="Helvetica" w:cs="Helvetica"/>
@@ -5448,8 +4206,7 @@
           <w:shd w:val="clear" w:color="auto" w:fill="FFFFFF"/>
           <w:lang w:val="en-GB"/>
         </w:rPr>
-        <w:t>dm</w:t>
-      </w:r>
+      </w:pPr>
       <w:r>
         <w:rPr>
           <w:rStyle w:val="Emphasis"/>
@@ -5461,45 +4218,6 @@
           <w:shd w:val="clear" w:color="auto" w:fill="FFFFFF"/>
           <w:lang w:val="en-GB"/>
         </w:rPr>
-        <w:t xml:space="preserve"> key </w:t>
-      </w:r>
-      <w:r>
-        <w:rPr>
-          <w:rStyle w:val="Emphasis"/>
-          <w:rFonts w:ascii="Helvetica" w:hAnsi="Helvetica" w:cs="Helvetica"/>
-          <w:color w:val="333333"/>
-          <w:sz w:val="23"/>
-          <w:szCs w:val="23"/>
-          <w:bdr w:val="none" w:sz="0" w:space="0" w:color="auto" w:frame="1"/>
-          <w:shd w:val="clear" w:color="auto" w:fill="FFFFFF"/>
-          <w:lang w:val="en-GB"/>
-        </w:rPr>
-        <w:t>AAABBBCC</w:t>
-      </w:r>
-    </w:p>
-    <w:p>
-      <w:pPr>
-        <w:spacing w:after="0" w:line="240" w:lineRule="auto"/>
-        <w:rPr>
-          <w:rStyle w:val="Emphasis"/>
-          <w:rFonts w:ascii="Helvetica" w:hAnsi="Helvetica" w:cs="Helvetica"/>
-          <w:color w:val="333333"/>
-          <w:sz w:val="23"/>
-          <w:szCs w:val="23"/>
-          <w:bdr w:val="none" w:sz="0" w:space="0" w:color="auto" w:frame="1"/>
-          <w:shd w:val="clear" w:color="auto" w:fill="FFFFFF"/>
-        </w:rPr>
-      </w:pPr>
-      <w:r>
-        <w:rPr>
-          <w:rStyle w:val="Emphasis"/>
-          <w:rFonts w:ascii="Helvetica" w:hAnsi="Helvetica" w:cs="Helvetica"/>
-          <w:color w:val="333333"/>
-          <w:sz w:val="23"/>
-          <w:szCs w:val="23"/>
-          <w:bdr w:val="none" w:sz="0" w:space="0" w:color="auto" w:frame="1"/>
-          <w:shd w:val="clear" w:color="auto" w:fill="FFFFFF"/>
-        </w:rPr>
         <w:t>dhclient wlan0</w:t>
       </w:r>
     </w:p>
@@ -5547,55 +4265,7 @@
           <w:shd w:val="clear" w:color="auto" w:fill="FFFFFF"/>
           <w:lang w:val="en-GB"/>
         </w:rPr>
-        <w:t xml:space="preserve">Install </w:t>
-      </w:r>
-      <w:proofErr w:type="spellStart"/>
-      <w:r>
-        <w:rPr>
-          <w:shd w:val="clear" w:color="auto" w:fill="FFFFFF"/>
-          <w:lang w:val="en-GB"/>
-        </w:rPr>
-        <w:t>Wifi</w:t>
-      </w:r>
-      <w:proofErr w:type="spellEnd"/>
-      <w:r>
-        <w:rPr>
-          <w:shd w:val="clear" w:color="auto" w:fill="FFFFFF"/>
-          <w:lang w:val="en-GB"/>
-        </w:rPr>
-        <w:t xml:space="preserve"> </w:t>
-      </w:r>
-      <w:proofErr w:type="spellStart"/>
-      <w:r>
-        <w:rPr>
-          <w:shd w:val="clear" w:color="auto" w:fill="FFFFFF"/>
-          <w:lang w:val="en-GB"/>
-        </w:rPr>
-        <w:t>Utils</w:t>
-      </w:r>
-      <w:proofErr w:type="spellEnd"/>
-      <w:r>
-        <w:rPr>
-          <w:shd w:val="clear" w:color="auto" w:fill="FFFFFF"/>
-          <w:lang w:val="en-GB"/>
-        </w:rPr>
-        <w:t xml:space="preserve"> (auto start </w:t>
-      </w:r>
-      <w:proofErr w:type="spellStart"/>
-      <w:r>
-        <w:rPr>
-          <w:shd w:val="clear" w:color="auto" w:fill="FFFFFF"/>
-          <w:lang w:val="en-GB"/>
-        </w:rPr>
-        <w:t>wifi</w:t>
-      </w:r>
-      <w:proofErr w:type="spellEnd"/>
-      <w:r>
-        <w:rPr>
-          <w:shd w:val="clear" w:color="auto" w:fill="FFFFFF"/>
-          <w:lang w:val="en-GB"/>
-        </w:rPr>
-        <w:t>)</w:t>
+        <w:t>Install Wifi Utils (auto start wifi)</w:t>
       </w:r>
     </w:p>
     <w:p>
@@ -5610,7 +4280,7 @@
           <w:lang w:val="en-GB"/>
         </w:rPr>
       </w:pPr>
-      <w:hyperlink r:id="rId19" w:history="1">
+      <w:hyperlink r:id="rId21" w:history="1">
         <w:r>
           <w:rPr>
             <w:rStyle w:val="Hyperlink"/>
@@ -5671,8 +4341,6 @@
           <w:lang w:val="en-GB"/>
         </w:rPr>
       </w:pPr>
-      <w:proofErr w:type="spellStart"/>
-      <w:proofErr w:type="gramStart"/>
       <w:r>
         <w:rPr>
           <w:rFonts w:ascii="Consolas" w:eastAsia="Times New Roman" w:hAnsi="Consolas" w:cs="Consolas"/>
@@ -5682,10 +4350,8 @@
           <w:bdr w:val="none" w:sz="0" w:space="0" w:color="auto" w:frame="1"/>
           <w:lang w:val="en-GB"/>
         </w:rPr>
-        <w:t>sudo</w:t>
-      </w:r>
-      <w:proofErr w:type="spellEnd"/>
-      <w:proofErr w:type="gramEnd"/>
+        <w:t xml:space="preserve">sudo </w:t>
+      </w:r>
       <w:r>
         <w:rPr>
           <w:rFonts w:ascii="Consolas" w:eastAsia="Times New Roman" w:hAnsi="Consolas" w:cs="Consolas"/>
@@ -5695,42 +4361,7 @@
           <w:bdr w:val="none" w:sz="0" w:space="0" w:color="auto" w:frame="1"/>
           <w:lang w:val="en-GB"/>
         </w:rPr>
-        <w:t xml:space="preserve"> </w:t>
-      </w:r>
-      <w:r>
-        <w:rPr>
-          <w:rFonts w:ascii="Consolas" w:eastAsia="Times New Roman" w:hAnsi="Consolas" w:cs="Consolas"/>
-          <w:color w:val="222222"/>
-          <w:sz w:val="18"/>
-          <w:szCs w:val="18"/>
-          <w:bdr w:val="none" w:sz="0" w:space="0" w:color="auto" w:frame="1"/>
-          <w:lang w:val="en-GB"/>
-        </w:rPr>
-        <w:t xml:space="preserve">apt-get install </w:t>
-      </w:r>
-      <w:proofErr w:type="spellStart"/>
-      <w:r>
-        <w:rPr>
-          <w:rFonts w:ascii="Consolas" w:eastAsia="Times New Roman" w:hAnsi="Consolas" w:cs="Consolas"/>
-          <w:color w:val="222222"/>
-          <w:sz w:val="18"/>
-          <w:szCs w:val="18"/>
-          <w:bdr w:val="none" w:sz="0" w:space="0" w:color="auto" w:frame="1"/>
-          <w:lang w:val="en-GB"/>
-        </w:rPr>
-        <w:t>wicd</w:t>
-      </w:r>
-      <w:proofErr w:type="spellEnd"/>
-      <w:r>
-        <w:rPr>
-          <w:rFonts w:ascii="Consolas" w:eastAsia="Times New Roman" w:hAnsi="Consolas" w:cs="Consolas"/>
-          <w:color w:val="222222"/>
-          <w:sz w:val="18"/>
-          <w:szCs w:val="18"/>
-          <w:bdr w:val="none" w:sz="0" w:space="0" w:color="auto" w:frame="1"/>
-          <w:lang w:val="en-GB"/>
-        </w:rPr>
-        <w:t>-curses</w:t>
+        <w:t>apt-get install wicd-curses</w:t>
       </w:r>
     </w:p>
     <w:p>
@@ -5776,7 +4407,6 @@
           <w:lang w:val="en-GB"/>
         </w:rPr>
       </w:pPr>
-      <w:proofErr w:type="spellStart"/>
       <w:r>
         <w:rPr>
           <w:rFonts w:ascii="Consolas" w:eastAsia="Times New Roman" w:hAnsi="Consolas" w:cs="Consolas"/>
@@ -5786,9 +4416,8 @@
           <w:bdr w:val="none" w:sz="0" w:space="0" w:color="auto" w:frame="1"/>
           <w:lang w:val="en-GB"/>
         </w:rPr>
-        <w:t>sudo</w:t>
-      </w:r>
-      <w:proofErr w:type="spellEnd"/>
+        <w:t xml:space="preserve">sudo </w:t>
+      </w:r>
       <w:r>
         <w:rPr>
           <w:rFonts w:ascii="Consolas" w:eastAsia="Times New Roman" w:hAnsi="Consolas" w:cs="Consolas"/>
@@ -5798,43 +4427,452 @@
           <w:bdr w:val="none" w:sz="0" w:space="0" w:color="auto" w:frame="1"/>
           <w:lang w:val="en-GB"/>
         </w:rPr>
-        <w:t xml:space="preserve"> </w:t>
-      </w:r>
+        <w:t>wicd-cruses</w:t>
+      </w:r>
+    </w:p>
+    <w:p>
+      <w:pPr>
+        <w:spacing w:after="0" w:line="240" w:lineRule="auto"/>
+        <w:rPr>
+          <w:rFonts w:ascii="Calibri" w:eastAsia="Calibri" w:hAnsi="Calibri" w:cs="Calibri"/>
+          <w:lang w:val="en-GB"/>
+        </w:rPr>
+      </w:pPr>
+    </w:p>
+    <w:p>
+      <w:pPr>
+        <w:spacing w:after="0" w:line="240" w:lineRule="auto"/>
+        <w:rPr>
+          <w:rFonts w:ascii="Calibri" w:eastAsia="Calibri" w:hAnsi="Calibri" w:cs="Calibri"/>
+          <w:lang w:val="en-GB"/>
+        </w:rPr>
+      </w:pPr>
+    </w:p>
+    <w:p>
+      <w:pPr>
+        <w:spacing w:after="0" w:line="240" w:lineRule="auto"/>
+        <w:rPr>
+          <w:rFonts w:ascii="Calibri" w:eastAsia="Calibri" w:hAnsi="Calibri" w:cs="Calibri"/>
+          <w:lang w:val="en-GB"/>
+        </w:rPr>
+      </w:pPr>
+    </w:p>
+    <w:p>
+      <w:pPr>
+        <w:pStyle w:val="Heading1"/>
+        <w:rPr>
+          <w:rFonts w:eastAsia="Calibri"/>
+          <w:lang w:val="en-GB"/>
+        </w:rPr>
+      </w:pPr>
+      <w:r>
+        <w:rPr>
+          <w:rFonts w:eastAsia="Calibri"/>
+          <w:lang w:val="en-GB"/>
+        </w:rPr>
+        <w:t>Video Camera</w:t>
+      </w:r>
+    </w:p>
+    <w:p>
+      <w:pPr>
+        <w:spacing w:after="0" w:line="240" w:lineRule="auto"/>
+        <w:rPr>
+          <w:rFonts w:ascii="Calibri" w:eastAsia="Calibri" w:hAnsi="Calibri" w:cs="Calibri"/>
+          <w:lang w:val="en-GB"/>
+        </w:rPr>
+      </w:pPr>
+      <w:r>
+        <w:rPr>
+          <w:rFonts w:ascii="Calibri" w:eastAsia="Calibri" w:hAnsi="Calibri" w:cs="Calibri"/>
+          <w:lang w:val="en-GB"/>
+        </w:rPr>
+        <w:t>https://www.youtube.com/watch?v=T8T6S5eFpqE</w:t>
+      </w:r>
+    </w:p>
+    <w:p>
+      <w:pPr>
+        <w:spacing w:after="0" w:line="240" w:lineRule="auto"/>
+        <w:rPr>
+          <w:rFonts w:ascii="Calibri" w:eastAsia="Calibri" w:hAnsi="Calibri" w:cs="Calibri"/>
+          <w:lang w:val="en-GB"/>
+        </w:rPr>
+      </w:pPr>
+      <w:r>
+        <w:rPr>
+          <w:rFonts w:ascii="Calibri" w:eastAsia="Calibri" w:hAnsi="Calibri" w:cs="Calibri"/>
+          <w:lang w:val="en-GB"/>
+        </w:rPr>
+        <w:t>sudo raspi-config</w:t>
+      </w:r>
+    </w:p>
+    <w:p>
+      <w:pPr>
+        <w:pStyle w:val="ListParagraph"/>
+        <w:numPr>
+          <w:ilvl w:val="0"/>
+          <w:numId w:val="1"/>
+        </w:numPr>
+        <w:spacing w:after="0" w:line="240" w:lineRule="auto"/>
+        <w:rPr>
+          <w:rFonts w:ascii="Calibri" w:eastAsia="Calibri" w:hAnsi="Calibri" w:cs="Calibri"/>
+          <w:lang w:val="en-GB"/>
+        </w:rPr>
+      </w:pPr>
+      <w:r>
+        <w:rPr>
+          <w:rFonts w:ascii="Calibri" w:eastAsia="Calibri" w:hAnsi="Calibri" w:cs="Calibri"/>
+          <w:lang w:val="en-GB"/>
+        </w:rPr>
+        <w:t>Enable camera</w:t>
+      </w:r>
+    </w:p>
+    <w:p>
+      <w:pPr>
+        <w:spacing w:after="0" w:line="240" w:lineRule="auto"/>
+        <w:rPr>
+          <w:rFonts w:ascii="Calibri" w:eastAsia="Calibri" w:hAnsi="Calibri" w:cs="Calibri"/>
+          <w:lang w:val="en-GB"/>
+        </w:rPr>
+      </w:pPr>
+      <w:r>
+        <w:rPr>
+          <w:rFonts w:ascii="Calibri" w:eastAsia="Calibri" w:hAnsi="Calibri" w:cs="Calibri"/>
+          <w:lang w:val="en-GB"/>
+        </w:rPr>
+        <w:t>raspistill -o test.jpg</w:t>
+      </w:r>
+    </w:p>
+    <w:p>
+      <w:pPr>
+        <w:spacing w:after="0" w:line="240" w:lineRule="auto"/>
+        <w:rPr>
+          <w:rFonts w:ascii="Calibri" w:eastAsia="Calibri" w:hAnsi="Calibri" w:cs="Calibri"/>
+          <w:lang w:val="en-GB"/>
+        </w:rPr>
+      </w:pPr>
+    </w:p>
+    <w:p>
+      <w:pPr>
+        <w:spacing w:after="0" w:line="240" w:lineRule="auto"/>
+        <w:rPr>
+          <w:rFonts w:ascii="Calibri" w:eastAsia="Calibri" w:hAnsi="Calibri" w:cs="Calibri"/>
+          <w:lang w:val="en-GB"/>
+        </w:rPr>
+      </w:pPr>
+      <w:r>
+        <w:rPr>
+          <w:rFonts w:ascii="Calibri" w:eastAsia="Calibri" w:hAnsi="Calibri" w:cs="Calibri"/>
+          <w:lang w:val="en-GB"/>
+        </w:rPr>
+        <w:t>raspivid -o test.h264 -t 60000</w:t>
+      </w:r>
+    </w:p>
+    <w:p>
+      <w:pPr>
+        <w:spacing w:after="0" w:line="240" w:lineRule="auto"/>
+        <w:rPr>
+          <w:rFonts w:ascii="Calibri" w:eastAsia="Calibri" w:hAnsi="Calibri" w:cs="Calibri"/>
+          <w:lang w:val="en-GB"/>
+        </w:rPr>
+      </w:pPr>
+    </w:p>
+    <w:p>
+      <w:pPr>
+        <w:spacing w:after="0" w:line="240" w:lineRule="auto"/>
+        <w:rPr>
+          <w:rFonts w:ascii="Calibri" w:eastAsia="Calibri" w:hAnsi="Calibri" w:cs="Calibri"/>
+          <w:lang w:val="en-GB"/>
+        </w:rPr>
+      </w:pPr>
+    </w:p>
+    <w:p>
+      <w:pPr>
+        <w:spacing w:after="0" w:line="240" w:lineRule="auto"/>
+        <w:rPr>
+          <w:rFonts w:ascii="Calibri" w:eastAsia="Calibri" w:hAnsi="Calibri" w:cs="Calibri"/>
+          <w:lang w:val="en-GB"/>
+        </w:rPr>
+      </w:pPr>
+    </w:p>
+    <w:p>
+      <w:pPr>
+        <w:pStyle w:val="Heading1"/>
+        <w:rPr>
+          <w:rFonts w:eastAsia="Calibri"/>
+          <w:lang w:val="en-GB"/>
+        </w:rPr>
+      </w:pPr>
+      <w:r>
+        <w:rPr>
+          <w:rFonts w:eastAsia="Calibri"/>
+          <w:lang w:val="en-GB"/>
+        </w:rPr>
+        <w:t>C++ Install</w:t>
+      </w:r>
+      <w:r>
+        <w:rPr>
+          <w:rFonts w:eastAsia="Calibri"/>
+          <w:lang w:val="en-GB"/>
+        </w:rPr>
+        <w:t xml:space="preserve"> on Windows and Pi</w:t>
+      </w:r>
+    </w:p>
+    <w:p>
+      <w:pPr>
+        <w:rPr>
+          <w:lang w:val="en-GB"/>
+        </w:rPr>
+      </w:pPr>
+      <w:hyperlink r:id="rId22" w:history="1">
+        <w:r>
+          <w:rPr>
+            <w:rStyle w:val="Hyperlink"/>
+            <w:lang w:val="en-GB"/>
+          </w:rPr>
+          <w:t>http://help.eclipse.org/luna/index.jsp?topic=%2Forg.eclipse.ptp.rdt.doc.user%2Fhtml%2Fgettingstarted%2Fserver_installation.html</w:t>
+        </w:r>
+      </w:hyperlink>
+    </w:p>
+    <w:p>
+      <w:pPr>
+        <w:rPr>
+          <w:lang w:val="en-GB"/>
+        </w:rPr>
+      </w:pPr>
+    </w:p>
+    <w:p>
+      <w:pPr>
+        <w:rPr>
+          <w:lang w:val="en-GB"/>
+        </w:rPr>
+      </w:pPr>
+      <w:r>
+        <w:rPr>
+          <w:lang w:val="en-GB"/>
+        </w:rPr>
+        <w:t>In Windows:</w:t>
+      </w:r>
+    </w:p>
+    <w:p>
+      <w:pPr>
+        <w:pStyle w:val="ListParagraph"/>
+        <w:numPr>
+          <w:ilvl w:val="0"/>
+          <w:numId w:val="2"/>
+        </w:numPr>
+        <w:spacing w:after="0" w:line="240" w:lineRule="auto"/>
+        <w:rPr>
+          <w:rFonts w:ascii="Calibri" w:eastAsia="Calibri" w:hAnsi="Calibri" w:cs="Calibri"/>
+          <w:lang w:val="en-GB"/>
+        </w:rPr>
+      </w:pPr>
+      <w:r>
+        <w:rPr>
+          <w:rFonts w:ascii="Calibri" w:eastAsia="Calibri" w:hAnsi="Calibri" w:cs="Calibri"/>
+          <w:lang w:val="en-GB"/>
+        </w:rPr>
+        <w:t>Eclipse CDT</w:t>
+      </w:r>
+    </w:p>
+    <w:p>
+      <w:pPr>
+        <w:pStyle w:val="ListParagraph"/>
+        <w:numPr>
+          <w:ilvl w:val="0"/>
+          <w:numId w:val="2"/>
+        </w:numPr>
+        <w:spacing w:after="0" w:line="240" w:lineRule="auto"/>
+        <w:rPr>
+          <w:rFonts w:ascii="Calibri" w:eastAsia="Calibri" w:hAnsi="Calibri" w:cs="Calibri"/>
+          <w:lang w:val="en-GB"/>
+        </w:rPr>
+      </w:pPr>
+      <w:r>
+        <w:rPr>
+          <w:rFonts w:ascii="Calibri" w:eastAsia="Calibri" w:hAnsi="Calibri" w:cs="Calibri"/>
+          <w:lang w:val="en-GB"/>
+        </w:rPr>
+        <w:t xml:space="preserve">MinGW: </w:t>
+      </w:r>
+      <w:hyperlink r:id="rId23" w:history="1">
+        <w:r>
+          <w:rPr>
+            <w:rStyle w:val="Hyperlink"/>
+            <w:rFonts w:ascii="Calibri" w:eastAsia="Calibri" w:hAnsi="Calibri" w:cs="Calibri"/>
+            <w:lang w:val="en-GB"/>
+          </w:rPr>
+          <w:t>http://max.berger.name/howto/cdt/</w:t>
+        </w:r>
+      </w:hyperlink>
+    </w:p>
+    <w:p>
+      <w:pPr>
+        <w:pStyle w:val="ListParagraph"/>
+        <w:numPr>
+          <w:ilvl w:val="0"/>
+          <w:numId w:val="2"/>
+        </w:numPr>
+        <w:spacing w:after="0" w:line="240" w:lineRule="auto"/>
+        <w:rPr>
+          <w:rFonts w:ascii="Calibri" w:eastAsia="Calibri" w:hAnsi="Calibri" w:cs="Calibri"/>
+          <w:lang w:val="en-GB"/>
+        </w:rPr>
+      </w:pPr>
+      <w:r>
+        <w:rPr>
+          <w:rFonts w:ascii="Calibri" w:eastAsia="Calibri" w:hAnsi="Calibri" w:cs="Calibri"/>
+          <w:lang w:val="en-GB"/>
+        </w:rPr>
+        <w:t xml:space="preserve">Download </w:t>
+      </w:r>
+      <w:hyperlink r:id="rId24" w:history="1">
+        <w:r>
+          <w:rPr>
+            <w:rStyle w:val="Hyperlink"/>
+            <w:rFonts w:ascii="Calibri" w:eastAsia="Calibri" w:hAnsi="Calibri" w:cs="Calibri"/>
+            <w:lang w:val="en-GB"/>
+          </w:rPr>
+          <w:t>http://www.eclipse.org/ptp/downloads_5_0.php</w:t>
+        </w:r>
+      </w:hyperlink>
+    </w:p>
+    <w:p>
+      <w:pPr>
+        <w:spacing w:after="0" w:line="240" w:lineRule="auto"/>
+        <w:rPr>
+          <w:rFonts w:ascii="Calibri" w:eastAsia="Calibri" w:hAnsi="Calibri" w:cs="Calibri"/>
+          <w:lang w:val="en-GB"/>
+        </w:rPr>
+      </w:pPr>
+    </w:p>
+    <w:p>
+      <w:pPr>
+        <w:spacing w:after="0" w:line="240" w:lineRule="auto"/>
+        <w:rPr>
+          <w:rFonts w:ascii="Calibri" w:eastAsia="Calibri" w:hAnsi="Calibri" w:cs="Calibri"/>
+          <w:lang w:val="en-GB"/>
+        </w:rPr>
+      </w:pPr>
+    </w:p>
+    <w:p>
+      <w:pPr>
+        <w:spacing w:after="0" w:line="240" w:lineRule="auto"/>
+        <w:rPr>
+          <w:rFonts w:ascii="Calibri" w:eastAsia="Calibri" w:hAnsi="Calibri" w:cs="Calibri"/>
+          <w:lang w:val="en-GB"/>
+        </w:rPr>
+      </w:pPr>
+      <w:r>
+        <w:rPr>
+          <w:rFonts w:ascii="Calibri" w:eastAsia="Calibri" w:hAnsi="Calibri" w:cs="Calibri"/>
+          <w:lang w:val="en-GB"/>
+        </w:rPr>
+        <w:t>Pi:</w:t>
+      </w:r>
+    </w:p>
+    <w:p>
+      <w:pPr>
+        <w:pStyle w:val="ListParagraph"/>
+        <w:numPr>
+          <w:ilvl w:val="0"/>
+          <w:numId w:val="3"/>
+        </w:numPr>
+        <w:spacing w:after="0" w:line="240" w:lineRule="auto"/>
+        <w:rPr>
+          <w:rFonts w:ascii="Calibri" w:eastAsia="Calibri" w:hAnsi="Calibri" w:cs="Calibri"/>
+          <w:lang w:val="en-GB"/>
+        </w:rPr>
+      </w:pPr>
+      <w:r>
+        <w:rPr>
+          <w:rFonts w:ascii="Calibri" w:eastAsia="Calibri" w:hAnsi="Calibri" w:cs="Calibri"/>
+          <w:lang w:val="en-GB"/>
+        </w:rPr>
+        <w:t>tar -xvf rdt-server-linux-5.0.7.tar</w:t>
+      </w:r>
+    </w:p>
+    <w:p>
+      <w:pPr>
+        <w:pStyle w:val="ListParagraph"/>
+        <w:numPr>
+          <w:ilvl w:val="0"/>
+          <w:numId w:val="3"/>
+        </w:numPr>
+        <w:spacing w:after="0" w:line="240" w:lineRule="auto"/>
+        <w:rPr>
+          <w:rFonts w:ascii="Calibri" w:eastAsia="Calibri" w:hAnsi="Calibri" w:cs="Calibri"/>
+          <w:lang w:val="en-GB"/>
+        </w:rPr>
+      </w:pPr>
+      <w:r>
+        <w:rPr>
+          <w:rFonts w:ascii="Calibri" w:eastAsia="Calibri" w:hAnsi="Calibri" w:cs="Calibri"/>
+          <w:lang w:val="en-GB"/>
+        </w:rPr>
+        <w:t>su –l root</w:t>
+      </w:r>
+    </w:p>
+    <w:p>
+      <w:pPr>
+        <w:pStyle w:val="ListParagraph"/>
+        <w:numPr>
+          <w:ilvl w:val="0"/>
+          <w:numId w:val="3"/>
+        </w:numPr>
+        <w:spacing w:after="0" w:line="240" w:lineRule="auto"/>
+        <w:rPr>
+          <w:rFonts w:ascii="Calibri" w:eastAsia="Calibri" w:hAnsi="Calibri" w:cs="Calibri"/>
+          <w:lang w:val="en-GB"/>
+        </w:rPr>
+      </w:pPr>
+      <w:r>
+        <w:rPr>
+          <w:rFonts w:ascii="Calibri" w:eastAsia="Calibri" w:hAnsi="Calibri" w:cs="Calibri"/>
+          <w:lang w:val="en-GB"/>
+        </w:rPr>
+        <w:t>cd /home/pi/share/rdt-server/</w:t>
+      </w:r>
+    </w:p>
+    <w:p>
+      <w:pPr>
+        <w:pStyle w:val="ListParagraph"/>
+        <w:numPr>
+          <w:ilvl w:val="0"/>
+          <w:numId w:val="3"/>
+        </w:numPr>
+        <w:spacing w:after="0" w:line="240" w:lineRule="auto"/>
+        <w:rPr>
+          <w:rFonts w:ascii="Calibri" w:eastAsia="Calibri" w:hAnsi="Calibri" w:cs="Calibri"/>
+          <w:lang w:val="en-GB"/>
+        </w:rPr>
+      </w:pPr>
+      <w:r>
+        <w:rPr>
+          <w:rFonts w:ascii="Calibri" w:eastAsia="Calibri" w:hAnsi="Calibri" w:cs="Calibri"/>
+          <w:lang w:val="en-GB"/>
+        </w:rPr>
+        <w:t>perl ./daemon.pl 4075 10000-10010</w:t>
+      </w:r>
+    </w:p>
+    <w:p>
+      <w:pPr>
+        <w:spacing w:after="0" w:line="240" w:lineRule="auto"/>
+        <w:rPr>
+          <w:rFonts w:ascii="Calibri" w:eastAsia="Calibri" w:hAnsi="Calibri" w:cs="Calibri"/>
+          <w:lang w:val="en-GB"/>
+        </w:rPr>
+      </w:pPr>
+    </w:p>
+    <w:p>
+      <w:pPr>
+        <w:spacing w:after="0" w:line="240" w:lineRule="auto"/>
+        <w:rPr>
+          <w:rFonts w:ascii="Calibri" w:eastAsia="Calibri" w:hAnsi="Calibri" w:cs="Calibri"/>
+          <w:lang w:val="en-GB"/>
+        </w:rPr>
+      </w:pPr>
       <w:bookmarkStart w:id="0" w:name="_GoBack"/>
       <w:bookmarkEnd w:id="0"/>
-      <w:proofErr w:type="spellStart"/>
-      <w:r>
-        <w:rPr>
-          <w:rFonts w:ascii="Consolas" w:eastAsia="Times New Roman" w:hAnsi="Consolas" w:cs="Consolas"/>
-          <w:color w:val="222222"/>
-          <w:sz w:val="18"/>
-          <w:szCs w:val="18"/>
-          <w:bdr w:val="none" w:sz="0" w:space="0" w:color="auto" w:frame="1"/>
-          <w:lang w:val="en-GB"/>
-        </w:rPr>
-        <w:t>wicd</w:t>
-      </w:r>
-      <w:proofErr w:type="spellEnd"/>
-      <w:r>
-        <w:rPr>
-          <w:rFonts w:ascii="Consolas" w:eastAsia="Times New Roman" w:hAnsi="Consolas" w:cs="Consolas"/>
-          <w:color w:val="222222"/>
-          <w:sz w:val="18"/>
-          <w:szCs w:val="18"/>
-          <w:bdr w:val="none" w:sz="0" w:space="0" w:color="auto" w:frame="1"/>
-          <w:lang w:val="en-GB"/>
-        </w:rPr>
-        <w:t>-cruses</w:t>
-      </w:r>
-    </w:p>
-    <w:p>
-      <w:pPr>
-        <w:spacing w:after="0" w:line="240" w:lineRule="auto"/>
-        <w:rPr>
-          <w:rFonts w:ascii="Calibri" w:eastAsia="Calibri" w:hAnsi="Calibri" w:cs="Calibri"/>
-          <w:lang w:val="en-GB"/>
-        </w:rPr>
-      </w:pPr>
     </w:p>
     <w:p>
       <w:pPr>
@@ -5871,6 +4909,310 @@
     </w:sectPr>
   </w:body>
 </w:document>
+</file>
+
+<file path=word/numbering.xml><?xml version="1.0" encoding="utf-8"?>
+<w:numbering xmlns:wpc="http://schemas.microsoft.com/office/word/2010/wordprocessingCanvas" xmlns:mc="http://schemas.openxmlformats.org/markup-compatibility/2006" xmlns:o="urn:schemas-microsoft-com:office:office" xmlns:r="http://schemas.openxmlformats.org/officeDocument/2006/relationships" xmlns:m="http://schemas.openxmlformats.org/officeDocument/2006/math" xmlns:v="urn:schemas-microsoft-com:vml" xmlns:wp14="http://schemas.microsoft.com/office/word/2010/wordprocessingDrawing" xmlns:wp="http://schemas.openxmlformats.org/drawingml/2006/wordprocessingDrawing" xmlns:w10="urn:schemas-microsoft-com:office:word" xmlns:w="http://schemas.openxmlformats.org/wordprocessingml/2006/main" xmlns:w14="http://schemas.microsoft.com/office/word/2010/wordml" xmlns:w15="http://schemas.microsoft.com/office/word/2012/wordml" xmlns:wpg="http://schemas.microsoft.com/office/word/2010/wordprocessingGroup" xmlns:wpi="http://schemas.microsoft.com/office/word/2010/wordprocessingInk" xmlns:wne="http://schemas.microsoft.com/office/word/2006/wordml" xmlns:wps="http://schemas.microsoft.com/office/word/2010/wordprocessingShape" mc:Ignorable="w14 w15 wp14">
+  <w:abstractNum w:abstractNumId="0">
+    <w:nsid w:val="08ED194A"/>
+    <w:multiLevelType w:val="hybridMultilevel"/>
+    <w:tmpl w:val="C8FC0376"/>
+    <w:lvl w:ilvl="0" w:tplc="04190011">
+      <w:start w:val="1"/>
+      <w:numFmt w:val="decimal"/>
+      <w:lvlText w:val="%1)"/>
+      <w:lvlJc w:val="left"/>
+      <w:pPr>
+        <w:ind w:left="720" w:hanging="360"/>
+      </w:pPr>
+      <w:rPr>
+        <w:rFonts w:hint="default"/>
+      </w:rPr>
+    </w:lvl>
+    <w:lvl w:ilvl="1" w:tplc="04190019" w:tentative="1">
+      <w:start w:val="1"/>
+      <w:numFmt w:val="lowerLetter"/>
+      <w:lvlText w:val="%2."/>
+      <w:lvlJc w:val="left"/>
+      <w:pPr>
+        <w:ind w:left="1440" w:hanging="360"/>
+      </w:pPr>
+    </w:lvl>
+    <w:lvl w:ilvl="2" w:tplc="0419001B" w:tentative="1">
+      <w:start w:val="1"/>
+      <w:numFmt w:val="lowerRoman"/>
+      <w:lvlText w:val="%3."/>
+      <w:lvlJc w:val="right"/>
+      <w:pPr>
+        <w:ind w:left="2160" w:hanging="180"/>
+      </w:pPr>
+    </w:lvl>
+    <w:lvl w:ilvl="3" w:tplc="0419000F" w:tentative="1">
+      <w:start w:val="1"/>
+      <w:numFmt w:val="decimal"/>
+      <w:lvlText w:val="%4."/>
+      <w:lvlJc w:val="left"/>
+      <w:pPr>
+        <w:ind w:left="2880" w:hanging="360"/>
+      </w:pPr>
+    </w:lvl>
+    <w:lvl w:ilvl="4" w:tplc="04190019" w:tentative="1">
+      <w:start w:val="1"/>
+      <w:numFmt w:val="lowerLetter"/>
+      <w:lvlText w:val="%5."/>
+      <w:lvlJc w:val="left"/>
+      <w:pPr>
+        <w:ind w:left="3600" w:hanging="360"/>
+      </w:pPr>
+    </w:lvl>
+    <w:lvl w:ilvl="5" w:tplc="0419001B" w:tentative="1">
+      <w:start w:val="1"/>
+      <w:numFmt w:val="lowerRoman"/>
+      <w:lvlText w:val="%6."/>
+      <w:lvlJc w:val="right"/>
+      <w:pPr>
+        <w:ind w:left="4320" w:hanging="180"/>
+      </w:pPr>
+    </w:lvl>
+    <w:lvl w:ilvl="6" w:tplc="0419000F" w:tentative="1">
+      <w:start w:val="1"/>
+      <w:numFmt w:val="decimal"/>
+      <w:lvlText w:val="%7."/>
+      <w:lvlJc w:val="left"/>
+      <w:pPr>
+        <w:ind w:left="5040" w:hanging="360"/>
+      </w:pPr>
+    </w:lvl>
+    <w:lvl w:ilvl="7" w:tplc="04190019" w:tentative="1">
+      <w:start w:val="1"/>
+      <w:numFmt w:val="lowerLetter"/>
+      <w:lvlText w:val="%8."/>
+      <w:lvlJc w:val="left"/>
+      <w:pPr>
+        <w:ind w:left="5760" w:hanging="360"/>
+      </w:pPr>
+    </w:lvl>
+    <w:lvl w:ilvl="8" w:tplc="0419001B" w:tentative="1">
+      <w:start w:val="1"/>
+      <w:numFmt w:val="lowerRoman"/>
+      <w:lvlText w:val="%9."/>
+      <w:lvlJc w:val="right"/>
+      <w:pPr>
+        <w:ind w:left="6480" w:hanging="180"/>
+      </w:pPr>
+    </w:lvl>
+  </w:abstractNum>
+  <w:abstractNum w:abstractNumId="1">
+    <w:nsid w:val="36FC1778"/>
+    <w:multiLevelType w:val="hybridMultilevel"/>
+    <w:tmpl w:val="9E7CAAF8"/>
+    <w:lvl w:ilvl="0" w:tplc="04190011">
+      <w:start w:val="1"/>
+      <w:numFmt w:val="decimal"/>
+      <w:lvlText w:val="%1)"/>
+      <w:lvlJc w:val="left"/>
+      <w:pPr>
+        <w:ind w:left="720" w:hanging="360"/>
+      </w:pPr>
+      <w:rPr>
+        <w:rFonts w:hint="default"/>
+      </w:rPr>
+    </w:lvl>
+    <w:lvl w:ilvl="1" w:tplc="04190019" w:tentative="1">
+      <w:start w:val="1"/>
+      <w:numFmt w:val="lowerLetter"/>
+      <w:lvlText w:val="%2."/>
+      <w:lvlJc w:val="left"/>
+      <w:pPr>
+        <w:ind w:left="1440" w:hanging="360"/>
+      </w:pPr>
+    </w:lvl>
+    <w:lvl w:ilvl="2" w:tplc="0419001B" w:tentative="1">
+      <w:start w:val="1"/>
+      <w:numFmt w:val="lowerRoman"/>
+      <w:lvlText w:val="%3."/>
+      <w:lvlJc w:val="right"/>
+      <w:pPr>
+        <w:ind w:left="2160" w:hanging="180"/>
+      </w:pPr>
+    </w:lvl>
+    <w:lvl w:ilvl="3" w:tplc="0419000F" w:tentative="1">
+      <w:start w:val="1"/>
+      <w:numFmt w:val="decimal"/>
+      <w:lvlText w:val="%4."/>
+      <w:lvlJc w:val="left"/>
+      <w:pPr>
+        <w:ind w:left="2880" w:hanging="360"/>
+      </w:pPr>
+    </w:lvl>
+    <w:lvl w:ilvl="4" w:tplc="04190019" w:tentative="1">
+      <w:start w:val="1"/>
+      <w:numFmt w:val="lowerLetter"/>
+      <w:lvlText w:val="%5."/>
+      <w:lvlJc w:val="left"/>
+      <w:pPr>
+        <w:ind w:left="3600" w:hanging="360"/>
+      </w:pPr>
+    </w:lvl>
+    <w:lvl w:ilvl="5" w:tplc="0419001B" w:tentative="1">
+      <w:start w:val="1"/>
+      <w:numFmt w:val="lowerRoman"/>
+      <w:lvlText w:val="%6."/>
+      <w:lvlJc w:val="right"/>
+      <w:pPr>
+        <w:ind w:left="4320" w:hanging="180"/>
+      </w:pPr>
+    </w:lvl>
+    <w:lvl w:ilvl="6" w:tplc="0419000F" w:tentative="1">
+      <w:start w:val="1"/>
+      <w:numFmt w:val="decimal"/>
+      <w:lvlText w:val="%7."/>
+      <w:lvlJc w:val="left"/>
+      <w:pPr>
+        <w:ind w:left="5040" w:hanging="360"/>
+      </w:pPr>
+    </w:lvl>
+    <w:lvl w:ilvl="7" w:tplc="04190019" w:tentative="1">
+      <w:start w:val="1"/>
+      <w:numFmt w:val="lowerLetter"/>
+      <w:lvlText w:val="%8."/>
+      <w:lvlJc w:val="left"/>
+      <w:pPr>
+        <w:ind w:left="5760" w:hanging="360"/>
+      </w:pPr>
+    </w:lvl>
+    <w:lvl w:ilvl="8" w:tplc="0419001B" w:tentative="1">
+      <w:start w:val="1"/>
+      <w:numFmt w:val="lowerRoman"/>
+      <w:lvlText w:val="%9."/>
+      <w:lvlJc w:val="right"/>
+      <w:pPr>
+        <w:ind w:left="6480" w:hanging="180"/>
+      </w:pPr>
+    </w:lvl>
+  </w:abstractNum>
+  <w:abstractNum w:abstractNumId="2">
+    <w:nsid w:val="680305DF"/>
+    <w:multiLevelType w:val="hybridMultilevel"/>
+    <w:tmpl w:val="9DC4062A"/>
+    <w:lvl w:ilvl="0" w:tplc="E7AC3910">
+      <w:numFmt w:val="bullet"/>
+      <w:lvlText w:val=""/>
+      <w:lvlJc w:val="left"/>
+      <w:pPr>
+        <w:ind w:left="720" w:hanging="360"/>
+      </w:pPr>
+      <w:rPr>
+        <w:rFonts w:ascii="Wingdings" w:eastAsia="Calibri" w:hAnsi="Wingdings" w:cs="Calibri" w:hint="default"/>
+      </w:rPr>
+    </w:lvl>
+    <w:lvl w:ilvl="1" w:tplc="04190003" w:tentative="1">
+      <w:start w:val="1"/>
+      <w:numFmt w:val="bullet"/>
+      <w:lvlText w:val="o"/>
+      <w:lvlJc w:val="left"/>
+      <w:pPr>
+        <w:ind w:left="1440" w:hanging="360"/>
+      </w:pPr>
+      <w:rPr>
+        <w:rFonts w:ascii="Courier New" w:hAnsi="Courier New" w:cs="Courier New" w:hint="default"/>
+      </w:rPr>
+    </w:lvl>
+    <w:lvl w:ilvl="2" w:tplc="04190005" w:tentative="1">
+      <w:start w:val="1"/>
+      <w:numFmt w:val="bullet"/>
+      <w:lvlText w:val=""/>
+      <w:lvlJc w:val="left"/>
+      <w:pPr>
+        <w:ind w:left="2160" w:hanging="360"/>
+      </w:pPr>
+      <w:rPr>
+        <w:rFonts w:ascii="Wingdings" w:hAnsi="Wingdings" w:hint="default"/>
+      </w:rPr>
+    </w:lvl>
+    <w:lvl w:ilvl="3" w:tplc="04190001" w:tentative="1">
+      <w:start w:val="1"/>
+      <w:numFmt w:val="bullet"/>
+      <w:lvlText w:val=""/>
+      <w:lvlJc w:val="left"/>
+      <w:pPr>
+        <w:ind w:left="2880" w:hanging="360"/>
+      </w:pPr>
+      <w:rPr>
+        <w:rFonts w:ascii="Symbol" w:hAnsi="Symbol" w:hint="default"/>
+      </w:rPr>
+    </w:lvl>
+    <w:lvl w:ilvl="4" w:tplc="04190003" w:tentative="1">
+      <w:start w:val="1"/>
+      <w:numFmt w:val="bullet"/>
+      <w:lvlText w:val="o"/>
+      <w:lvlJc w:val="left"/>
+      <w:pPr>
+        <w:ind w:left="3600" w:hanging="360"/>
+      </w:pPr>
+      <w:rPr>
+        <w:rFonts w:ascii="Courier New" w:hAnsi="Courier New" w:cs="Courier New" w:hint="default"/>
+      </w:rPr>
+    </w:lvl>
+    <w:lvl w:ilvl="5" w:tplc="04190005" w:tentative="1">
+      <w:start w:val="1"/>
+      <w:numFmt w:val="bullet"/>
+      <w:lvlText w:val=""/>
+      <w:lvlJc w:val="left"/>
+      <w:pPr>
+        <w:ind w:left="4320" w:hanging="360"/>
+      </w:pPr>
+      <w:rPr>
+        <w:rFonts w:ascii="Wingdings" w:hAnsi="Wingdings" w:hint="default"/>
+      </w:rPr>
+    </w:lvl>
+    <w:lvl w:ilvl="6" w:tplc="04190001" w:tentative="1">
+      <w:start w:val="1"/>
+      <w:numFmt w:val="bullet"/>
+      <w:lvlText w:val=""/>
+      <w:lvlJc w:val="left"/>
+      <w:pPr>
+        <w:ind w:left="5040" w:hanging="360"/>
+      </w:pPr>
+      <w:rPr>
+        <w:rFonts w:ascii="Symbol" w:hAnsi="Symbol" w:hint="default"/>
+      </w:rPr>
+    </w:lvl>
+    <w:lvl w:ilvl="7" w:tplc="04190003" w:tentative="1">
+      <w:start w:val="1"/>
+      <w:numFmt w:val="bullet"/>
+      <w:lvlText w:val="o"/>
+      <w:lvlJc w:val="left"/>
+      <w:pPr>
+        <w:ind w:left="5760" w:hanging="360"/>
+      </w:pPr>
+      <w:rPr>
+        <w:rFonts w:ascii="Courier New" w:hAnsi="Courier New" w:cs="Courier New" w:hint="default"/>
+      </w:rPr>
+    </w:lvl>
+    <w:lvl w:ilvl="8" w:tplc="04190005" w:tentative="1">
+      <w:start w:val="1"/>
+      <w:numFmt w:val="bullet"/>
+      <w:lvlText w:val=""/>
+      <w:lvlJc w:val="left"/>
+      <w:pPr>
+        <w:ind w:left="6480" w:hanging="360"/>
+      </w:pPr>
+      <w:rPr>
+        <w:rFonts w:ascii="Wingdings" w:hAnsi="Wingdings" w:hint="default"/>
+      </w:rPr>
+    </w:lvl>
+  </w:abstractNum>
+  <w:num w:numId="1">
+    <w:abstractNumId w:val="2"/>
+  </w:num>
+  <w:num w:numId="2">
+    <w:abstractNumId w:val="1"/>
+  </w:num>
+  <w:num w:numId="3">
+    <w:abstractNumId w:val="0"/>
+  </w:num>
+</w:numbering>
 </file>
 
 <file path=word/styles.xml><?xml version="1.0" encoding="utf-8"?>
@@ -6446,6 +5788,17 @@
       <w:szCs w:val="20"/>
     </w:rPr>
   </w:style>
+  <w:style w:type="paragraph" w:styleId="ListParagraph">
+    <w:name w:val="List Paragraph"/>
+    <w:basedOn w:val="Normal"/>
+    <w:uiPriority w:val="34"/>
+    <w:qFormat/>
+    <w:rsid w:val="00DC1B7C"/>
+    <w:pPr>
+      <w:ind w:left="720"/>
+      <w:contextualSpacing/>
+    </w:pPr>
+  </w:style>
 </w:styles>
 </file>
 

--- a/doc/Linux_notes.docx
+++ b/doc/Linux_notes.docx
@@ -168,7 +168,23 @@
                 <w:rFonts w:ascii="Calibri" w:eastAsia="Calibri" w:hAnsi="Calibri" w:cs="Calibri"/>
                 <w:lang w:val="en-GB"/>
               </w:rPr>
-              <w:t>Go to sysadmin/root mode</w:t>
+              <w:t xml:space="preserve">Go to </w:t>
+            </w:r>
+            <w:proofErr w:type="spellStart"/>
+            <w:r>
+              <w:rPr>
+                <w:rFonts w:ascii="Calibri" w:eastAsia="Calibri" w:hAnsi="Calibri" w:cs="Calibri"/>
+                <w:lang w:val="en-GB"/>
+              </w:rPr>
+              <w:t>sysadmin</w:t>
+            </w:r>
+            <w:proofErr w:type="spellEnd"/>
+            <w:r>
+              <w:rPr>
+                <w:rFonts w:ascii="Calibri" w:eastAsia="Calibri" w:hAnsi="Calibri" w:cs="Calibri"/>
+                <w:lang w:val="en-GB"/>
+              </w:rPr>
+              <w:t>/root mode</w:t>
             </w:r>
           </w:p>
         </w:tc>
@@ -525,7 +541,23 @@
                 <w:rFonts w:ascii="Calibri" w:eastAsia="Calibri" w:hAnsi="Calibri" w:cs="Calibri"/>
                 <w:lang w:val="en-GB"/>
               </w:rPr>
-              <w:t>shutdown -r now  (or sudo reboot)</w:t>
+              <w:t xml:space="preserve">shutdown -r now  (or </w:t>
+            </w:r>
+            <w:proofErr w:type="spellStart"/>
+            <w:r>
+              <w:rPr>
+                <w:rFonts w:ascii="Calibri" w:eastAsia="Calibri" w:hAnsi="Calibri" w:cs="Calibri"/>
+                <w:lang w:val="en-GB"/>
+              </w:rPr>
+              <w:t>sudo</w:t>
+            </w:r>
+            <w:proofErr w:type="spellEnd"/>
+            <w:r>
+              <w:rPr>
+                <w:rFonts w:ascii="Calibri" w:eastAsia="Calibri" w:hAnsi="Calibri" w:cs="Calibri"/>
+                <w:lang w:val="en-GB"/>
+              </w:rPr>
+              <w:t xml:space="preserve"> reboot)</w:t>
             </w:r>
           </w:p>
         </w:tc>
@@ -592,7 +624,39 @@
                 <w:rFonts w:ascii="Calibri" w:eastAsia="Calibri" w:hAnsi="Calibri" w:cs="Calibri"/>
                 <w:lang w:val="en-GB"/>
               </w:rPr>
-              <w:t>/etc/init.d/networking restart</w:t>
+              <w:t>/</w:t>
+            </w:r>
+            <w:proofErr w:type="spellStart"/>
+            <w:r>
+              <w:rPr>
+                <w:rFonts w:ascii="Calibri" w:eastAsia="Calibri" w:hAnsi="Calibri" w:cs="Calibri"/>
+                <w:lang w:val="en-GB"/>
+              </w:rPr>
+              <w:t>etc</w:t>
+            </w:r>
+            <w:proofErr w:type="spellEnd"/>
+            <w:r>
+              <w:rPr>
+                <w:rFonts w:ascii="Calibri" w:eastAsia="Calibri" w:hAnsi="Calibri" w:cs="Calibri"/>
+                <w:lang w:val="en-GB"/>
+              </w:rPr>
+              <w:t>/</w:t>
+            </w:r>
+            <w:proofErr w:type="spellStart"/>
+            <w:r>
+              <w:rPr>
+                <w:rFonts w:ascii="Calibri" w:eastAsia="Calibri" w:hAnsi="Calibri" w:cs="Calibri"/>
+                <w:lang w:val="en-GB"/>
+              </w:rPr>
+              <w:t>init.d</w:t>
+            </w:r>
+            <w:proofErr w:type="spellEnd"/>
+            <w:r>
+              <w:rPr>
+                <w:rFonts w:ascii="Calibri" w:eastAsia="Calibri" w:hAnsi="Calibri" w:cs="Calibri"/>
+                <w:lang w:val="en-GB"/>
+              </w:rPr>
+              <w:t>/networking restart</w:t>
             </w:r>
           </w:p>
         </w:tc>
@@ -1542,28 +1606,46 @@
           <w:lang w:val="en-GB"/>
         </w:rPr>
       </w:pPr>
-      <w:r>
-        <w:rPr>
-          <w:rFonts w:ascii="Calibri" w:eastAsia="Calibri" w:hAnsi="Calibri" w:cs="Calibri"/>
-          <w:lang w:val="en-GB"/>
-        </w:rPr>
-        <w:t>apt-get update (update all packages)</w:t>
-      </w:r>
-    </w:p>
-    <w:p>
-      <w:pPr>
-        <w:spacing w:after="0" w:line="240" w:lineRule="auto"/>
-        <w:rPr>
-          <w:rFonts w:ascii="Calibri" w:eastAsia="Calibri" w:hAnsi="Calibri" w:cs="Calibri"/>
-          <w:lang w:val="en-GB"/>
-        </w:rPr>
-      </w:pPr>
-      <w:r>
-        <w:rPr>
-          <w:rFonts w:ascii="Calibri" w:eastAsia="Calibri" w:hAnsi="Calibri" w:cs="Calibri"/>
-          <w:lang w:val="en-GB"/>
-        </w:rPr>
-        <w:t>apt-get upgrade   (upgrade all packages)</w:t>
+      <w:proofErr w:type="gramStart"/>
+      <w:r>
+        <w:rPr>
+          <w:rFonts w:ascii="Calibri" w:eastAsia="Calibri" w:hAnsi="Calibri" w:cs="Calibri"/>
+          <w:lang w:val="en-GB"/>
+        </w:rPr>
+        <w:t>apt-get</w:t>
+      </w:r>
+      <w:proofErr w:type="gramEnd"/>
+      <w:r>
+        <w:rPr>
+          <w:rFonts w:ascii="Calibri" w:eastAsia="Calibri" w:hAnsi="Calibri" w:cs="Calibri"/>
+          <w:lang w:val="en-GB"/>
+        </w:rPr>
+        <w:t xml:space="preserve"> update (update all packages)</w:t>
+      </w:r>
+    </w:p>
+    <w:p>
+      <w:pPr>
+        <w:spacing w:after="0" w:line="240" w:lineRule="auto"/>
+        <w:rPr>
+          <w:rFonts w:ascii="Calibri" w:eastAsia="Calibri" w:hAnsi="Calibri" w:cs="Calibri"/>
+          <w:lang w:val="en-GB"/>
+        </w:rPr>
+      </w:pPr>
+      <w:proofErr w:type="gramStart"/>
+      <w:r>
+        <w:rPr>
+          <w:rFonts w:ascii="Calibri" w:eastAsia="Calibri" w:hAnsi="Calibri" w:cs="Calibri"/>
+          <w:lang w:val="en-GB"/>
+        </w:rPr>
+        <w:t>apt-get</w:t>
+      </w:r>
+      <w:proofErr w:type="gramEnd"/>
+      <w:r>
+        <w:rPr>
+          <w:rFonts w:ascii="Calibri" w:eastAsia="Calibri" w:hAnsi="Calibri" w:cs="Calibri"/>
+          <w:lang w:val="en-GB"/>
+        </w:rPr>
+        <w:t xml:space="preserve"> upgrade   (upgrade all packages)</w:t>
       </w:r>
     </w:p>
     <w:p>
@@ -1578,6 +1660,7 @@
           <w:lang w:val="en-GB"/>
         </w:rPr>
       </w:pPr>
+      <w:proofErr w:type="gramStart"/>
       <w:r>
         <w:rPr>
           <w:rFonts w:ascii="Cambria" w:eastAsia="Cambria" w:hAnsi="Cambria" w:cs="Cambria"/>
@@ -1585,55 +1668,128 @@
           <w:color w:val="4F81BD"/>
           <w:lang w:val="en-GB"/>
         </w:rPr>
-        <w:t>sample install-deinstall tree package</w:t>
-      </w:r>
-    </w:p>
-    <w:p>
-      <w:pPr>
-        <w:spacing w:after="0" w:line="240" w:lineRule="auto"/>
-        <w:rPr>
-          <w:rFonts w:ascii="Calibri" w:eastAsia="Calibri" w:hAnsi="Calibri" w:cs="Calibri"/>
-          <w:lang w:val="en-GB"/>
-        </w:rPr>
-      </w:pPr>
-      <w:r>
-        <w:rPr>
-          <w:rFonts w:ascii="Calibri" w:eastAsia="Calibri" w:hAnsi="Calibri" w:cs="Calibri"/>
-          <w:lang w:val="en-GB"/>
-        </w:rPr>
-        <w:t>apt-get install tree –y</w:t>
-      </w:r>
-    </w:p>
-    <w:p>
-      <w:pPr>
-        <w:spacing w:after="0" w:line="240" w:lineRule="auto"/>
-        <w:rPr>
-          <w:rFonts w:ascii="Calibri" w:eastAsia="Calibri" w:hAnsi="Calibri" w:cs="Calibri"/>
-          <w:lang w:val="en-GB"/>
-        </w:rPr>
-      </w:pPr>
-      <w:r>
-        <w:rPr>
-          <w:rFonts w:ascii="Calibri" w:eastAsia="Calibri" w:hAnsi="Calibri" w:cs="Calibri"/>
-          <w:lang w:val="en-GB"/>
-        </w:rPr>
-        <w:t>man tree   (manual documentation for tree package)</w:t>
-      </w:r>
-    </w:p>
-    <w:p>
-      <w:pPr>
-        <w:spacing w:after="0" w:line="240" w:lineRule="auto"/>
-        <w:rPr>
-          <w:rFonts w:ascii="Calibri" w:eastAsia="Calibri" w:hAnsi="Calibri" w:cs="Calibri"/>
-          <w:lang w:val="en-GB"/>
-        </w:rPr>
-      </w:pPr>
-      <w:r>
-        <w:rPr>
-          <w:rFonts w:ascii="Calibri" w:eastAsia="Calibri" w:hAnsi="Calibri" w:cs="Calibri"/>
-          <w:lang w:val="en-GB"/>
-        </w:rPr>
-        <w:t>apt-get remove tree (or sudo apt-get purge tree)</w:t>
+        <w:t>sample</w:t>
+      </w:r>
+      <w:proofErr w:type="gramEnd"/>
+      <w:r>
+        <w:rPr>
+          <w:rFonts w:ascii="Cambria" w:eastAsia="Cambria" w:hAnsi="Cambria" w:cs="Cambria"/>
+          <w:b/>
+          <w:color w:val="4F81BD"/>
+          <w:lang w:val="en-GB"/>
+        </w:rPr>
+        <w:t xml:space="preserve"> install-</w:t>
+      </w:r>
+      <w:proofErr w:type="spellStart"/>
+      <w:r>
+        <w:rPr>
+          <w:rFonts w:ascii="Cambria" w:eastAsia="Cambria" w:hAnsi="Cambria" w:cs="Cambria"/>
+          <w:b/>
+          <w:color w:val="4F81BD"/>
+          <w:lang w:val="en-GB"/>
+        </w:rPr>
+        <w:t>deinstall</w:t>
+      </w:r>
+      <w:proofErr w:type="spellEnd"/>
+      <w:r>
+        <w:rPr>
+          <w:rFonts w:ascii="Cambria" w:eastAsia="Cambria" w:hAnsi="Cambria" w:cs="Cambria"/>
+          <w:b/>
+          <w:color w:val="4F81BD"/>
+          <w:lang w:val="en-GB"/>
+        </w:rPr>
+        <w:t xml:space="preserve"> tree package</w:t>
+      </w:r>
+    </w:p>
+    <w:p>
+      <w:pPr>
+        <w:spacing w:after="0" w:line="240" w:lineRule="auto"/>
+        <w:rPr>
+          <w:rFonts w:ascii="Calibri" w:eastAsia="Calibri" w:hAnsi="Calibri" w:cs="Calibri"/>
+          <w:lang w:val="en-GB"/>
+        </w:rPr>
+      </w:pPr>
+      <w:proofErr w:type="gramStart"/>
+      <w:r>
+        <w:rPr>
+          <w:rFonts w:ascii="Calibri" w:eastAsia="Calibri" w:hAnsi="Calibri" w:cs="Calibri"/>
+          <w:lang w:val="en-GB"/>
+        </w:rPr>
+        <w:t>apt-get</w:t>
+      </w:r>
+      <w:proofErr w:type="gramEnd"/>
+      <w:r>
+        <w:rPr>
+          <w:rFonts w:ascii="Calibri" w:eastAsia="Calibri" w:hAnsi="Calibri" w:cs="Calibri"/>
+          <w:lang w:val="en-GB"/>
+        </w:rPr>
+        <w:t xml:space="preserve"> install tree –y</w:t>
+      </w:r>
+    </w:p>
+    <w:p>
+      <w:pPr>
+        <w:spacing w:after="0" w:line="240" w:lineRule="auto"/>
+        <w:rPr>
+          <w:rFonts w:ascii="Calibri" w:eastAsia="Calibri" w:hAnsi="Calibri" w:cs="Calibri"/>
+          <w:lang w:val="en-GB"/>
+        </w:rPr>
+      </w:pPr>
+      <w:proofErr w:type="gramStart"/>
+      <w:r>
+        <w:rPr>
+          <w:rFonts w:ascii="Calibri" w:eastAsia="Calibri" w:hAnsi="Calibri" w:cs="Calibri"/>
+          <w:lang w:val="en-GB"/>
+        </w:rPr>
+        <w:t>man</w:t>
+      </w:r>
+      <w:proofErr w:type="gramEnd"/>
+      <w:r>
+        <w:rPr>
+          <w:rFonts w:ascii="Calibri" w:eastAsia="Calibri" w:hAnsi="Calibri" w:cs="Calibri"/>
+          <w:lang w:val="en-GB"/>
+        </w:rPr>
+        <w:t xml:space="preserve"> tree   (manual documentation for tree package)</w:t>
+      </w:r>
+    </w:p>
+    <w:p>
+      <w:pPr>
+        <w:spacing w:after="0" w:line="240" w:lineRule="auto"/>
+        <w:rPr>
+          <w:rFonts w:ascii="Calibri" w:eastAsia="Calibri" w:hAnsi="Calibri" w:cs="Calibri"/>
+          <w:lang w:val="en-GB"/>
+        </w:rPr>
+      </w:pPr>
+      <w:proofErr w:type="gramStart"/>
+      <w:r>
+        <w:rPr>
+          <w:rFonts w:ascii="Calibri" w:eastAsia="Calibri" w:hAnsi="Calibri" w:cs="Calibri"/>
+          <w:lang w:val="en-GB"/>
+        </w:rPr>
+        <w:t>apt-get</w:t>
+      </w:r>
+      <w:proofErr w:type="gramEnd"/>
+      <w:r>
+        <w:rPr>
+          <w:rFonts w:ascii="Calibri" w:eastAsia="Calibri" w:hAnsi="Calibri" w:cs="Calibri"/>
+          <w:lang w:val="en-GB"/>
+        </w:rPr>
+        <w:t xml:space="preserve"> remove tree (or </w:t>
+      </w:r>
+      <w:proofErr w:type="spellStart"/>
+      <w:r>
+        <w:rPr>
+          <w:rFonts w:ascii="Calibri" w:eastAsia="Calibri" w:hAnsi="Calibri" w:cs="Calibri"/>
+          <w:lang w:val="en-GB"/>
+        </w:rPr>
+        <w:t>sudo</w:t>
+      </w:r>
+      <w:proofErr w:type="spellEnd"/>
+      <w:r>
+        <w:rPr>
+          <w:rFonts w:ascii="Calibri" w:eastAsia="Calibri" w:hAnsi="Calibri" w:cs="Calibri"/>
+          <w:lang w:val="en-GB"/>
+        </w:rPr>
+        <w:t xml:space="preserve"> apt-get purge tree)</w:t>
       </w:r>
     </w:p>
     <w:p>
@@ -1692,38 +1848,109 @@
           <w:lang w:val="en-GB"/>
         </w:rPr>
       </w:pPr>
-      <w:r>
-        <w:rPr>
-          <w:rFonts w:ascii="Calibri" w:eastAsia="Calibri" w:hAnsi="Calibri" w:cs="Calibri"/>
-          <w:lang w:val="en-GB"/>
-        </w:rPr>
-        <w:t>qemu-img resize &lt;imagename&gt; +2G</w:t>
-      </w:r>
-    </w:p>
-    <w:p>
-      <w:pPr>
-        <w:spacing w:after="0" w:line="240" w:lineRule="auto"/>
-        <w:rPr>
-          <w:rFonts w:ascii="Calibri" w:eastAsia="Calibri" w:hAnsi="Calibri" w:cs="Calibri"/>
-          <w:lang w:val="en-GB"/>
-        </w:rPr>
-      </w:pPr>
-      <w:r>
-        <w:rPr>
-          <w:rFonts w:ascii="Calibri" w:eastAsia="Calibri" w:hAnsi="Calibri" w:cs="Calibri"/>
-          <w:lang w:val="en-GB"/>
-        </w:rPr>
-        <w:t>fdisk /dev/sda  (remember start block, delete partition 2, add partition with start block)</w:t>
-      </w:r>
-    </w:p>
-    <w:p>
-      <w:pPr>
-        <w:spacing w:after="0" w:line="240" w:lineRule="auto"/>
-        <w:rPr>
-          <w:rFonts w:ascii="Calibri" w:eastAsia="Calibri" w:hAnsi="Calibri" w:cs="Calibri"/>
-          <w:lang w:val="en-GB"/>
-        </w:rPr>
-      </w:pPr>
+      <w:proofErr w:type="spellStart"/>
+      <w:proofErr w:type="gramStart"/>
+      <w:r>
+        <w:rPr>
+          <w:rFonts w:ascii="Calibri" w:eastAsia="Calibri" w:hAnsi="Calibri" w:cs="Calibri"/>
+          <w:lang w:val="en-GB"/>
+        </w:rPr>
+        <w:t>qemu-img</w:t>
+      </w:r>
+      <w:proofErr w:type="spellEnd"/>
+      <w:proofErr w:type="gramEnd"/>
+      <w:r>
+        <w:rPr>
+          <w:rFonts w:ascii="Calibri" w:eastAsia="Calibri" w:hAnsi="Calibri" w:cs="Calibri"/>
+          <w:lang w:val="en-GB"/>
+        </w:rPr>
+        <w:t xml:space="preserve"> resize &lt;</w:t>
+      </w:r>
+      <w:proofErr w:type="spellStart"/>
+      <w:r>
+        <w:rPr>
+          <w:rFonts w:ascii="Calibri" w:eastAsia="Calibri" w:hAnsi="Calibri" w:cs="Calibri"/>
+          <w:lang w:val="en-GB"/>
+        </w:rPr>
+        <w:t>imagename</w:t>
+      </w:r>
+      <w:proofErr w:type="spellEnd"/>
+      <w:r>
+        <w:rPr>
+          <w:rFonts w:ascii="Calibri" w:eastAsia="Calibri" w:hAnsi="Calibri" w:cs="Calibri"/>
+          <w:lang w:val="en-GB"/>
+        </w:rPr>
+        <w:t>&gt; +2G</w:t>
+      </w:r>
+    </w:p>
+    <w:p>
+      <w:pPr>
+        <w:spacing w:after="0" w:line="240" w:lineRule="auto"/>
+        <w:rPr>
+          <w:rFonts w:ascii="Calibri" w:eastAsia="Calibri" w:hAnsi="Calibri" w:cs="Calibri"/>
+          <w:lang w:val="en-GB"/>
+        </w:rPr>
+      </w:pPr>
+      <w:proofErr w:type="spellStart"/>
+      <w:proofErr w:type="gramStart"/>
+      <w:r>
+        <w:rPr>
+          <w:rFonts w:ascii="Calibri" w:eastAsia="Calibri" w:hAnsi="Calibri" w:cs="Calibri"/>
+          <w:lang w:val="en-GB"/>
+        </w:rPr>
+        <w:t>fdisk</w:t>
+      </w:r>
+      <w:proofErr w:type="spellEnd"/>
+      <w:proofErr w:type="gramEnd"/>
+      <w:r>
+        <w:rPr>
+          <w:rFonts w:ascii="Calibri" w:eastAsia="Calibri" w:hAnsi="Calibri" w:cs="Calibri"/>
+          <w:lang w:val="en-GB"/>
+        </w:rPr>
+        <w:t xml:space="preserve"> /</w:t>
+      </w:r>
+      <w:proofErr w:type="spellStart"/>
+      <w:r>
+        <w:rPr>
+          <w:rFonts w:ascii="Calibri" w:eastAsia="Calibri" w:hAnsi="Calibri" w:cs="Calibri"/>
+          <w:lang w:val="en-GB"/>
+        </w:rPr>
+        <w:t>dev</w:t>
+      </w:r>
+      <w:proofErr w:type="spellEnd"/>
+      <w:r>
+        <w:rPr>
+          <w:rFonts w:ascii="Calibri" w:eastAsia="Calibri" w:hAnsi="Calibri" w:cs="Calibri"/>
+          <w:lang w:val="en-GB"/>
+        </w:rPr>
+        <w:t>/</w:t>
+      </w:r>
+      <w:proofErr w:type="spellStart"/>
+      <w:r>
+        <w:rPr>
+          <w:rFonts w:ascii="Calibri" w:eastAsia="Calibri" w:hAnsi="Calibri" w:cs="Calibri"/>
+          <w:lang w:val="en-GB"/>
+        </w:rPr>
+        <w:t>sda</w:t>
+      </w:r>
+      <w:proofErr w:type="spellEnd"/>
+      <w:r>
+        <w:rPr>
+          <w:rFonts w:ascii="Calibri" w:eastAsia="Calibri" w:hAnsi="Calibri" w:cs="Calibri"/>
+          <w:lang w:val="en-GB"/>
+        </w:rPr>
+        <w:t xml:space="preserve">  (remember start block, delete partition 2, add partition with start block)</w:t>
+      </w:r>
+    </w:p>
+    <w:p>
+      <w:pPr>
+        <w:spacing w:after="0" w:line="240" w:lineRule="auto"/>
+        <w:rPr>
+          <w:rFonts w:ascii="Calibri" w:eastAsia="Calibri" w:hAnsi="Calibri" w:cs="Calibri"/>
+          <w:lang w:val="en-GB"/>
+        </w:rPr>
+      </w:pPr>
+      <w:proofErr w:type="gramStart"/>
       <w:r>
         <w:rPr>
           <w:rFonts w:ascii="Calibri" w:eastAsia="Calibri" w:hAnsi="Calibri" w:cs="Calibri"/>
@@ -1731,21 +1958,38 @@
         </w:rPr>
         <w:t>reboot</w:t>
       </w:r>
-    </w:p>
-    <w:p>
-      <w:pPr>
-        <w:spacing w:after="0" w:line="240" w:lineRule="auto"/>
-        <w:rPr>
-          <w:rFonts w:ascii="Calibri" w:eastAsia="Calibri" w:hAnsi="Calibri" w:cs="Calibri"/>
-          <w:lang w:val="en-GB"/>
-        </w:rPr>
-      </w:pPr>
-      <w:r>
-        <w:rPr>
-          <w:rFonts w:ascii="Calibri" w:eastAsia="Calibri" w:hAnsi="Calibri" w:cs="Calibri"/>
-          <w:lang w:val="en-GB"/>
-        </w:rPr>
-        <w:t>resize2fs /dev/sda2</w:t>
+      <w:proofErr w:type="gramEnd"/>
+    </w:p>
+    <w:p>
+      <w:pPr>
+        <w:spacing w:after="0" w:line="240" w:lineRule="auto"/>
+        <w:rPr>
+          <w:rFonts w:ascii="Calibri" w:eastAsia="Calibri" w:hAnsi="Calibri" w:cs="Calibri"/>
+          <w:lang w:val="en-GB"/>
+        </w:rPr>
+      </w:pPr>
+      <w:r>
+        <w:rPr>
+          <w:rFonts w:ascii="Calibri" w:eastAsia="Calibri" w:hAnsi="Calibri" w:cs="Calibri"/>
+          <w:lang w:val="en-GB"/>
+        </w:rPr>
+        <w:t>resize2fs /</w:t>
+      </w:r>
+      <w:proofErr w:type="spellStart"/>
+      <w:r>
+        <w:rPr>
+          <w:rFonts w:ascii="Calibri" w:eastAsia="Calibri" w:hAnsi="Calibri" w:cs="Calibri"/>
+          <w:lang w:val="en-GB"/>
+        </w:rPr>
+        <w:t>dev</w:t>
+      </w:r>
+      <w:proofErr w:type="spellEnd"/>
+      <w:r>
+        <w:rPr>
+          <w:rFonts w:ascii="Calibri" w:eastAsia="Calibri" w:hAnsi="Calibri" w:cs="Calibri"/>
+          <w:lang w:val="en-GB"/>
+        </w:rPr>
+        <w:t>/sda2</w:t>
       </w:r>
     </w:p>
     <w:p>
@@ -1833,7 +2077,71 @@
           <w:rFonts w:ascii="Calibri" w:eastAsia="Calibri" w:hAnsi="Calibri" w:cs="Calibri"/>
           <w:lang w:val="en-GB"/>
         </w:rPr>
-        <w:t>-redir tcp:230::3389 -redir tcp:22::22 -redir tcp:8999::8999</w:t>
+        <w:t>-</w:t>
+      </w:r>
+      <w:proofErr w:type="spellStart"/>
+      <w:r>
+        <w:rPr>
+          <w:rFonts w:ascii="Calibri" w:eastAsia="Calibri" w:hAnsi="Calibri" w:cs="Calibri"/>
+          <w:lang w:val="en-GB"/>
+        </w:rPr>
+        <w:t>redir</w:t>
+      </w:r>
+      <w:proofErr w:type="spellEnd"/>
+      <w:r>
+        <w:rPr>
+          <w:rFonts w:ascii="Calibri" w:eastAsia="Calibri" w:hAnsi="Calibri" w:cs="Calibri"/>
+          <w:lang w:val="en-GB"/>
+        </w:rPr>
+        <w:t xml:space="preserve"> tcp</w:t>
+      </w:r>
+      <w:proofErr w:type="gramStart"/>
+      <w:r>
+        <w:rPr>
+          <w:rFonts w:ascii="Calibri" w:eastAsia="Calibri" w:hAnsi="Calibri" w:cs="Calibri"/>
+          <w:lang w:val="en-GB"/>
+        </w:rPr>
+        <w:t>:230</w:t>
+      </w:r>
+      <w:proofErr w:type="gramEnd"/>
+      <w:r>
+        <w:rPr>
+          <w:rFonts w:ascii="Calibri" w:eastAsia="Calibri" w:hAnsi="Calibri" w:cs="Calibri"/>
+          <w:lang w:val="en-GB"/>
+        </w:rPr>
+        <w:t>::3389 -</w:t>
+      </w:r>
+      <w:proofErr w:type="spellStart"/>
+      <w:r>
+        <w:rPr>
+          <w:rFonts w:ascii="Calibri" w:eastAsia="Calibri" w:hAnsi="Calibri" w:cs="Calibri"/>
+          <w:lang w:val="en-GB"/>
+        </w:rPr>
+        <w:t>redir</w:t>
+      </w:r>
+      <w:proofErr w:type="spellEnd"/>
+      <w:r>
+        <w:rPr>
+          <w:rFonts w:ascii="Calibri" w:eastAsia="Calibri" w:hAnsi="Calibri" w:cs="Calibri"/>
+          <w:lang w:val="en-GB"/>
+        </w:rPr>
+        <w:t xml:space="preserve"> tcp:22::22 -</w:t>
+      </w:r>
+      <w:proofErr w:type="spellStart"/>
+      <w:r>
+        <w:rPr>
+          <w:rFonts w:ascii="Calibri" w:eastAsia="Calibri" w:hAnsi="Calibri" w:cs="Calibri"/>
+          <w:lang w:val="en-GB"/>
+        </w:rPr>
+        <w:t>redir</w:t>
+      </w:r>
+      <w:proofErr w:type="spellEnd"/>
+      <w:r>
+        <w:rPr>
+          <w:rFonts w:ascii="Calibri" w:eastAsia="Calibri" w:hAnsi="Calibri" w:cs="Calibri"/>
+          <w:lang w:val="en-GB"/>
+        </w:rPr>
+        <w:t xml:space="preserve"> tcp:8999::8999</w:t>
       </w:r>
     </w:p>
     <w:p>
@@ -1923,7 +2231,23 @@
           <w:rFonts w:ascii="Calibri" w:eastAsia="Calibri" w:hAnsi="Calibri" w:cs="Calibri"/>
           <w:lang w:val="en-GB"/>
         </w:rPr>
-        <w:t>1) Install openvpn on your Windows system. This will install one or more "TAP" network devices on your system. I have no idea what the letters "TAP" stand for.</w:t>
+        <w:t xml:space="preserve">1) Install </w:t>
+      </w:r>
+      <w:proofErr w:type="spellStart"/>
+      <w:r>
+        <w:rPr>
+          <w:rFonts w:ascii="Calibri" w:eastAsia="Calibri" w:hAnsi="Calibri" w:cs="Calibri"/>
+          <w:lang w:val="en-GB"/>
+        </w:rPr>
+        <w:t>openvpn</w:t>
+      </w:r>
+      <w:proofErr w:type="spellEnd"/>
+      <w:r>
+        <w:rPr>
+          <w:rFonts w:ascii="Calibri" w:eastAsia="Calibri" w:hAnsi="Calibri" w:cs="Calibri"/>
+          <w:lang w:val="en-GB"/>
+        </w:rPr>
+        <w:t xml:space="preserve"> on your Windows system. This will install one or more "TAP" network devices on your system. I have no idea what the letters "TAP" stand for.</w:t>
       </w:r>
     </w:p>
     <w:p>
@@ -1942,7 +2266,23 @@
           <w:rFonts w:ascii="Calibri" w:eastAsia="Calibri" w:hAnsi="Calibri" w:cs="Calibri"/>
           <w:lang w:val="en-GB"/>
         </w:rPr>
-        <w:t>2) Use the "network control panel" to setup a "bridge" between your real connection (usually ethernet) and the "TAP" device.</w:t>
+        <w:t xml:space="preserve">2) Use the "network control panel" to setup a "bridge" between your real connection (usually </w:t>
+      </w:r>
+      <w:proofErr w:type="spellStart"/>
+      <w:r>
+        <w:rPr>
+          <w:rFonts w:ascii="Calibri" w:eastAsia="Calibri" w:hAnsi="Calibri" w:cs="Calibri"/>
+          <w:lang w:val="en-GB"/>
+        </w:rPr>
+        <w:t>ethernet</w:t>
+      </w:r>
+      <w:proofErr w:type="spellEnd"/>
+      <w:r>
+        <w:rPr>
+          <w:rFonts w:ascii="Calibri" w:eastAsia="Calibri" w:hAnsi="Calibri" w:cs="Calibri"/>
+          <w:lang w:val="en-GB"/>
+        </w:rPr>
+        <w:t>) and the "TAP" device.</w:t>
       </w:r>
     </w:p>
     <w:p>
@@ -1961,7 +2301,23 @@
           <w:rFonts w:ascii="Calibri" w:eastAsia="Calibri" w:hAnsi="Calibri" w:cs="Calibri"/>
           <w:lang w:val="en-GB"/>
         </w:rPr>
-        <w:t>3) Change your QEMU.BAT file to say -net nic -net if=tap</w:t>
+        <w:t xml:space="preserve">3) Change your QEMU.BAT file to say -net </w:t>
+      </w:r>
+      <w:proofErr w:type="spellStart"/>
+      <w:r>
+        <w:rPr>
+          <w:rFonts w:ascii="Calibri" w:eastAsia="Calibri" w:hAnsi="Calibri" w:cs="Calibri"/>
+          <w:lang w:val="en-GB"/>
+        </w:rPr>
+        <w:t>nic</w:t>
+      </w:r>
+      <w:proofErr w:type="spellEnd"/>
+      <w:r>
+        <w:rPr>
+          <w:rFonts w:ascii="Calibri" w:eastAsia="Calibri" w:hAnsi="Calibri" w:cs="Calibri"/>
+          <w:lang w:val="en-GB"/>
+        </w:rPr>
+        <w:t xml:space="preserve"> -net if=tap</w:t>
       </w:r>
     </w:p>
     <w:p>
@@ -2016,12 +2372,55 @@
           <w:lang w:val="en-GB"/>
         </w:rPr>
       </w:pPr>
-      <w:r>
-        <w:rPr>
-          <w:rFonts w:ascii="Calibri" w:eastAsia="Calibri" w:hAnsi="Calibri" w:cs="Calibri"/>
-          <w:lang w:val="en-GB"/>
-        </w:rPr>
-        <w:t>sudo nano /etc/network/interfaces</w:t>
+      <w:proofErr w:type="spellStart"/>
+      <w:proofErr w:type="gramStart"/>
+      <w:r>
+        <w:rPr>
+          <w:rFonts w:ascii="Calibri" w:eastAsia="Calibri" w:hAnsi="Calibri" w:cs="Calibri"/>
+          <w:lang w:val="en-GB"/>
+        </w:rPr>
+        <w:t>sudo</w:t>
+      </w:r>
+      <w:proofErr w:type="spellEnd"/>
+      <w:proofErr w:type="gramEnd"/>
+      <w:r>
+        <w:rPr>
+          <w:rFonts w:ascii="Calibri" w:eastAsia="Calibri" w:hAnsi="Calibri" w:cs="Calibri"/>
+          <w:lang w:val="en-GB"/>
+        </w:rPr>
+        <w:t xml:space="preserve"> </w:t>
+      </w:r>
+      <w:proofErr w:type="spellStart"/>
+      <w:r>
+        <w:rPr>
+          <w:rFonts w:ascii="Calibri" w:eastAsia="Calibri" w:hAnsi="Calibri" w:cs="Calibri"/>
+          <w:lang w:val="en-GB"/>
+        </w:rPr>
+        <w:t>nano</w:t>
+      </w:r>
+      <w:proofErr w:type="spellEnd"/>
+      <w:r>
+        <w:rPr>
+          <w:rFonts w:ascii="Calibri" w:eastAsia="Calibri" w:hAnsi="Calibri" w:cs="Calibri"/>
+          <w:lang w:val="en-GB"/>
+        </w:rPr>
+        <w:t xml:space="preserve"> /</w:t>
+      </w:r>
+      <w:proofErr w:type="spellStart"/>
+      <w:r>
+        <w:rPr>
+          <w:rFonts w:ascii="Calibri" w:eastAsia="Calibri" w:hAnsi="Calibri" w:cs="Calibri"/>
+          <w:lang w:val="en-GB"/>
+        </w:rPr>
+        <w:t>etc</w:t>
+      </w:r>
+      <w:proofErr w:type="spellEnd"/>
+      <w:r>
+        <w:rPr>
+          <w:rFonts w:ascii="Calibri" w:eastAsia="Calibri" w:hAnsi="Calibri" w:cs="Calibri"/>
+          <w:lang w:val="en-GB"/>
+        </w:rPr>
+        <w:t>/network/interfaces</w:t>
       </w:r>
     </w:p>
     <w:p>
@@ -2033,12 +2432,39 @@
           <w:lang w:val="en-GB"/>
         </w:rPr>
       </w:pPr>
-      <w:r>
-        <w:rPr>
-          <w:rFonts w:ascii="Calibri" w:eastAsia="Calibri" w:hAnsi="Calibri" w:cs="Calibri"/>
-          <w:lang w:val="en-GB"/>
-        </w:rPr>
-        <w:t>iface eth0 inet static</w:t>
+      <w:proofErr w:type="spellStart"/>
+      <w:proofErr w:type="gramStart"/>
+      <w:r>
+        <w:rPr>
+          <w:rFonts w:ascii="Calibri" w:eastAsia="Calibri" w:hAnsi="Calibri" w:cs="Calibri"/>
+          <w:lang w:val="en-GB"/>
+        </w:rPr>
+        <w:t>iface</w:t>
+      </w:r>
+      <w:proofErr w:type="spellEnd"/>
+      <w:proofErr w:type="gramEnd"/>
+      <w:r>
+        <w:rPr>
+          <w:rFonts w:ascii="Calibri" w:eastAsia="Calibri" w:hAnsi="Calibri" w:cs="Calibri"/>
+          <w:lang w:val="en-GB"/>
+        </w:rPr>
+        <w:t xml:space="preserve"> eth0 </w:t>
+      </w:r>
+      <w:proofErr w:type="spellStart"/>
+      <w:r>
+        <w:rPr>
+          <w:rFonts w:ascii="Calibri" w:eastAsia="Calibri" w:hAnsi="Calibri" w:cs="Calibri"/>
+          <w:lang w:val="en-GB"/>
+        </w:rPr>
+        <w:t>inet</w:t>
+      </w:r>
+      <w:proofErr w:type="spellEnd"/>
+      <w:r>
+        <w:rPr>
+          <w:rFonts w:ascii="Calibri" w:eastAsia="Calibri" w:hAnsi="Calibri" w:cs="Calibri"/>
+          <w:lang w:val="en-GB"/>
+        </w:rPr>
+        <w:t xml:space="preserve"> static</w:t>
       </w:r>
     </w:p>
     <w:p>
@@ -2050,12 +2476,21 @@
           <w:lang w:val="en-GB"/>
         </w:rPr>
       </w:pPr>
-      <w:r>
-        <w:rPr>
-          <w:rFonts w:ascii="Calibri" w:eastAsia="Calibri" w:hAnsi="Calibri" w:cs="Calibri"/>
-          <w:lang w:val="en-GB"/>
-        </w:rPr>
-        <w:t>address 192.168.1.20</w:t>
+      <w:proofErr w:type="gramStart"/>
+      <w:r>
+        <w:rPr>
+          <w:rFonts w:ascii="Calibri" w:eastAsia="Calibri" w:hAnsi="Calibri" w:cs="Calibri"/>
+          <w:lang w:val="en-GB"/>
+        </w:rPr>
+        <w:t>address</w:t>
+      </w:r>
+      <w:proofErr w:type="gramEnd"/>
+      <w:r>
+        <w:rPr>
+          <w:rFonts w:ascii="Calibri" w:eastAsia="Calibri" w:hAnsi="Calibri" w:cs="Calibri"/>
+          <w:lang w:val="en-GB"/>
+        </w:rPr>
+        <w:t xml:space="preserve"> 192.168.1.20</w:t>
       </w:r>
     </w:p>
     <w:p>
@@ -2067,12 +2502,23 @@
           <w:lang w:val="en-GB"/>
         </w:rPr>
       </w:pPr>
-      <w:r>
-        <w:rPr>
-          <w:rFonts w:ascii="Calibri" w:eastAsia="Calibri" w:hAnsi="Calibri" w:cs="Calibri"/>
-          <w:lang w:val="en-GB"/>
-        </w:rPr>
-        <w:t>netmask 255.255.255.0</w:t>
+      <w:proofErr w:type="spellStart"/>
+      <w:proofErr w:type="gramStart"/>
+      <w:r>
+        <w:rPr>
+          <w:rFonts w:ascii="Calibri" w:eastAsia="Calibri" w:hAnsi="Calibri" w:cs="Calibri"/>
+          <w:lang w:val="en-GB"/>
+        </w:rPr>
+        <w:t>netmask</w:t>
+      </w:r>
+      <w:proofErr w:type="spellEnd"/>
+      <w:proofErr w:type="gramEnd"/>
+      <w:r>
+        <w:rPr>
+          <w:rFonts w:ascii="Calibri" w:eastAsia="Calibri" w:hAnsi="Calibri" w:cs="Calibri"/>
+          <w:lang w:val="en-GB"/>
+        </w:rPr>
+        <w:t xml:space="preserve"> 255.255.255.0</w:t>
       </w:r>
     </w:p>
     <w:p>
@@ -2087,12 +2533,21 @@
           <w:lang w:val="en-GB"/>
         </w:rPr>
       </w:pPr>
-      <w:r>
-        <w:rPr>
-          <w:rFonts w:ascii="Calibri" w:eastAsia="Calibri" w:hAnsi="Calibri" w:cs="Calibri"/>
-          <w:lang w:val="en-GB"/>
-        </w:rPr>
-        <w:t>gateway 192.168.1.1</w:t>
+      <w:proofErr w:type="gramStart"/>
+      <w:r>
+        <w:rPr>
+          <w:rFonts w:ascii="Calibri" w:eastAsia="Calibri" w:hAnsi="Calibri" w:cs="Calibri"/>
+          <w:lang w:val="en-GB"/>
+        </w:rPr>
+        <w:t>gateway</w:t>
+      </w:r>
+      <w:proofErr w:type="gramEnd"/>
+      <w:r>
+        <w:rPr>
+          <w:rFonts w:ascii="Calibri" w:eastAsia="Calibri" w:hAnsi="Calibri" w:cs="Calibri"/>
+          <w:lang w:val="en-GB"/>
+        </w:rPr>
+        <w:t xml:space="preserve"> 192.168.1.1</w:t>
       </w:r>
       <w:r>
         <w:rPr>
@@ -2123,29 +2578,292 @@
           <w:lang w:val="en-GB"/>
         </w:rPr>
       </w:pPr>
-      <w:r>
-        <w:rPr>
-          <w:rFonts w:ascii="Calibri" w:eastAsia="Calibri" w:hAnsi="Calibri" w:cs="Calibri"/>
-          <w:lang w:val="en-GB"/>
-        </w:rPr>
-        <w:t xml:space="preserve">sudo raspi-config </w:t>
-      </w:r>
-    </w:p>
-    <w:p>
-      <w:pPr>
-        <w:spacing w:after="0" w:line="240" w:lineRule="auto"/>
-        <w:rPr>
-          <w:rFonts w:ascii="Calibri" w:eastAsia="Calibri" w:hAnsi="Calibri" w:cs="Calibri"/>
-          <w:lang w:val="en-GB"/>
-        </w:rPr>
-      </w:pPr>
-      <w:r>
-        <w:rPr>
-          <w:rFonts w:ascii="Calibri" w:eastAsia="Calibri" w:hAnsi="Calibri" w:cs="Calibri"/>
-          <w:lang w:val="en-GB"/>
-        </w:rPr>
-        <w:t>then enable SSH server</w:t>
-      </w:r>
+      <w:proofErr w:type="spellStart"/>
+      <w:proofErr w:type="gramStart"/>
+      <w:r>
+        <w:rPr>
+          <w:rFonts w:ascii="Calibri" w:eastAsia="Calibri" w:hAnsi="Calibri" w:cs="Calibri"/>
+          <w:lang w:val="en-GB"/>
+        </w:rPr>
+        <w:t>sudo</w:t>
+      </w:r>
+      <w:proofErr w:type="spellEnd"/>
+      <w:proofErr w:type="gramEnd"/>
+      <w:r>
+        <w:rPr>
+          <w:rFonts w:ascii="Calibri" w:eastAsia="Calibri" w:hAnsi="Calibri" w:cs="Calibri"/>
+          <w:lang w:val="en-GB"/>
+        </w:rPr>
+        <w:t xml:space="preserve"> </w:t>
+      </w:r>
+      <w:proofErr w:type="spellStart"/>
+      <w:r>
+        <w:rPr>
+          <w:rFonts w:ascii="Calibri" w:eastAsia="Calibri" w:hAnsi="Calibri" w:cs="Calibri"/>
+          <w:lang w:val="en-GB"/>
+        </w:rPr>
+        <w:t>raspi-config</w:t>
+      </w:r>
+      <w:proofErr w:type="spellEnd"/>
+      <w:r>
+        <w:rPr>
+          <w:rFonts w:ascii="Calibri" w:eastAsia="Calibri" w:hAnsi="Calibri" w:cs="Calibri"/>
+          <w:lang w:val="en-GB"/>
+        </w:rPr>
+        <w:t xml:space="preserve"> </w:t>
+      </w:r>
+    </w:p>
+    <w:p>
+      <w:pPr>
+        <w:spacing w:after="0" w:line="240" w:lineRule="auto"/>
+        <w:rPr>
+          <w:rFonts w:ascii="Calibri" w:eastAsia="Calibri" w:hAnsi="Calibri" w:cs="Calibri"/>
+          <w:lang w:val="en-GB"/>
+        </w:rPr>
+      </w:pPr>
+      <w:proofErr w:type="gramStart"/>
+      <w:r>
+        <w:rPr>
+          <w:rFonts w:ascii="Calibri" w:eastAsia="Calibri" w:hAnsi="Calibri" w:cs="Calibri"/>
+          <w:lang w:val="en-GB"/>
+        </w:rPr>
+        <w:t>then</w:t>
+      </w:r>
+      <w:proofErr w:type="gramEnd"/>
+      <w:r>
+        <w:rPr>
+          <w:rFonts w:ascii="Calibri" w:eastAsia="Calibri" w:hAnsi="Calibri" w:cs="Calibri"/>
+          <w:lang w:val="en-GB"/>
+        </w:rPr>
+        <w:t xml:space="preserve"> enable SSH server</w:t>
+      </w:r>
+    </w:p>
+    <w:p>
+      <w:pPr>
+        <w:spacing w:after="0" w:line="240" w:lineRule="auto"/>
+        <w:rPr>
+          <w:rFonts w:ascii="Calibri" w:eastAsia="Calibri" w:hAnsi="Calibri" w:cs="Calibri"/>
+          <w:lang w:val="en-GB"/>
+        </w:rPr>
+      </w:pPr>
+    </w:p>
+    <w:p>
+      <w:pPr>
+        <w:pStyle w:val="Heading3"/>
+        <w:rPr>
+          <w:rFonts w:eastAsia="Calibri"/>
+          <w:lang w:val="en-GB"/>
+        </w:rPr>
+      </w:pPr>
+      <w:bookmarkStart w:id="0" w:name="_GoBack"/>
+      <w:proofErr w:type="spellStart"/>
+      <w:r>
+        <w:rPr>
+          <w:rFonts w:eastAsia="Calibri"/>
+          <w:lang w:val="en-GB"/>
+        </w:rPr>
+        <w:t>RaspberryPi</w:t>
+      </w:r>
+      <w:proofErr w:type="spellEnd"/>
+      <w:r>
+        <w:rPr>
+          <w:rFonts w:eastAsia="Calibri"/>
+          <w:lang w:val="en-GB"/>
+        </w:rPr>
+        <w:t xml:space="preserve"> Current Limiter</w:t>
+      </w:r>
+    </w:p>
+    <w:bookmarkEnd w:id="0"/>
+    <w:p>
+      <w:pPr>
+        <w:spacing w:after="0" w:line="240" w:lineRule="auto"/>
+        <w:rPr>
+          <w:rFonts w:ascii="Calibri" w:eastAsia="Calibri" w:hAnsi="Calibri" w:cs="Calibri"/>
+          <w:lang w:val="en-GB"/>
+        </w:rPr>
+      </w:pPr>
+      <w:r>
+        <w:rPr>
+          <w:rFonts w:ascii="Calibri" w:eastAsia="Calibri" w:hAnsi="Calibri" w:cs="Calibri"/>
+          <w:lang w:val="en-GB"/>
+        </w:rPr>
+        <w:fldChar w:fldCharType="begin"/>
+      </w:r>
+      <w:r>
+        <w:rPr>
+          <w:rFonts w:ascii="Calibri" w:eastAsia="Calibri" w:hAnsi="Calibri" w:cs="Calibri"/>
+          <w:lang w:val="en-GB"/>
+        </w:rPr>
+        <w:instrText xml:space="preserve"> HYPERLINK "</w:instrText>
+      </w:r>
+      <w:r>
+        <w:rPr>
+          <w:rFonts w:ascii="Calibri" w:eastAsia="Calibri" w:hAnsi="Calibri" w:cs="Calibri"/>
+          <w:lang w:val="en-GB"/>
+        </w:rPr>
+        <w:instrText>http://dumbpcs.blogspot.com/2014/07/usb-power-adapter-cables-whats-best-for.html</w:instrText>
+      </w:r>
+      <w:r>
+        <w:rPr>
+          <w:rFonts w:ascii="Calibri" w:eastAsia="Calibri" w:hAnsi="Calibri" w:cs="Calibri"/>
+          <w:lang w:val="en-GB"/>
+        </w:rPr>
+        <w:instrText xml:space="preserve">" </w:instrText>
+      </w:r>
+      <w:r>
+        <w:rPr>
+          <w:rFonts w:ascii="Calibri" w:eastAsia="Calibri" w:hAnsi="Calibri" w:cs="Calibri"/>
+          <w:lang w:val="en-GB"/>
+        </w:rPr>
+        <w:fldChar w:fldCharType="separate"/>
+      </w:r>
+      <w:r>
+        <w:rPr>
+          <w:rStyle w:val="Hyperlink"/>
+          <w:rFonts w:ascii="Calibri" w:eastAsia="Calibri" w:hAnsi="Calibri" w:cs="Calibri"/>
+          <w:lang w:val="en-GB"/>
+        </w:rPr>
+        <w:t>http://dumbpcs.blogspot.com/2014/07/usb-power-adapter-cables-whats-best-for.html</w:t>
+      </w:r>
+      <w:r>
+        <w:rPr>
+          <w:rFonts w:ascii="Calibri" w:eastAsia="Calibri" w:hAnsi="Calibri" w:cs="Calibri"/>
+          <w:lang w:val="en-GB"/>
+        </w:rPr>
+        <w:fldChar w:fldCharType="end"/>
+      </w:r>
+    </w:p>
+    <w:p>
+      <w:pPr>
+        <w:spacing w:after="0" w:line="240" w:lineRule="auto"/>
+        <w:rPr>
+          <w:rFonts w:ascii="Calibri" w:eastAsia="Calibri" w:hAnsi="Calibri" w:cs="Calibri"/>
+          <w:lang w:val="en-GB"/>
+        </w:rPr>
+      </w:pPr>
+      <w:proofErr w:type="spellStart"/>
+      <w:proofErr w:type="gramStart"/>
+      <w:r>
+        <w:rPr>
+          <w:rFonts w:ascii="Calibri" w:eastAsia="Calibri" w:hAnsi="Calibri" w:cs="Calibri"/>
+          <w:lang w:val="en-GB"/>
+        </w:rPr>
+        <w:t>nano</w:t>
+      </w:r>
+      <w:proofErr w:type="spellEnd"/>
+      <w:r>
+        <w:rPr>
+          <w:rFonts w:ascii="Calibri" w:eastAsia="Calibri" w:hAnsi="Calibri" w:cs="Calibri"/>
+          <w:lang w:val="en-GB"/>
+        </w:rPr>
+        <w:t xml:space="preserve"> </w:t>
+      </w:r>
+      <w:r>
+        <w:rPr>
+          <w:rFonts w:ascii="Calibri" w:eastAsia="Calibri" w:hAnsi="Calibri" w:cs="Calibri"/>
+          <w:lang w:val="en-GB"/>
+        </w:rPr>
+        <w:t xml:space="preserve"> /</w:t>
+      </w:r>
+      <w:proofErr w:type="gramEnd"/>
+      <w:r>
+        <w:rPr>
+          <w:rFonts w:ascii="Calibri" w:eastAsia="Calibri" w:hAnsi="Calibri" w:cs="Calibri"/>
+          <w:lang w:val="en-GB"/>
+        </w:rPr>
+        <w:t>boot/config.txt</w:t>
+      </w:r>
+    </w:p>
+    <w:p>
+      <w:pPr>
+        <w:spacing w:after="0" w:line="240" w:lineRule="auto"/>
+        <w:ind w:firstLine="708"/>
+        <w:rPr>
+          <w:rFonts w:ascii="Calibri" w:eastAsia="Calibri" w:hAnsi="Calibri" w:cs="Calibri"/>
+          <w:lang w:val="en-GB"/>
+        </w:rPr>
+      </w:pPr>
+      <w:proofErr w:type="spellStart"/>
+      <w:r>
+        <w:rPr>
+          <w:rFonts w:ascii="Calibri" w:eastAsia="Calibri" w:hAnsi="Calibri" w:cs="Calibri"/>
+          <w:lang w:val="en-GB"/>
+        </w:rPr>
+        <w:t>max_usb_current</w:t>
+      </w:r>
+      <w:proofErr w:type="spellEnd"/>
+      <w:r>
+        <w:rPr>
+          <w:rFonts w:ascii="Calibri" w:eastAsia="Calibri" w:hAnsi="Calibri" w:cs="Calibri"/>
+          <w:lang w:val="en-GB"/>
+        </w:rPr>
+        <w:t>=1</w:t>
+      </w:r>
+    </w:p>
+    <w:p>
+      <w:pPr>
+        <w:spacing w:after="0" w:line="240" w:lineRule="auto"/>
+        <w:ind w:firstLine="708"/>
+        <w:rPr>
+          <w:rFonts w:ascii="Calibri" w:eastAsia="Calibri" w:hAnsi="Calibri" w:cs="Calibri"/>
+          <w:lang w:val="en-GB"/>
+        </w:rPr>
+      </w:pPr>
+      <w:proofErr w:type="spellStart"/>
+      <w:r>
+        <w:rPr>
+          <w:rFonts w:ascii="Calibri" w:eastAsia="Calibri" w:hAnsi="Calibri" w:cs="Calibri"/>
+          <w:lang w:val="en-GB"/>
+        </w:rPr>
+        <w:t>safe_mode_gpio</w:t>
+      </w:r>
+      <w:proofErr w:type="spellEnd"/>
+      <w:r>
+        <w:rPr>
+          <w:rFonts w:ascii="Calibri" w:eastAsia="Calibri" w:hAnsi="Calibri" w:cs="Calibri"/>
+          <w:lang w:val="en-GB"/>
+        </w:rPr>
+        <w:t>=4</w:t>
+      </w:r>
+    </w:p>
+    <w:p>
+      <w:pPr>
+        <w:pStyle w:val="NoSpacing"/>
+        <w:rPr>
+          <w:rFonts w:ascii="Helvetica" w:eastAsia="Times New Roman" w:hAnsi="Helvetica" w:cs="Helvetica"/>
+          <w:lang w:val="en-US"/>
+        </w:rPr>
+      </w:pPr>
+      <w:r>
+        <w:rPr>
+          <w:rFonts w:eastAsia="Times New Roman"/>
+          <w:lang w:val="en-US"/>
+        </w:rPr>
+        <w:t>When you plug in your external HDD, look at the RED LED of your Pi, if it is flickering, it means that you may NOT have enough voltage/current. The RED LED goes off when the voltage drops below 4.6V </w:t>
+      </w:r>
+      <w:r>
+        <w:rPr>
+          <w:rFonts w:ascii="Courier New" w:eastAsia="Times New Roman" w:hAnsi="Courier New"/>
+          <w:lang w:val="en-US"/>
+        </w:rPr>
+        <w:t>(</w:t>
+      </w:r>
+      <w:r>
+        <w:rPr>
+          <w:rFonts w:eastAsia="Times New Roman"/>
+          <w:lang w:val="en-US"/>
+        </w:rPr>
+        <w:t>under voltage indicator)</w:t>
+      </w:r>
+    </w:p>
+    <w:p>
+      <w:pPr>
+        <w:spacing w:after="0" w:line="240" w:lineRule="auto"/>
+        <w:rPr>
+          <w:rFonts w:ascii="Calibri" w:eastAsia="Calibri" w:hAnsi="Calibri" w:cs="Calibri"/>
+          <w:lang w:val="en-US"/>
+        </w:rPr>
+      </w:pPr>
     </w:p>
     <w:p>
       <w:pPr>
@@ -2208,13 +2926,33 @@
           <w:lang w:val="en-GB"/>
         </w:rPr>
       </w:pPr>
-      <w:r>
-        <w:rPr>
-          <w:rFonts w:ascii="Calibri" w:eastAsia="Calibri" w:hAnsi="Calibri" w:cs="Calibri"/>
-          <w:lang w:val="en-GB"/>
-        </w:rPr>
-        <w:t>sudo apt-get install xrdp</w:t>
-      </w:r>
+      <w:proofErr w:type="spellStart"/>
+      <w:proofErr w:type="gramStart"/>
+      <w:r>
+        <w:rPr>
+          <w:rFonts w:ascii="Calibri" w:eastAsia="Calibri" w:hAnsi="Calibri" w:cs="Calibri"/>
+          <w:lang w:val="en-GB"/>
+        </w:rPr>
+        <w:t>sudo</w:t>
+      </w:r>
+      <w:proofErr w:type="spellEnd"/>
+      <w:proofErr w:type="gramEnd"/>
+      <w:r>
+        <w:rPr>
+          <w:rFonts w:ascii="Calibri" w:eastAsia="Calibri" w:hAnsi="Calibri" w:cs="Calibri"/>
+          <w:lang w:val="en-GB"/>
+        </w:rPr>
+        <w:t xml:space="preserve"> apt-get install </w:t>
+      </w:r>
+      <w:proofErr w:type="spellStart"/>
+      <w:r>
+        <w:rPr>
+          <w:rFonts w:ascii="Calibri" w:eastAsia="Calibri" w:hAnsi="Calibri" w:cs="Calibri"/>
+          <w:lang w:val="en-GB"/>
+        </w:rPr>
+        <w:t>xrdp</w:t>
+      </w:r>
+      <w:proofErr w:type="spellEnd"/>
     </w:p>
     <w:p>
       <w:pPr>
@@ -2325,28 +3063,46 @@
           <w:lang w:val="en-GB"/>
         </w:rPr>
       </w:pPr>
-      <w:r>
-        <w:rPr>
-          <w:rFonts w:ascii="Calibri" w:eastAsia="Calibri" w:hAnsi="Calibri" w:cs="Calibri"/>
-          <w:lang w:val="en-GB"/>
-        </w:rPr>
-        <w:t>apt-get update</w:t>
-      </w:r>
-    </w:p>
-    <w:p>
-      <w:pPr>
-        <w:spacing w:after="0" w:line="240" w:lineRule="auto"/>
-        <w:rPr>
-          <w:rFonts w:ascii="Calibri" w:eastAsia="Calibri" w:hAnsi="Calibri" w:cs="Calibri"/>
-          <w:lang w:val="en-GB"/>
-        </w:rPr>
-      </w:pPr>
-      <w:r>
-        <w:rPr>
-          <w:rFonts w:ascii="Calibri" w:eastAsia="Calibri" w:hAnsi="Calibri" w:cs="Calibri"/>
-          <w:lang w:val="en-GB"/>
-        </w:rPr>
-        <w:t>apt-get install oracle-java7-jdk</w:t>
+      <w:proofErr w:type="gramStart"/>
+      <w:r>
+        <w:rPr>
+          <w:rFonts w:ascii="Calibri" w:eastAsia="Calibri" w:hAnsi="Calibri" w:cs="Calibri"/>
+          <w:lang w:val="en-GB"/>
+        </w:rPr>
+        <w:t>apt-get</w:t>
+      </w:r>
+      <w:proofErr w:type="gramEnd"/>
+      <w:r>
+        <w:rPr>
+          <w:rFonts w:ascii="Calibri" w:eastAsia="Calibri" w:hAnsi="Calibri" w:cs="Calibri"/>
+          <w:lang w:val="en-GB"/>
+        </w:rPr>
+        <w:t xml:space="preserve"> update</w:t>
+      </w:r>
+    </w:p>
+    <w:p>
+      <w:pPr>
+        <w:spacing w:after="0" w:line="240" w:lineRule="auto"/>
+        <w:rPr>
+          <w:rFonts w:ascii="Calibri" w:eastAsia="Calibri" w:hAnsi="Calibri" w:cs="Calibri"/>
+          <w:lang w:val="en-GB"/>
+        </w:rPr>
+      </w:pPr>
+      <w:proofErr w:type="gramStart"/>
+      <w:r>
+        <w:rPr>
+          <w:rFonts w:ascii="Calibri" w:eastAsia="Calibri" w:hAnsi="Calibri" w:cs="Calibri"/>
+          <w:lang w:val="en-GB"/>
+        </w:rPr>
+        <w:t>apt-get</w:t>
+      </w:r>
+      <w:proofErr w:type="gramEnd"/>
+      <w:r>
+        <w:rPr>
+          <w:rFonts w:ascii="Calibri" w:eastAsia="Calibri" w:hAnsi="Calibri" w:cs="Calibri"/>
+          <w:lang w:val="en-GB"/>
+        </w:rPr>
+        <w:t xml:space="preserve"> install oracle-java7-jdk</w:t>
       </w:r>
     </w:p>
     <w:p>
@@ -2370,6 +3126,7 @@
           <w:sz w:val="26"/>
           <w:lang w:val="en-GB"/>
         </w:rPr>
+        <w:lastRenderedPageBreak/>
         <w:t>Install Wiring Pi</w:t>
       </w:r>
     </w:p>
@@ -2401,12 +3158,21 @@
           <w:lang w:val="en-GB"/>
         </w:rPr>
       </w:pPr>
-      <w:r>
-        <w:rPr>
-          <w:rFonts w:ascii="Calibri" w:eastAsia="Calibri" w:hAnsi="Calibri" w:cs="Calibri"/>
-          <w:lang w:val="en-GB"/>
-        </w:rPr>
-        <w:t>apt-get install git-core</w:t>
+      <w:proofErr w:type="gramStart"/>
+      <w:r>
+        <w:rPr>
+          <w:rFonts w:ascii="Calibri" w:eastAsia="Calibri" w:hAnsi="Calibri" w:cs="Calibri"/>
+          <w:lang w:val="en-GB"/>
+        </w:rPr>
+        <w:t>apt-get</w:t>
+      </w:r>
+      <w:proofErr w:type="gramEnd"/>
+      <w:r>
+        <w:rPr>
+          <w:rFonts w:ascii="Calibri" w:eastAsia="Calibri" w:hAnsi="Calibri" w:cs="Calibri"/>
+          <w:lang w:val="en-GB"/>
+        </w:rPr>
+        <w:t xml:space="preserve"> install git-core</w:t>
       </w:r>
     </w:p>
     <w:p>
@@ -2441,12 +3207,37 @@
           <w:lang w:val="en-GB"/>
         </w:rPr>
       </w:pPr>
-      <w:r>
-        <w:rPr>
-          <w:rFonts w:ascii="Calibri" w:eastAsia="Calibri" w:hAnsi="Calibri" w:cs="Calibri"/>
-          <w:lang w:val="en-GB"/>
-        </w:rPr>
-        <w:t>curl -s get.pi4j.com | sudo bash</w:t>
+      <w:proofErr w:type="gramStart"/>
+      <w:r>
+        <w:rPr>
+          <w:rFonts w:ascii="Calibri" w:eastAsia="Calibri" w:hAnsi="Calibri" w:cs="Calibri"/>
+          <w:lang w:val="en-GB"/>
+        </w:rPr>
+        <w:t>curl</w:t>
+      </w:r>
+      <w:proofErr w:type="gramEnd"/>
+      <w:r>
+        <w:rPr>
+          <w:rFonts w:ascii="Calibri" w:eastAsia="Calibri" w:hAnsi="Calibri" w:cs="Calibri"/>
+          <w:lang w:val="en-GB"/>
+        </w:rPr>
+        <w:t xml:space="preserve"> -s get.pi4j.com | </w:t>
+      </w:r>
+      <w:proofErr w:type="spellStart"/>
+      <w:r>
+        <w:rPr>
+          <w:rFonts w:ascii="Calibri" w:eastAsia="Calibri" w:hAnsi="Calibri" w:cs="Calibri"/>
+          <w:lang w:val="en-GB"/>
+        </w:rPr>
+        <w:t>sudo</w:t>
+      </w:r>
+      <w:proofErr w:type="spellEnd"/>
+      <w:r>
+        <w:rPr>
+          <w:rFonts w:ascii="Calibri" w:eastAsia="Calibri" w:hAnsi="Calibri" w:cs="Calibri"/>
+          <w:lang w:val="en-GB"/>
+        </w:rPr>
+        <w:t xml:space="preserve"> bash</w:t>
       </w:r>
     </w:p>
     <w:p>
@@ -2557,7 +3348,6 @@
           <w:rFonts w:ascii="Calibri" w:eastAsia="Calibri" w:hAnsi="Calibri" w:cs="Calibri"/>
           <w:lang w:val="en-GB"/>
         </w:rPr>
-        <w:lastRenderedPageBreak/>
         <w:t>Add to build path pi4j-core and client</w:t>
       </w:r>
     </w:p>
@@ -2577,7 +3367,23 @@
           <w:rFonts w:ascii="Calibri" w:eastAsia="Calibri" w:hAnsi="Calibri" w:cs="Calibri"/>
           <w:lang w:val="en-GB"/>
         </w:rPr>
-        <w:t>Create lunch config:</w:t>
+        <w:t xml:space="preserve">Create lunch </w:t>
+      </w:r>
+      <w:proofErr w:type="spellStart"/>
+      <w:r>
+        <w:rPr>
+          <w:rFonts w:ascii="Calibri" w:eastAsia="Calibri" w:hAnsi="Calibri" w:cs="Calibri"/>
+          <w:lang w:val="en-GB"/>
+        </w:rPr>
+        <w:t>config</w:t>
+      </w:r>
+      <w:proofErr w:type="spellEnd"/>
+      <w:r>
+        <w:rPr>
+          <w:rFonts w:ascii="Calibri" w:eastAsia="Calibri" w:hAnsi="Calibri" w:cs="Calibri"/>
+          <w:lang w:val="en-GB"/>
+        </w:rPr>
+        <w:t>:</w:t>
       </w:r>
     </w:p>
     <w:p>
@@ -2625,12 +3431,23 @@
           <w:lang w:val="en-GB"/>
         </w:rPr>
       </w:pPr>
-      <w:r>
-        <w:rPr>
-          <w:rFonts w:ascii="Calibri" w:eastAsia="Calibri" w:hAnsi="Calibri" w:cs="Calibri"/>
-          <w:lang w:val="en-GB"/>
-        </w:rPr>
-        <w:t xml:space="preserve">wget </w:t>
+      <w:proofErr w:type="spellStart"/>
+      <w:proofErr w:type="gramStart"/>
+      <w:r>
+        <w:rPr>
+          <w:rFonts w:ascii="Calibri" w:eastAsia="Calibri" w:hAnsi="Calibri" w:cs="Calibri"/>
+          <w:lang w:val="en-GB"/>
+        </w:rPr>
+        <w:t>wget</w:t>
+      </w:r>
+      <w:proofErr w:type="spellEnd"/>
+      <w:proofErr w:type="gramEnd"/>
+      <w:r>
+        <w:rPr>
+          <w:rFonts w:ascii="Calibri" w:eastAsia="Calibri" w:hAnsi="Calibri" w:cs="Calibri"/>
+          <w:lang w:val="en-GB"/>
+        </w:rPr>
+        <w:t xml:space="preserve"> </w:t>
       </w:r>
       <w:hyperlink r:id="rId10">
         <w:r>
@@ -2655,28 +3472,46 @@
           <w:lang w:val="en-GB"/>
         </w:rPr>
       </w:pPr>
-      <w:r>
-        <w:rPr>
-          <w:rFonts w:ascii="Calibri" w:eastAsia="Calibri" w:hAnsi="Calibri" w:cs="Calibri"/>
-          <w:lang w:val="en-GB"/>
-        </w:rPr>
-        <w:t>java -jar remotevmlauncher-agent-1.0-20140103.103618-5.jar -d 1</w:t>
-      </w:r>
-    </w:p>
-    <w:p>
-      <w:pPr>
-        <w:spacing w:after="0" w:line="240" w:lineRule="auto"/>
-        <w:rPr>
-          <w:rFonts w:ascii="Calibri" w:eastAsia="Calibri" w:hAnsi="Calibri" w:cs="Calibri"/>
-          <w:lang w:val="en-GB"/>
-        </w:rPr>
-      </w:pPr>
-      <w:r>
-        <w:rPr>
-          <w:rFonts w:ascii="Calibri" w:eastAsia="Calibri" w:hAnsi="Calibri" w:cs="Calibri"/>
-          <w:lang w:val="en-GB"/>
-        </w:rPr>
-        <w:t>java -jar remotevmlauncher-agent-1.0-SNAPSHOT.jar -d 3</w:t>
+      <w:proofErr w:type="gramStart"/>
+      <w:r>
+        <w:rPr>
+          <w:rFonts w:ascii="Calibri" w:eastAsia="Calibri" w:hAnsi="Calibri" w:cs="Calibri"/>
+          <w:lang w:val="en-GB"/>
+        </w:rPr>
+        <w:t>java</w:t>
+      </w:r>
+      <w:proofErr w:type="gramEnd"/>
+      <w:r>
+        <w:rPr>
+          <w:rFonts w:ascii="Calibri" w:eastAsia="Calibri" w:hAnsi="Calibri" w:cs="Calibri"/>
+          <w:lang w:val="en-GB"/>
+        </w:rPr>
+        <w:t xml:space="preserve"> -jar remotevmlauncher-agent-1.0-20140103.103618-5.jar -d 1</w:t>
+      </w:r>
+    </w:p>
+    <w:p>
+      <w:pPr>
+        <w:spacing w:after="0" w:line="240" w:lineRule="auto"/>
+        <w:rPr>
+          <w:rFonts w:ascii="Calibri" w:eastAsia="Calibri" w:hAnsi="Calibri" w:cs="Calibri"/>
+          <w:lang w:val="en-GB"/>
+        </w:rPr>
+      </w:pPr>
+      <w:proofErr w:type="gramStart"/>
+      <w:r>
+        <w:rPr>
+          <w:rFonts w:ascii="Calibri" w:eastAsia="Calibri" w:hAnsi="Calibri" w:cs="Calibri"/>
+          <w:lang w:val="en-GB"/>
+        </w:rPr>
+        <w:t>java</w:t>
+      </w:r>
+      <w:proofErr w:type="gramEnd"/>
+      <w:r>
+        <w:rPr>
+          <w:rFonts w:ascii="Calibri" w:eastAsia="Calibri" w:hAnsi="Calibri" w:cs="Calibri"/>
+          <w:lang w:val="en-GB"/>
+        </w:rPr>
+        <w:t xml:space="preserve"> -jar remotevmlauncher-agent-1.0-SNAPSHOT.jar -d 3</w:t>
       </w:r>
     </w:p>
     <w:p>
@@ -2712,53 +3547,136 @@
           <w:lang w:val="en-GB"/>
         </w:rPr>
       </w:pPr>
-      <w:r>
-        <w:rPr>
-          <w:rFonts w:ascii="Calibri" w:eastAsia="Calibri" w:hAnsi="Calibri" w:cs="Calibri"/>
-          <w:lang w:val="en-GB"/>
-        </w:rPr>
-        <w:t>sudo su</w:t>
-      </w:r>
-    </w:p>
-    <w:p>
-      <w:pPr>
-        <w:spacing w:after="0" w:line="240" w:lineRule="auto"/>
-        <w:rPr>
-          <w:rFonts w:ascii="Calibri" w:eastAsia="Calibri" w:hAnsi="Calibri" w:cs="Calibri"/>
-          <w:lang w:val="en-GB"/>
-        </w:rPr>
-      </w:pPr>
-      <w:r>
-        <w:rPr>
-          <w:rFonts w:ascii="Calibri" w:eastAsia="Calibri" w:hAnsi="Calibri" w:cs="Calibri"/>
-          <w:lang w:val="en-GB"/>
-        </w:rPr>
-        <w:t>chmod -R ugo+rw .remotevm</w:t>
-      </w:r>
-    </w:p>
-    <w:p>
-      <w:pPr>
-        <w:spacing w:after="0" w:line="240" w:lineRule="auto"/>
-        <w:rPr>
-          <w:rFonts w:ascii="Calibri" w:eastAsia="Calibri" w:hAnsi="Calibri" w:cs="Calibri"/>
-          <w:lang w:val="en-GB"/>
-        </w:rPr>
-      </w:pPr>
-    </w:p>
-    <w:p>
-      <w:pPr>
-        <w:spacing w:after="0" w:line="240" w:lineRule="auto"/>
-        <w:rPr>
-          <w:rFonts w:ascii="Calibri" w:eastAsia="Calibri" w:hAnsi="Calibri" w:cs="Calibri"/>
-          <w:lang w:val="en-GB"/>
-        </w:rPr>
-      </w:pPr>
-      <w:r>
-        <w:rPr>
-          <w:rFonts w:ascii="Calibri" w:eastAsia="Calibri" w:hAnsi="Calibri" w:cs="Calibri"/>
-          <w:lang w:val="en-GB"/>
-        </w:rPr>
-        <w:t>chmod -R ugo+rw /opt/pi4j/lib/</w:t>
+      <w:proofErr w:type="spellStart"/>
+      <w:proofErr w:type="gramStart"/>
+      <w:r>
+        <w:rPr>
+          <w:rFonts w:ascii="Calibri" w:eastAsia="Calibri" w:hAnsi="Calibri" w:cs="Calibri"/>
+          <w:lang w:val="en-GB"/>
+        </w:rPr>
+        <w:t>sudo</w:t>
+      </w:r>
+      <w:proofErr w:type="spellEnd"/>
+      <w:proofErr w:type="gramEnd"/>
+      <w:r>
+        <w:rPr>
+          <w:rFonts w:ascii="Calibri" w:eastAsia="Calibri" w:hAnsi="Calibri" w:cs="Calibri"/>
+          <w:lang w:val="en-GB"/>
+        </w:rPr>
+        <w:t xml:space="preserve"> </w:t>
+      </w:r>
+      <w:proofErr w:type="spellStart"/>
+      <w:r>
+        <w:rPr>
+          <w:rFonts w:ascii="Calibri" w:eastAsia="Calibri" w:hAnsi="Calibri" w:cs="Calibri"/>
+          <w:lang w:val="en-GB"/>
+        </w:rPr>
+        <w:t>su</w:t>
+      </w:r>
+      <w:proofErr w:type="spellEnd"/>
+    </w:p>
+    <w:p>
+      <w:pPr>
+        <w:spacing w:after="0" w:line="240" w:lineRule="auto"/>
+        <w:rPr>
+          <w:rFonts w:ascii="Calibri" w:eastAsia="Calibri" w:hAnsi="Calibri" w:cs="Calibri"/>
+          <w:lang w:val="en-GB"/>
+        </w:rPr>
+      </w:pPr>
+      <w:proofErr w:type="spellStart"/>
+      <w:proofErr w:type="gramStart"/>
+      <w:r>
+        <w:rPr>
+          <w:rFonts w:ascii="Calibri" w:eastAsia="Calibri" w:hAnsi="Calibri" w:cs="Calibri"/>
+          <w:lang w:val="en-GB"/>
+        </w:rPr>
+        <w:t>chmod</w:t>
+      </w:r>
+      <w:proofErr w:type="spellEnd"/>
+      <w:proofErr w:type="gramEnd"/>
+      <w:r>
+        <w:rPr>
+          <w:rFonts w:ascii="Calibri" w:eastAsia="Calibri" w:hAnsi="Calibri" w:cs="Calibri"/>
+          <w:lang w:val="en-GB"/>
+        </w:rPr>
+        <w:t xml:space="preserve"> -R </w:t>
+      </w:r>
+      <w:proofErr w:type="spellStart"/>
+      <w:r>
+        <w:rPr>
+          <w:rFonts w:ascii="Calibri" w:eastAsia="Calibri" w:hAnsi="Calibri" w:cs="Calibri"/>
+          <w:lang w:val="en-GB"/>
+        </w:rPr>
+        <w:t>ugo+rw</w:t>
+      </w:r>
+      <w:proofErr w:type="spellEnd"/>
+      <w:r>
+        <w:rPr>
+          <w:rFonts w:ascii="Calibri" w:eastAsia="Calibri" w:hAnsi="Calibri" w:cs="Calibri"/>
+          <w:lang w:val="en-GB"/>
+        </w:rPr>
+        <w:t xml:space="preserve"> .</w:t>
+      </w:r>
+      <w:proofErr w:type="spellStart"/>
+      <w:r>
+        <w:rPr>
+          <w:rFonts w:ascii="Calibri" w:eastAsia="Calibri" w:hAnsi="Calibri" w:cs="Calibri"/>
+          <w:lang w:val="en-GB"/>
+        </w:rPr>
+        <w:t>remotevm</w:t>
+      </w:r>
+      <w:proofErr w:type="spellEnd"/>
+    </w:p>
+    <w:p>
+      <w:pPr>
+        <w:spacing w:after="0" w:line="240" w:lineRule="auto"/>
+        <w:rPr>
+          <w:rFonts w:ascii="Calibri" w:eastAsia="Calibri" w:hAnsi="Calibri" w:cs="Calibri"/>
+          <w:lang w:val="en-GB"/>
+        </w:rPr>
+      </w:pPr>
+    </w:p>
+    <w:p>
+      <w:pPr>
+        <w:spacing w:after="0" w:line="240" w:lineRule="auto"/>
+        <w:rPr>
+          <w:rFonts w:ascii="Calibri" w:eastAsia="Calibri" w:hAnsi="Calibri" w:cs="Calibri"/>
+          <w:lang w:val="en-GB"/>
+        </w:rPr>
+      </w:pPr>
+      <w:proofErr w:type="spellStart"/>
+      <w:proofErr w:type="gramStart"/>
+      <w:r>
+        <w:rPr>
+          <w:rFonts w:ascii="Calibri" w:eastAsia="Calibri" w:hAnsi="Calibri" w:cs="Calibri"/>
+          <w:lang w:val="en-GB"/>
+        </w:rPr>
+        <w:t>chmod</w:t>
+      </w:r>
+      <w:proofErr w:type="spellEnd"/>
+      <w:proofErr w:type="gramEnd"/>
+      <w:r>
+        <w:rPr>
+          <w:rFonts w:ascii="Calibri" w:eastAsia="Calibri" w:hAnsi="Calibri" w:cs="Calibri"/>
+          <w:lang w:val="en-GB"/>
+        </w:rPr>
+        <w:t xml:space="preserve"> -R </w:t>
+      </w:r>
+      <w:proofErr w:type="spellStart"/>
+      <w:r>
+        <w:rPr>
+          <w:rFonts w:ascii="Calibri" w:eastAsia="Calibri" w:hAnsi="Calibri" w:cs="Calibri"/>
+          <w:lang w:val="en-GB"/>
+        </w:rPr>
+        <w:t>ugo+rw</w:t>
+      </w:r>
+      <w:proofErr w:type="spellEnd"/>
+      <w:r>
+        <w:rPr>
+          <w:rFonts w:ascii="Calibri" w:eastAsia="Calibri" w:hAnsi="Calibri" w:cs="Calibri"/>
+          <w:lang w:val="en-GB"/>
+        </w:rPr>
+        <w:t xml:space="preserve"> /opt/pi4j/lib/</w:t>
       </w:r>
     </w:p>
     <w:p>
@@ -2807,8 +3725,17 @@
           <w:rFonts w:ascii="Calibri" w:eastAsia="Calibri" w:hAnsi="Calibri" w:cs="Calibri"/>
           <w:lang w:val="en-GB"/>
         </w:rPr>
-        <w:t>Class = org.ah.java.remotevmlauncher.client.LaunchRemote</w:t>
-      </w:r>
+        <w:t xml:space="preserve">Class = </w:t>
+      </w:r>
+      <w:proofErr w:type="spellStart"/>
+      <w:r>
+        <w:rPr>
+          <w:rFonts w:ascii="Calibri" w:eastAsia="Calibri" w:hAnsi="Calibri" w:cs="Calibri"/>
+          <w:lang w:val="en-GB"/>
+        </w:rPr>
+        <w:t>org.ah.java.remotevmlauncher.client.LaunchRemote</w:t>
+      </w:r>
+      <w:proofErr w:type="spellEnd"/>
     </w:p>
     <w:p>
       <w:pPr>
@@ -2850,6 +3777,7 @@
           <w:lang w:val="en-GB"/>
         </w:rPr>
       </w:pPr>
+      <w:proofErr w:type="spellStart"/>
       <w:r>
         <w:rPr>
           <w:rFonts w:ascii="Calibri" w:eastAsia="Calibri" w:hAnsi="Calibri" w:cs="Calibri"/>
@@ -2857,6 +3785,7 @@
         </w:rPr>
         <w:t>sandbox.remotedebug.GpioRemote</w:t>
       </w:r>
+      <w:proofErr w:type="spellEnd"/>
     </w:p>
     <w:p>
       <w:pPr>
@@ -2927,28 +3856,57 @@
           <w:lang w:val="en-GB"/>
         </w:rPr>
       </w:pPr>
-      <w:r>
-        <w:rPr>
-          <w:rFonts w:ascii="Calibri" w:eastAsia="Calibri" w:hAnsi="Calibri" w:cs="Calibri"/>
-          <w:lang w:val="en-GB"/>
-        </w:rPr>
-        <w:t>apt-get install wget</w:t>
-      </w:r>
-    </w:p>
-    <w:p>
-      <w:pPr>
-        <w:spacing w:after="0" w:line="240" w:lineRule="auto"/>
-        <w:rPr>
-          <w:rFonts w:ascii="Calibri" w:eastAsia="Calibri" w:hAnsi="Calibri" w:cs="Calibri"/>
-          <w:lang w:val="en-GB"/>
-        </w:rPr>
-      </w:pPr>
-      <w:r>
-        <w:rPr>
-          <w:rFonts w:ascii="Calibri" w:eastAsia="Calibri" w:hAnsi="Calibri" w:cs="Calibri"/>
-          <w:lang w:val="en-GB"/>
-        </w:rPr>
-        <w:t xml:space="preserve">wget </w:t>
+      <w:proofErr w:type="gramStart"/>
+      <w:r>
+        <w:rPr>
+          <w:rFonts w:ascii="Calibri" w:eastAsia="Calibri" w:hAnsi="Calibri" w:cs="Calibri"/>
+          <w:lang w:val="en-GB"/>
+        </w:rPr>
+        <w:t>apt-get</w:t>
+      </w:r>
+      <w:proofErr w:type="gramEnd"/>
+      <w:r>
+        <w:rPr>
+          <w:rFonts w:ascii="Calibri" w:eastAsia="Calibri" w:hAnsi="Calibri" w:cs="Calibri"/>
+          <w:lang w:val="en-GB"/>
+        </w:rPr>
+        <w:t xml:space="preserve"> install </w:t>
+      </w:r>
+      <w:proofErr w:type="spellStart"/>
+      <w:r>
+        <w:rPr>
+          <w:rFonts w:ascii="Calibri" w:eastAsia="Calibri" w:hAnsi="Calibri" w:cs="Calibri"/>
+          <w:lang w:val="en-GB"/>
+        </w:rPr>
+        <w:t>wget</w:t>
+      </w:r>
+      <w:proofErr w:type="spellEnd"/>
+    </w:p>
+    <w:p>
+      <w:pPr>
+        <w:spacing w:after="0" w:line="240" w:lineRule="auto"/>
+        <w:rPr>
+          <w:rFonts w:ascii="Calibri" w:eastAsia="Calibri" w:hAnsi="Calibri" w:cs="Calibri"/>
+          <w:lang w:val="en-GB"/>
+        </w:rPr>
+      </w:pPr>
+      <w:proofErr w:type="spellStart"/>
+      <w:proofErr w:type="gramStart"/>
+      <w:r>
+        <w:rPr>
+          <w:rFonts w:ascii="Calibri" w:eastAsia="Calibri" w:hAnsi="Calibri" w:cs="Calibri"/>
+          <w:lang w:val="en-GB"/>
+        </w:rPr>
+        <w:t>wget</w:t>
+      </w:r>
+      <w:proofErr w:type="spellEnd"/>
+      <w:proofErr w:type="gramEnd"/>
+      <w:r>
+        <w:rPr>
+          <w:rFonts w:ascii="Calibri" w:eastAsia="Calibri" w:hAnsi="Calibri" w:cs="Calibri"/>
+          <w:lang w:val="en-GB"/>
+        </w:rPr>
+        <w:t xml:space="preserve"> </w:t>
       </w:r>
       <w:hyperlink r:id="rId12">
         <w:r>
@@ -2975,6 +3933,7 @@
           <w:lang w:val="en-GB"/>
         </w:rPr>
       </w:pPr>
+      <w:proofErr w:type="spellStart"/>
       <w:r>
         <w:rPr>
           <w:rFonts w:ascii="Cambria" w:eastAsia="Cambria" w:hAnsi="Cambria" w:cs="Cambria"/>
@@ -2983,7 +3942,18 @@
           <w:sz w:val="26"/>
           <w:lang w:val="en-GB"/>
         </w:rPr>
-        <w:t>Autostart Java Application</w:t>
+        <w:t>Autostart</w:t>
+      </w:r>
+      <w:proofErr w:type="spellEnd"/>
+      <w:r>
+        <w:rPr>
+          <w:rFonts w:ascii="Cambria" w:eastAsia="Cambria" w:hAnsi="Cambria" w:cs="Cambria"/>
+          <w:b/>
+          <w:color w:val="4F81BD"/>
+          <w:sz w:val="26"/>
+          <w:lang w:val="en-GB"/>
+        </w:rPr>
+        <w:t xml:space="preserve"> Java Application</w:t>
       </w:r>
     </w:p>
     <w:p>
@@ -3129,45 +4099,117 @@
           <w:lang w:val="en-GB"/>
         </w:rPr>
       </w:pPr>
-      <w:r>
-        <w:rPr>
-          <w:rFonts w:ascii="Calibri" w:eastAsia="Calibri" w:hAnsi="Calibri" w:cs="Calibri"/>
-          <w:lang w:val="en-GB"/>
-        </w:rPr>
-        <w:t>sudo apt-get install samba</w:t>
-      </w:r>
-    </w:p>
-    <w:p>
-      <w:pPr>
-        <w:spacing w:after="0" w:line="240" w:lineRule="auto"/>
-        <w:rPr>
-          <w:rFonts w:ascii="Calibri" w:eastAsia="Calibri" w:hAnsi="Calibri" w:cs="Calibri"/>
-          <w:lang w:val="en-GB"/>
-        </w:rPr>
-      </w:pPr>
-      <w:r>
-        <w:rPr>
-          <w:rFonts w:ascii="Calibri" w:eastAsia="Calibri" w:hAnsi="Calibri" w:cs="Calibri"/>
-          <w:lang w:val="en-GB"/>
-        </w:rPr>
-        <w:t>apt-get install samba-common-bin</w:t>
-      </w:r>
-    </w:p>
-    <w:p>
-      <w:pPr>
-        <w:spacing w:after="0" w:line="240" w:lineRule="auto"/>
-        <w:rPr>
-          <w:rFonts w:ascii="Calibri" w:eastAsia="Calibri" w:hAnsi="Calibri" w:cs="Calibri"/>
-          <w:lang w:val="en-GB"/>
-        </w:rPr>
-      </w:pPr>
-      <w:r>
-        <w:rPr>
-          <w:rFonts w:ascii="Calibri" w:eastAsia="Calibri" w:hAnsi="Calibri" w:cs="Calibri"/>
-          <w:lang w:val="en-GB"/>
-        </w:rPr>
-        <w:t>sudo nano /etc/samba/smb.conf</w:t>
-      </w:r>
+      <w:proofErr w:type="spellStart"/>
+      <w:proofErr w:type="gramStart"/>
+      <w:r>
+        <w:rPr>
+          <w:rFonts w:ascii="Calibri" w:eastAsia="Calibri" w:hAnsi="Calibri" w:cs="Calibri"/>
+          <w:lang w:val="en-GB"/>
+        </w:rPr>
+        <w:t>sudo</w:t>
+      </w:r>
+      <w:proofErr w:type="spellEnd"/>
+      <w:proofErr w:type="gramEnd"/>
+      <w:r>
+        <w:rPr>
+          <w:rFonts w:ascii="Calibri" w:eastAsia="Calibri" w:hAnsi="Calibri" w:cs="Calibri"/>
+          <w:lang w:val="en-GB"/>
+        </w:rPr>
+        <w:t xml:space="preserve"> apt-get install samba</w:t>
+      </w:r>
+    </w:p>
+    <w:p>
+      <w:pPr>
+        <w:spacing w:after="0" w:line="240" w:lineRule="auto"/>
+        <w:rPr>
+          <w:rFonts w:ascii="Calibri" w:eastAsia="Calibri" w:hAnsi="Calibri" w:cs="Calibri"/>
+          <w:lang w:val="en-GB"/>
+        </w:rPr>
+      </w:pPr>
+      <w:proofErr w:type="gramStart"/>
+      <w:r>
+        <w:rPr>
+          <w:rFonts w:ascii="Calibri" w:eastAsia="Calibri" w:hAnsi="Calibri" w:cs="Calibri"/>
+          <w:lang w:val="en-GB"/>
+        </w:rPr>
+        <w:t>apt-get</w:t>
+      </w:r>
+      <w:proofErr w:type="gramEnd"/>
+      <w:r>
+        <w:rPr>
+          <w:rFonts w:ascii="Calibri" w:eastAsia="Calibri" w:hAnsi="Calibri" w:cs="Calibri"/>
+          <w:lang w:val="en-GB"/>
+        </w:rPr>
+        <w:t xml:space="preserve"> install samba-common-bin</w:t>
+      </w:r>
+    </w:p>
+    <w:p>
+      <w:pPr>
+        <w:spacing w:after="0" w:line="240" w:lineRule="auto"/>
+        <w:rPr>
+          <w:rFonts w:ascii="Calibri" w:eastAsia="Calibri" w:hAnsi="Calibri" w:cs="Calibri"/>
+          <w:lang w:val="en-GB"/>
+        </w:rPr>
+      </w:pPr>
+      <w:proofErr w:type="spellStart"/>
+      <w:proofErr w:type="gramStart"/>
+      <w:r>
+        <w:rPr>
+          <w:rFonts w:ascii="Calibri" w:eastAsia="Calibri" w:hAnsi="Calibri" w:cs="Calibri"/>
+          <w:lang w:val="en-GB"/>
+        </w:rPr>
+        <w:t>sudo</w:t>
+      </w:r>
+      <w:proofErr w:type="spellEnd"/>
+      <w:proofErr w:type="gramEnd"/>
+      <w:r>
+        <w:rPr>
+          <w:rFonts w:ascii="Calibri" w:eastAsia="Calibri" w:hAnsi="Calibri" w:cs="Calibri"/>
+          <w:lang w:val="en-GB"/>
+        </w:rPr>
+        <w:t xml:space="preserve"> </w:t>
+      </w:r>
+      <w:proofErr w:type="spellStart"/>
+      <w:r>
+        <w:rPr>
+          <w:rFonts w:ascii="Calibri" w:eastAsia="Calibri" w:hAnsi="Calibri" w:cs="Calibri"/>
+          <w:lang w:val="en-GB"/>
+        </w:rPr>
+        <w:t>nano</w:t>
+      </w:r>
+      <w:proofErr w:type="spellEnd"/>
+      <w:r>
+        <w:rPr>
+          <w:rFonts w:ascii="Calibri" w:eastAsia="Calibri" w:hAnsi="Calibri" w:cs="Calibri"/>
+          <w:lang w:val="en-GB"/>
+        </w:rPr>
+        <w:t xml:space="preserve"> /</w:t>
+      </w:r>
+      <w:proofErr w:type="spellStart"/>
+      <w:r>
+        <w:rPr>
+          <w:rFonts w:ascii="Calibri" w:eastAsia="Calibri" w:hAnsi="Calibri" w:cs="Calibri"/>
+          <w:lang w:val="en-GB"/>
+        </w:rPr>
+        <w:t>etc</w:t>
+      </w:r>
+      <w:proofErr w:type="spellEnd"/>
+      <w:r>
+        <w:rPr>
+          <w:rFonts w:ascii="Calibri" w:eastAsia="Calibri" w:hAnsi="Calibri" w:cs="Calibri"/>
+          <w:lang w:val="en-GB"/>
+        </w:rPr>
+        <w:t>/samba/</w:t>
+      </w:r>
+      <w:proofErr w:type="spellStart"/>
+      <w:r>
+        <w:rPr>
+          <w:rFonts w:ascii="Calibri" w:eastAsia="Calibri" w:hAnsi="Calibri" w:cs="Calibri"/>
+          <w:lang w:val="en-GB"/>
+        </w:rPr>
+        <w:t>smb.conf</w:t>
+      </w:r>
+      <w:proofErr w:type="spellEnd"/>
     </w:p>
     <w:p>
       <w:pPr>
@@ -3200,7 +4242,23 @@
           <w:rFonts w:ascii="Calibri" w:eastAsia="Calibri" w:hAnsi="Calibri" w:cs="Calibri"/>
           <w:lang w:val="en-GB"/>
         </w:rPr>
-        <w:t>[share]</w:t>
+        <w:t>[</w:t>
+      </w:r>
+      <w:proofErr w:type="gramStart"/>
+      <w:r>
+        <w:rPr>
+          <w:rFonts w:ascii="Calibri" w:eastAsia="Calibri" w:hAnsi="Calibri" w:cs="Calibri"/>
+          <w:lang w:val="en-GB"/>
+        </w:rPr>
+        <w:t>share</w:t>
+      </w:r>
+      <w:proofErr w:type="gramEnd"/>
+      <w:r>
+        <w:rPr>
+          <w:rFonts w:ascii="Calibri" w:eastAsia="Calibri" w:hAnsi="Calibri" w:cs="Calibri"/>
+          <w:lang w:val="en-GB"/>
+        </w:rPr>
+        <w:t>]</w:t>
       </w:r>
     </w:p>
     <w:p>
@@ -3212,12 +4270,21 @@
           <w:lang w:val="en-GB"/>
         </w:rPr>
       </w:pPr>
-      <w:r>
-        <w:rPr>
-          <w:rFonts w:ascii="Calibri" w:eastAsia="Calibri" w:hAnsi="Calibri" w:cs="Calibri"/>
-          <w:lang w:val="en-GB"/>
-        </w:rPr>
-        <w:t>path = /home/pi/share</w:t>
+      <w:proofErr w:type="gramStart"/>
+      <w:r>
+        <w:rPr>
+          <w:rFonts w:ascii="Calibri" w:eastAsia="Calibri" w:hAnsi="Calibri" w:cs="Calibri"/>
+          <w:lang w:val="en-GB"/>
+        </w:rPr>
+        <w:t>path</w:t>
+      </w:r>
+      <w:proofErr w:type="gramEnd"/>
+      <w:r>
+        <w:rPr>
+          <w:rFonts w:ascii="Calibri" w:eastAsia="Calibri" w:hAnsi="Calibri" w:cs="Calibri"/>
+          <w:lang w:val="en-GB"/>
+        </w:rPr>
+        <w:t xml:space="preserve"> = /home/pi/share</w:t>
       </w:r>
     </w:p>
     <w:p>
@@ -3229,12 +4296,21 @@
           <w:lang w:val="en-GB"/>
         </w:rPr>
       </w:pPr>
-      <w:r>
-        <w:rPr>
-          <w:rFonts w:ascii="Calibri" w:eastAsia="Calibri" w:hAnsi="Calibri" w:cs="Calibri"/>
-          <w:lang w:val="en-GB"/>
-        </w:rPr>
-        <w:t>available = yes</w:t>
+      <w:proofErr w:type="gramStart"/>
+      <w:r>
+        <w:rPr>
+          <w:rFonts w:ascii="Calibri" w:eastAsia="Calibri" w:hAnsi="Calibri" w:cs="Calibri"/>
+          <w:lang w:val="en-GB"/>
+        </w:rPr>
+        <w:t>available</w:t>
+      </w:r>
+      <w:proofErr w:type="gramEnd"/>
+      <w:r>
+        <w:rPr>
+          <w:rFonts w:ascii="Calibri" w:eastAsia="Calibri" w:hAnsi="Calibri" w:cs="Calibri"/>
+          <w:lang w:val="en-GB"/>
+        </w:rPr>
+        <w:t xml:space="preserve"> = yes</w:t>
       </w:r>
     </w:p>
     <w:p>
@@ -3246,12 +4322,21 @@
           <w:lang w:val="en-GB"/>
         </w:rPr>
       </w:pPr>
-      <w:r>
-        <w:rPr>
-          <w:rFonts w:ascii="Calibri" w:eastAsia="Calibri" w:hAnsi="Calibri" w:cs="Calibri"/>
-          <w:lang w:val="en-GB"/>
-        </w:rPr>
-        <w:t>valid users = pi</w:t>
+      <w:proofErr w:type="gramStart"/>
+      <w:r>
+        <w:rPr>
+          <w:rFonts w:ascii="Calibri" w:eastAsia="Calibri" w:hAnsi="Calibri" w:cs="Calibri"/>
+          <w:lang w:val="en-GB"/>
+        </w:rPr>
+        <w:t>valid</w:t>
+      </w:r>
+      <w:proofErr w:type="gramEnd"/>
+      <w:r>
+        <w:rPr>
+          <w:rFonts w:ascii="Calibri" w:eastAsia="Calibri" w:hAnsi="Calibri" w:cs="Calibri"/>
+          <w:lang w:val="en-GB"/>
+        </w:rPr>
+        <w:t xml:space="preserve"> users = pi</w:t>
       </w:r>
     </w:p>
     <w:p>
@@ -3263,12 +4348,21 @@
           <w:lang w:val="en-GB"/>
         </w:rPr>
       </w:pPr>
-      <w:r>
-        <w:rPr>
-          <w:rFonts w:ascii="Calibri" w:eastAsia="Calibri" w:hAnsi="Calibri" w:cs="Calibri"/>
-          <w:lang w:val="en-GB"/>
-        </w:rPr>
-        <w:t>read only = no</w:t>
+      <w:proofErr w:type="gramStart"/>
+      <w:r>
+        <w:rPr>
+          <w:rFonts w:ascii="Calibri" w:eastAsia="Calibri" w:hAnsi="Calibri" w:cs="Calibri"/>
+          <w:lang w:val="en-GB"/>
+        </w:rPr>
+        <w:t>read</w:t>
+      </w:r>
+      <w:proofErr w:type="gramEnd"/>
+      <w:r>
+        <w:rPr>
+          <w:rFonts w:ascii="Calibri" w:eastAsia="Calibri" w:hAnsi="Calibri" w:cs="Calibri"/>
+          <w:lang w:val="en-GB"/>
+        </w:rPr>
+        <w:t xml:space="preserve"> only = no</w:t>
       </w:r>
     </w:p>
     <w:p>
@@ -3280,12 +4374,23 @@
           <w:lang w:val="en-GB"/>
         </w:rPr>
       </w:pPr>
-      <w:r>
-        <w:rPr>
-          <w:rFonts w:ascii="Calibri" w:eastAsia="Calibri" w:hAnsi="Calibri" w:cs="Calibri"/>
-          <w:lang w:val="en-GB"/>
-        </w:rPr>
-        <w:t>browsable = yes</w:t>
+      <w:proofErr w:type="spellStart"/>
+      <w:proofErr w:type="gramStart"/>
+      <w:r>
+        <w:rPr>
+          <w:rFonts w:ascii="Calibri" w:eastAsia="Calibri" w:hAnsi="Calibri" w:cs="Calibri"/>
+          <w:lang w:val="en-GB"/>
+        </w:rPr>
+        <w:t>browsable</w:t>
+      </w:r>
+      <w:proofErr w:type="spellEnd"/>
+      <w:proofErr w:type="gramEnd"/>
+      <w:r>
+        <w:rPr>
+          <w:rFonts w:ascii="Calibri" w:eastAsia="Calibri" w:hAnsi="Calibri" w:cs="Calibri"/>
+          <w:lang w:val="en-GB"/>
+        </w:rPr>
+        <w:t xml:space="preserve"> = yes</w:t>
       </w:r>
     </w:p>
     <w:p>
@@ -3297,12 +4402,21 @@
           <w:lang w:val="en-GB"/>
         </w:rPr>
       </w:pPr>
-      <w:r>
-        <w:rPr>
-          <w:rFonts w:ascii="Calibri" w:eastAsia="Calibri" w:hAnsi="Calibri" w:cs="Calibri"/>
-          <w:lang w:val="en-GB"/>
-        </w:rPr>
-        <w:t>public = yes</w:t>
+      <w:proofErr w:type="gramStart"/>
+      <w:r>
+        <w:rPr>
+          <w:rFonts w:ascii="Calibri" w:eastAsia="Calibri" w:hAnsi="Calibri" w:cs="Calibri"/>
+          <w:lang w:val="en-GB"/>
+        </w:rPr>
+        <w:t>public</w:t>
+      </w:r>
+      <w:proofErr w:type="gramEnd"/>
+      <w:r>
+        <w:rPr>
+          <w:rFonts w:ascii="Calibri" w:eastAsia="Calibri" w:hAnsi="Calibri" w:cs="Calibri"/>
+          <w:lang w:val="en-GB"/>
+        </w:rPr>
+        <w:t xml:space="preserve"> = yes</w:t>
       </w:r>
     </w:p>
     <w:p>
@@ -3314,38 +4428,57 @@
           <w:lang w:val="en-GB"/>
         </w:rPr>
       </w:pPr>
-      <w:r>
-        <w:rPr>
-          <w:rFonts w:ascii="Calibri" w:eastAsia="Calibri" w:hAnsi="Calibri" w:cs="Calibri"/>
-          <w:lang w:val="en-GB"/>
-        </w:rPr>
-        <w:lastRenderedPageBreak/>
-        <w:t>writable = yes</w:t>
-      </w:r>
-    </w:p>
-    <w:p>
-      <w:pPr>
-        <w:spacing w:after="0" w:line="240" w:lineRule="auto"/>
-        <w:rPr>
-          <w:rFonts w:ascii="Calibri" w:eastAsia="Calibri" w:hAnsi="Calibri" w:cs="Calibri"/>
-          <w:lang w:val="en-GB"/>
-        </w:rPr>
-      </w:pPr>
-    </w:p>
-    <w:p>
-      <w:pPr>
-        <w:spacing w:after="0" w:line="240" w:lineRule="auto"/>
-        <w:rPr>
-          <w:rFonts w:ascii="Calibri" w:eastAsia="Calibri" w:hAnsi="Calibri" w:cs="Calibri"/>
-          <w:lang w:val="en-GB"/>
-        </w:rPr>
-      </w:pPr>
-      <w:r>
-        <w:rPr>
-          <w:rFonts w:ascii="Calibri" w:eastAsia="Calibri" w:hAnsi="Calibri" w:cs="Calibri"/>
-          <w:lang w:val="en-GB"/>
-        </w:rPr>
-        <w:t>sudo service samba restart</w:t>
+      <w:proofErr w:type="gramStart"/>
+      <w:r>
+        <w:rPr>
+          <w:rFonts w:ascii="Calibri" w:eastAsia="Calibri" w:hAnsi="Calibri" w:cs="Calibri"/>
+          <w:lang w:val="en-GB"/>
+        </w:rPr>
+        <w:t>writable</w:t>
+      </w:r>
+      <w:proofErr w:type="gramEnd"/>
+      <w:r>
+        <w:rPr>
+          <w:rFonts w:ascii="Calibri" w:eastAsia="Calibri" w:hAnsi="Calibri" w:cs="Calibri"/>
+          <w:lang w:val="en-GB"/>
+        </w:rPr>
+        <w:t xml:space="preserve"> = yes</w:t>
+      </w:r>
+    </w:p>
+    <w:p>
+      <w:pPr>
+        <w:spacing w:after="0" w:line="240" w:lineRule="auto"/>
+        <w:rPr>
+          <w:rFonts w:ascii="Calibri" w:eastAsia="Calibri" w:hAnsi="Calibri" w:cs="Calibri"/>
+          <w:lang w:val="en-GB"/>
+        </w:rPr>
+      </w:pPr>
+    </w:p>
+    <w:p>
+      <w:pPr>
+        <w:spacing w:after="0" w:line="240" w:lineRule="auto"/>
+        <w:rPr>
+          <w:rFonts w:ascii="Calibri" w:eastAsia="Calibri" w:hAnsi="Calibri" w:cs="Calibri"/>
+          <w:lang w:val="en-GB"/>
+        </w:rPr>
+      </w:pPr>
+      <w:proofErr w:type="spellStart"/>
+      <w:proofErr w:type="gramStart"/>
+      <w:r>
+        <w:rPr>
+          <w:rFonts w:ascii="Calibri" w:eastAsia="Calibri" w:hAnsi="Calibri" w:cs="Calibri"/>
+          <w:lang w:val="en-GB"/>
+        </w:rPr>
+        <w:t>sudo</w:t>
+      </w:r>
+      <w:proofErr w:type="spellEnd"/>
+      <w:proofErr w:type="gramEnd"/>
+      <w:r>
+        <w:rPr>
+          <w:rFonts w:ascii="Calibri" w:eastAsia="Calibri" w:hAnsi="Calibri" w:cs="Calibri"/>
+          <w:lang w:val="en-GB"/>
+        </w:rPr>
+        <w:t xml:space="preserve"> service samba restart</w:t>
       </w:r>
     </w:p>
     <w:p>
@@ -3385,7 +4518,48 @@
           <w:rFonts w:ascii="Calibri" w:eastAsia="Calibri" w:hAnsi="Calibri" w:cs="Calibri"/>
           <w:lang w:val="en-GB"/>
         </w:rPr>
-        <w:t>/opt/vc/bin/tvservice –off</w:t>
+        <w:t>/opt/</w:t>
+      </w:r>
+      <w:proofErr w:type="spellStart"/>
+      <w:proofErr w:type="gramStart"/>
+      <w:r>
+        <w:rPr>
+          <w:rFonts w:ascii="Calibri" w:eastAsia="Calibri" w:hAnsi="Calibri" w:cs="Calibri"/>
+          <w:lang w:val="en-GB"/>
+        </w:rPr>
+        <w:t>vc</w:t>
+      </w:r>
+      <w:proofErr w:type="spellEnd"/>
+      <w:r>
+        <w:rPr>
+          <w:rFonts w:ascii="Calibri" w:eastAsia="Calibri" w:hAnsi="Calibri" w:cs="Calibri"/>
+          <w:lang w:val="en-GB"/>
+        </w:rPr>
+        <w:t>/</w:t>
+      </w:r>
+      <w:proofErr w:type="gramEnd"/>
+      <w:r>
+        <w:rPr>
+          <w:rFonts w:ascii="Calibri" w:eastAsia="Calibri" w:hAnsi="Calibri" w:cs="Calibri"/>
+          <w:lang w:val="en-GB"/>
+        </w:rPr>
+        <w:t>bin/</w:t>
+      </w:r>
+      <w:proofErr w:type="spellStart"/>
+      <w:r>
+        <w:rPr>
+          <w:rFonts w:ascii="Calibri" w:eastAsia="Calibri" w:hAnsi="Calibri" w:cs="Calibri"/>
+          <w:lang w:val="en-GB"/>
+        </w:rPr>
+        <w:t>tvservice</w:t>
+      </w:r>
+      <w:proofErr w:type="spellEnd"/>
+      <w:r>
+        <w:rPr>
+          <w:rFonts w:ascii="Calibri" w:eastAsia="Calibri" w:hAnsi="Calibri" w:cs="Calibri"/>
+          <w:lang w:val="en-GB"/>
+        </w:rPr>
+        <w:t xml:space="preserve"> –off</w:t>
       </w:r>
     </w:p>
     <w:p>
@@ -3441,12 +4615,39 @@
           <w:lang w:val="en-GB"/>
         </w:rPr>
       </w:pPr>
-      <w:r>
-        <w:rPr>
-          <w:rFonts w:ascii="Calibri" w:eastAsia="Calibri" w:hAnsi="Calibri" w:cs="Calibri"/>
-          <w:lang w:val="en-GB"/>
-        </w:rPr>
-        <w:t>nano /etc/modules</w:t>
+      <w:proofErr w:type="spellStart"/>
+      <w:proofErr w:type="gramStart"/>
+      <w:r>
+        <w:rPr>
+          <w:rFonts w:ascii="Calibri" w:eastAsia="Calibri" w:hAnsi="Calibri" w:cs="Calibri"/>
+          <w:lang w:val="en-GB"/>
+        </w:rPr>
+        <w:t>nano</w:t>
+      </w:r>
+      <w:proofErr w:type="spellEnd"/>
+      <w:proofErr w:type="gramEnd"/>
+      <w:r>
+        <w:rPr>
+          <w:rFonts w:ascii="Calibri" w:eastAsia="Calibri" w:hAnsi="Calibri" w:cs="Calibri"/>
+          <w:lang w:val="en-GB"/>
+        </w:rPr>
+        <w:t xml:space="preserve"> /</w:t>
+      </w:r>
+      <w:proofErr w:type="spellStart"/>
+      <w:r>
+        <w:rPr>
+          <w:rFonts w:ascii="Calibri" w:eastAsia="Calibri" w:hAnsi="Calibri" w:cs="Calibri"/>
+          <w:lang w:val="en-GB"/>
+        </w:rPr>
+        <w:t>etc</w:t>
+      </w:r>
+      <w:proofErr w:type="spellEnd"/>
+      <w:r>
+        <w:rPr>
+          <w:rFonts w:ascii="Calibri" w:eastAsia="Calibri" w:hAnsi="Calibri" w:cs="Calibri"/>
+          <w:lang w:val="en-GB"/>
+        </w:rPr>
+        <w:t>/modules</w:t>
       </w:r>
     </w:p>
     <w:p>
@@ -3458,6 +4659,7 @@
           <w:lang w:val="en-GB"/>
         </w:rPr>
       </w:pPr>
+      <w:proofErr w:type="gramStart"/>
       <w:r>
         <w:rPr>
           <w:rFonts w:ascii="Calibri" w:eastAsia="Calibri" w:hAnsi="Calibri" w:cs="Calibri"/>
@@ -3465,6 +4667,7 @@
         </w:rPr>
         <w:t>i2c-bcm2708</w:t>
       </w:r>
+      <w:proofErr w:type="gramEnd"/>
       <w:r>
         <w:rPr>
           <w:rFonts w:ascii="Calibri" w:eastAsia="Calibri" w:hAnsi="Calibri" w:cs="Calibri"/>
@@ -3483,13 +4686,65 @@
           <w:lang w:val="en-GB"/>
         </w:rPr>
       </w:pPr>
-      <w:r>
-        <w:rPr>
-          <w:rFonts w:ascii="Calibri" w:eastAsia="Calibri" w:hAnsi="Calibri" w:cs="Calibri"/>
-          <w:lang w:val="en-GB"/>
-        </w:rPr>
-        <w:t>nano /etc/modprobe.d/raspi-blacklist.conf</w:t>
-      </w:r>
+      <w:proofErr w:type="spellStart"/>
+      <w:proofErr w:type="gramStart"/>
+      <w:r>
+        <w:rPr>
+          <w:rFonts w:ascii="Calibri" w:eastAsia="Calibri" w:hAnsi="Calibri" w:cs="Calibri"/>
+          <w:lang w:val="en-GB"/>
+        </w:rPr>
+        <w:t>nano</w:t>
+      </w:r>
+      <w:proofErr w:type="spellEnd"/>
+      <w:proofErr w:type="gramEnd"/>
+      <w:r>
+        <w:rPr>
+          <w:rFonts w:ascii="Calibri" w:eastAsia="Calibri" w:hAnsi="Calibri" w:cs="Calibri"/>
+          <w:lang w:val="en-GB"/>
+        </w:rPr>
+        <w:t xml:space="preserve"> /</w:t>
+      </w:r>
+      <w:proofErr w:type="spellStart"/>
+      <w:r>
+        <w:rPr>
+          <w:rFonts w:ascii="Calibri" w:eastAsia="Calibri" w:hAnsi="Calibri" w:cs="Calibri"/>
+          <w:lang w:val="en-GB"/>
+        </w:rPr>
+        <w:t>etc</w:t>
+      </w:r>
+      <w:proofErr w:type="spellEnd"/>
+      <w:r>
+        <w:rPr>
+          <w:rFonts w:ascii="Calibri" w:eastAsia="Calibri" w:hAnsi="Calibri" w:cs="Calibri"/>
+          <w:lang w:val="en-GB"/>
+        </w:rPr>
+        <w:t>/</w:t>
+      </w:r>
+      <w:proofErr w:type="spellStart"/>
+      <w:r>
+        <w:rPr>
+          <w:rFonts w:ascii="Calibri" w:eastAsia="Calibri" w:hAnsi="Calibri" w:cs="Calibri"/>
+          <w:lang w:val="en-GB"/>
+        </w:rPr>
+        <w:t>modprobe.d</w:t>
+      </w:r>
+      <w:proofErr w:type="spellEnd"/>
+      <w:r>
+        <w:rPr>
+          <w:rFonts w:ascii="Calibri" w:eastAsia="Calibri" w:hAnsi="Calibri" w:cs="Calibri"/>
+          <w:lang w:val="en-GB"/>
+        </w:rPr>
+        <w:t>/</w:t>
+      </w:r>
+      <w:proofErr w:type="spellStart"/>
+      <w:r>
+        <w:rPr>
+          <w:rFonts w:ascii="Calibri" w:eastAsia="Calibri" w:hAnsi="Calibri" w:cs="Calibri"/>
+          <w:lang w:val="en-GB"/>
+        </w:rPr>
+        <w:t>raspi-blacklist.conf</w:t>
+      </w:r>
+      <w:proofErr w:type="spellEnd"/>
     </w:p>
     <w:p>
       <w:pPr>
@@ -3534,12 +4789,21 @@
           <w:lang w:val="en-GB"/>
         </w:rPr>
       </w:pPr>
-      <w:r>
-        <w:rPr>
-          <w:rFonts w:ascii="Calibri" w:eastAsia="Calibri" w:hAnsi="Calibri" w:cs="Calibri"/>
-          <w:lang w:val="en-GB"/>
-        </w:rPr>
-        <w:t>apt-get install i2c-tools</w:t>
+      <w:proofErr w:type="gramStart"/>
+      <w:r>
+        <w:rPr>
+          <w:rFonts w:ascii="Calibri" w:eastAsia="Calibri" w:hAnsi="Calibri" w:cs="Calibri"/>
+          <w:lang w:val="en-GB"/>
+        </w:rPr>
+        <w:t>apt-get</w:t>
+      </w:r>
+      <w:proofErr w:type="gramEnd"/>
+      <w:r>
+        <w:rPr>
+          <w:rFonts w:ascii="Calibri" w:eastAsia="Calibri" w:hAnsi="Calibri" w:cs="Calibri"/>
+          <w:lang w:val="en-GB"/>
+        </w:rPr>
+        <w:t xml:space="preserve"> install i2c-tools</w:t>
       </w:r>
     </w:p>
     <w:p>
@@ -3679,24 +4943,54 @@
           <w:lang w:val="en-GB"/>
         </w:rPr>
       </w:pPr>
-      <w:r>
-        <w:rPr>
-          <w:rFonts w:ascii="Calibri" w:eastAsia="Calibri" w:hAnsi="Calibri" w:cs="Calibri"/>
-          <w:lang w:val="en-GB"/>
-        </w:rPr>
-        <w:t xml:space="preserve">wget  </w:t>
-      </w:r>
-      <w:hyperlink r:id="rId18">
-        <w:r>
-          <w:rPr>
-            <w:rFonts w:ascii="Calibri" w:eastAsia="Calibri" w:hAnsi="Calibri" w:cs="Calibri"/>
-            <w:color w:val="0000FF"/>
-            <w:u w:val="single"/>
-            <w:lang w:val="en-GB"/>
-          </w:rPr>
-          <w:t>http://www.airspayce.com/mikem/bcm2835/bcm2835-1.37.tar.gz</w:t>
-        </w:r>
-      </w:hyperlink>
+      <w:proofErr w:type="spellStart"/>
+      <w:proofErr w:type="gramStart"/>
+      <w:r>
+        <w:rPr>
+          <w:rFonts w:ascii="Calibri" w:eastAsia="Calibri" w:hAnsi="Calibri" w:cs="Calibri"/>
+          <w:lang w:val="en-GB"/>
+        </w:rPr>
+        <w:t>wget</w:t>
+      </w:r>
+      <w:proofErr w:type="spellEnd"/>
+      <w:r>
+        <w:rPr>
+          <w:rFonts w:ascii="Calibri" w:eastAsia="Calibri" w:hAnsi="Calibri" w:cs="Calibri"/>
+          <w:lang w:val="en-GB"/>
+        </w:rPr>
+        <w:t xml:space="preserve">  </w:t>
+      </w:r>
+      <w:proofErr w:type="gramEnd"/>
+      <w:r>
+        <w:fldChar w:fldCharType="begin"/>
+      </w:r>
+      <w:r>
+        <w:rPr>
+          <w:lang w:val="en-GB"/>
+        </w:rPr>
+        <w:instrText xml:space="preserve"> HYPERLINK "http://www.airspayce.com/mikem/bcm2835/bcm2835-1.37.tar.gz" \h </w:instrText>
+      </w:r>
+      <w:r>
+        <w:fldChar w:fldCharType="separate"/>
+      </w:r>
+      <w:r>
+        <w:rPr>
+          <w:rFonts w:ascii="Calibri" w:eastAsia="Calibri" w:hAnsi="Calibri" w:cs="Calibri"/>
+          <w:color w:val="0000FF"/>
+          <w:u w:val="single"/>
+          <w:lang w:val="en-GB"/>
+        </w:rPr>
+        <w:t>http://www.airspayce.com/mikem/bcm2835/bcm2835-1.37.tar.gz</w:t>
+      </w:r>
+      <w:r>
+        <w:rPr>
+          <w:rFonts w:ascii="Calibri" w:eastAsia="Calibri" w:hAnsi="Calibri" w:cs="Calibri"/>
+          <w:color w:val="0000FF"/>
+          <w:u w:val="single"/>
+          <w:lang w:val="en-GB"/>
+        </w:rPr>
+        <w:fldChar w:fldCharType="end"/>
+      </w:r>
     </w:p>
     <w:p>
       <w:pPr>
@@ -3708,6 +5002,7 @@
           <w:lang w:val="en-GB"/>
         </w:rPr>
       </w:pPr>
+      <w:proofErr w:type="gramStart"/>
       <w:r>
         <w:rPr>
           <w:rFonts w:ascii="Courier New" w:eastAsia="Courier New" w:hAnsi="Courier New" w:cs="Courier New"/>
@@ -3715,19 +5010,19 @@
           <w:sz w:val="20"/>
           <w:lang w:val="en-GB"/>
         </w:rPr>
-        <w:t>tar zxvf bcm2835-1.xx.tar.gz</w:t>
-      </w:r>
-    </w:p>
-    <w:p>
-      <w:pPr>
-        <w:spacing w:after="0" w:line="240" w:lineRule="auto"/>
+        <w:t>tar</w:t>
+      </w:r>
+      <w:proofErr w:type="gramEnd"/>
+      <w:r>
         <w:rPr>
           <w:rFonts w:ascii="Courier New" w:eastAsia="Courier New" w:hAnsi="Courier New" w:cs="Courier New"/>
           <w:color w:val="000000"/>
           <w:sz w:val="20"/>
           <w:lang w:val="en-GB"/>
         </w:rPr>
-      </w:pPr>
+        <w:t xml:space="preserve"> </w:t>
+      </w:r>
+      <w:proofErr w:type="spellStart"/>
       <w:r>
         <w:rPr>
           <w:rFonts w:ascii="Courier New" w:eastAsia="Courier New" w:hAnsi="Courier New" w:cs="Courier New"/>
@@ -3735,39 +5030,40 @@
           <w:sz w:val="20"/>
           <w:lang w:val="en-GB"/>
         </w:rPr>
-        <w:t>cd bcm2835-1.xx</w:t>
-      </w:r>
-    </w:p>
-    <w:p>
-      <w:pPr>
-        <w:spacing w:after="0" w:line="240" w:lineRule="auto"/>
+        <w:t>zxvf</w:t>
+      </w:r>
+      <w:proofErr w:type="spellEnd"/>
+      <w:r>
         <w:rPr>
           <w:rFonts w:ascii="Courier New" w:eastAsia="Courier New" w:hAnsi="Courier New" w:cs="Courier New"/>
           <w:color w:val="000000"/>
           <w:sz w:val="20"/>
           <w:lang w:val="en-GB"/>
         </w:rPr>
-      </w:pPr>
-      <w:r>
+        <w:t xml:space="preserve"> bcm2835-1.xx.tar.gz</w:t>
+      </w:r>
+    </w:p>
+    <w:p>
+      <w:pPr>
+        <w:spacing w:after="0" w:line="240" w:lineRule="auto"/>
         <w:rPr>
           <w:rFonts w:ascii="Courier New" w:eastAsia="Courier New" w:hAnsi="Courier New" w:cs="Courier New"/>
           <w:color w:val="000000"/>
           <w:sz w:val="20"/>
           <w:lang w:val="en-GB"/>
         </w:rPr>
-        <w:t>./configure</w:t>
-      </w:r>
-    </w:p>
-    <w:p>
-      <w:pPr>
-        <w:spacing w:after="0" w:line="240" w:lineRule="auto"/>
+      </w:pPr>
+      <w:proofErr w:type="gramStart"/>
+      <w:r>
         <w:rPr>
           <w:rFonts w:ascii="Courier New" w:eastAsia="Courier New" w:hAnsi="Courier New" w:cs="Courier New"/>
           <w:color w:val="000000"/>
           <w:sz w:val="20"/>
           <w:lang w:val="en-GB"/>
         </w:rPr>
-      </w:pPr>
+        <w:t>cd</w:t>
+      </w:r>
+      <w:proofErr w:type="gramEnd"/>
       <w:r>
         <w:rPr>
           <w:rFonts w:ascii="Courier New" w:eastAsia="Courier New" w:hAnsi="Courier New" w:cs="Courier New"/>
@@ -3775,7 +5071,7 @@
           <w:sz w:val="20"/>
           <w:lang w:val="en-GB"/>
         </w:rPr>
-        <w:t>make</w:t>
+        <w:t xml:space="preserve"> bcm2835-1.xx</w:t>
       </w:r>
     </w:p>
     <w:p>
@@ -3788,6 +5084,7 @@
           <w:lang w:val="en-GB"/>
         </w:rPr>
       </w:pPr>
+      <w:proofErr w:type="gramStart"/>
       <w:r>
         <w:rPr>
           <w:rFonts w:ascii="Courier New" w:eastAsia="Courier New" w:hAnsi="Courier New" w:cs="Courier New"/>
@@ -3795,27 +5092,105 @@
           <w:sz w:val="20"/>
           <w:lang w:val="en-GB"/>
         </w:rPr>
-        <w:t>sudo make check</w:t>
-      </w:r>
-    </w:p>
-    <w:p>
-      <w:pPr>
-        <w:spacing w:after="0" w:line="240" w:lineRule="auto"/>
+        <w:t>./</w:t>
+      </w:r>
+      <w:proofErr w:type="gramEnd"/>
+      <w:r>
         <w:rPr>
           <w:rFonts w:ascii="Courier New" w:eastAsia="Courier New" w:hAnsi="Courier New" w:cs="Courier New"/>
           <w:color w:val="000000"/>
           <w:sz w:val="20"/>
           <w:lang w:val="en-GB"/>
         </w:rPr>
-      </w:pPr>
-      <w:r>
+        <w:t>configure</w:t>
+      </w:r>
+    </w:p>
+    <w:p>
+      <w:pPr>
+        <w:spacing w:after="0" w:line="240" w:lineRule="auto"/>
         <w:rPr>
           <w:rFonts w:ascii="Courier New" w:eastAsia="Courier New" w:hAnsi="Courier New" w:cs="Courier New"/>
           <w:color w:val="000000"/>
           <w:sz w:val="20"/>
           <w:lang w:val="en-GB"/>
         </w:rPr>
-        <w:t>sudo make install</w:t>
+      </w:pPr>
+      <w:proofErr w:type="gramStart"/>
+      <w:r>
+        <w:rPr>
+          <w:rFonts w:ascii="Courier New" w:eastAsia="Courier New" w:hAnsi="Courier New" w:cs="Courier New"/>
+          <w:color w:val="000000"/>
+          <w:sz w:val="20"/>
+          <w:lang w:val="en-GB"/>
+        </w:rPr>
+        <w:t>make</w:t>
+      </w:r>
+      <w:proofErr w:type="gramEnd"/>
+    </w:p>
+    <w:p>
+      <w:pPr>
+        <w:spacing w:after="0" w:line="240" w:lineRule="auto"/>
+        <w:rPr>
+          <w:rFonts w:ascii="Courier New" w:eastAsia="Courier New" w:hAnsi="Courier New" w:cs="Courier New"/>
+          <w:color w:val="000000"/>
+          <w:sz w:val="20"/>
+          <w:lang w:val="en-GB"/>
+        </w:rPr>
+      </w:pPr>
+      <w:proofErr w:type="spellStart"/>
+      <w:proofErr w:type="gramStart"/>
+      <w:r>
+        <w:rPr>
+          <w:rFonts w:ascii="Courier New" w:eastAsia="Courier New" w:hAnsi="Courier New" w:cs="Courier New"/>
+          <w:color w:val="000000"/>
+          <w:sz w:val="20"/>
+          <w:lang w:val="en-GB"/>
+        </w:rPr>
+        <w:t>sudo</w:t>
+      </w:r>
+      <w:proofErr w:type="spellEnd"/>
+      <w:proofErr w:type="gramEnd"/>
+      <w:r>
+        <w:rPr>
+          <w:rFonts w:ascii="Courier New" w:eastAsia="Courier New" w:hAnsi="Courier New" w:cs="Courier New"/>
+          <w:color w:val="000000"/>
+          <w:sz w:val="20"/>
+          <w:lang w:val="en-GB"/>
+        </w:rPr>
+        <w:t xml:space="preserve"> make check</w:t>
+      </w:r>
+    </w:p>
+    <w:p>
+      <w:pPr>
+        <w:spacing w:after="0" w:line="240" w:lineRule="auto"/>
+        <w:rPr>
+          <w:rFonts w:ascii="Courier New" w:eastAsia="Courier New" w:hAnsi="Courier New" w:cs="Courier New"/>
+          <w:color w:val="000000"/>
+          <w:sz w:val="20"/>
+          <w:lang w:val="en-GB"/>
+        </w:rPr>
+      </w:pPr>
+      <w:proofErr w:type="spellStart"/>
+      <w:proofErr w:type="gramStart"/>
+      <w:r>
+        <w:rPr>
+          <w:rFonts w:ascii="Courier New" w:eastAsia="Courier New" w:hAnsi="Courier New" w:cs="Courier New"/>
+          <w:color w:val="000000"/>
+          <w:sz w:val="20"/>
+          <w:lang w:val="en-GB"/>
+        </w:rPr>
+        <w:t>sudo</w:t>
+      </w:r>
+      <w:proofErr w:type="spellEnd"/>
+      <w:proofErr w:type="gramEnd"/>
+      <w:r>
+        <w:rPr>
+          <w:rFonts w:ascii="Courier New" w:eastAsia="Courier New" w:hAnsi="Courier New" w:cs="Courier New"/>
+          <w:color w:val="000000"/>
+          <w:sz w:val="20"/>
+          <w:lang w:val="en-GB"/>
+        </w:rPr>
+        <w:t xml:space="preserve"> make install</w:t>
       </w:r>
     </w:p>
     <w:p>
@@ -3858,18 +5233,30 @@
           <w:sz w:val="28"/>
           <w:lang w:val="en-GB"/>
         </w:rPr>
-        <w:t>Install wiringpi</w:t>
-      </w:r>
-    </w:p>
-    <w:p>
-      <w:pPr>
-        <w:spacing w:after="0" w:line="240" w:lineRule="auto"/>
-        <w:rPr>
-          <w:rFonts w:ascii="Calibri" w:eastAsia="Calibri" w:hAnsi="Calibri" w:cs="Calibri"/>
-          <w:lang w:val="en-GB"/>
-        </w:rPr>
-      </w:pPr>
-      <w:hyperlink r:id="rId19">
+        <w:t xml:space="preserve">Install </w:t>
+      </w:r>
+      <w:proofErr w:type="spellStart"/>
+      <w:r>
+        <w:rPr>
+          <w:rFonts w:ascii="Cambria" w:eastAsia="Cambria" w:hAnsi="Cambria" w:cs="Cambria"/>
+          <w:b/>
+          <w:color w:val="365F91"/>
+          <w:sz w:val="28"/>
+          <w:lang w:val="en-GB"/>
+        </w:rPr>
+        <w:t>wiringpi</w:t>
+      </w:r>
+      <w:proofErr w:type="spellEnd"/>
+    </w:p>
+    <w:p>
+      <w:pPr>
+        <w:spacing w:after="0" w:line="240" w:lineRule="auto"/>
+        <w:rPr>
+          <w:rFonts w:ascii="Calibri" w:eastAsia="Calibri" w:hAnsi="Calibri" w:cs="Calibri"/>
+          <w:lang w:val="en-GB"/>
+        </w:rPr>
+      </w:pPr>
+      <w:hyperlink r:id="rId18">
         <w:r>
           <w:rPr>
             <w:rFonts w:ascii="Calibri" w:eastAsia="Calibri" w:hAnsi="Calibri" w:cs="Calibri"/>
@@ -3889,74 +5276,131 @@
           <w:lang w:val="en-GB"/>
         </w:rPr>
       </w:pPr>
-      <w:r>
-        <w:rPr>
-          <w:rFonts w:ascii="Calibri" w:eastAsia="Calibri" w:hAnsi="Calibri" w:cs="Calibri"/>
-          <w:lang w:val="en-GB"/>
-        </w:rPr>
-        <w:t>git clone git://git.drogon.net/wiringPi</w:t>
-      </w:r>
-    </w:p>
-    <w:p>
-      <w:pPr>
-        <w:spacing w:after="0" w:line="240" w:lineRule="auto"/>
-        <w:rPr>
-          <w:rFonts w:ascii="Calibri" w:eastAsia="Calibri" w:hAnsi="Calibri" w:cs="Calibri"/>
-          <w:lang w:val="en-GB"/>
-        </w:rPr>
-      </w:pPr>
-      <w:r>
-        <w:rPr>
-          <w:rFonts w:ascii="Calibri" w:eastAsia="Calibri" w:hAnsi="Calibri" w:cs="Calibri"/>
-          <w:lang w:val="en-GB"/>
-        </w:rPr>
-        <w:t>cd wiringPi</w:t>
-      </w:r>
-    </w:p>
-    <w:p>
-      <w:pPr>
-        <w:spacing w:after="0" w:line="240" w:lineRule="auto"/>
-        <w:rPr>
-          <w:rFonts w:ascii="Calibri" w:eastAsia="Calibri" w:hAnsi="Calibri" w:cs="Calibri"/>
-          <w:lang w:val="en-GB"/>
-        </w:rPr>
-      </w:pPr>
-      <w:r>
-        <w:rPr>
-          <w:rFonts w:ascii="Calibri" w:eastAsia="Calibri" w:hAnsi="Calibri" w:cs="Calibri"/>
-          <w:lang w:val="en-GB"/>
-        </w:rPr>
-        <w:t>git pull origin</w:t>
-      </w:r>
-    </w:p>
-    <w:p>
-      <w:pPr>
-        <w:spacing w:after="0" w:line="240" w:lineRule="auto"/>
-        <w:rPr>
-          <w:rFonts w:ascii="Calibri" w:eastAsia="Calibri" w:hAnsi="Calibri" w:cs="Calibri"/>
-          <w:lang w:val="en-GB"/>
-        </w:rPr>
-      </w:pPr>
-      <w:r>
-        <w:rPr>
-          <w:rFonts w:ascii="Calibri" w:eastAsia="Calibri" w:hAnsi="Calibri" w:cs="Calibri"/>
-          <w:lang w:val="en-GB"/>
-        </w:rPr>
-        <w:t>./build</w:t>
-      </w:r>
-    </w:p>
-    <w:p>
-      <w:pPr>
-        <w:spacing w:after="0" w:line="240" w:lineRule="auto"/>
-        <w:rPr>
-          <w:rFonts w:ascii="Calibri" w:eastAsia="Calibri" w:hAnsi="Calibri" w:cs="Calibri"/>
-        </w:rPr>
-      </w:pPr>
-      <w:r>
-        <w:rPr>
-          <w:rFonts w:ascii="Calibri" w:eastAsia="Calibri" w:hAnsi="Calibri" w:cs="Calibri"/>
-        </w:rPr>
-        <w:t>gpio readall</w:t>
+      <w:proofErr w:type="gramStart"/>
+      <w:r>
+        <w:rPr>
+          <w:rFonts w:ascii="Calibri" w:eastAsia="Calibri" w:hAnsi="Calibri" w:cs="Calibri"/>
+          <w:lang w:val="en-GB"/>
+        </w:rPr>
+        <w:t>git</w:t>
+      </w:r>
+      <w:proofErr w:type="gramEnd"/>
+      <w:r>
+        <w:rPr>
+          <w:rFonts w:ascii="Calibri" w:eastAsia="Calibri" w:hAnsi="Calibri" w:cs="Calibri"/>
+          <w:lang w:val="en-GB"/>
+        </w:rPr>
+        <w:t xml:space="preserve"> clone git://git.drogon.net/wiringPi</w:t>
+      </w:r>
+    </w:p>
+    <w:p>
+      <w:pPr>
+        <w:spacing w:after="0" w:line="240" w:lineRule="auto"/>
+        <w:rPr>
+          <w:rFonts w:ascii="Calibri" w:eastAsia="Calibri" w:hAnsi="Calibri" w:cs="Calibri"/>
+          <w:lang w:val="en-GB"/>
+        </w:rPr>
+      </w:pPr>
+      <w:proofErr w:type="gramStart"/>
+      <w:r>
+        <w:rPr>
+          <w:rFonts w:ascii="Calibri" w:eastAsia="Calibri" w:hAnsi="Calibri" w:cs="Calibri"/>
+          <w:lang w:val="en-GB"/>
+        </w:rPr>
+        <w:t>cd</w:t>
+      </w:r>
+      <w:proofErr w:type="gramEnd"/>
+      <w:r>
+        <w:rPr>
+          <w:rFonts w:ascii="Calibri" w:eastAsia="Calibri" w:hAnsi="Calibri" w:cs="Calibri"/>
+          <w:lang w:val="en-GB"/>
+        </w:rPr>
+        <w:t xml:space="preserve"> </w:t>
+      </w:r>
+      <w:proofErr w:type="spellStart"/>
+      <w:r>
+        <w:rPr>
+          <w:rFonts w:ascii="Calibri" w:eastAsia="Calibri" w:hAnsi="Calibri" w:cs="Calibri"/>
+          <w:lang w:val="en-GB"/>
+        </w:rPr>
+        <w:t>wiringPi</w:t>
+      </w:r>
+      <w:proofErr w:type="spellEnd"/>
+    </w:p>
+    <w:p>
+      <w:pPr>
+        <w:spacing w:after="0" w:line="240" w:lineRule="auto"/>
+        <w:rPr>
+          <w:rFonts w:ascii="Calibri" w:eastAsia="Calibri" w:hAnsi="Calibri" w:cs="Calibri"/>
+          <w:lang w:val="en-GB"/>
+        </w:rPr>
+      </w:pPr>
+      <w:proofErr w:type="gramStart"/>
+      <w:r>
+        <w:rPr>
+          <w:rFonts w:ascii="Calibri" w:eastAsia="Calibri" w:hAnsi="Calibri" w:cs="Calibri"/>
+          <w:lang w:val="en-GB"/>
+        </w:rPr>
+        <w:t>git</w:t>
+      </w:r>
+      <w:proofErr w:type="gramEnd"/>
+      <w:r>
+        <w:rPr>
+          <w:rFonts w:ascii="Calibri" w:eastAsia="Calibri" w:hAnsi="Calibri" w:cs="Calibri"/>
+          <w:lang w:val="en-GB"/>
+        </w:rPr>
+        <w:t xml:space="preserve"> pull origin</w:t>
+      </w:r>
+    </w:p>
+    <w:p>
+      <w:pPr>
+        <w:spacing w:after="0" w:line="240" w:lineRule="auto"/>
+        <w:rPr>
+          <w:rFonts w:ascii="Calibri" w:eastAsia="Calibri" w:hAnsi="Calibri" w:cs="Calibri"/>
+          <w:lang w:val="en-GB"/>
+        </w:rPr>
+      </w:pPr>
+      <w:proofErr w:type="gramStart"/>
+      <w:r>
+        <w:rPr>
+          <w:rFonts w:ascii="Calibri" w:eastAsia="Calibri" w:hAnsi="Calibri" w:cs="Calibri"/>
+          <w:lang w:val="en-GB"/>
+        </w:rPr>
+        <w:lastRenderedPageBreak/>
+        <w:t>./</w:t>
+      </w:r>
+      <w:proofErr w:type="gramEnd"/>
+      <w:r>
+        <w:rPr>
+          <w:rFonts w:ascii="Calibri" w:eastAsia="Calibri" w:hAnsi="Calibri" w:cs="Calibri"/>
+          <w:lang w:val="en-GB"/>
+        </w:rPr>
+        <w:t>build</w:t>
+      </w:r>
+    </w:p>
+    <w:p>
+      <w:pPr>
+        <w:spacing w:after="0" w:line="240" w:lineRule="auto"/>
+        <w:rPr>
+          <w:rFonts w:ascii="Calibri" w:eastAsia="Calibri" w:hAnsi="Calibri" w:cs="Calibri"/>
+          <w:lang w:val="en-GB"/>
+        </w:rPr>
+      </w:pPr>
+      <w:proofErr w:type="gramStart"/>
+      <w:r>
+        <w:rPr>
+          <w:rFonts w:ascii="Calibri" w:eastAsia="Calibri" w:hAnsi="Calibri" w:cs="Calibri"/>
+          <w:lang w:val="en-GB"/>
+        </w:rPr>
+        <w:t>gpio</w:t>
+      </w:r>
+      <w:proofErr w:type="gramEnd"/>
+      <w:r>
+        <w:rPr>
+          <w:rFonts w:ascii="Calibri" w:eastAsia="Calibri" w:hAnsi="Calibri" w:cs="Calibri"/>
+          <w:lang w:val="en-GB"/>
+        </w:rPr>
+        <w:t xml:space="preserve"> readall</w:t>
       </w:r>
     </w:p>
     <w:p>
@@ -3999,13 +5443,49 @@
           <w:lang w:val="en-GB"/>
         </w:rPr>
       </w:pPr>
-      <w:r>
-        <w:rPr>
-          <w:rFonts w:ascii="Calibri" w:eastAsia="Calibri" w:hAnsi="Calibri" w:cs="Calibri"/>
-          <w:lang w:val="en-GB"/>
-        </w:rPr>
-        <w:t>gcc -o sonar sonar.c -l wiringPi</w:t>
-      </w:r>
+      <w:proofErr w:type="spellStart"/>
+      <w:proofErr w:type="gramStart"/>
+      <w:r>
+        <w:rPr>
+          <w:rFonts w:ascii="Calibri" w:eastAsia="Calibri" w:hAnsi="Calibri" w:cs="Calibri"/>
+          <w:lang w:val="en-GB"/>
+        </w:rPr>
+        <w:t>gcc</w:t>
+      </w:r>
+      <w:proofErr w:type="spellEnd"/>
+      <w:proofErr w:type="gramEnd"/>
+      <w:r>
+        <w:rPr>
+          <w:rFonts w:ascii="Calibri" w:eastAsia="Calibri" w:hAnsi="Calibri" w:cs="Calibri"/>
+          <w:lang w:val="en-GB"/>
+        </w:rPr>
+        <w:t xml:space="preserve"> -o sonar </w:t>
+      </w:r>
+      <w:proofErr w:type="spellStart"/>
+      <w:r>
+        <w:rPr>
+          <w:rFonts w:ascii="Calibri" w:eastAsia="Calibri" w:hAnsi="Calibri" w:cs="Calibri"/>
+          <w:lang w:val="en-GB"/>
+        </w:rPr>
+        <w:t>sonar.c</w:t>
+      </w:r>
+      <w:proofErr w:type="spellEnd"/>
+      <w:r>
+        <w:rPr>
+          <w:rFonts w:ascii="Calibri" w:eastAsia="Calibri" w:hAnsi="Calibri" w:cs="Calibri"/>
+          <w:lang w:val="en-GB"/>
+        </w:rPr>
+        <w:t xml:space="preserve"> -l </w:t>
+      </w:r>
+      <w:proofErr w:type="spellStart"/>
+      <w:r>
+        <w:rPr>
+          <w:rFonts w:ascii="Calibri" w:eastAsia="Calibri" w:hAnsi="Calibri" w:cs="Calibri"/>
+          <w:lang w:val="en-GB"/>
+        </w:rPr>
+        <w:t>wiringPi</w:t>
+      </w:r>
+      <w:proofErr w:type="spellEnd"/>
     </w:p>
     <w:p>
       <w:pPr>
@@ -4042,6 +5522,7 @@
           <w:lang w:val="en-GB"/>
         </w:rPr>
       </w:pPr>
+      <w:proofErr w:type="spellStart"/>
       <w:r>
         <w:rPr>
           <w:rFonts w:eastAsia="Calibri"/>
@@ -4050,16 +5531,17 @@
         <w:lastRenderedPageBreak/>
         <w:t>WiFi</w:t>
       </w:r>
-    </w:p>
-    <w:p>
-      <w:pPr>
-        <w:spacing w:after="0" w:line="240" w:lineRule="auto"/>
-        <w:rPr>
-          <w:rFonts w:ascii="Calibri" w:eastAsia="Calibri" w:hAnsi="Calibri" w:cs="Calibri"/>
-          <w:lang w:val="en-GB"/>
-        </w:rPr>
-      </w:pPr>
-      <w:hyperlink r:id="rId20" w:history="1">
+      <w:proofErr w:type="spellEnd"/>
+    </w:p>
+    <w:p>
+      <w:pPr>
+        <w:spacing w:after="0" w:line="240" w:lineRule="auto"/>
+        <w:rPr>
+          <w:rFonts w:ascii="Calibri" w:eastAsia="Calibri" w:hAnsi="Calibri" w:cs="Calibri"/>
+          <w:lang w:val="en-GB"/>
+        </w:rPr>
+      </w:pPr>
+      <w:hyperlink r:id="rId19" w:history="1">
         <w:r>
           <w:rPr>
             <w:rStyle w:val="Hyperlink"/>
@@ -4084,6 +5566,8 @@
           <w:lang w:val="en-GB"/>
         </w:rPr>
       </w:pPr>
+      <w:proofErr w:type="spellStart"/>
+      <w:proofErr w:type="gramStart"/>
       <w:r>
         <w:rPr>
           <w:rStyle w:val="Emphasis"/>
@@ -4095,12 +5579,11 @@
           <w:shd w:val="clear" w:color="auto" w:fill="FFFFFF"/>
           <w:lang w:val="en-GB"/>
         </w:rPr>
-        <w:t>ifconfig wlan0 up</w:t>
-      </w:r>
-    </w:p>
-    <w:p>
-      <w:pPr>
-        <w:spacing w:after="0" w:line="240" w:lineRule="auto"/>
+        <w:t>ifconfig</w:t>
+      </w:r>
+      <w:proofErr w:type="spellEnd"/>
+      <w:proofErr w:type="gramEnd"/>
+      <w:r>
         <w:rPr>
           <w:rStyle w:val="Emphasis"/>
           <w:rFonts w:ascii="Helvetica" w:hAnsi="Helvetica" w:cs="Helvetica"/>
@@ -4111,8 +5594,12 @@
           <w:shd w:val="clear" w:color="auto" w:fill="FFFFFF"/>
           <w:lang w:val="en-GB"/>
         </w:rPr>
-      </w:pPr>
-      <w:r>
+        <w:t xml:space="preserve"> wlan0 up</w:t>
+      </w:r>
+    </w:p>
+    <w:p>
+      <w:pPr>
+        <w:spacing w:after="0" w:line="240" w:lineRule="auto"/>
         <w:rPr>
           <w:rStyle w:val="Emphasis"/>
           <w:rFonts w:ascii="Helvetica" w:hAnsi="Helvetica" w:cs="Helvetica"/>
@@ -4123,12 +5610,10 @@
           <w:shd w:val="clear" w:color="auto" w:fill="FFFFFF"/>
           <w:lang w:val="en-GB"/>
         </w:rPr>
-        <w:t>iwlist wlan0 scan</w:t>
-      </w:r>
-    </w:p>
-    <w:p>
-      <w:pPr>
-        <w:spacing w:after="0" w:line="240" w:lineRule="auto"/>
+      </w:pPr>
+      <w:proofErr w:type="spellStart"/>
+      <w:proofErr w:type="gramStart"/>
+      <w:r>
         <w:rPr>
           <w:rStyle w:val="Emphasis"/>
           <w:rFonts w:ascii="Helvetica" w:hAnsi="Helvetica" w:cs="Helvetica"/>
@@ -4139,7 +5624,10 @@
           <w:shd w:val="clear" w:color="auto" w:fill="FFFFFF"/>
           <w:lang w:val="en-GB"/>
         </w:rPr>
-      </w:pPr>
+        <w:t>iwlist</w:t>
+      </w:r>
+      <w:proofErr w:type="spellEnd"/>
+      <w:proofErr w:type="gramEnd"/>
       <w:r>
         <w:rPr>
           <w:rStyle w:val="Emphasis"/>
@@ -4151,9 +5639,12 @@
           <w:shd w:val="clear" w:color="auto" w:fill="FFFFFF"/>
           <w:lang w:val="en-GB"/>
         </w:rPr>
-        <w:t xml:space="preserve">iwconfig wlan0 essid </w:t>
-      </w:r>
-      <w:r>
+        <w:t xml:space="preserve"> wlan0 scan</w:t>
+      </w:r>
+    </w:p>
+    <w:p>
+      <w:pPr>
+        <w:spacing w:after="0" w:line="240" w:lineRule="auto"/>
         <w:rPr>
           <w:rStyle w:val="Emphasis"/>
           <w:rFonts w:ascii="Helvetica" w:hAnsi="Helvetica" w:cs="Helvetica"/>
@@ -4164,8 +5655,9 @@
           <w:shd w:val="clear" w:color="auto" w:fill="FFFFFF"/>
           <w:lang w:val="en-GB"/>
         </w:rPr>
-        <w:t>dm</w:t>
-      </w:r>
+      </w:pPr>
+      <w:proofErr w:type="spellStart"/>
+      <w:proofErr w:type="gramStart"/>
       <w:r>
         <w:rPr>
           <w:rStyle w:val="Emphasis"/>
@@ -4177,8 +5669,10 @@
           <w:shd w:val="clear" w:color="auto" w:fill="FFFFFF"/>
           <w:lang w:val="en-GB"/>
         </w:rPr>
-        <w:t xml:space="preserve"> key </w:t>
-      </w:r>
+        <w:t>iwconfig</w:t>
+      </w:r>
+      <w:proofErr w:type="spellEnd"/>
+      <w:proofErr w:type="gramEnd"/>
       <w:r>
         <w:rPr>
           <w:rStyle w:val="Emphasis"/>
@@ -4190,12 +5684,10 @@
           <w:shd w:val="clear" w:color="auto" w:fill="FFFFFF"/>
           <w:lang w:val="en-GB"/>
         </w:rPr>
-        <w:t>AAABBBCC</w:t>
-      </w:r>
-    </w:p>
-    <w:p>
-      <w:pPr>
-        <w:spacing w:after="0" w:line="240" w:lineRule="auto"/>
+        <w:t xml:space="preserve"> wlan0 </w:t>
+      </w:r>
+      <w:proofErr w:type="spellStart"/>
+      <w:r>
         <w:rPr>
           <w:rStyle w:val="Emphasis"/>
           <w:rFonts w:ascii="Helvetica" w:hAnsi="Helvetica" w:cs="Helvetica"/>
@@ -4206,7 +5698,9 @@
           <w:shd w:val="clear" w:color="auto" w:fill="FFFFFF"/>
           <w:lang w:val="en-GB"/>
         </w:rPr>
-      </w:pPr>
+        <w:t>essid</w:t>
+      </w:r>
+      <w:proofErr w:type="spellEnd"/>
       <w:r>
         <w:rPr>
           <w:rStyle w:val="Emphasis"/>
@@ -4218,7 +5712,91 @@
           <w:shd w:val="clear" w:color="auto" w:fill="FFFFFF"/>
           <w:lang w:val="en-GB"/>
         </w:rPr>
-        <w:t>dhclient wlan0</w:t>
+        <w:t xml:space="preserve"> </w:t>
+      </w:r>
+      <w:r>
+        <w:rPr>
+          <w:rStyle w:val="Emphasis"/>
+          <w:rFonts w:ascii="Helvetica" w:hAnsi="Helvetica" w:cs="Helvetica"/>
+          <w:color w:val="333333"/>
+          <w:sz w:val="23"/>
+          <w:szCs w:val="23"/>
+          <w:bdr w:val="none" w:sz="0" w:space="0" w:color="auto" w:frame="1"/>
+          <w:shd w:val="clear" w:color="auto" w:fill="FFFFFF"/>
+          <w:lang w:val="en-GB"/>
+        </w:rPr>
+        <w:t>dm</w:t>
+      </w:r>
+      <w:r>
+        <w:rPr>
+          <w:rStyle w:val="Emphasis"/>
+          <w:rFonts w:ascii="Helvetica" w:hAnsi="Helvetica" w:cs="Helvetica"/>
+          <w:color w:val="333333"/>
+          <w:sz w:val="23"/>
+          <w:szCs w:val="23"/>
+          <w:bdr w:val="none" w:sz="0" w:space="0" w:color="auto" w:frame="1"/>
+          <w:shd w:val="clear" w:color="auto" w:fill="FFFFFF"/>
+          <w:lang w:val="en-GB"/>
+        </w:rPr>
+        <w:t xml:space="preserve"> key </w:t>
+      </w:r>
+      <w:r>
+        <w:rPr>
+          <w:rStyle w:val="Emphasis"/>
+          <w:rFonts w:ascii="Helvetica" w:hAnsi="Helvetica" w:cs="Helvetica"/>
+          <w:color w:val="333333"/>
+          <w:sz w:val="23"/>
+          <w:szCs w:val="23"/>
+          <w:bdr w:val="none" w:sz="0" w:space="0" w:color="auto" w:frame="1"/>
+          <w:shd w:val="clear" w:color="auto" w:fill="FFFFFF"/>
+          <w:lang w:val="en-GB"/>
+        </w:rPr>
+        <w:t>AAABBBCC</w:t>
+      </w:r>
+    </w:p>
+    <w:p>
+      <w:pPr>
+        <w:spacing w:after="0" w:line="240" w:lineRule="auto"/>
+        <w:rPr>
+          <w:rStyle w:val="Emphasis"/>
+          <w:rFonts w:ascii="Helvetica" w:hAnsi="Helvetica" w:cs="Helvetica"/>
+          <w:color w:val="333333"/>
+          <w:sz w:val="23"/>
+          <w:szCs w:val="23"/>
+          <w:bdr w:val="none" w:sz="0" w:space="0" w:color="auto" w:frame="1"/>
+          <w:shd w:val="clear" w:color="auto" w:fill="FFFFFF"/>
+          <w:lang w:val="en-GB"/>
+        </w:rPr>
+      </w:pPr>
+      <w:proofErr w:type="spellStart"/>
+      <w:proofErr w:type="gramStart"/>
+      <w:r>
+        <w:rPr>
+          <w:rStyle w:val="Emphasis"/>
+          <w:rFonts w:ascii="Helvetica" w:hAnsi="Helvetica" w:cs="Helvetica"/>
+          <w:color w:val="333333"/>
+          <w:sz w:val="23"/>
+          <w:szCs w:val="23"/>
+          <w:bdr w:val="none" w:sz="0" w:space="0" w:color="auto" w:frame="1"/>
+          <w:shd w:val="clear" w:color="auto" w:fill="FFFFFF"/>
+          <w:lang w:val="en-GB"/>
+        </w:rPr>
+        <w:t>dhclient</w:t>
+      </w:r>
+      <w:proofErr w:type="spellEnd"/>
+      <w:proofErr w:type="gramEnd"/>
+      <w:r>
+        <w:rPr>
+          <w:rStyle w:val="Emphasis"/>
+          <w:rFonts w:ascii="Helvetica" w:hAnsi="Helvetica" w:cs="Helvetica"/>
+          <w:color w:val="333333"/>
+          <w:sz w:val="23"/>
+          <w:szCs w:val="23"/>
+          <w:bdr w:val="none" w:sz="0" w:space="0" w:color="auto" w:frame="1"/>
+          <w:shd w:val="clear" w:color="auto" w:fill="FFFFFF"/>
+          <w:lang w:val="en-GB"/>
+        </w:rPr>
+        <w:t xml:space="preserve"> wlan0</w:t>
       </w:r>
     </w:p>
     <w:p>
@@ -4265,7 +5843,55 @@
           <w:shd w:val="clear" w:color="auto" w:fill="FFFFFF"/>
           <w:lang w:val="en-GB"/>
         </w:rPr>
-        <w:t>Install Wifi Utils (auto start wifi)</w:t>
+        <w:t xml:space="preserve">Install </w:t>
+      </w:r>
+      <w:proofErr w:type="spellStart"/>
+      <w:r>
+        <w:rPr>
+          <w:shd w:val="clear" w:color="auto" w:fill="FFFFFF"/>
+          <w:lang w:val="en-GB"/>
+        </w:rPr>
+        <w:t>Wifi</w:t>
+      </w:r>
+      <w:proofErr w:type="spellEnd"/>
+      <w:r>
+        <w:rPr>
+          <w:shd w:val="clear" w:color="auto" w:fill="FFFFFF"/>
+          <w:lang w:val="en-GB"/>
+        </w:rPr>
+        <w:t xml:space="preserve"> </w:t>
+      </w:r>
+      <w:proofErr w:type="spellStart"/>
+      <w:r>
+        <w:rPr>
+          <w:shd w:val="clear" w:color="auto" w:fill="FFFFFF"/>
+          <w:lang w:val="en-GB"/>
+        </w:rPr>
+        <w:t>Utils</w:t>
+      </w:r>
+      <w:proofErr w:type="spellEnd"/>
+      <w:r>
+        <w:rPr>
+          <w:shd w:val="clear" w:color="auto" w:fill="FFFFFF"/>
+          <w:lang w:val="en-GB"/>
+        </w:rPr>
+        <w:t xml:space="preserve"> (auto start </w:t>
+      </w:r>
+      <w:proofErr w:type="spellStart"/>
+      <w:r>
+        <w:rPr>
+          <w:shd w:val="clear" w:color="auto" w:fill="FFFFFF"/>
+          <w:lang w:val="en-GB"/>
+        </w:rPr>
+        <w:t>wifi</w:t>
+      </w:r>
+      <w:proofErr w:type="spellEnd"/>
+      <w:r>
+        <w:rPr>
+          <w:shd w:val="clear" w:color="auto" w:fill="FFFFFF"/>
+          <w:lang w:val="en-GB"/>
+        </w:rPr>
+        <w:t>)</w:t>
       </w:r>
     </w:p>
     <w:p>
@@ -4280,7 +5906,7 @@
           <w:lang w:val="en-GB"/>
         </w:rPr>
       </w:pPr>
-      <w:hyperlink r:id="rId21" w:history="1">
+      <w:hyperlink r:id="rId20" w:history="1">
         <w:r>
           <w:rPr>
             <w:rStyle w:val="Hyperlink"/>
@@ -4341,6 +5967,8 @@
           <w:lang w:val="en-GB"/>
         </w:rPr>
       </w:pPr>
+      <w:proofErr w:type="spellStart"/>
+      <w:proofErr w:type="gramStart"/>
       <w:r>
         <w:rPr>
           <w:rFonts w:ascii="Consolas" w:eastAsia="Times New Roman" w:hAnsi="Consolas" w:cs="Consolas"/>
@@ -4350,8 +5978,10 @@
           <w:bdr w:val="none" w:sz="0" w:space="0" w:color="auto" w:frame="1"/>
           <w:lang w:val="en-GB"/>
         </w:rPr>
-        <w:t xml:space="preserve">sudo </w:t>
-      </w:r>
+        <w:t>sudo</w:t>
+      </w:r>
+      <w:proofErr w:type="spellEnd"/>
+      <w:proofErr w:type="gramEnd"/>
       <w:r>
         <w:rPr>
           <w:rFonts w:ascii="Consolas" w:eastAsia="Times New Roman" w:hAnsi="Consolas" w:cs="Consolas"/>
@@ -4361,7 +5991,42 @@
           <w:bdr w:val="none" w:sz="0" w:space="0" w:color="auto" w:frame="1"/>
           <w:lang w:val="en-GB"/>
         </w:rPr>
-        <w:t>apt-get install wicd-curses</w:t>
+        <w:t xml:space="preserve"> </w:t>
+      </w:r>
+      <w:r>
+        <w:rPr>
+          <w:rFonts w:ascii="Consolas" w:eastAsia="Times New Roman" w:hAnsi="Consolas" w:cs="Consolas"/>
+          <w:color w:val="222222"/>
+          <w:sz w:val="18"/>
+          <w:szCs w:val="18"/>
+          <w:bdr w:val="none" w:sz="0" w:space="0" w:color="auto" w:frame="1"/>
+          <w:lang w:val="en-GB"/>
+        </w:rPr>
+        <w:t xml:space="preserve">apt-get install </w:t>
+      </w:r>
+      <w:proofErr w:type="spellStart"/>
+      <w:r>
+        <w:rPr>
+          <w:rFonts w:ascii="Consolas" w:eastAsia="Times New Roman" w:hAnsi="Consolas" w:cs="Consolas"/>
+          <w:color w:val="222222"/>
+          <w:sz w:val="18"/>
+          <w:szCs w:val="18"/>
+          <w:bdr w:val="none" w:sz="0" w:space="0" w:color="auto" w:frame="1"/>
+          <w:lang w:val="en-GB"/>
+        </w:rPr>
+        <w:t>wicd</w:t>
+      </w:r>
+      <w:proofErr w:type="spellEnd"/>
+      <w:r>
+        <w:rPr>
+          <w:rFonts w:ascii="Consolas" w:eastAsia="Times New Roman" w:hAnsi="Consolas" w:cs="Consolas"/>
+          <w:color w:val="222222"/>
+          <w:sz w:val="18"/>
+          <w:szCs w:val="18"/>
+          <w:bdr w:val="none" w:sz="0" w:space="0" w:color="auto" w:frame="1"/>
+          <w:lang w:val="en-GB"/>
+        </w:rPr>
+        <w:t>-curses</w:t>
       </w:r>
     </w:p>
     <w:p>
@@ -4407,6 +6072,8 @@
           <w:lang w:val="en-GB"/>
         </w:rPr>
       </w:pPr>
+      <w:proofErr w:type="spellStart"/>
+      <w:proofErr w:type="gramStart"/>
       <w:r>
         <w:rPr>
           <w:rFonts w:ascii="Consolas" w:eastAsia="Times New Roman" w:hAnsi="Consolas" w:cs="Consolas"/>
@@ -4416,8 +6083,10 @@
           <w:bdr w:val="none" w:sz="0" w:space="0" w:color="auto" w:frame="1"/>
           <w:lang w:val="en-GB"/>
         </w:rPr>
-        <w:t xml:space="preserve">sudo </w:t>
-      </w:r>
+        <w:t>sudo</w:t>
+      </w:r>
+      <w:proofErr w:type="spellEnd"/>
+      <w:proofErr w:type="gramEnd"/>
       <w:r>
         <w:rPr>
           <w:rFonts w:ascii="Consolas" w:eastAsia="Times New Roman" w:hAnsi="Consolas" w:cs="Consolas"/>
@@ -4427,7 +6096,31 @@
           <w:bdr w:val="none" w:sz="0" w:space="0" w:color="auto" w:frame="1"/>
           <w:lang w:val="en-GB"/>
         </w:rPr>
-        <w:t>wicd-cruses</w:t>
+        <w:t xml:space="preserve"> </w:t>
+      </w:r>
+      <w:proofErr w:type="spellStart"/>
+      <w:r>
+        <w:rPr>
+          <w:rFonts w:ascii="Consolas" w:eastAsia="Times New Roman" w:hAnsi="Consolas" w:cs="Consolas"/>
+          <w:color w:val="222222"/>
+          <w:sz w:val="18"/>
+          <w:szCs w:val="18"/>
+          <w:bdr w:val="none" w:sz="0" w:space="0" w:color="auto" w:frame="1"/>
+          <w:lang w:val="en-GB"/>
+        </w:rPr>
+        <w:t>wicd</w:t>
+      </w:r>
+      <w:proofErr w:type="spellEnd"/>
+      <w:r>
+        <w:rPr>
+          <w:rFonts w:ascii="Consolas" w:eastAsia="Times New Roman" w:hAnsi="Consolas" w:cs="Consolas"/>
+          <w:color w:val="222222"/>
+          <w:sz w:val="18"/>
+          <w:szCs w:val="18"/>
+          <w:bdr w:val="none" w:sz="0" w:space="0" w:color="auto" w:frame="1"/>
+          <w:lang w:val="en-GB"/>
+        </w:rPr>
+        <w:t>-cruses</w:t>
       </w:r>
     </w:p>
     <w:p>
@@ -4497,13 +6190,33 @@
           <w:lang w:val="en-GB"/>
         </w:rPr>
       </w:pPr>
-      <w:r>
-        <w:rPr>
-          <w:rFonts w:ascii="Calibri" w:eastAsia="Calibri" w:hAnsi="Calibri" w:cs="Calibri"/>
-          <w:lang w:val="en-GB"/>
-        </w:rPr>
-        <w:t>sudo raspi-config</w:t>
-      </w:r>
+      <w:proofErr w:type="spellStart"/>
+      <w:proofErr w:type="gramStart"/>
+      <w:r>
+        <w:rPr>
+          <w:rFonts w:ascii="Calibri" w:eastAsia="Calibri" w:hAnsi="Calibri" w:cs="Calibri"/>
+          <w:lang w:val="en-GB"/>
+        </w:rPr>
+        <w:t>sudo</w:t>
+      </w:r>
+      <w:proofErr w:type="spellEnd"/>
+      <w:proofErr w:type="gramEnd"/>
+      <w:r>
+        <w:rPr>
+          <w:rFonts w:ascii="Calibri" w:eastAsia="Calibri" w:hAnsi="Calibri" w:cs="Calibri"/>
+          <w:lang w:val="en-GB"/>
+        </w:rPr>
+        <w:t xml:space="preserve"> </w:t>
+      </w:r>
+      <w:proofErr w:type="spellStart"/>
+      <w:r>
+        <w:rPr>
+          <w:rFonts w:ascii="Calibri" w:eastAsia="Calibri" w:hAnsi="Calibri" w:cs="Calibri"/>
+          <w:lang w:val="en-GB"/>
+        </w:rPr>
+        <w:t>raspi-config</w:t>
+      </w:r>
+      <w:proofErr w:type="spellEnd"/>
     </w:p>
     <w:p>
       <w:pPr>
@@ -4534,37 +6247,59 @@
           <w:lang w:val="en-GB"/>
         </w:rPr>
       </w:pPr>
-      <w:r>
-        <w:rPr>
-          <w:rFonts w:ascii="Calibri" w:eastAsia="Calibri" w:hAnsi="Calibri" w:cs="Calibri"/>
-          <w:lang w:val="en-GB"/>
-        </w:rPr>
-        <w:t>raspistill -o test.jpg</w:t>
-      </w:r>
-    </w:p>
-    <w:p>
-      <w:pPr>
-        <w:spacing w:after="0" w:line="240" w:lineRule="auto"/>
-        <w:rPr>
-          <w:rFonts w:ascii="Calibri" w:eastAsia="Calibri" w:hAnsi="Calibri" w:cs="Calibri"/>
-          <w:lang w:val="en-GB"/>
-        </w:rPr>
-      </w:pPr>
-    </w:p>
-    <w:p>
-      <w:pPr>
-        <w:spacing w:after="0" w:line="240" w:lineRule="auto"/>
-        <w:rPr>
-          <w:rFonts w:ascii="Calibri" w:eastAsia="Calibri" w:hAnsi="Calibri" w:cs="Calibri"/>
-          <w:lang w:val="en-GB"/>
-        </w:rPr>
-      </w:pPr>
-      <w:r>
-        <w:rPr>
-          <w:rFonts w:ascii="Calibri" w:eastAsia="Calibri" w:hAnsi="Calibri" w:cs="Calibri"/>
-          <w:lang w:val="en-GB"/>
-        </w:rPr>
-        <w:t>raspivid -o test.h264 -t 60000</w:t>
+      <w:proofErr w:type="spellStart"/>
+      <w:proofErr w:type="gramStart"/>
+      <w:r>
+        <w:rPr>
+          <w:rFonts w:ascii="Calibri" w:eastAsia="Calibri" w:hAnsi="Calibri" w:cs="Calibri"/>
+          <w:lang w:val="en-GB"/>
+        </w:rPr>
+        <w:t>raspistill</w:t>
+      </w:r>
+      <w:proofErr w:type="spellEnd"/>
+      <w:proofErr w:type="gramEnd"/>
+      <w:r>
+        <w:rPr>
+          <w:rFonts w:ascii="Calibri" w:eastAsia="Calibri" w:hAnsi="Calibri" w:cs="Calibri"/>
+          <w:lang w:val="en-GB"/>
+        </w:rPr>
+        <w:t xml:space="preserve"> -o test.jpg</w:t>
+      </w:r>
+    </w:p>
+    <w:p>
+      <w:pPr>
+        <w:spacing w:after="0" w:line="240" w:lineRule="auto"/>
+        <w:rPr>
+          <w:rFonts w:ascii="Calibri" w:eastAsia="Calibri" w:hAnsi="Calibri" w:cs="Calibri"/>
+          <w:lang w:val="en-GB"/>
+        </w:rPr>
+      </w:pPr>
+    </w:p>
+    <w:p>
+      <w:pPr>
+        <w:spacing w:after="0" w:line="240" w:lineRule="auto"/>
+        <w:rPr>
+          <w:rFonts w:ascii="Calibri" w:eastAsia="Calibri" w:hAnsi="Calibri" w:cs="Calibri"/>
+          <w:lang w:val="en-GB"/>
+        </w:rPr>
+      </w:pPr>
+      <w:proofErr w:type="spellStart"/>
+      <w:proofErr w:type="gramStart"/>
+      <w:r>
+        <w:rPr>
+          <w:rFonts w:ascii="Calibri" w:eastAsia="Calibri" w:hAnsi="Calibri" w:cs="Calibri"/>
+          <w:lang w:val="en-GB"/>
+        </w:rPr>
+        <w:t>raspivid</w:t>
+      </w:r>
+      <w:proofErr w:type="spellEnd"/>
+      <w:proofErr w:type="gramEnd"/>
+      <w:r>
+        <w:rPr>
+          <w:rFonts w:ascii="Calibri" w:eastAsia="Calibri" w:hAnsi="Calibri" w:cs="Calibri"/>
+          <w:lang w:val="en-GB"/>
+        </w:rPr>
+        <w:t xml:space="preserve"> -o test.h264 -t 60000</w:t>
       </w:r>
     </w:p>
     <w:p>
@@ -4623,7 +6358,7 @@
           <w:lang w:val="en-GB"/>
         </w:rPr>
       </w:pPr>
-      <w:hyperlink r:id="rId22" w:history="1">
+      <w:hyperlink r:id="rId21" w:history="1">
         <w:r>
           <w:rPr>
             <w:rStyle w:val="Hyperlink"/>
@@ -4687,14 +6422,23 @@
           <w:lang w:val="en-GB"/>
         </w:rPr>
       </w:pPr>
-      <w:r>
-        <w:rPr>
-          <w:rFonts w:ascii="Calibri" w:eastAsia="Calibri" w:hAnsi="Calibri" w:cs="Calibri"/>
-          <w:lang w:val="en-GB"/>
-        </w:rPr>
-        <w:t xml:space="preserve">MinGW: </w:t>
-      </w:r>
-      <w:hyperlink r:id="rId23" w:history="1">
+      <w:proofErr w:type="spellStart"/>
+      <w:r>
+        <w:rPr>
+          <w:rFonts w:ascii="Calibri" w:eastAsia="Calibri" w:hAnsi="Calibri" w:cs="Calibri"/>
+          <w:lang w:val="en-GB"/>
+        </w:rPr>
+        <w:t>MinGW</w:t>
+      </w:r>
+      <w:proofErr w:type="spellEnd"/>
+      <w:r>
+        <w:rPr>
+          <w:rFonts w:ascii="Calibri" w:eastAsia="Calibri" w:hAnsi="Calibri" w:cs="Calibri"/>
+          <w:lang w:val="en-GB"/>
+        </w:rPr>
+        <w:t xml:space="preserve">: </w:t>
+      </w:r>
+      <w:hyperlink r:id="rId22" w:history="1">
         <w:r>
           <w:rPr>
             <w:rStyle w:val="Hyperlink"/>
@@ -4725,7 +6469,7 @@
         </w:rPr>
         <w:t xml:space="preserve">Download </w:t>
       </w:r>
-      <w:hyperlink r:id="rId24" w:history="1">
+      <w:hyperlink r:id="rId23" w:history="1">
         <w:r>
           <w:rPr>
             <w:rStyle w:val="Hyperlink"/>
@@ -4772,125 +6516,312 @@
     </w:p>
     <w:p>
       <w:pPr>
-        <w:pStyle w:val="ListParagraph"/>
-        <w:numPr>
-          <w:ilvl w:val="0"/>
-          <w:numId w:val="3"/>
-        </w:numPr>
-        <w:spacing w:after="0" w:line="240" w:lineRule="auto"/>
-        <w:rPr>
-          <w:rFonts w:ascii="Calibri" w:eastAsia="Calibri" w:hAnsi="Calibri" w:cs="Calibri"/>
-          <w:lang w:val="en-GB"/>
-        </w:rPr>
-      </w:pPr>
-      <w:r>
-        <w:rPr>
-          <w:rFonts w:ascii="Calibri" w:eastAsia="Calibri" w:hAnsi="Calibri" w:cs="Calibri"/>
-          <w:lang w:val="en-GB"/>
-        </w:rPr>
-        <w:t>tar -xvf rdt-server-linux-5.0.7.tar</w:t>
-      </w:r>
-    </w:p>
-    <w:p>
-      <w:pPr>
-        <w:pStyle w:val="ListParagraph"/>
-        <w:numPr>
-          <w:ilvl w:val="0"/>
-          <w:numId w:val="3"/>
-        </w:numPr>
-        <w:spacing w:after="0" w:line="240" w:lineRule="auto"/>
-        <w:rPr>
-          <w:rFonts w:ascii="Calibri" w:eastAsia="Calibri" w:hAnsi="Calibri" w:cs="Calibri"/>
-          <w:lang w:val="en-GB"/>
-        </w:rPr>
-      </w:pPr>
-      <w:r>
-        <w:rPr>
-          <w:rFonts w:ascii="Calibri" w:eastAsia="Calibri" w:hAnsi="Calibri" w:cs="Calibri"/>
-          <w:lang w:val="en-GB"/>
-        </w:rPr>
-        <w:t>su –l root</w:t>
-      </w:r>
-    </w:p>
-    <w:p>
-      <w:pPr>
-        <w:pStyle w:val="ListParagraph"/>
-        <w:numPr>
-          <w:ilvl w:val="0"/>
-          <w:numId w:val="3"/>
-        </w:numPr>
-        <w:spacing w:after="0" w:line="240" w:lineRule="auto"/>
-        <w:rPr>
-          <w:rFonts w:ascii="Calibri" w:eastAsia="Calibri" w:hAnsi="Calibri" w:cs="Calibri"/>
-          <w:lang w:val="en-GB"/>
-        </w:rPr>
-      </w:pPr>
-      <w:r>
-        <w:rPr>
-          <w:rFonts w:ascii="Calibri" w:eastAsia="Calibri" w:hAnsi="Calibri" w:cs="Calibri"/>
-          <w:lang w:val="en-GB"/>
-        </w:rPr>
-        <w:t>cd /home/pi/share/rdt-server/</w:t>
-      </w:r>
-    </w:p>
-    <w:p>
-      <w:pPr>
-        <w:pStyle w:val="ListParagraph"/>
-        <w:numPr>
-          <w:ilvl w:val="0"/>
-          <w:numId w:val="3"/>
-        </w:numPr>
-        <w:spacing w:after="0" w:line="240" w:lineRule="auto"/>
-        <w:rPr>
-          <w:rFonts w:ascii="Calibri" w:eastAsia="Calibri" w:hAnsi="Calibri" w:cs="Calibri"/>
-          <w:lang w:val="en-GB"/>
-        </w:rPr>
-      </w:pPr>
-      <w:r>
-        <w:rPr>
-          <w:rFonts w:ascii="Calibri" w:eastAsia="Calibri" w:hAnsi="Calibri" w:cs="Calibri"/>
-          <w:lang w:val="en-GB"/>
-        </w:rPr>
-        <w:t>perl ./daemon.pl 4075 10000-10010</w:t>
-      </w:r>
-    </w:p>
-    <w:p>
-      <w:pPr>
-        <w:spacing w:after="0" w:line="240" w:lineRule="auto"/>
-        <w:rPr>
-          <w:rFonts w:ascii="Calibri" w:eastAsia="Calibri" w:hAnsi="Calibri" w:cs="Calibri"/>
-          <w:lang w:val="en-GB"/>
-        </w:rPr>
-      </w:pPr>
-    </w:p>
-    <w:p>
-      <w:pPr>
-        <w:spacing w:after="0" w:line="240" w:lineRule="auto"/>
-        <w:rPr>
-          <w:rFonts w:ascii="Calibri" w:eastAsia="Calibri" w:hAnsi="Calibri" w:cs="Calibri"/>
-          <w:lang w:val="en-GB"/>
-        </w:rPr>
-      </w:pPr>
-      <w:bookmarkStart w:id="0" w:name="_GoBack"/>
-      <w:bookmarkEnd w:id="0"/>
-    </w:p>
-    <w:p>
-      <w:pPr>
-        <w:spacing w:after="0" w:line="240" w:lineRule="auto"/>
-        <w:rPr>
-          <w:rFonts w:ascii="Calibri" w:eastAsia="Calibri" w:hAnsi="Calibri" w:cs="Calibri"/>
-          <w:lang w:val="en-GB"/>
-        </w:rPr>
-      </w:pPr>
-    </w:p>
-    <w:p>
-      <w:pPr>
-        <w:spacing w:after="0" w:line="240" w:lineRule="auto"/>
-        <w:rPr>
-          <w:rFonts w:ascii="Calibri" w:eastAsia="Calibri" w:hAnsi="Calibri" w:cs="Calibri"/>
-          <w:lang w:val="en-GB"/>
-        </w:rPr>
-      </w:pPr>
+        <w:spacing w:after="0" w:line="240" w:lineRule="auto"/>
+        <w:ind w:left="360"/>
+        <w:rPr>
+          <w:rFonts w:ascii="Calibri" w:eastAsia="Calibri" w:hAnsi="Calibri" w:cs="Calibri"/>
+          <w:lang w:val="en-GB"/>
+        </w:rPr>
+      </w:pPr>
+      <w:proofErr w:type="gramStart"/>
+      <w:r>
+        <w:rPr>
+          <w:rFonts w:ascii="Calibri" w:eastAsia="Calibri" w:hAnsi="Calibri" w:cs="Calibri"/>
+          <w:lang w:val="en-GB"/>
+        </w:rPr>
+        <w:t>tar</w:t>
+      </w:r>
+      <w:proofErr w:type="gramEnd"/>
+      <w:r>
+        <w:rPr>
+          <w:rFonts w:ascii="Calibri" w:eastAsia="Calibri" w:hAnsi="Calibri" w:cs="Calibri"/>
+          <w:lang w:val="en-GB"/>
+        </w:rPr>
+        <w:t xml:space="preserve"> -</w:t>
+      </w:r>
+      <w:proofErr w:type="spellStart"/>
+      <w:r>
+        <w:rPr>
+          <w:rFonts w:ascii="Calibri" w:eastAsia="Calibri" w:hAnsi="Calibri" w:cs="Calibri"/>
+          <w:lang w:val="en-GB"/>
+        </w:rPr>
+        <w:t>xvf</w:t>
+      </w:r>
+      <w:proofErr w:type="spellEnd"/>
+      <w:r>
+        <w:rPr>
+          <w:rFonts w:ascii="Calibri" w:eastAsia="Calibri" w:hAnsi="Calibri" w:cs="Calibri"/>
+          <w:lang w:val="en-GB"/>
+        </w:rPr>
+        <w:t xml:space="preserve"> rdt-server-linux-5.0.7.tar</w:t>
+      </w:r>
+    </w:p>
+    <w:p>
+      <w:pPr>
+        <w:spacing w:after="0" w:line="240" w:lineRule="auto"/>
+        <w:ind w:left="360"/>
+        <w:rPr>
+          <w:rFonts w:ascii="Calibri" w:eastAsia="Calibri" w:hAnsi="Calibri" w:cs="Calibri"/>
+          <w:lang w:val="en-GB"/>
+        </w:rPr>
+      </w:pPr>
+      <w:proofErr w:type="spellStart"/>
+      <w:proofErr w:type="gramStart"/>
+      <w:r>
+        <w:rPr>
+          <w:rFonts w:ascii="Calibri" w:eastAsia="Calibri" w:hAnsi="Calibri" w:cs="Calibri"/>
+          <w:lang w:val="en-GB"/>
+        </w:rPr>
+        <w:t>su</w:t>
+      </w:r>
+      <w:proofErr w:type="spellEnd"/>
+      <w:proofErr w:type="gramEnd"/>
+      <w:r>
+        <w:rPr>
+          <w:rFonts w:ascii="Calibri" w:eastAsia="Calibri" w:hAnsi="Calibri" w:cs="Calibri"/>
+          <w:lang w:val="en-GB"/>
+        </w:rPr>
+        <w:t xml:space="preserve"> –l root</w:t>
+      </w:r>
+    </w:p>
+    <w:p>
+      <w:pPr>
+        <w:spacing w:after="0" w:line="240" w:lineRule="auto"/>
+        <w:ind w:left="360"/>
+        <w:rPr>
+          <w:rFonts w:ascii="Calibri" w:eastAsia="Calibri" w:hAnsi="Calibri" w:cs="Calibri"/>
+          <w:lang w:val="en-GB"/>
+        </w:rPr>
+      </w:pPr>
+      <w:proofErr w:type="gramStart"/>
+      <w:r>
+        <w:rPr>
+          <w:rFonts w:ascii="Calibri" w:eastAsia="Calibri" w:hAnsi="Calibri" w:cs="Calibri"/>
+          <w:lang w:val="en-GB"/>
+        </w:rPr>
+        <w:t>cd</w:t>
+      </w:r>
+      <w:proofErr w:type="gramEnd"/>
+      <w:r>
+        <w:rPr>
+          <w:rFonts w:ascii="Calibri" w:eastAsia="Calibri" w:hAnsi="Calibri" w:cs="Calibri"/>
+          <w:lang w:val="en-GB"/>
+        </w:rPr>
+        <w:t xml:space="preserve"> /home/pi/share/</w:t>
+      </w:r>
+      <w:proofErr w:type="spellStart"/>
+      <w:r>
+        <w:rPr>
+          <w:rFonts w:ascii="Calibri" w:eastAsia="Calibri" w:hAnsi="Calibri" w:cs="Calibri"/>
+          <w:lang w:val="en-GB"/>
+        </w:rPr>
+        <w:t>rdt</w:t>
+      </w:r>
+      <w:proofErr w:type="spellEnd"/>
+      <w:r>
+        <w:rPr>
+          <w:rFonts w:ascii="Calibri" w:eastAsia="Calibri" w:hAnsi="Calibri" w:cs="Calibri"/>
+          <w:lang w:val="en-GB"/>
+        </w:rPr>
+        <w:t>-server/</w:t>
+      </w:r>
+    </w:p>
+    <w:p>
+      <w:pPr>
+        <w:spacing w:after="0" w:line="240" w:lineRule="auto"/>
+        <w:ind w:left="360"/>
+        <w:rPr>
+          <w:rFonts w:ascii="Calibri" w:eastAsia="Calibri" w:hAnsi="Calibri" w:cs="Calibri"/>
+          <w:lang w:val="en-GB"/>
+        </w:rPr>
+      </w:pPr>
+      <w:proofErr w:type="spellStart"/>
+      <w:proofErr w:type="gramStart"/>
+      <w:r>
+        <w:rPr>
+          <w:rFonts w:ascii="Calibri" w:eastAsia="Calibri" w:hAnsi="Calibri" w:cs="Calibri"/>
+          <w:lang w:val="en-GB"/>
+        </w:rPr>
+        <w:t>perl</w:t>
+      </w:r>
+      <w:proofErr w:type="spellEnd"/>
+      <w:proofErr w:type="gramEnd"/>
+      <w:r>
+        <w:rPr>
+          <w:rFonts w:ascii="Calibri" w:eastAsia="Calibri" w:hAnsi="Calibri" w:cs="Calibri"/>
+          <w:lang w:val="en-GB"/>
+        </w:rPr>
+        <w:t xml:space="preserve"> ./daemon.pl 4075 10000-10010</w:t>
+      </w:r>
+    </w:p>
+    <w:p>
+      <w:pPr>
+        <w:spacing w:after="0" w:line="240" w:lineRule="auto"/>
+        <w:rPr>
+          <w:rFonts w:ascii="Calibri" w:eastAsia="Calibri" w:hAnsi="Calibri" w:cs="Calibri"/>
+          <w:lang w:val="en-GB"/>
+        </w:rPr>
+      </w:pPr>
+    </w:p>
+    <w:p>
+      <w:pPr>
+        <w:spacing w:after="0" w:line="240" w:lineRule="auto"/>
+        <w:rPr>
+          <w:rFonts w:ascii="Calibri" w:eastAsia="Calibri" w:hAnsi="Calibri" w:cs="Calibri"/>
+          <w:lang w:val="en-GB"/>
+        </w:rPr>
+      </w:pPr>
+    </w:p>
+    <w:p>
+      <w:pPr>
+        <w:spacing w:after="0" w:line="240" w:lineRule="auto"/>
+        <w:rPr>
+          <w:rFonts w:ascii="Calibri" w:eastAsia="Calibri" w:hAnsi="Calibri" w:cs="Calibri"/>
+          <w:lang w:val="en-GB"/>
+        </w:rPr>
+      </w:pPr>
+    </w:p>
+    <w:p>
+      <w:pPr>
+        <w:spacing w:after="0" w:line="240" w:lineRule="auto"/>
+        <w:rPr>
+          <w:rFonts w:ascii="Calibri" w:eastAsia="Calibri" w:hAnsi="Calibri" w:cs="Calibri"/>
+          <w:lang w:val="en-GB"/>
+        </w:rPr>
+      </w:pPr>
+    </w:p>
+    <w:p>
+      <w:pPr>
+        <w:pStyle w:val="Heading1"/>
+        <w:rPr>
+          <w:rFonts w:eastAsia="Calibri"/>
+          <w:lang w:val="en-GB"/>
+        </w:rPr>
+      </w:pPr>
+      <w:proofErr w:type="spellStart"/>
+      <w:r>
+        <w:rPr>
+          <w:rFonts w:eastAsia="Calibri"/>
+          <w:lang w:val="en-GB"/>
+        </w:rPr>
+        <w:lastRenderedPageBreak/>
+        <w:t>Netbeans</w:t>
+      </w:r>
+      <w:proofErr w:type="spellEnd"/>
+    </w:p>
+    <w:p>
+      <w:pPr>
+        <w:spacing w:after="0" w:line="240" w:lineRule="auto"/>
+        <w:rPr>
+          <w:rFonts w:ascii="Calibri" w:eastAsia="Calibri" w:hAnsi="Calibri" w:cs="Calibri"/>
+          <w:lang w:val="en-GB"/>
+        </w:rPr>
+      </w:pPr>
+      <w:hyperlink r:id="rId24" w:history="1">
+        <w:r>
+          <w:rPr>
+            <w:rStyle w:val="Hyperlink"/>
+            <w:rFonts w:ascii="Calibri" w:eastAsia="Calibri" w:hAnsi="Calibri" w:cs="Calibri"/>
+            <w:lang w:val="en-GB"/>
+          </w:rPr>
+          <w:t>https://netbeans.org/kb/docs/cnd/remotedev-tutorial.html</w:t>
+        </w:r>
+      </w:hyperlink>
+    </w:p>
+    <w:p>
+      <w:pPr>
+        <w:spacing w:after="0" w:line="240" w:lineRule="auto"/>
+        <w:rPr>
+          <w:rFonts w:ascii="Calibri" w:eastAsia="Calibri" w:hAnsi="Calibri" w:cs="Calibri"/>
+          <w:lang w:val="en-GB"/>
+        </w:rPr>
+      </w:pPr>
+      <w:proofErr w:type="spellStart"/>
+      <w:proofErr w:type="gramStart"/>
+      <w:r>
+        <w:rPr>
+          <w:rFonts w:ascii="Calibri" w:eastAsia="Calibri" w:hAnsi="Calibri" w:cs="Calibri"/>
+          <w:lang w:val="en-GB"/>
+        </w:rPr>
+        <w:t>sudo</w:t>
+      </w:r>
+      <w:proofErr w:type="spellEnd"/>
+      <w:proofErr w:type="gramEnd"/>
+      <w:r>
+        <w:rPr>
+          <w:rFonts w:ascii="Calibri" w:eastAsia="Calibri" w:hAnsi="Calibri" w:cs="Calibri"/>
+          <w:lang w:val="en-GB"/>
+        </w:rPr>
+        <w:t xml:space="preserve"> </w:t>
+      </w:r>
+      <w:proofErr w:type="spellStart"/>
+      <w:r>
+        <w:rPr>
+          <w:rFonts w:ascii="Calibri" w:eastAsia="Calibri" w:hAnsi="Calibri" w:cs="Calibri"/>
+          <w:lang w:val="en-GB"/>
+        </w:rPr>
+        <w:t>su</w:t>
+      </w:r>
+      <w:proofErr w:type="spellEnd"/>
+    </w:p>
+    <w:p>
+      <w:pPr>
+        <w:spacing w:after="0" w:line="240" w:lineRule="auto"/>
+        <w:rPr>
+          <w:rFonts w:ascii="Calibri" w:eastAsia="Calibri" w:hAnsi="Calibri" w:cs="Calibri"/>
+          <w:lang w:val="en-GB"/>
+        </w:rPr>
+      </w:pPr>
+      <w:proofErr w:type="spellStart"/>
+      <w:proofErr w:type="gramStart"/>
+      <w:r>
+        <w:rPr>
+          <w:rFonts w:ascii="Calibri" w:eastAsia="Calibri" w:hAnsi="Calibri" w:cs="Calibri"/>
+          <w:lang w:val="en-GB"/>
+        </w:rPr>
+        <w:t>chmod</w:t>
+      </w:r>
+      <w:proofErr w:type="spellEnd"/>
+      <w:proofErr w:type="gramEnd"/>
+      <w:r>
+        <w:rPr>
+          <w:rFonts w:ascii="Calibri" w:eastAsia="Calibri" w:hAnsi="Calibri" w:cs="Calibri"/>
+          <w:lang w:val="en-GB"/>
+        </w:rPr>
+        <w:t xml:space="preserve"> -R </w:t>
+      </w:r>
+      <w:proofErr w:type="spellStart"/>
+      <w:r>
+        <w:rPr>
+          <w:rFonts w:ascii="Calibri" w:eastAsia="Calibri" w:hAnsi="Calibri" w:cs="Calibri"/>
+          <w:lang w:val="en-GB"/>
+        </w:rPr>
+        <w:t>ugo+rw</w:t>
+      </w:r>
+      <w:proofErr w:type="spellEnd"/>
+      <w:r>
+        <w:rPr>
+          <w:rFonts w:ascii="Calibri" w:eastAsia="Calibri" w:hAnsi="Calibri" w:cs="Calibri"/>
+          <w:lang w:val="en-GB"/>
+        </w:rPr>
+        <w:t xml:space="preserve"> .</w:t>
+      </w:r>
+      <w:proofErr w:type="spellStart"/>
+      <w:r>
+        <w:rPr>
+          <w:rFonts w:ascii="Calibri" w:eastAsia="Calibri" w:hAnsi="Calibri" w:cs="Calibri"/>
+          <w:lang w:val="en-GB"/>
+        </w:rPr>
+        <w:t>netbeans</w:t>
+      </w:r>
+      <w:proofErr w:type="spellEnd"/>
+      <w:r>
+        <w:rPr>
+          <w:rFonts w:ascii="Calibri" w:eastAsia="Calibri" w:hAnsi="Calibri" w:cs="Calibri"/>
+          <w:lang w:val="en-GB"/>
+        </w:rPr>
+        <w:t>/</w:t>
+      </w:r>
     </w:p>
     <w:p>
       <w:pPr>
@@ -5003,6 +6934,92 @@
     </w:lvl>
   </w:abstractNum>
   <w:abstractNum w:abstractNumId="1">
+    <w:nsid w:val="25E02C28"/>
+    <w:multiLevelType w:val="hybridMultilevel"/>
+    <w:tmpl w:val="7EBC7F0C"/>
+    <w:lvl w:ilvl="0" w:tplc="0419000F">
+      <w:start w:val="1"/>
+      <w:numFmt w:val="decimal"/>
+      <w:lvlText w:val="%1."/>
+      <w:lvlJc w:val="left"/>
+      <w:pPr>
+        <w:ind w:left="720" w:hanging="360"/>
+      </w:pPr>
+    </w:lvl>
+    <w:lvl w:ilvl="1" w:tplc="04190019" w:tentative="1">
+      <w:start w:val="1"/>
+      <w:numFmt w:val="lowerLetter"/>
+      <w:lvlText w:val="%2."/>
+      <w:lvlJc w:val="left"/>
+      <w:pPr>
+        <w:ind w:left="1440" w:hanging="360"/>
+      </w:pPr>
+    </w:lvl>
+    <w:lvl w:ilvl="2" w:tplc="0419001B" w:tentative="1">
+      <w:start w:val="1"/>
+      <w:numFmt w:val="lowerRoman"/>
+      <w:lvlText w:val="%3."/>
+      <w:lvlJc w:val="right"/>
+      <w:pPr>
+        <w:ind w:left="2160" w:hanging="180"/>
+      </w:pPr>
+    </w:lvl>
+    <w:lvl w:ilvl="3" w:tplc="0419000F" w:tentative="1">
+      <w:start w:val="1"/>
+      <w:numFmt w:val="decimal"/>
+      <w:lvlText w:val="%4."/>
+      <w:lvlJc w:val="left"/>
+      <w:pPr>
+        <w:ind w:left="2880" w:hanging="360"/>
+      </w:pPr>
+    </w:lvl>
+    <w:lvl w:ilvl="4" w:tplc="04190019" w:tentative="1">
+      <w:start w:val="1"/>
+      <w:numFmt w:val="lowerLetter"/>
+      <w:lvlText w:val="%5."/>
+      <w:lvlJc w:val="left"/>
+      <w:pPr>
+        <w:ind w:left="3600" w:hanging="360"/>
+      </w:pPr>
+    </w:lvl>
+    <w:lvl w:ilvl="5" w:tplc="0419001B" w:tentative="1">
+      <w:start w:val="1"/>
+      <w:numFmt w:val="lowerRoman"/>
+      <w:lvlText w:val="%6."/>
+      <w:lvlJc w:val="right"/>
+      <w:pPr>
+        <w:ind w:left="4320" w:hanging="180"/>
+      </w:pPr>
+    </w:lvl>
+    <w:lvl w:ilvl="6" w:tplc="0419000F" w:tentative="1">
+      <w:start w:val="1"/>
+      <w:numFmt w:val="decimal"/>
+      <w:lvlText w:val="%7."/>
+      <w:lvlJc w:val="left"/>
+      <w:pPr>
+        <w:ind w:left="5040" w:hanging="360"/>
+      </w:pPr>
+    </w:lvl>
+    <w:lvl w:ilvl="7" w:tplc="04190019" w:tentative="1">
+      <w:start w:val="1"/>
+      <w:numFmt w:val="lowerLetter"/>
+      <w:lvlText w:val="%8."/>
+      <w:lvlJc w:val="left"/>
+      <w:pPr>
+        <w:ind w:left="5760" w:hanging="360"/>
+      </w:pPr>
+    </w:lvl>
+    <w:lvl w:ilvl="8" w:tplc="0419001B" w:tentative="1">
+      <w:start w:val="1"/>
+      <w:numFmt w:val="lowerRoman"/>
+      <w:lvlText w:val="%9."/>
+      <w:lvlJc w:val="right"/>
+      <w:pPr>
+        <w:ind w:left="6480" w:hanging="180"/>
+      </w:pPr>
+    </w:lvl>
+  </w:abstractNum>
+  <w:abstractNum w:abstractNumId="2">
     <w:nsid w:val="36FC1778"/>
     <w:multiLevelType w:val="hybridMultilevel"/>
     <w:tmpl w:val="9E7CAAF8"/>
@@ -5091,7 +7108,156 @@
       </w:pPr>
     </w:lvl>
   </w:abstractNum>
-  <w:abstractNum w:abstractNumId="2">
+  <w:abstractNum w:abstractNumId="3">
+    <w:nsid w:val="50702B0F"/>
+    <w:multiLevelType w:val="multilevel"/>
+    <w:tmpl w:val="5396F10A"/>
+    <w:lvl w:ilvl="0">
+      <w:start w:val="1"/>
+      <w:numFmt w:val="bullet"/>
+      <w:lvlText w:val=""/>
+      <w:lvlJc w:val="left"/>
+      <w:pPr>
+        <w:tabs>
+          <w:tab w:val="num" w:pos="720"/>
+        </w:tabs>
+        <w:ind w:left="720" w:hanging="360"/>
+      </w:pPr>
+      <w:rPr>
+        <w:rFonts w:ascii="Symbol" w:hAnsi="Symbol" w:hint="default"/>
+        <w:sz w:val="20"/>
+      </w:rPr>
+    </w:lvl>
+    <w:lvl w:ilvl="1" w:tentative="1">
+      <w:start w:val="1"/>
+      <w:numFmt w:val="bullet"/>
+      <w:lvlText w:val=""/>
+      <w:lvlJc w:val="left"/>
+      <w:pPr>
+        <w:tabs>
+          <w:tab w:val="num" w:pos="1440"/>
+        </w:tabs>
+        <w:ind w:left="1440" w:hanging="360"/>
+      </w:pPr>
+      <w:rPr>
+        <w:rFonts w:ascii="Symbol" w:hAnsi="Symbol" w:hint="default"/>
+        <w:sz w:val="20"/>
+      </w:rPr>
+    </w:lvl>
+    <w:lvl w:ilvl="2" w:tentative="1">
+      <w:start w:val="1"/>
+      <w:numFmt w:val="bullet"/>
+      <w:lvlText w:val=""/>
+      <w:lvlJc w:val="left"/>
+      <w:pPr>
+        <w:tabs>
+          <w:tab w:val="num" w:pos="2160"/>
+        </w:tabs>
+        <w:ind w:left="2160" w:hanging="360"/>
+      </w:pPr>
+      <w:rPr>
+        <w:rFonts w:ascii="Symbol" w:hAnsi="Symbol" w:hint="default"/>
+        <w:sz w:val="20"/>
+      </w:rPr>
+    </w:lvl>
+    <w:lvl w:ilvl="3" w:tentative="1">
+      <w:start w:val="1"/>
+      <w:numFmt w:val="bullet"/>
+      <w:lvlText w:val=""/>
+      <w:lvlJc w:val="left"/>
+      <w:pPr>
+        <w:tabs>
+          <w:tab w:val="num" w:pos="2880"/>
+        </w:tabs>
+        <w:ind w:left="2880" w:hanging="360"/>
+      </w:pPr>
+      <w:rPr>
+        <w:rFonts w:ascii="Symbol" w:hAnsi="Symbol" w:hint="default"/>
+        <w:sz w:val="20"/>
+      </w:rPr>
+    </w:lvl>
+    <w:lvl w:ilvl="4" w:tentative="1">
+      <w:start w:val="1"/>
+      <w:numFmt w:val="bullet"/>
+      <w:lvlText w:val=""/>
+      <w:lvlJc w:val="left"/>
+      <w:pPr>
+        <w:tabs>
+          <w:tab w:val="num" w:pos="3600"/>
+        </w:tabs>
+        <w:ind w:left="3600" w:hanging="360"/>
+      </w:pPr>
+      <w:rPr>
+        <w:rFonts w:ascii="Symbol" w:hAnsi="Symbol" w:hint="default"/>
+        <w:sz w:val="20"/>
+      </w:rPr>
+    </w:lvl>
+    <w:lvl w:ilvl="5" w:tentative="1">
+      <w:start w:val="1"/>
+      <w:numFmt w:val="bullet"/>
+      <w:lvlText w:val=""/>
+      <w:lvlJc w:val="left"/>
+      <w:pPr>
+        <w:tabs>
+          <w:tab w:val="num" w:pos="4320"/>
+        </w:tabs>
+        <w:ind w:left="4320" w:hanging="360"/>
+      </w:pPr>
+      <w:rPr>
+        <w:rFonts w:ascii="Symbol" w:hAnsi="Symbol" w:hint="default"/>
+        <w:sz w:val="20"/>
+      </w:rPr>
+    </w:lvl>
+    <w:lvl w:ilvl="6" w:tentative="1">
+      <w:start w:val="1"/>
+      <w:numFmt w:val="bullet"/>
+      <w:lvlText w:val=""/>
+      <w:lvlJc w:val="left"/>
+      <w:pPr>
+        <w:tabs>
+          <w:tab w:val="num" w:pos="5040"/>
+        </w:tabs>
+        <w:ind w:left="5040" w:hanging="360"/>
+      </w:pPr>
+      <w:rPr>
+        <w:rFonts w:ascii="Symbol" w:hAnsi="Symbol" w:hint="default"/>
+        <w:sz w:val="20"/>
+      </w:rPr>
+    </w:lvl>
+    <w:lvl w:ilvl="7" w:tentative="1">
+      <w:start w:val="1"/>
+      <w:numFmt w:val="bullet"/>
+      <w:lvlText w:val=""/>
+      <w:lvlJc w:val="left"/>
+      <w:pPr>
+        <w:tabs>
+          <w:tab w:val="num" w:pos="5760"/>
+        </w:tabs>
+        <w:ind w:left="5760" w:hanging="360"/>
+      </w:pPr>
+      <w:rPr>
+        <w:rFonts w:ascii="Symbol" w:hAnsi="Symbol" w:hint="default"/>
+        <w:sz w:val="20"/>
+      </w:rPr>
+    </w:lvl>
+    <w:lvl w:ilvl="8" w:tentative="1">
+      <w:start w:val="1"/>
+      <w:numFmt w:val="bullet"/>
+      <w:lvlText w:val=""/>
+      <w:lvlJc w:val="left"/>
+      <w:pPr>
+        <w:tabs>
+          <w:tab w:val="num" w:pos="6480"/>
+        </w:tabs>
+        <w:ind w:left="6480" w:hanging="360"/>
+      </w:pPr>
+      <w:rPr>
+        <w:rFonts w:ascii="Symbol" w:hAnsi="Symbol" w:hint="default"/>
+        <w:sz w:val="20"/>
+      </w:rPr>
+    </w:lvl>
+  </w:abstractNum>
+  <w:abstractNum w:abstractNumId="4">
     <w:nsid w:val="680305DF"/>
     <w:multiLevelType w:val="hybridMultilevel"/>
     <w:tmpl w:val="9DC4062A"/>
@@ -5204,13 +7370,19 @@
     </w:lvl>
   </w:abstractNum>
   <w:num w:numId="1">
-    <w:abstractNumId w:val="2"/>
+    <w:abstractNumId w:val="4"/>
   </w:num>
   <w:num w:numId="2">
-    <w:abstractNumId w:val="1"/>
+    <w:abstractNumId w:val="2"/>
   </w:num>
   <w:num w:numId="3">
     <w:abstractNumId w:val="0"/>
+  </w:num>
+  <w:num w:numId="4">
+    <w:abstractNumId w:val="1"/>
+  </w:num>
+  <w:num w:numId="5">
+    <w:abstractNumId w:val="3"/>
   </w:num>
 </w:numbering>
 </file>
@@ -5652,6 +7824,28 @@
       <w:szCs w:val="26"/>
     </w:rPr>
   </w:style>
+  <w:style w:type="paragraph" w:styleId="Heading3">
+    <w:name w:val="heading 3"/>
+    <w:basedOn w:val="Normal"/>
+    <w:next w:val="Normal"/>
+    <w:link w:val="Heading3Char"/>
+    <w:uiPriority w:val="9"/>
+    <w:unhideWhenUsed/>
+    <w:qFormat/>
+    <w:rsid w:val="00493D1F"/>
+    <w:pPr>
+      <w:keepNext/>
+      <w:keepLines/>
+      <w:spacing w:before="40" w:after="0"/>
+      <w:outlineLvl w:val="2"/>
+    </w:pPr>
+    <w:rPr>
+      <w:rFonts w:asciiTheme="majorHAnsi" w:eastAsiaTheme="majorEastAsia" w:hAnsiTheme="majorHAnsi" w:cstheme="majorBidi"/>
+      <w:color w:val="1F4D78" w:themeColor="accent1" w:themeShade="7F"/>
+      <w:sz w:val="24"/>
+      <w:szCs w:val="24"/>
+    </w:rPr>
+  </w:style>
   <w:style w:type="character" w:default="1" w:styleId="DefaultParagraphFont">
     <w:name w:val="Default Paragraph Font"/>
     <w:uiPriority w:val="1"/>
@@ -5798,6 +7992,33 @@
       <w:ind w:left="720"/>
       <w:contextualSpacing/>
     </w:pPr>
+  </w:style>
+  <w:style w:type="character" w:customStyle="1" w:styleId="apple-converted-space">
+    <w:name w:val="apple-converted-space"/>
+    <w:basedOn w:val="DefaultParagraphFont"/>
+    <w:rsid w:val="000D16E2"/>
+  </w:style>
+  <w:style w:type="paragraph" w:styleId="NoSpacing">
+    <w:name w:val="No Spacing"/>
+    <w:uiPriority w:val="1"/>
+    <w:qFormat/>
+    <w:rsid w:val="00493D1F"/>
+    <w:pPr>
+      <w:spacing w:after="0" w:line="240" w:lineRule="auto"/>
+    </w:pPr>
+  </w:style>
+  <w:style w:type="character" w:customStyle="1" w:styleId="Heading3Char">
+    <w:name w:val="Heading 3 Char"/>
+    <w:basedOn w:val="DefaultParagraphFont"/>
+    <w:link w:val="Heading3"/>
+    <w:uiPriority w:val="9"/>
+    <w:rsid w:val="00493D1F"/>
+    <w:rPr>
+      <w:rFonts w:asciiTheme="majorHAnsi" w:eastAsiaTheme="majorEastAsia" w:hAnsiTheme="majorHAnsi" w:cstheme="majorBidi"/>
+      <w:color w:val="1F4D78" w:themeColor="accent1" w:themeShade="7F"/>
+      <w:sz w:val="24"/>
+      <w:szCs w:val="24"/>
+    </w:rPr>
   </w:style>
 </w:styles>
 </file>

--- a/doc/Linux_notes.docx
+++ b/doc/Linux_notes.docx
@@ -2655,7 +2655,6 @@
           <w:lang w:val="en-GB"/>
         </w:rPr>
       </w:pPr>
-      <w:bookmarkStart w:id="0" w:name="_GoBack"/>
       <w:proofErr w:type="spellStart"/>
       <w:r>
         <w:rPr>
@@ -2673,65 +2672,24 @@
         <w:t xml:space="preserve"> Current Limiter</w:t>
       </w:r>
     </w:p>
-    <w:bookmarkEnd w:id="0"/>
-    <w:p>
-      <w:pPr>
-        <w:spacing w:after="0" w:line="240" w:lineRule="auto"/>
-        <w:rPr>
-          <w:rFonts w:ascii="Calibri" w:eastAsia="Calibri" w:hAnsi="Calibri" w:cs="Calibri"/>
-          <w:lang w:val="en-GB"/>
-        </w:rPr>
-      </w:pPr>
-      <w:r>
-        <w:rPr>
-          <w:rFonts w:ascii="Calibri" w:eastAsia="Calibri" w:hAnsi="Calibri" w:cs="Calibri"/>
-          <w:lang w:val="en-GB"/>
-        </w:rPr>
-        <w:fldChar w:fldCharType="begin"/>
-      </w:r>
-      <w:r>
-        <w:rPr>
-          <w:rFonts w:ascii="Calibri" w:eastAsia="Calibri" w:hAnsi="Calibri" w:cs="Calibri"/>
-          <w:lang w:val="en-GB"/>
-        </w:rPr>
-        <w:instrText xml:space="preserve"> HYPERLINK "</w:instrText>
-      </w:r>
-      <w:r>
-        <w:rPr>
-          <w:rFonts w:ascii="Calibri" w:eastAsia="Calibri" w:hAnsi="Calibri" w:cs="Calibri"/>
-          <w:lang w:val="en-GB"/>
-        </w:rPr>
-        <w:instrText>http://dumbpcs.blogspot.com/2014/07/usb-power-adapter-cables-whats-best-for.html</w:instrText>
-      </w:r>
-      <w:r>
-        <w:rPr>
-          <w:rFonts w:ascii="Calibri" w:eastAsia="Calibri" w:hAnsi="Calibri" w:cs="Calibri"/>
-          <w:lang w:val="en-GB"/>
-        </w:rPr>
-        <w:instrText xml:space="preserve">" </w:instrText>
-      </w:r>
-      <w:r>
-        <w:rPr>
-          <w:rFonts w:ascii="Calibri" w:eastAsia="Calibri" w:hAnsi="Calibri" w:cs="Calibri"/>
-          <w:lang w:val="en-GB"/>
-        </w:rPr>
-        <w:fldChar w:fldCharType="separate"/>
-      </w:r>
-      <w:r>
-        <w:rPr>
-          <w:rStyle w:val="Hyperlink"/>
-          <w:rFonts w:ascii="Calibri" w:eastAsia="Calibri" w:hAnsi="Calibri" w:cs="Calibri"/>
-          <w:lang w:val="en-GB"/>
-        </w:rPr>
-        <w:t>http://dumbpcs.blogspot.com/2014/07/usb-power-adapter-cables-whats-best-for.html</w:t>
-      </w:r>
-      <w:r>
-        <w:rPr>
-          <w:rFonts w:ascii="Calibri" w:eastAsia="Calibri" w:hAnsi="Calibri" w:cs="Calibri"/>
-          <w:lang w:val="en-GB"/>
-        </w:rPr>
-        <w:fldChar w:fldCharType="end"/>
-      </w:r>
+    <w:p>
+      <w:pPr>
+        <w:spacing w:after="0" w:line="240" w:lineRule="auto"/>
+        <w:rPr>
+          <w:rFonts w:ascii="Calibri" w:eastAsia="Calibri" w:hAnsi="Calibri" w:cs="Calibri"/>
+          <w:lang w:val="en-GB"/>
+        </w:rPr>
+      </w:pPr>
+      <w:hyperlink r:id="rId6" w:history="1">
+        <w:r>
+          <w:rPr>
+            <w:rStyle w:val="Hyperlink"/>
+            <w:rFonts w:ascii="Calibri" w:eastAsia="Calibri" w:hAnsi="Calibri" w:cs="Calibri"/>
+            <w:lang w:val="en-GB"/>
+          </w:rPr>
+          <w:t>http://dumbpcs.blogspot.com/2014/07/usb-power-adapter-cables-whats-best-for.html</w:t>
+        </w:r>
+      </w:hyperlink>
     </w:p>
     <w:p>
       <w:pPr>
@@ -2906,7 +2864,7 @@
           <w:lang w:val="en-GB"/>
         </w:rPr>
       </w:pPr>
-      <w:hyperlink r:id="rId6">
+      <w:hyperlink r:id="rId7">
         <w:r>
           <w:rPr>
             <w:rFonts w:ascii="Calibri" w:eastAsia="Calibri" w:hAnsi="Calibri" w:cs="Calibri"/>
@@ -2986,7 +2944,7 @@
           <w:lang w:val="en-GB"/>
         </w:rPr>
       </w:pPr>
-      <w:hyperlink r:id="rId7">
+      <w:hyperlink r:id="rId8">
         <w:r>
           <w:rPr>
             <w:rFonts w:ascii="Calibri" w:eastAsia="Calibri" w:hAnsi="Calibri" w:cs="Calibri"/>
@@ -3138,7 +3096,7 @@
           <w:lang w:val="en-GB"/>
         </w:rPr>
       </w:pPr>
-      <w:hyperlink r:id="rId8">
+      <w:hyperlink r:id="rId9">
         <w:r>
           <w:rPr>
             <w:rFonts w:ascii="Calibri" w:eastAsia="Calibri" w:hAnsi="Calibri" w:cs="Calibri"/>
@@ -3279,7 +3237,7 @@
         </w:rPr>
         <w:t xml:space="preserve">Simple: </w:t>
       </w:r>
-      <w:hyperlink r:id="rId9">
+      <w:hyperlink r:id="rId10">
         <w:r>
           <w:rPr>
             <w:rFonts w:ascii="Calibri" w:eastAsia="Calibri" w:hAnsi="Calibri" w:cs="Calibri"/>
@@ -3449,7 +3407,7 @@
         </w:rPr>
         <w:t xml:space="preserve"> </w:t>
       </w:r>
-      <w:hyperlink r:id="rId10">
+      <w:hyperlink r:id="rId11">
         <w:r>
           <w:rPr>
             <w:rFonts w:ascii="Calibri" w:eastAsia="Calibri" w:hAnsi="Calibri" w:cs="Calibri"/>
@@ -3836,7 +3794,7 @@
           <w:lang w:val="en-GB"/>
         </w:rPr>
       </w:pPr>
-      <w:hyperlink r:id="rId11">
+      <w:hyperlink r:id="rId12">
         <w:r>
           <w:rPr>
             <w:rFonts w:ascii="Calibri" w:eastAsia="Calibri" w:hAnsi="Calibri" w:cs="Calibri"/>
@@ -3908,7 +3866,7 @@
         </w:rPr>
         <w:t xml:space="preserve"> </w:t>
       </w:r>
-      <w:hyperlink r:id="rId12">
+      <w:hyperlink r:id="rId13">
         <w:r>
           <w:rPr>
             <w:rFonts w:ascii="Calibri" w:eastAsia="Calibri" w:hAnsi="Calibri" w:cs="Calibri"/>
@@ -3964,7 +3922,7 @@
           <w:lang w:val="en-GB"/>
         </w:rPr>
       </w:pPr>
-      <w:hyperlink r:id="rId13">
+      <w:hyperlink r:id="rId14">
         <w:r>
           <w:rPr>
             <w:rFonts w:ascii="Calibri" w:eastAsia="Calibri" w:hAnsi="Calibri" w:cs="Calibri"/>
@@ -4017,7 +3975,7 @@
           <w:lang w:val="en-GB"/>
         </w:rPr>
       </w:pPr>
-      <w:hyperlink r:id="rId14">
+      <w:hyperlink r:id="rId15">
         <w:r>
           <w:rPr>
             <w:rFonts w:ascii="Calibri" w:eastAsia="Calibri" w:hAnsi="Calibri" w:cs="Calibri"/>
@@ -4070,7 +4028,7 @@
           <w:lang w:val="en-GB"/>
         </w:rPr>
       </w:pPr>
-      <w:hyperlink r:id="rId15">
+      <w:hyperlink r:id="rId16">
         <w:r>
           <w:rPr>
             <w:rFonts w:ascii="Calibri" w:eastAsia="Calibri" w:hAnsi="Calibri" w:cs="Calibri"/>
@@ -4151,6 +4109,54 @@
           <w:lang w:val="en-GB"/>
         </w:rPr>
       </w:pPr>
+    </w:p>
+    <w:p>
+      <w:pPr>
+        <w:spacing w:after="0" w:line="240" w:lineRule="auto"/>
+        <w:rPr>
+          <w:rFonts w:ascii="Calibri" w:eastAsia="Calibri" w:hAnsi="Calibri" w:cs="Calibri"/>
+          <w:lang w:val="en-US"/>
+        </w:rPr>
+      </w:pPr>
+      <w:r>
+        <w:rPr>
+          <w:rFonts w:ascii="Courier New" w:hAnsi="Courier New" w:cs="Courier New"/>
+          <w:color w:val="222222"/>
+          <w:sz w:val="23"/>
+          <w:szCs w:val="23"/>
+          <w:shd w:val="clear" w:color="auto" w:fill="F9F9F9"/>
+        </w:rPr>
+        <w:t xml:space="preserve">smbpasswd -a </w:t>
+      </w:r>
+      <w:r>
+        <w:rPr>
+          <w:rFonts w:ascii="Courier New" w:hAnsi="Courier New" w:cs="Courier New"/>
+          <w:color w:val="222222"/>
+          <w:sz w:val="23"/>
+          <w:szCs w:val="23"/>
+          <w:shd w:val="clear" w:color="auto" w:fill="F9F9F9"/>
+          <w:lang w:val="en-US"/>
+        </w:rPr>
+        <w:t>pi</w:t>
+      </w:r>
+    </w:p>
+    <w:p>
+      <w:pPr>
+        <w:spacing w:after="0" w:line="240" w:lineRule="auto"/>
+        <w:rPr>
+          <w:rFonts w:ascii="Calibri" w:eastAsia="Calibri" w:hAnsi="Calibri" w:cs="Calibri"/>
+          <w:lang w:val="en-GB"/>
+        </w:rPr>
+      </w:pPr>
+    </w:p>
+    <w:p>
+      <w:pPr>
+        <w:spacing w:after="0" w:line="240" w:lineRule="auto"/>
+        <w:rPr>
+          <w:rFonts w:ascii="Calibri" w:eastAsia="Calibri" w:hAnsi="Calibri" w:cs="Calibri"/>
+          <w:lang w:val="en-GB"/>
+        </w:rPr>
+      </w:pPr>
       <w:proofErr w:type="spellStart"/>
       <w:proofErr w:type="gramStart"/>
       <w:r>
@@ -4448,27 +4454,272 @@
     <w:p>
       <w:pPr>
         <w:spacing w:after="0" w:line="240" w:lineRule="auto"/>
-        <w:rPr>
-          <w:rFonts w:ascii="Calibri" w:eastAsia="Calibri" w:hAnsi="Calibri" w:cs="Calibri"/>
-          <w:lang w:val="en-GB"/>
-        </w:rPr>
-      </w:pPr>
-    </w:p>
-    <w:p>
-      <w:pPr>
-        <w:spacing w:after="0" w:line="240" w:lineRule="auto"/>
-        <w:rPr>
-          <w:rFonts w:ascii="Calibri" w:eastAsia="Calibri" w:hAnsi="Calibri" w:cs="Calibri"/>
-          <w:lang w:val="en-GB"/>
-        </w:rPr>
-      </w:pPr>
-      <w:proofErr w:type="spellStart"/>
+        <w:ind w:left="1440"/>
+        <w:rPr>
+          <w:rFonts w:ascii="Calibri" w:eastAsia="Calibri" w:hAnsi="Calibri" w:cs="Calibri"/>
+          <w:lang w:val="en-GB"/>
+        </w:rPr>
+      </w:pPr>
+    </w:p>
+    <w:p>
+      <w:pPr>
+        <w:spacing w:after="0" w:line="240" w:lineRule="auto"/>
+        <w:ind w:left="1440"/>
+        <w:rPr>
+          <w:rFonts w:ascii="Calibri" w:eastAsia="Calibri" w:hAnsi="Calibri" w:cs="Calibri"/>
+          <w:lang w:val="en-GB"/>
+        </w:rPr>
+      </w:pPr>
+      <w:r>
+        <w:rPr>
+          <w:rFonts w:ascii="Calibri" w:eastAsia="Calibri" w:hAnsi="Calibri" w:cs="Calibri"/>
+          <w:lang w:val="en-GB"/>
+        </w:rPr>
+        <w:t>[</w:t>
+      </w:r>
+      <w:proofErr w:type="spellStart"/>
+      <w:r>
+        <w:rPr>
+          <w:rFonts w:ascii="Calibri" w:eastAsia="Calibri" w:hAnsi="Calibri" w:cs="Calibri"/>
+          <w:lang w:val="en-GB"/>
+        </w:rPr>
+        <w:t>root_share</w:t>
+      </w:r>
+      <w:proofErr w:type="spellEnd"/>
+      <w:r>
+        <w:rPr>
+          <w:rFonts w:ascii="Calibri" w:eastAsia="Calibri" w:hAnsi="Calibri" w:cs="Calibri"/>
+          <w:lang w:val="en-GB"/>
+        </w:rPr>
+        <w:t>]</w:t>
+      </w:r>
+    </w:p>
+    <w:p>
+      <w:pPr>
+        <w:spacing w:after="0" w:line="240" w:lineRule="auto"/>
+        <w:ind w:left="1440"/>
+        <w:rPr>
+          <w:rFonts w:ascii="Calibri" w:eastAsia="Calibri" w:hAnsi="Calibri" w:cs="Calibri"/>
+          <w:lang w:val="en-GB"/>
+        </w:rPr>
+      </w:pPr>
       <w:proofErr w:type="gramStart"/>
       <w:r>
         <w:rPr>
           <w:rFonts w:ascii="Calibri" w:eastAsia="Calibri" w:hAnsi="Calibri" w:cs="Calibri"/>
           <w:lang w:val="en-GB"/>
         </w:rPr>
+        <w:t>path</w:t>
+      </w:r>
+      <w:proofErr w:type="gramEnd"/>
+      <w:r>
+        <w:rPr>
+          <w:rFonts w:ascii="Calibri" w:eastAsia="Calibri" w:hAnsi="Calibri" w:cs="Calibri"/>
+          <w:lang w:val="en-GB"/>
+        </w:rPr>
+        <w:t xml:space="preserve"> = /home/root</w:t>
+      </w:r>
+      <w:r>
+        <w:rPr>
+          <w:rFonts w:ascii="Calibri" w:eastAsia="Calibri" w:hAnsi="Calibri" w:cs="Calibri"/>
+          <w:lang w:val="en-GB"/>
+        </w:rPr>
+        <w:t>/share</w:t>
+      </w:r>
+    </w:p>
+    <w:p>
+      <w:pPr>
+        <w:spacing w:after="0" w:line="240" w:lineRule="auto"/>
+        <w:ind w:left="1440"/>
+        <w:rPr>
+          <w:rFonts w:ascii="Calibri" w:eastAsia="Calibri" w:hAnsi="Calibri" w:cs="Calibri"/>
+          <w:lang w:val="en-GB"/>
+        </w:rPr>
+      </w:pPr>
+      <w:proofErr w:type="gramStart"/>
+      <w:r>
+        <w:rPr>
+          <w:rFonts w:ascii="Calibri" w:eastAsia="Calibri" w:hAnsi="Calibri" w:cs="Calibri"/>
+          <w:lang w:val="en-GB"/>
+        </w:rPr>
+        <w:t>available</w:t>
+      </w:r>
+      <w:proofErr w:type="gramEnd"/>
+      <w:r>
+        <w:rPr>
+          <w:rFonts w:ascii="Calibri" w:eastAsia="Calibri" w:hAnsi="Calibri" w:cs="Calibri"/>
+          <w:lang w:val="en-GB"/>
+        </w:rPr>
+        <w:t xml:space="preserve"> = yes</w:t>
+      </w:r>
+    </w:p>
+    <w:p>
+      <w:pPr>
+        <w:spacing w:after="0" w:line="240" w:lineRule="auto"/>
+        <w:ind w:left="1440"/>
+        <w:rPr>
+          <w:rFonts w:ascii="Calibri" w:eastAsia="Calibri" w:hAnsi="Calibri" w:cs="Calibri"/>
+          <w:lang w:val="en-GB"/>
+        </w:rPr>
+      </w:pPr>
+      <w:proofErr w:type="gramStart"/>
+      <w:r>
+        <w:rPr>
+          <w:rFonts w:ascii="Calibri" w:eastAsia="Calibri" w:hAnsi="Calibri" w:cs="Calibri"/>
+          <w:lang w:val="en-GB"/>
+        </w:rPr>
+        <w:t>valid</w:t>
+      </w:r>
+      <w:proofErr w:type="gramEnd"/>
+      <w:r>
+        <w:rPr>
+          <w:rFonts w:ascii="Calibri" w:eastAsia="Calibri" w:hAnsi="Calibri" w:cs="Calibri"/>
+          <w:lang w:val="en-GB"/>
+        </w:rPr>
+        <w:t xml:space="preserve"> users = root</w:t>
+      </w:r>
+    </w:p>
+    <w:p>
+      <w:pPr>
+        <w:spacing w:after="0" w:line="240" w:lineRule="auto"/>
+        <w:ind w:left="1440"/>
+        <w:rPr>
+          <w:rFonts w:ascii="Calibri" w:eastAsia="Calibri" w:hAnsi="Calibri" w:cs="Calibri"/>
+          <w:lang w:val="en-GB"/>
+        </w:rPr>
+      </w:pPr>
+      <w:proofErr w:type="gramStart"/>
+      <w:r>
+        <w:rPr>
+          <w:rFonts w:ascii="Calibri" w:eastAsia="Calibri" w:hAnsi="Calibri" w:cs="Calibri"/>
+          <w:lang w:val="en-GB"/>
+        </w:rPr>
+        <w:t>read</w:t>
+      </w:r>
+      <w:proofErr w:type="gramEnd"/>
+      <w:r>
+        <w:rPr>
+          <w:rFonts w:ascii="Calibri" w:eastAsia="Calibri" w:hAnsi="Calibri" w:cs="Calibri"/>
+          <w:lang w:val="en-GB"/>
+        </w:rPr>
+        <w:t xml:space="preserve"> only = no</w:t>
+      </w:r>
+    </w:p>
+    <w:p>
+      <w:pPr>
+        <w:spacing w:after="0" w:line="240" w:lineRule="auto"/>
+        <w:ind w:left="1440"/>
+        <w:rPr>
+          <w:rFonts w:ascii="Calibri" w:eastAsia="Calibri" w:hAnsi="Calibri" w:cs="Calibri"/>
+          <w:lang w:val="en-GB"/>
+        </w:rPr>
+      </w:pPr>
+      <w:proofErr w:type="spellStart"/>
+      <w:proofErr w:type="gramStart"/>
+      <w:r>
+        <w:rPr>
+          <w:rFonts w:ascii="Calibri" w:eastAsia="Calibri" w:hAnsi="Calibri" w:cs="Calibri"/>
+          <w:lang w:val="en-GB"/>
+        </w:rPr>
+        <w:t>browsable</w:t>
+      </w:r>
+      <w:proofErr w:type="spellEnd"/>
+      <w:proofErr w:type="gramEnd"/>
+      <w:r>
+        <w:rPr>
+          <w:rFonts w:ascii="Calibri" w:eastAsia="Calibri" w:hAnsi="Calibri" w:cs="Calibri"/>
+          <w:lang w:val="en-GB"/>
+        </w:rPr>
+        <w:t xml:space="preserve"> = yes</w:t>
+      </w:r>
+    </w:p>
+    <w:p>
+      <w:pPr>
+        <w:spacing w:after="0" w:line="240" w:lineRule="auto"/>
+        <w:ind w:left="1440"/>
+        <w:rPr>
+          <w:rFonts w:ascii="Calibri" w:eastAsia="Calibri" w:hAnsi="Calibri" w:cs="Calibri"/>
+          <w:lang w:val="en-GB"/>
+        </w:rPr>
+      </w:pPr>
+      <w:proofErr w:type="gramStart"/>
+      <w:r>
+        <w:rPr>
+          <w:rFonts w:ascii="Calibri" w:eastAsia="Calibri" w:hAnsi="Calibri" w:cs="Calibri"/>
+          <w:lang w:val="en-GB"/>
+        </w:rPr>
+        <w:t>public</w:t>
+      </w:r>
+      <w:proofErr w:type="gramEnd"/>
+      <w:r>
+        <w:rPr>
+          <w:rFonts w:ascii="Calibri" w:eastAsia="Calibri" w:hAnsi="Calibri" w:cs="Calibri"/>
+          <w:lang w:val="en-GB"/>
+        </w:rPr>
+        <w:t xml:space="preserve"> = yes</w:t>
+      </w:r>
+    </w:p>
+    <w:p>
+      <w:pPr>
+        <w:spacing w:after="0" w:line="240" w:lineRule="auto"/>
+        <w:ind w:left="1440"/>
+        <w:rPr>
+          <w:rFonts w:ascii="Calibri" w:eastAsia="Calibri" w:hAnsi="Calibri" w:cs="Calibri"/>
+          <w:lang w:val="en-GB"/>
+        </w:rPr>
+      </w:pPr>
+      <w:proofErr w:type="gramStart"/>
+      <w:r>
+        <w:rPr>
+          <w:rFonts w:ascii="Calibri" w:eastAsia="Calibri" w:hAnsi="Calibri" w:cs="Calibri"/>
+          <w:lang w:val="en-GB"/>
+        </w:rPr>
+        <w:t>writable</w:t>
+      </w:r>
+      <w:proofErr w:type="gramEnd"/>
+      <w:r>
+        <w:rPr>
+          <w:rFonts w:ascii="Calibri" w:eastAsia="Calibri" w:hAnsi="Calibri" w:cs="Calibri"/>
+          <w:lang w:val="en-GB"/>
+        </w:rPr>
+        <w:t xml:space="preserve"> = yes</w:t>
+      </w:r>
+    </w:p>
+    <w:p>
+      <w:pPr>
+        <w:spacing w:after="0" w:line="240" w:lineRule="auto"/>
+        <w:ind w:left="1440"/>
+        <w:rPr>
+          <w:rFonts w:ascii="Calibri" w:eastAsia="Calibri" w:hAnsi="Calibri" w:cs="Calibri"/>
+          <w:lang w:val="en-GB"/>
+        </w:rPr>
+      </w:pPr>
+    </w:p>
+    <w:p>
+      <w:pPr>
+        <w:spacing w:after="0" w:line="240" w:lineRule="auto"/>
+        <w:rPr>
+          <w:rFonts w:ascii="Calibri" w:eastAsia="Calibri" w:hAnsi="Calibri" w:cs="Calibri"/>
+          <w:lang w:val="en-GB"/>
+        </w:rPr>
+      </w:pPr>
+    </w:p>
+    <w:p>
+      <w:pPr>
+        <w:spacing w:after="0" w:line="240" w:lineRule="auto"/>
+        <w:rPr>
+          <w:rFonts w:ascii="Calibri" w:eastAsia="Calibri" w:hAnsi="Calibri" w:cs="Calibri"/>
+          <w:lang w:val="en-GB"/>
+        </w:rPr>
+      </w:pPr>
+      <w:bookmarkStart w:id="0" w:name="_GoBack"/>
+      <w:proofErr w:type="spellStart"/>
+      <w:proofErr w:type="gramStart"/>
+      <w:r>
+        <w:rPr>
+          <w:rFonts w:ascii="Calibri" w:eastAsia="Calibri" w:hAnsi="Calibri" w:cs="Calibri"/>
+          <w:lang w:val="en-GB"/>
+        </w:rPr>
         <w:t>sudo</w:t>
       </w:r>
       <w:proofErr w:type="spellEnd"/>
@@ -4481,6 +4732,7 @@
         <w:t xml:space="preserve"> service samba restart</w:t>
       </w:r>
     </w:p>
+    <w:bookmarkEnd w:id="0"/>
     <w:p>
       <w:pPr>
         <w:keepNext/>
@@ -4594,7 +4846,7 @@
           <w:lang w:val="en-GB"/>
         </w:rPr>
       </w:pPr>
-      <w:hyperlink r:id="rId16">
+      <w:hyperlink r:id="rId17">
         <w:r>
           <w:rPr>
             <w:rFonts w:ascii="Calibri" w:eastAsia="Calibri" w:hAnsi="Calibri" w:cs="Calibri"/>
@@ -4923,7 +5175,7 @@
           <w:lang w:val="en-GB"/>
         </w:rPr>
       </w:pPr>
-      <w:hyperlink r:id="rId17">
+      <w:hyperlink r:id="rId18">
         <w:r>
           <w:rPr>
             <w:rFonts w:ascii="Calibri" w:eastAsia="Calibri" w:hAnsi="Calibri" w:cs="Calibri"/>
@@ -5061,6 +5313,7 @@
           <w:sz w:val="20"/>
           <w:lang w:val="en-GB"/>
         </w:rPr>
+        <w:lastRenderedPageBreak/>
         <w:t>cd</w:t>
       </w:r>
       <w:proofErr w:type="gramEnd"/>
@@ -5256,7 +5509,7 @@
           <w:lang w:val="en-GB"/>
         </w:rPr>
       </w:pPr>
-      <w:hyperlink r:id="rId18">
+      <w:hyperlink r:id="rId19">
         <w:r>
           <w:rPr>
             <w:rFonts w:ascii="Calibri" w:eastAsia="Calibri" w:hAnsi="Calibri" w:cs="Calibri"/>
@@ -5366,7 +5619,6 @@
           <w:rFonts w:ascii="Calibri" w:eastAsia="Calibri" w:hAnsi="Calibri" w:cs="Calibri"/>
           <w:lang w:val="en-GB"/>
         </w:rPr>
-        <w:lastRenderedPageBreak/>
         <w:t>./</w:t>
       </w:r>
       <w:proofErr w:type="gramEnd"/>
@@ -5541,7 +5793,7 @@
           <w:lang w:val="en-GB"/>
         </w:rPr>
       </w:pPr>
-      <w:hyperlink r:id="rId19" w:history="1">
+      <w:hyperlink r:id="rId20" w:history="1">
         <w:r>
           <w:rPr>
             <w:rStyle w:val="Hyperlink"/>
@@ -5906,7 +6158,7 @@
           <w:lang w:val="en-GB"/>
         </w:rPr>
       </w:pPr>
-      <w:hyperlink r:id="rId20" w:history="1">
+      <w:hyperlink r:id="rId21" w:history="1">
         <w:r>
           <w:rPr>
             <w:rStyle w:val="Hyperlink"/>
@@ -6358,7 +6610,7 @@
           <w:lang w:val="en-GB"/>
         </w:rPr>
       </w:pPr>
-      <w:hyperlink r:id="rId21" w:history="1">
+      <w:hyperlink r:id="rId22" w:history="1">
         <w:r>
           <w:rPr>
             <w:rStyle w:val="Hyperlink"/>
@@ -6438,7 +6690,7 @@
         </w:rPr>
         <w:t xml:space="preserve">: </w:t>
       </w:r>
-      <w:hyperlink r:id="rId22" w:history="1">
+      <w:hyperlink r:id="rId23" w:history="1">
         <w:r>
           <w:rPr>
             <w:rStyle w:val="Hyperlink"/>
@@ -6469,7 +6721,7 @@
         </w:rPr>
         <w:t xml:space="preserve">Download </w:t>
       </w:r>
-      <w:hyperlink r:id="rId23" w:history="1">
+      <w:hyperlink r:id="rId24" w:history="1">
         <w:r>
           <w:rPr>
             <w:rStyle w:val="Hyperlink"/>
@@ -6717,7 +6969,7 @@
           <w:lang w:val="en-GB"/>
         </w:rPr>
       </w:pPr>
-      <w:hyperlink r:id="rId24" w:history="1">
+      <w:hyperlink r:id="rId25" w:history="1">
         <w:r>
           <w:rPr>
             <w:rStyle w:val="Hyperlink"/>
